--- a/二次上会整改材料/word/2.运维服务能力管理指标体系.docx
+++ b/二次上会整改材料/word/2.运维服务能力管理指标体系.docx
@@ -1,12 +1,15 @@
 
 <file path=word/document.xml><?xml version="1.0" encoding="utf-8"?>
-<w:document xmlns:wpc="http://schemas.microsoft.com/office/word/2010/wordprocessingCanvas" xmlns:mc="http://schemas.openxmlformats.org/markup-compatibility/2006" xmlns:o="urn:schemas-microsoft-com:office:office" xmlns:r="http://schemas.openxmlformats.org/officeDocument/2006/relationships" xmlns:m="http://schemas.openxmlformats.org/officeDocument/2006/math" xmlns:v="urn:schemas-microsoft-com:vml" xmlns:wp14="http://schemas.microsoft.com/office/word/2010/wordprocessingDrawing" xmlns:wp="http://schemas.openxmlformats.org/drawingml/2006/wordprocessingDrawing" xmlns:w="http://schemas.openxmlformats.org/wordprocessingml/2006/main" xmlns:w14="http://schemas.microsoft.com/office/word/2010/wordml" xmlns:w10="urn:schemas-microsoft-com:office:word" xmlns:w15="http://schemas.microsoft.com/office/word/2012/wordml" xmlns:wpg="http://schemas.microsoft.com/office/word/2010/wordprocessingGroup" xmlns:wpi="http://schemas.microsoft.com/office/word/2010/wordprocessingInk" xmlns:wne="http://schemas.microsoft.com/office/word/2006/wordml" xmlns:wps="http://schemas.microsoft.com/office/word/2010/wordprocessingShape" xmlns:wpsCustomData="http://www.wps.cn/officeDocument/2013/wpsCustomData" mc:Ignorable="w14 w15 wp14">
-  <w:background w:color="FFFFFF"/>
+<w:document xmlns:wpc="http://schemas.microsoft.com/office/word/2010/wordprocessingCanvas" xmlns:mc="http://schemas.openxmlformats.org/markup-compatibility/2006" xmlns:o="urn:schemas-microsoft-com:office:office" xmlns:r="http://schemas.openxmlformats.org/officeDocument/2006/relationships" xmlns:m="http://schemas.openxmlformats.org/officeDocument/2006/math" xmlns:v="urn:schemas-microsoft-com:vml" xmlns:wp14="http://schemas.microsoft.com/office/word/2010/wordprocessingDrawing" xmlns:wp="http://schemas.openxmlformats.org/drawingml/2006/wordprocessingDrawing" xmlns:w10="urn:schemas-microsoft-com:office:word" xmlns:w="http://schemas.openxmlformats.org/wordprocessingml/2006/main" xmlns:w14="http://schemas.microsoft.com/office/word/2010/wordml" xmlns:w15="http://schemas.microsoft.com/office/word/2012/wordml" xmlns:wne="http://schemas.microsoft.com/office/word/2006/wordml" xmlns:wpg="http://schemas.microsoft.com/office/word/2010/wordprocessingGroup" xmlns:wpi="http://schemas.microsoft.com/office/word/2010/wordprocessingInk" xmlns:wps="http://schemas.microsoft.com/office/word/2010/wordprocessingShape" mc:Ignorable="w14 w15 wp14">
+  <!-- Generated by Aspose.Words for .NET 13.3.0.1 -->
+  <w:background w:color="ffffff">
+    <v:background id="_x0000_s1025" filled="t"/>
+  </w:background>
   <w:body>
     <w:p>
       <w:pPr>
         <w:rPr>
-          <w:rFonts w:asciiTheme="minorEastAsia" w:hAnsiTheme="minorEastAsia" w:eastAsiaTheme="minorEastAsia"/>
+          <w:rFonts w:asciiTheme="minorEastAsia" w:eastAsiaTheme="minorEastAsia" w:hAnsiTheme="minorEastAsia"/>
           <w:sz w:val="52"/>
           <w:szCs w:val="52"/>
         </w:rPr>
@@ -24,31 +27,12 @@
       </w:pPr>
       <w:r>
         <w:rPr>
-          <w:rFonts w:hint="eastAsia" w:ascii="宋体" w:hAnsi="宋体"/>
+          <w:rFonts w:ascii="宋体" w:hAnsi="宋体" w:hint="eastAsia"/>
           <w:b/>
           <w:sz w:val="52"/>
           <w:szCs w:val="52"/>
         </w:rPr>
-        <w:t>青岛</w:t>
-      </w:r>
-      <w:r>
-        <w:rPr>
-          <w:rFonts w:hint="eastAsia" w:ascii="宋体" w:hAnsi="宋体"/>
-          <w:b/>
-          <w:sz w:val="52"/>
-          <w:szCs w:val="52"/>
-          <w:lang w:eastAsia="zh-CN"/>
-        </w:rPr>
-        <w:t>九邮信息技术</w:t>
-      </w:r>
-      <w:r>
-        <w:rPr>
-          <w:rFonts w:hint="eastAsia" w:ascii="宋体" w:hAnsi="宋体"/>
-          <w:b/>
-          <w:sz w:val="52"/>
-          <w:szCs w:val="52"/>
-        </w:rPr>
-        <w:t>有限公司</w:t>
+        <w:t>南京航之舟数字科技有限公司</w:t>
       </w:r>
     </w:p>
     <w:p>
@@ -63,7 +47,7 @@
       </w:pPr>
       <w:r>
         <w:rPr>
-          <w:rFonts w:hint="eastAsia" w:ascii="宋体" w:hAnsi="宋体"/>
+          <w:rFonts w:ascii="宋体" w:hAnsi="宋体" w:hint="eastAsia"/>
           <w:b/>
           <w:sz w:val="52"/>
           <w:szCs w:val="52"/>
@@ -83,7 +67,7 @@
       </w:pPr>
       <w:r>
         <w:rPr>
-          <w:rFonts w:hint="eastAsia" w:ascii="宋体" w:hAnsi="宋体"/>
+          <w:rFonts w:ascii="宋体" w:hAnsi="宋体" w:hint="eastAsia"/>
           <w:b/>
           <w:sz w:val="36"/>
           <w:szCs w:val="36"/>
@@ -114,7 +98,7 @@
     <w:p>
       <w:pPr>
         <w:spacing w:line="360" w:lineRule="auto"/>
-        <w:ind w:firstLine="1342" w:firstLineChars="423"/>
+        <w:ind w:firstLine="888" w:firstLineChars="423"/>
         <w:jc w:val="left"/>
         <w:rPr>
           <w:rFonts w:ascii="Times New Roman"/>
@@ -127,16 +111,16 @@
     </w:p>
     <w:tbl>
       <w:tblPr>
-        <w:tblStyle w:val="12"/>
+        <w:tblStyle w:val="TableNormal"/>
         <w:tblW w:w="8526" w:type="dxa"/>
         <w:jc w:val="center"/>
         <w:tblBorders>
-          <w:top w:val="single" w:color="auto" w:sz="4" w:space="0"/>
-          <w:left w:val="single" w:color="auto" w:sz="4" w:space="0"/>
-          <w:bottom w:val="single" w:color="auto" w:sz="4" w:space="0"/>
-          <w:right w:val="single" w:color="auto" w:sz="4" w:space="0"/>
-          <w:insideH w:val="single" w:color="auto" w:sz="4" w:space="0"/>
-          <w:insideV w:val="single" w:color="auto" w:sz="4" w:space="0"/>
+          <w:top w:val="single" w:sz="4" w:space="0" w:color="auto"/>
+          <w:left w:val="single" w:sz="4" w:space="0" w:color="auto"/>
+          <w:bottom w:val="single" w:sz="4" w:space="0" w:color="auto"/>
+          <w:right w:val="single" w:sz="4" w:space="0" w:color="auto"/>
+          <w:insideH w:val="single" w:sz="4" w:space="0" w:color="auto"/>
+          <w:insideV w:val="single" w:sz="4" w:space="0" w:color="auto"/>
         </w:tblBorders>
         <w:tblLayout w:type="fixed"/>
         <w:tblCellMar>
@@ -156,14 +140,17 @@
       </w:tblGrid>
       <w:tr>
         <w:tblPrEx>
+          <w:tblW w:w="8526" w:type="dxa"/>
+          <w:jc w:val="center"/>
           <w:tblBorders>
-            <w:top w:val="single" w:color="auto" w:sz="4" w:space="0"/>
-            <w:left w:val="single" w:color="auto" w:sz="4" w:space="0"/>
-            <w:bottom w:val="single" w:color="auto" w:sz="4" w:space="0"/>
-            <w:right w:val="single" w:color="auto" w:sz="4" w:space="0"/>
-            <w:insideH w:val="single" w:color="auto" w:sz="4" w:space="0"/>
-            <w:insideV w:val="single" w:color="auto" w:sz="4" w:space="0"/>
+            <w:top w:val="single" w:sz="4" w:space="0" w:color="auto"/>
+            <w:left w:val="single" w:sz="4" w:space="0" w:color="auto"/>
+            <w:bottom w:val="single" w:sz="4" w:space="0" w:color="auto"/>
+            <w:right w:val="single" w:sz="4" w:space="0" w:color="auto"/>
+            <w:insideH w:val="single" w:sz="4" w:space="0" w:color="auto"/>
+            <w:insideV w:val="single" w:sz="4" w:space="0" w:color="auto"/>
           </w:tblBorders>
+          <w:tblLayout w:type="fixed"/>
           <w:tblCellMar>
             <w:top w:w="0" w:type="dxa"/>
             <w:left w:w="108" w:type="dxa"/>
@@ -172,7 +159,7 @@
           </w:tblCellMar>
         </w:tblPrEx>
         <w:trPr>
-          <w:trHeight w:val="351" w:hRule="atLeast"/>
+          <w:trHeight w:val="351"/>
           <w:jc w:val="center"/>
         </w:trPr>
         <w:tc>
@@ -183,13 +170,13 @@
             <w:pPr>
               <w:jc w:val="center"/>
               <w:rPr>
-                <w:rFonts w:ascii="微软雅黑" w:hAnsi="微软雅黑" w:eastAsia="微软雅黑"/>
+                <w:rFonts w:ascii="微软雅黑" w:eastAsia="微软雅黑" w:hAnsi="微软雅黑"/>
                 <w:b/>
               </w:rPr>
             </w:pPr>
             <w:r>
               <w:rPr>
-                <w:rFonts w:hint="eastAsia" w:ascii="微软雅黑" w:hAnsi="微软雅黑" w:eastAsia="微软雅黑"/>
+                <w:rFonts w:ascii="微软雅黑" w:eastAsia="微软雅黑" w:hAnsi="微软雅黑" w:hint="eastAsia"/>
                 <w:b/>
               </w:rPr>
               <w:t>编制</w:t>
@@ -204,7 +191,7 @@
             <w:pPr>
               <w:jc w:val="center"/>
               <w:rPr>
-                <w:rFonts w:hint="eastAsia" w:ascii="微软雅黑" w:hAnsi="微软雅黑" w:eastAsia="微软雅黑"/>
+                <w:rFonts w:ascii="微软雅黑" w:eastAsia="微软雅黑" w:hAnsi="微软雅黑" w:hint="eastAsia"/>
                 <w:sz w:val="24"/>
                 <w:szCs w:val="24"/>
                 <w:lang w:eastAsia="zh-CN"/>
@@ -212,7 +199,7 @@
             </w:pPr>
             <w:r>
               <w:rPr>
-                <w:rFonts w:hint="eastAsia" w:ascii="微软雅黑" w:hAnsi="微软雅黑" w:eastAsia="微软雅黑"/>
+                <w:rFonts w:ascii="微软雅黑" w:eastAsia="微软雅黑" w:hAnsi="微软雅黑" w:hint="eastAsia"/>
                 <w:sz w:val="21"/>
                 <w:szCs w:val="21"/>
                 <w:lang w:eastAsia="zh-CN"/>
@@ -229,14 +216,14 @@
             <w:pPr>
               <w:jc w:val="center"/>
               <w:rPr>
-                <w:rFonts w:hint="eastAsia" w:ascii="微软雅黑" w:hAnsi="微软雅黑" w:eastAsia="微软雅黑"/>
+                <w:rFonts w:ascii="微软雅黑" w:eastAsia="微软雅黑" w:hAnsi="微软雅黑" w:hint="eastAsia"/>
                 <w:b/>
                 <w:lang w:eastAsia="zh-CN"/>
               </w:rPr>
             </w:pPr>
             <w:r>
               <w:rPr>
-                <w:rFonts w:hint="eastAsia" w:ascii="微软雅黑" w:hAnsi="微软雅黑" w:eastAsia="微软雅黑"/>
+                <w:rFonts w:ascii="微软雅黑" w:eastAsia="微软雅黑" w:hAnsi="微软雅黑" w:hint="eastAsia"/>
                 <w:b/>
                 <w:lang w:eastAsia="zh-CN"/>
               </w:rPr>
@@ -252,14 +239,14 @@
             <w:pPr>
               <w:jc w:val="center"/>
               <w:rPr>
-                <w:rFonts w:hint="default" w:ascii="微软雅黑" w:hAnsi="微软雅黑" w:eastAsia="微软雅黑"/>
+                <w:rFonts w:ascii="微软雅黑" w:eastAsia="微软雅黑" w:hAnsi="微软雅黑" w:hint="default"/>
                 <w:szCs w:val="21"/>
                 <w:lang w:val="en-US" w:eastAsia="zh-CN"/>
               </w:rPr>
             </w:pPr>
             <w:r>
               <w:rPr>
-                <w:rFonts w:hint="eastAsia" w:ascii="微软雅黑" w:hAnsi="微软雅黑" w:eastAsia="微软雅黑"/>
+                <w:rFonts w:ascii="微软雅黑" w:eastAsia="微软雅黑" w:hAnsi="微软雅黑" w:hint="eastAsia"/>
                 <w:szCs w:val="21"/>
                 <w:lang w:val="en-US" w:eastAsia="zh-CN"/>
               </w:rPr>
@@ -275,14 +262,14 @@
             <w:pPr>
               <w:jc w:val="center"/>
               <w:rPr>
-                <w:rFonts w:hint="eastAsia" w:ascii="微软雅黑" w:hAnsi="微软雅黑" w:eastAsia="微软雅黑"/>
+                <w:rFonts w:ascii="微软雅黑" w:eastAsia="微软雅黑" w:hAnsi="微软雅黑" w:hint="eastAsia"/>
                 <w:szCs w:val="21"/>
                 <w:lang w:val="en-US" w:eastAsia="zh-CN"/>
               </w:rPr>
             </w:pPr>
             <w:r>
               <w:rPr>
-                <w:rFonts w:hint="eastAsia" w:ascii="微软雅黑" w:hAnsi="微软雅黑" w:eastAsia="微软雅黑"/>
+                <w:rFonts w:ascii="微软雅黑" w:eastAsia="微软雅黑" w:hAnsi="微软雅黑" w:hint="eastAsia"/>
                 <w:b/>
                 <w:bCs/>
                 <w:szCs w:val="21"/>
@@ -300,32 +287,27 @@
             <w:pPr>
               <w:jc w:val="center"/>
               <w:rPr>
-                <w:rFonts w:hint="eastAsia" w:ascii="微软雅黑" w:hAnsi="微软雅黑" w:eastAsia="微软雅黑"/>
+                <w:rFonts w:ascii="微软雅黑" w:eastAsia="微软雅黑" w:hAnsi="微软雅黑" w:hint="eastAsia"/>
                 <w:szCs w:val="21"/>
                 <w:lang w:val="en-US" w:eastAsia="zh-CN"/>
               </w:rPr>
             </w:pPr>
             <w:r>
               <w:rPr>
-                <w:rFonts w:hint="eastAsia" w:ascii="微软雅黑" w:hAnsi="微软雅黑" w:eastAsia="微软雅黑"/>
+                <w:rFonts w:ascii="微软雅黑" w:eastAsia="微软雅黑" w:hAnsi="微软雅黑" w:hint="eastAsia"/>
                 <w:szCs w:val="21"/>
                 <w:lang w:val="en-US" w:eastAsia="zh-CN"/>
               </w:rPr>
-              <w:t>孙元朝</w:t>
+              <w:t>陈潮华</w:t>
             </w:r>
           </w:p>
         </w:tc>
       </w:tr>
       <w:tr>
         <w:tblPrEx>
-          <w:tblBorders>
-            <w:top w:val="single" w:color="auto" w:sz="4" w:space="0"/>
-            <w:left w:val="single" w:color="auto" w:sz="4" w:space="0"/>
-            <w:bottom w:val="single" w:color="auto" w:sz="4" w:space="0"/>
-            <w:right w:val="single" w:color="auto" w:sz="4" w:space="0"/>
-            <w:insideH w:val="single" w:color="auto" w:sz="4" w:space="0"/>
-            <w:insideV w:val="single" w:color="auto" w:sz="4" w:space="0"/>
-          </w:tblBorders>
+          <w:tblW w:w="8526" w:type="dxa"/>
+          <w:jc w:val="center"/>
+          <w:tblLayout w:type="fixed"/>
           <w:tblCellMar>
             <w:top w:w="0" w:type="dxa"/>
             <w:left w:w="108" w:type="dxa"/>
@@ -334,7 +316,7 @@
           </w:tblCellMar>
         </w:tblPrEx>
         <w:trPr>
-          <w:trHeight w:val="296" w:hRule="atLeast"/>
+          <w:trHeight w:val="296"/>
           <w:jc w:val="center"/>
         </w:trPr>
         <w:tc>
@@ -346,7 +328,7 @@
             <w:pPr>
               <w:jc w:val="center"/>
               <w:rPr>
-                <w:rFonts w:hint="eastAsia" w:ascii="微软雅黑" w:hAnsi="微软雅黑" w:eastAsia="微软雅黑"/>
+                <w:rFonts w:ascii="微软雅黑" w:eastAsia="微软雅黑" w:hAnsi="微软雅黑" w:hint="eastAsia"/>
                 <w:sz w:val="24"/>
                 <w:szCs w:val="24"/>
                 <w:lang w:eastAsia="zh-CN"/>
@@ -354,7 +336,7 @@
             </w:pPr>
             <w:r>
               <w:rPr>
-                <w:rFonts w:hint="eastAsia" w:ascii="微软雅黑" w:hAnsi="微软雅黑" w:eastAsia="微软雅黑"/>
+                <w:rFonts w:ascii="微软雅黑" w:eastAsia="微软雅黑" w:hAnsi="微软雅黑" w:hint="eastAsia"/>
                 <w:b/>
                 <w:bCs/>
                 <w:sz w:val="22"/>
@@ -374,18 +356,18 @@
             <w:pPr>
               <w:jc w:val="center"/>
               <w:rPr>
-                <w:rFonts w:hint="default" w:ascii="微软雅黑" w:hAnsi="微软雅黑" w:eastAsia="微软雅黑"/>
+                <w:rFonts w:ascii="微软雅黑" w:eastAsia="微软雅黑" w:hAnsi="微软雅黑" w:hint="default"/>
                 <w:szCs w:val="21"/>
                 <w:lang w:val="en-US" w:eastAsia="zh-CN"/>
               </w:rPr>
             </w:pPr>
             <w:r>
               <w:rPr>
-                <w:rFonts w:hint="eastAsia" w:ascii="微软雅黑" w:hAnsi="微软雅黑" w:eastAsia="微软雅黑"/>
+                <w:rFonts w:ascii="微软雅黑" w:eastAsia="微软雅黑" w:hAnsi="微软雅黑" w:hint="eastAsia"/>
                 <w:szCs w:val="21"/>
                 <w:lang w:val="en-US" w:eastAsia="zh-CN"/>
               </w:rPr>
-              <w:t>2019年8月20日</w:t>
+              <w:t>2025年8月20日</w:t>
             </w:r>
           </w:p>
         </w:tc>
@@ -394,7 +376,7 @@
     <w:p>
       <w:pPr>
         <w:spacing w:line="360" w:lineRule="auto"/>
-        <w:ind w:firstLine="1903" w:firstLineChars="600"/>
+        <w:ind w:firstLine="1260" w:firstLineChars="600"/>
         <w:rPr>
           <w:rFonts w:ascii="宋体" w:hAnsi="宋体"/>
           <w:b/>
@@ -475,21 +457,21 @@
         </w:rPr>
       </w:pPr>
     </w:p>
-    <w:bookmarkEnd w:id="0"/>
     <w:p>
       <w:pPr>
         <w:jc w:val="center"/>
         <w:rPr>
-          <w:rFonts w:asciiTheme="minorEastAsia" w:hAnsiTheme="minorEastAsia" w:eastAsiaTheme="minorEastAsia"/>
+          <w:rFonts w:asciiTheme="minorEastAsia" w:eastAsiaTheme="minorEastAsia" w:hAnsiTheme="minorEastAsia"/>
           <w:b/>
           <w:sz w:val="28"/>
           <w:szCs w:val="28"/>
         </w:rPr>
       </w:pPr>
+      <w:bookmarkEnd w:id="0"/>
       <w:bookmarkStart w:id="1" w:name="_Hlk493236729"/>
       <w:r>
         <w:rPr>
-          <w:rFonts w:hint="eastAsia" w:asciiTheme="minorEastAsia" w:hAnsiTheme="minorEastAsia" w:eastAsiaTheme="minorEastAsia"/>
+          <w:rFonts w:asciiTheme="minorEastAsia" w:eastAsiaTheme="minorEastAsia" w:hAnsiTheme="minorEastAsia" w:hint="eastAsia"/>
           <w:b/>
           <w:sz w:val="28"/>
           <w:szCs w:val="28"/>
@@ -499,17 +481,17 @@
     </w:p>
     <w:tbl>
       <w:tblPr>
-        <w:tblStyle w:val="12"/>
+        <w:tblStyle w:val="TableNormal"/>
         <w:tblpPr w:leftFromText="180" w:rightFromText="180" w:vertAnchor="text" w:horzAnchor="margin" w:tblpY="59"/>
         <w:tblW w:w="9288" w:type="dxa"/>
         <w:tblInd w:w="0" w:type="dxa"/>
         <w:tblBorders>
-          <w:top w:val="single" w:color="000000" w:sz="4" w:space="0"/>
-          <w:left w:val="single" w:color="000000" w:sz="4" w:space="0"/>
-          <w:bottom w:val="single" w:color="000000" w:sz="4" w:space="0"/>
-          <w:right w:val="single" w:color="000000" w:sz="4" w:space="0"/>
-          <w:insideH w:val="single" w:color="000000" w:sz="4" w:space="0"/>
-          <w:insideV w:val="single" w:color="000000" w:sz="4" w:space="0"/>
+          <w:top w:val="single" w:sz="4" w:space="0" w:color="000000"/>
+          <w:left w:val="single" w:sz="4" w:space="0" w:color="000000"/>
+          <w:bottom w:val="single" w:sz="4" w:space="0" w:color="000000"/>
+          <w:right w:val="single" w:sz="4" w:space="0" w:color="000000"/>
+          <w:insideH w:val="single" w:sz="4" w:space="0" w:color="000000"/>
+          <w:insideV w:val="single" w:sz="4" w:space="0" w:color="000000"/>
         </w:tblBorders>
         <w:tblLayout w:type="fixed"/>
         <w:tblCellMar>
@@ -529,14 +511,17 @@
       </w:tblGrid>
       <w:tr>
         <w:tblPrEx>
+          <w:tblW w:w="9288" w:type="dxa"/>
+          <w:tblInd w:w="0" w:type="dxa"/>
           <w:tblBorders>
-            <w:top w:val="single" w:color="000000" w:sz="4" w:space="0"/>
-            <w:left w:val="single" w:color="000000" w:sz="4" w:space="0"/>
-            <w:bottom w:val="single" w:color="000000" w:sz="4" w:space="0"/>
-            <w:right w:val="single" w:color="000000" w:sz="4" w:space="0"/>
-            <w:insideH w:val="single" w:color="000000" w:sz="4" w:space="0"/>
-            <w:insideV w:val="single" w:color="000000" w:sz="4" w:space="0"/>
+            <w:top w:val="single" w:sz="4" w:space="0" w:color="000000"/>
+            <w:left w:val="single" w:sz="4" w:space="0" w:color="000000"/>
+            <w:bottom w:val="single" w:sz="4" w:space="0" w:color="000000"/>
+            <w:right w:val="single" w:sz="4" w:space="0" w:color="000000"/>
+            <w:insideH w:val="single" w:sz="4" w:space="0" w:color="000000"/>
+            <w:insideV w:val="single" w:sz="4" w:space="0" w:color="000000"/>
           </w:tblBorders>
+          <w:tblLayout w:type="fixed"/>
           <w:tblCellMar>
             <w:top w:w="0" w:type="dxa"/>
             <w:left w:w="108" w:type="dxa"/>
@@ -560,7 +545,7 @@
             <w:bookmarkStart w:id="2" w:name="_Hlk493234539"/>
             <w:r>
               <w:rPr>
-                <w:rFonts w:hint="eastAsia" w:ascii="宋体" w:hAnsi="宋体"/>
+                <w:rFonts w:ascii="宋体" w:hAnsi="宋体" w:hint="eastAsia"/>
               </w:rPr>
               <w:t>版本号</w:t>
             </w:r>
@@ -581,7 +566,7 @@
             </w:pPr>
             <w:r>
               <w:rPr>
-                <w:rFonts w:hint="eastAsia" w:ascii="宋体" w:hAnsi="宋体"/>
+                <w:rFonts w:ascii="宋体" w:hAnsi="宋体" w:hint="eastAsia"/>
               </w:rPr>
               <w:t>发布日期</w:t>
             </w:r>
@@ -602,7 +587,7 @@
             </w:pPr>
             <w:r>
               <w:rPr>
-                <w:rFonts w:hint="eastAsia" w:ascii="宋体" w:hAnsi="宋体"/>
+                <w:rFonts w:ascii="宋体" w:hAnsi="宋体" w:hint="eastAsia"/>
               </w:rPr>
               <w:t>修改人/</w:t>
             </w:r>
@@ -617,7 +602,7 @@
             </w:pPr>
             <w:r>
               <w:rPr>
-                <w:rFonts w:hint="eastAsia" w:ascii="宋体" w:hAnsi="宋体"/>
+                <w:rFonts w:ascii="宋体" w:hAnsi="宋体" w:hint="eastAsia"/>
               </w:rPr>
               <w:t>修改日期</w:t>
             </w:r>
@@ -638,7 +623,7 @@
             </w:pPr>
             <w:r>
               <w:rPr>
-                <w:rFonts w:hint="eastAsia" w:ascii="宋体" w:hAnsi="宋体"/>
+                <w:rFonts w:ascii="宋体" w:hAnsi="宋体" w:hint="eastAsia"/>
               </w:rPr>
               <w:t>审核人/</w:t>
             </w:r>
@@ -653,7 +638,7 @@
             </w:pPr>
             <w:r>
               <w:rPr>
-                <w:rFonts w:hint="eastAsia" w:ascii="宋体" w:hAnsi="宋体"/>
+                <w:rFonts w:ascii="宋体" w:hAnsi="宋体" w:hint="eastAsia"/>
               </w:rPr>
               <w:t>审核日期</w:t>
             </w:r>
@@ -674,7 +659,7 @@
             </w:pPr>
             <w:r>
               <w:rPr>
-                <w:rFonts w:hint="eastAsia" w:ascii="宋体" w:hAnsi="宋体"/>
+                <w:rFonts w:ascii="宋体" w:hAnsi="宋体" w:hint="eastAsia"/>
               </w:rPr>
               <w:t>批准人/</w:t>
             </w:r>
@@ -689,7 +674,7 @@
             </w:pPr>
             <w:r>
               <w:rPr>
-                <w:rFonts w:hint="eastAsia" w:ascii="宋体" w:hAnsi="宋体"/>
+                <w:rFonts w:ascii="宋体" w:hAnsi="宋体" w:hint="eastAsia"/>
               </w:rPr>
               <w:t>批准日期</w:t>
             </w:r>
@@ -710,7 +695,7 @@
             </w:pPr>
             <w:r>
               <w:rPr>
-                <w:rFonts w:hint="eastAsia" w:ascii="宋体" w:hAnsi="宋体"/>
+                <w:rFonts w:ascii="宋体" w:hAnsi="宋体" w:hint="eastAsia"/>
               </w:rPr>
               <w:t>备   注</w:t>
             </w:r>
@@ -719,14 +704,9 @@
       </w:tr>
       <w:tr>
         <w:tblPrEx>
-          <w:tblBorders>
-            <w:top w:val="single" w:color="000000" w:sz="4" w:space="0"/>
-            <w:left w:val="single" w:color="000000" w:sz="4" w:space="0"/>
-            <w:bottom w:val="single" w:color="000000" w:sz="4" w:space="0"/>
-            <w:right w:val="single" w:color="000000" w:sz="4" w:space="0"/>
-            <w:insideH w:val="single" w:color="000000" w:sz="4" w:space="0"/>
-            <w:insideV w:val="single" w:color="000000" w:sz="4" w:space="0"/>
-          </w:tblBorders>
+          <w:tblW w:w="9288" w:type="dxa"/>
+          <w:tblInd w:w="0" w:type="dxa"/>
+          <w:tblLayout w:type="fixed"/>
           <w:tblCellMar>
             <w:top w:w="0" w:type="dxa"/>
             <w:left w:w="108" w:type="dxa"/>
@@ -735,7 +715,7 @@
           </w:tblCellMar>
         </w:tblPrEx>
         <w:trPr>
-          <w:trHeight w:val="756" w:hRule="atLeast"/>
+          <w:trHeight w:val="756"/>
         </w:trPr>
         <w:tc>
           <w:tcPr>
@@ -751,7 +731,7 @@
             </w:pPr>
             <w:r>
               <w:rPr>
-                <w:rFonts w:hint="eastAsia" w:ascii="宋体" w:hAnsi="宋体" w:cs="宋体"/>
+                <w:rFonts w:ascii="宋体" w:hAnsi="宋体" w:cs="宋体" w:hint="eastAsia"/>
                 <w:szCs w:val="22"/>
                 <w:lang w:val="en-US" w:eastAsia="zh-CN"/>
               </w:rPr>
@@ -773,28 +753,20 @@
             </w:pPr>
             <w:r>
               <w:rPr>
-                <w:rFonts w:hint="eastAsia" w:ascii="宋体" w:hAnsi="宋体" w:cs="宋体"/>
+                <w:rFonts w:ascii="宋体" w:hAnsi="宋体" w:cs="宋体" w:hint="eastAsia"/>
                 <w:sz w:val="21"/>
                 <w:szCs w:val="21"/>
               </w:rPr>
-              <w:t>2</w:t>
-            </w:r>
-            <w:r>
-              <w:rPr>
-                <w:rFonts w:ascii="宋体" w:hAnsi="宋体" w:cs="宋体"/>
-                <w:sz w:val="21"/>
-                <w:szCs w:val="21"/>
-              </w:rPr>
-              <w:t>01</w:t>
-            </w:r>
-            <w:r>
-              <w:rPr>
-                <w:rFonts w:hint="eastAsia" w:ascii="宋体" w:hAnsi="宋体" w:cs="宋体"/>
+              <w:t>2025</w:t>
+            </w:r>
+            <w:r>
+              <w:rPr>
+                <w:rFonts w:ascii="宋体" w:hAnsi="宋体" w:cs="宋体" w:hint="eastAsia"/>
                 <w:sz w:val="21"/>
                 <w:szCs w:val="21"/>
                 <w:lang w:val="en-US" w:eastAsia="zh-CN"/>
               </w:rPr>
-              <w:t>9.1.</w:t>
+              <w:t>.1.</w:t>
             </w:r>
             <w:r>
               <w:rPr>
@@ -821,17 +793,17 @@
             </w:pPr>
             <w:r>
               <w:rPr>
-                <w:rFonts w:hint="eastAsia" w:ascii="宋体" w:hAnsi="宋体" w:cs="宋体"/>
+                <w:rFonts w:ascii="宋体" w:hAnsi="宋体" w:cs="宋体" w:hint="eastAsia"/>
                 <w:lang w:eastAsia="zh-CN"/>
               </w:rPr>
               <w:t>唐旭</w:t>
             </w:r>
             <w:r>
               <w:rPr>
-                <w:rFonts w:hint="eastAsia" w:ascii="宋体" w:hAnsi="宋体" w:cs="宋体"/>
+                <w:rFonts w:ascii="宋体" w:hAnsi="宋体" w:cs="宋体" w:hint="eastAsia"/>
                 <w:lang w:val="en-US" w:eastAsia="zh-CN"/>
               </w:rPr>
-              <w:t>/2018.12.9</w:t>
+              <w:t>/2025.1.1</w:t>
             </w:r>
           </w:p>
         </w:tc>
@@ -850,17 +822,17 @@
             </w:pPr>
             <w:r>
               <w:rPr>
-                <w:rFonts w:hint="eastAsia" w:ascii="宋体" w:hAnsi="宋体" w:cs="宋体"/>
+                <w:rFonts w:ascii="宋体" w:hAnsi="宋体" w:cs="宋体" w:hint="eastAsia"/>
                 <w:lang w:eastAsia="zh-CN"/>
               </w:rPr>
               <w:t>吴克</w:t>
             </w:r>
             <w:r>
               <w:rPr>
-                <w:rFonts w:hint="eastAsia" w:ascii="宋体" w:hAnsi="宋体" w:cs="宋体"/>
+                <w:rFonts w:ascii="宋体" w:hAnsi="宋体" w:cs="宋体" w:hint="eastAsia"/>
                 <w:lang w:val="en-US" w:eastAsia="zh-CN"/>
               </w:rPr>
-              <w:t>/2018.12.25</w:t>
+              <w:t>/2025.1.1</w:t>
             </w:r>
           </w:p>
         </w:tc>
@@ -879,10 +851,10 @@
             </w:pPr>
             <w:r>
               <w:rPr>
-                <w:rFonts w:hint="eastAsia" w:ascii="宋体" w:hAnsi="宋体" w:cs="宋体"/>
+                <w:rFonts w:ascii="宋体" w:hAnsi="宋体" w:cs="宋体" w:hint="eastAsia"/>
                 <w:lang w:val="en-US" w:eastAsia="zh-CN"/>
               </w:rPr>
-              <w:t>孙元朝/2019.1.1</w:t>
+              <w:t>陈潮华/2025.1.1</w:t>
             </w:r>
           </w:p>
         </w:tc>
@@ -896,12 +868,12 @@
               <w:spacing w:after="0" w:afterLines="0" w:line="360" w:lineRule="auto"/>
               <w:jc w:val="center"/>
               <w:rPr>
-                <w:rFonts w:asciiTheme="minorEastAsia" w:hAnsiTheme="minorEastAsia" w:eastAsiaTheme="minorEastAsia"/>
-              </w:rPr>
-            </w:pPr>
-            <w:r>
-              <w:rPr>
-                <w:rFonts w:hint="eastAsia" w:ascii="宋体" w:hAnsi="宋体"/>
+                <w:rFonts w:asciiTheme="minorEastAsia" w:eastAsiaTheme="minorEastAsia" w:hAnsiTheme="minorEastAsia"/>
+              </w:rPr>
+            </w:pPr>
+            <w:r>
+              <w:rPr>
+                <w:rFonts w:ascii="宋体" w:hAnsi="宋体" w:hint="eastAsia"/>
               </w:rPr>
               <w:t>新建</w:t>
             </w:r>
@@ -910,14 +882,9 @@
       </w:tr>
       <w:tr>
         <w:tblPrEx>
-          <w:tblBorders>
-            <w:top w:val="single" w:color="000000" w:sz="4" w:space="0"/>
-            <w:left w:val="single" w:color="000000" w:sz="4" w:space="0"/>
-            <w:bottom w:val="single" w:color="000000" w:sz="4" w:space="0"/>
-            <w:right w:val="single" w:color="000000" w:sz="4" w:space="0"/>
-            <w:insideH w:val="single" w:color="000000" w:sz="4" w:space="0"/>
-            <w:insideV w:val="single" w:color="000000" w:sz="4" w:space="0"/>
-          </w:tblBorders>
+          <w:tblW w:w="9288" w:type="dxa"/>
+          <w:tblInd w:w="0" w:type="dxa"/>
+          <w:tblLayout w:type="fixed"/>
           <w:tblCellMar>
             <w:top w:w="0" w:type="dxa"/>
             <w:left w:w="108" w:type="dxa"/>
@@ -926,7 +893,7 @@
           </w:tblCellMar>
         </w:tblPrEx>
         <w:trPr>
-          <w:trHeight w:val="756" w:hRule="atLeast"/>
+          <w:trHeight w:val="756"/>
         </w:trPr>
         <w:tc>
           <w:tcPr>
@@ -942,7 +909,7 @@
             </w:pPr>
             <w:r>
               <w:rPr>
-                <w:rFonts w:hint="eastAsia" w:ascii="宋体" w:cs="宋体"/>
+                <w:rFonts w:ascii="宋体" w:cs="宋体" w:hint="eastAsia"/>
                 <w:szCs w:val="22"/>
                 <w:lang w:val="en-US" w:eastAsia="zh-CN"/>
               </w:rPr>
@@ -965,16 +932,16 @@
             </w:pPr>
             <w:r>
               <w:rPr>
-                <w:rFonts w:hint="eastAsia" w:ascii="宋体" w:hAnsi="宋体" w:cs="宋体"/>
-              </w:rPr>
-              <w:t>20</w:t>
-            </w:r>
-            <w:r>
-              <w:rPr>
-                <w:rFonts w:hint="eastAsia" w:ascii="宋体" w:hAnsi="宋体" w:cs="宋体"/>
+                <w:rFonts w:ascii="宋体" w:hAnsi="宋体" w:cs="宋体" w:hint="eastAsia"/>
+              </w:rPr>
+              <w:t>2025</w:t>
+            </w:r>
+            <w:r>
+              <w:rPr>
+                <w:rFonts w:ascii="宋体" w:hAnsi="宋体" w:cs="宋体" w:hint="eastAsia"/>
                 <w:lang w:val="en-US" w:eastAsia="zh-CN"/>
               </w:rPr>
-              <w:t>19.8.20</w:t>
+              <w:t>.8.20</w:t>
             </w:r>
           </w:p>
         </w:tc>
@@ -993,17 +960,17 @@
             </w:pPr>
             <w:r>
               <w:rPr>
-                <w:rFonts w:hint="eastAsia" w:ascii="宋体" w:hAnsi="宋体" w:cs="宋体"/>
+                <w:rFonts w:ascii="宋体" w:hAnsi="宋体" w:cs="宋体" w:hint="eastAsia"/>
                 <w:lang w:eastAsia="zh-CN"/>
               </w:rPr>
               <w:t>唐旭</w:t>
             </w:r>
             <w:r>
               <w:rPr>
-                <w:rFonts w:hint="eastAsia" w:ascii="宋体" w:hAnsi="宋体" w:cs="宋体"/>
+                <w:rFonts w:ascii="宋体" w:hAnsi="宋体" w:cs="宋体" w:hint="eastAsia"/>
                 <w:lang w:val="en-US" w:eastAsia="zh-CN"/>
               </w:rPr>
-              <w:t>/2019.8.19</w:t>
+              <w:t>/2025.8.19</w:t>
             </w:r>
           </w:p>
         </w:tc>
@@ -1022,17 +989,17 @@
             </w:pPr>
             <w:r>
               <w:rPr>
-                <w:rFonts w:hint="eastAsia" w:ascii="宋体" w:hAnsi="宋体" w:cs="宋体"/>
+                <w:rFonts w:ascii="宋体" w:hAnsi="宋体" w:cs="宋体" w:hint="eastAsia"/>
                 <w:lang w:eastAsia="zh-CN"/>
               </w:rPr>
               <w:t>吴克</w:t>
             </w:r>
             <w:r>
               <w:rPr>
-                <w:rFonts w:hint="eastAsia" w:ascii="宋体" w:hAnsi="宋体" w:cs="宋体"/>
+                <w:rFonts w:ascii="宋体" w:hAnsi="宋体" w:cs="宋体" w:hint="eastAsia"/>
                 <w:lang w:val="en-US" w:eastAsia="zh-CN"/>
               </w:rPr>
-              <w:t>/2019.8.19</w:t>
+              <w:t>/2025.8.19</w:t>
             </w:r>
           </w:p>
         </w:tc>
@@ -1051,10 +1018,10 @@
             </w:pPr>
             <w:r>
               <w:rPr>
-                <w:rFonts w:hint="eastAsia" w:ascii="宋体" w:hAnsi="宋体" w:cs="宋体"/>
+                <w:rFonts w:ascii="宋体" w:hAnsi="宋体" w:cs="宋体" w:hint="eastAsia"/>
                 <w:lang w:val="en-US" w:eastAsia="zh-CN"/>
               </w:rPr>
-              <w:t>孙元朝/2019.8.20</w:t>
+              <w:t>陈潮华/2025.8.20</w:t>
             </w:r>
           </w:p>
         </w:tc>
@@ -1073,7 +1040,7 @@
             </w:pPr>
             <w:r>
               <w:rPr>
-                <w:rFonts w:hint="eastAsia" w:ascii="宋体" w:hAnsi="宋体"/>
+                <w:rFonts w:ascii="宋体" w:hAnsi="宋体" w:hint="eastAsia"/>
                 <w:lang w:eastAsia="zh-CN"/>
               </w:rPr>
               <w:t>修订</w:t>
@@ -1083,14 +1050,9 @@
       </w:tr>
       <w:tr>
         <w:tblPrEx>
-          <w:tblBorders>
-            <w:top w:val="single" w:color="000000" w:sz="4" w:space="0"/>
-            <w:left w:val="single" w:color="000000" w:sz="4" w:space="0"/>
-            <w:bottom w:val="single" w:color="000000" w:sz="4" w:space="0"/>
-            <w:right w:val="single" w:color="000000" w:sz="4" w:space="0"/>
-            <w:insideH w:val="single" w:color="000000" w:sz="4" w:space="0"/>
-            <w:insideV w:val="single" w:color="000000" w:sz="4" w:space="0"/>
-          </w:tblBorders>
+          <w:tblW w:w="9288" w:type="dxa"/>
+          <w:tblInd w:w="0" w:type="dxa"/>
+          <w:tblLayout w:type="fixed"/>
           <w:tblCellMar>
             <w:top w:w="0" w:type="dxa"/>
             <w:left w:w="108" w:type="dxa"/>
@@ -1099,7 +1061,7 @@
           </w:tblCellMar>
         </w:tblPrEx>
         <w:trPr>
-          <w:trHeight w:val="730" w:hRule="atLeast"/>
+          <w:trHeight w:val="730"/>
         </w:trPr>
         <w:tc>
           <w:tcPr>
@@ -1188,14 +1150,9 @@
       </w:tr>
       <w:tr>
         <w:tblPrEx>
-          <w:tblBorders>
-            <w:top w:val="single" w:color="000000" w:sz="4" w:space="0"/>
-            <w:left w:val="single" w:color="000000" w:sz="4" w:space="0"/>
-            <w:bottom w:val="single" w:color="000000" w:sz="4" w:space="0"/>
-            <w:right w:val="single" w:color="000000" w:sz="4" w:space="0"/>
-            <w:insideH w:val="single" w:color="000000" w:sz="4" w:space="0"/>
-            <w:insideV w:val="single" w:color="000000" w:sz="4" w:space="0"/>
-          </w:tblBorders>
+          <w:tblW w:w="9288" w:type="dxa"/>
+          <w:tblInd w:w="0" w:type="dxa"/>
+          <w:tblLayout w:type="fixed"/>
           <w:tblCellMar>
             <w:top w:w="0" w:type="dxa"/>
             <w:left w:w="108" w:type="dxa"/>
@@ -1204,7 +1161,7 @@
           </w:tblCellMar>
         </w:tblPrEx>
         <w:trPr>
-          <w:trHeight w:val="756" w:hRule="atLeast"/>
+          <w:trHeight w:val="756"/>
         </w:trPr>
         <w:tc>
           <w:tcPr>
@@ -1293,14 +1250,9 @@
       </w:tr>
       <w:tr>
         <w:tblPrEx>
-          <w:tblBorders>
-            <w:top w:val="single" w:color="000000" w:sz="4" w:space="0"/>
-            <w:left w:val="single" w:color="000000" w:sz="4" w:space="0"/>
-            <w:bottom w:val="single" w:color="000000" w:sz="4" w:space="0"/>
-            <w:right w:val="single" w:color="000000" w:sz="4" w:space="0"/>
-            <w:insideH w:val="single" w:color="000000" w:sz="4" w:space="0"/>
-            <w:insideV w:val="single" w:color="000000" w:sz="4" w:space="0"/>
-          </w:tblBorders>
+          <w:tblW w:w="9288" w:type="dxa"/>
+          <w:tblInd w:w="0" w:type="dxa"/>
+          <w:tblLayout w:type="fixed"/>
           <w:tblCellMar>
             <w:top w:w="0" w:type="dxa"/>
             <w:left w:w="108" w:type="dxa"/>
@@ -1309,7 +1261,7 @@
           </w:tblCellMar>
         </w:tblPrEx>
         <w:trPr>
-          <w:trHeight w:val="756" w:hRule="atLeast"/>
+          <w:trHeight w:val="756"/>
         </w:trPr>
         <w:tc>
           <w:tcPr>
@@ -1398,14 +1350,9 @@
       </w:tr>
       <w:tr>
         <w:tblPrEx>
-          <w:tblBorders>
-            <w:top w:val="single" w:color="000000" w:sz="4" w:space="0"/>
-            <w:left w:val="single" w:color="000000" w:sz="4" w:space="0"/>
-            <w:bottom w:val="single" w:color="000000" w:sz="4" w:space="0"/>
-            <w:right w:val="single" w:color="000000" w:sz="4" w:space="0"/>
-            <w:insideH w:val="single" w:color="000000" w:sz="4" w:space="0"/>
-            <w:insideV w:val="single" w:color="000000" w:sz="4" w:space="0"/>
-          </w:tblBorders>
+          <w:tblW w:w="9288" w:type="dxa"/>
+          <w:tblInd w:w="0" w:type="dxa"/>
+          <w:tblLayout w:type="fixed"/>
           <w:tblCellMar>
             <w:top w:w="0" w:type="dxa"/>
             <w:left w:w="108" w:type="dxa"/>
@@ -1414,7 +1361,7 @@
           </w:tblCellMar>
         </w:tblPrEx>
         <w:trPr>
-          <w:trHeight w:val="756" w:hRule="atLeast"/>
+          <w:trHeight w:val="756"/>
         </w:trPr>
         <w:tc>
           <w:tcPr>
@@ -1503,14 +1450,9 @@
       </w:tr>
       <w:tr>
         <w:tblPrEx>
-          <w:tblBorders>
-            <w:top w:val="single" w:color="000000" w:sz="4" w:space="0"/>
-            <w:left w:val="single" w:color="000000" w:sz="4" w:space="0"/>
-            <w:bottom w:val="single" w:color="000000" w:sz="4" w:space="0"/>
-            <w:right w:val="single" w:color="000000" w:sz="4" w:space="0"/>
-            <w:insideH w:val="single" w:color="000000" w:sz="4" w:space="0"/>
-            <w:insideV w:val="single" w:color="000000" w:sz="4" w:space="0"/>
-          </w:tblBorders>
+          <w:tblW w:w="9288" w:type="dxa"/>
+          <w:tblInd w:w="0" w:type="dxa"/>
+          <w:tblLayout w:type="fixed"/>
           <w:tblCellMar>
             <w:top w:w="0" w:type="dxa"/>
             <w:left w:w="108" w:type="dxa"/>
@@ -1519,7 +1461,7 @@
           </w:tblCellMar>
         </w:tblPrEx>
         <w:trPr>
-          <w:trHeight w:val="756" w:hRule="atLeast"/>
+          <w:trHeight w:val="756"/>
         </w:trPr>
         <w:tc>
           <w:tcPr>
@@ -1608,14 +1550,9 @@
       </w:tr>
       <w:tr>
         <w:tblPrEx>
-          <w:tblBorders>
-            <w:top w:val="single" w:color="000000" w:sz="4" w:space="0"/>
-            <w:left w:val="single" w:color="000000" w:sz="4" w:space="0"/>
-            <w:bottom w:val="single" w:color="000000" w:sz="4" w:space="0"/>
-            <w:right w:val="single" w:color="000000" w:sz="4" w:space="0"/>
-            <w:insideH w:val="single" w:color="000000" w:sz="4" w:space="0"/>
-            <w:insideV w:val="single" w:color="000000" w:sz="4" w:space="0"/>
-          </w:tblBorders>
+          <w:tblW w:w="9288" w:type="dxa"/>
+          <w:tblInd w:w="0" w:type="dxa"/>
+          <w:tblLayout w:type="fixed"/>
           <w:tblCellMar>
             <w:top w:w="0" w:type="dxa"/>
             <w:left w:w="108" w:type="dxa"/>
@@ -1624,7 +1561,7 @@
           </w:tblCellMar>
         </w:tblPrEx>
         <w:trPr>
-          <w:trHeight w:val="756" w:hRule="atLeast"/>
+          <w:trHeight w:val="756"/>
         </w:trPr>
         <w:tc>
           <w:tcPr>
@@ -1713,14 +1650,9 @@
       </w:tr>
       <w:tr>
         <w:tblPrEx>
-          <w:tblBorders>
-            <w:top w:val="single" w:color="000000" w:sz="4" w:space="0"/>
-            <w:left w:val="single" w:color="000000" w:sz="4" w:space="0"/>
-            <w:bottom w:val="single" w:color="000000" w:sz="4" w:space="0"/>
-            <w:right w:val="single" w:color="000000" w:sz="4" w:space="0"/>
-            <w:insideH w:val="single" w:color="000000" w:sz="4" w:space="0"/>
-            <w:insideV w:val="single" w:color="000000" w:sz="4" w:space="0"/>
-          </w:tblBorders>
+          <w:tblW w:w="9288" w:type="dxa"/>
+          <w:tblInd w:w="0" w:type="dxa"/>
+          <w:tblLayout w:type="fixed"/>
           <w:tblCellMar>
             <w:top w:w="0" w:type="dxa"/>
             <w:left w:w="108" w:type="dxa"/>
@@ -1729,7 +1661,7 @@
           </w:tblCellMar>
         </w:tblPrEx>
         <w:trPr>
-          <w:trHeight w:val="756" w:hRule="atLeast"/>
+          <w:trHeight w:val="756"/>
         </w:trPr>
         <w:tc>
           <w:tcPr>
@@ -1818,14 +1750,9 @@
       </w:tr>
       <w:tr>
         <w:tblPrEx>
-          <w:tblBorders>
-            <w:top w:val="single" w:color="000000" w:sz="4" w:space="0"/>
-            <w:left w:val="single" w:color="000000" w:sz="4" w:space="0"/>
-            <w:bottom w:val="single" w:color="000000" w:sz="4" w:space="0"/>
-            <w:right w:val="single" w:color="000000" w:sz="4" w:space="0"/>
-            <w:insideH w:val="single" w:color="000000" w:sz="4" w:space="0"/>
-            <w:insideV w:val="single" w:color="000000" w:sz="4" w:space="0"/>
-          </w:tblBorders>
+          <w:tblW w:w="9288" w:type="dxa"/>
+          <w:tblInd w:w="0" w:type="dxa"/>
+          <w:tblLayout w:type="fixed"/>
           <w:tblCellMar>
             <w:top w:w="0" w:type="dxa"/>
             <w:left w:w="108" w:type="dxa"/>
@@ -1834,7 +1761,7 @@
           </w:tblCellMar>
         </w:tblPrEx>
         <w:trPr>
-          <w:trHeight w:val="756" w:hRule="atLeast"/>
+          <w:trHeight w:val="756"/>
         </w:trPr>
         <w:tc>
           <w:tcPr>
@@ -1923,14 +1850,9 @@
       </w:tr>
       <w:tr>
         <w:tblPrEx>
-          <w:tblBorders>
-            <w:top w:val="single" w:color="000000" w:sz="4" w:space="0"/>
-            <w:left w:val="single" w:color="000000" w:sz="4" w:space="0"/>
-            <w:bottom w:val="single" w:color="000000" w:sz="4" w:space="0"/>
-            <w:right w:val="single" w:color="000000" w:sz="4" w:space="0"/>
-            <w:insideH w:val="single" w:color="000000" w:sz="4" w:space="0"/>
-            <w:insideV w:val="single" w:color="000000" w:sz="4" w:space="0"/>
-          </w:tblBorders>
+          <w:tblW w:w="9288" w:type="dxa"/>
+          <w:tblInd w:w="0" w:type="dxa"/>
+          <w:tblLayout w:type="fixed"/>
           <w:tblCellMar>
             <w:top w:w="0" w:type="dxa"/>
             <w:left w:w="108" w:type="dxa"/>
@@ -1939,7 +1861,7 @@
           </w:tblCellMar>
         </w:tblPrEx>
         <w:trPr>
-          <w:trHeight w:val="756" w:hRule="atLeast"/>
+          <w:trHeight w:val="756"/>
         </w:trPr>
         <w:tc>
           <w:tcPr>
@@ -2028,14 +1950,9 @@
       </w:tr>
       <w:tr>
         <w:tblPrEx>
-          <w:tblBorders>
-            <w:top w:val="single" w:color="000000" w:sz="4" w:space="0"/>
-            <w:left w:val="single" w:color="000000" w:sz="4" w:space="0"/>
-            <w:bottom w:val="single" w:color="000000" w:sz="4" w:space="0"/>
-            <w:right w:val="single" w:color="000000" w:sz="4" w:space="0"/>
-            <w:insideH w:val="single" w:color="000000" w:sz="4" w:space="0"/>
-            <w:insideV w:val="single" w:color="000000" w:sz="4" w:space="0"/>
-          </w:tblBorders>
+          <w:tblW w:w="9288" w:type="dxa"/>
+          <w:tblInd w:w="0" w:type="dxa"/>
+          <w:tblLayout w:type="fixed"/>
           <w:tblCellMar>
             <w:top w:w="0" w:type="dxa"/>
             <w:left w:w="108" w:type="dxa"/>
@@ -2044,7 +1961,7 @@
           </w:tblCellMar>
         </w:tblPrEx>
         <w:trPr>
-          <w:trHeight w:val="756" w:hRule="atLeast"/>
+          <w:trHeight w:val="756"/>
         </w:trPr>
         <w:tc>
           <w:tcPr>
@@ -2133,14 +2050,9 @@
       </w:tr>
       <w:tr>
         <w:tblPrEx>
-          <w:tblBorders>
-            <w:top w:val="single" w:color="000000" w:sz="4" w:space="0"/>
-            <w:left w:val="single" w:color="000000" w:sz="4" w:space="0"/>
-            <w:bottom w:val="single" w:color="000000" w:sz="4" w:space="0"/>
-            <w:right w:val="single" w:color="000000" w:sz="4" w:space="0"/>
-            <w:insideH w:val="single" w:color="000000" w:sz="4" w:space="0"/>
-            <w:insideV w:val="single" w:color="000000" w:sz="4" w:space="0"/>
-          </w:tblBorders>
+          <w:tblW w:w="9288" w:type="dxa"/>
+          <w:tblInd w:w="0" w:type="dxa"/>
+          <w:tblLayout w:type="fixed"/>
           <w:tblCellMar>
             <w:top w:w="0" w:type="dxa"/>
             <w:left w:w="108" w:type="dxa"/>
@@ -2149,7 +2061,7 @@
           </w:tblCellMar>
         </w:tblPrEx>
         <w:trPr>
-          <w:trHeight w:val="756" w:hRule="atLeast"/>
+          <w:trHeight w:val="756"/>
         </w:trPr>
         <w:tc>
           <w:tcPr>
@@ -2235,8 +2147,6 @@
           </w:p>
         </w:tc>
       </w:tr>
-      <w:bookmarkEnd w:id="1"/>
-      <w:bookmarkEnd w:id="2"/>
     </w:tbl>
     <w:p>
       <w:pPr>
@@ -2245,6 +2155,8 @@
           <w:bCs/>
         </w:rPr>
       </w:pPr>
+      <w:bookmarkEnd w:id="1"/>
+      <w:bookmarkEnd w:id="2"/>
     </w:p>
     <w:p>
       <w:pPr>
@@ -2287,7 +2199,7 @@
         <w:spacing w:before="48" w:after="48" w:line="360" w:lineRule="auto"/>
         <w:jc w:val="center"/>
         <w:rPr>
-          <w:rFonts w:cs="宋体" w:asciiTheme="minorEastAsia" w:hAnsiTheme="minorEastAsia" w:eastAsiaTheme="minorEastAsia"/>
+          <w:rFonts w:asciiTheme="minorEastAsia" w:eastAsiaTheme="minorEastAsia" w:hAnsiTheme="minorEastAsia" w:cs="宋体"/>
           <w:b/>
           <w:bCs/>
           <w:sz w:val="44"/>
@@ -2297,7 +2209,7 @@
       <w:bookmarkStart w:id="3" w:name="_Hlk493236379"/>
       <w:r>
         <w:rPr>
-          <w:rFonts w:hint="eastAsia" w:cs="宋体" w:asciiTheme="minorEastAsia" w:hAnsiTheme="minorEastAsia" w:eastAsiaTheme="minorEastAsia"/>
+          <w:rFonts w:asciiTheme="minorEastAsia" w:eastAsiaTheme="minorEastAsia" w:hAnsiTheme="minorEastAsia" w:cs="宋体" w:hint="eastAsia"/>
           <w:b/>
           <w:bCs/>
           <w:sz w:val="44"/>
@@ -2309,15 +2221,15 @@
     </w:p>
     <w:p>
       <w:pPr>
-        <w:pStyle w:val="9"/>
+        <w:pStyle w:val="TOC1"/>
         <w:rPr>
-          <w:rFonts w:asciiTheme="minorHAnsi" w:hAnsiTheme="minorHAnsi" w:eastAsiaTheme="minorEastAsia" w:cstheme="minorBidi"/>
+          <w:rFonts w:asciiTheme="minorHAnsi" w:eastAsiaTheme="minorEastAsia" w:hAnsiTheme="minorHAnsi" w:cstheme="minorBidi"/>
           <w:szCs w:val="22"/>
         </w:rPr>
       </w:pPr>
       <w:r>
         <w:rPr>
-          <w:rFonts w:asciiTheme="minorEastAsia" w:hAnsiTheme="minorEastAsia" w:eastAsiaTheme="minorEastAsia"/>
+          <w:rFonts w:asciiTheme="minorEastAsia" w:eastAsiaTheme="minorEastAsia" w:hAnsiTheme="minorEastAsia"/>
           <w:b/>
           <w:bCs/>
         </w:rPr>
@@ -2325,7 +2237,7 @@
       </w:r>
       <w:r>
         <w:rPr>
-          <w:rFonts w:asciiTheme="minorEastAsia" w:hAnsiTheme="minorEastAsia" w:eastAsiaTheme="minorEastAsia"/>
+          <w:rFonts w:asciiTheme="minorEastAsia" w:eastAsiaTheme="minorEastAsia" w:hAnsiTheme="minorEastAsia"/>
           <w:b/>
           <w:bCs/>
         </w:rPr>
@@ -2333,7 +2245,7 @@
       </w:r>
       <w:r>
         <w:rPr>
-          <w:rFonts w:asciiTheme="minorEastAsia" w:hAnsiTheme="minorEastAsia" w:eastAsiaTheme="minorEastAsia"/>
+          <w:rFonts w:asciiTheme="minorEastAsia" w:eastAsiaTheme="minorEastAsia" w:hAnsiTheme="minorEastAsia"/>
           <w:b/>
           <w:bCs/>
         </w:rPr>
@@ -2350,7 +2262,7 @@
       </w:r>
       <w:r>
         <w:rPr>
-          <w:rStyle w:val="14"/>
+          <w:rStyle w:val="Hyperlink"/>
           <w:rFonts w:ascii="宋体" w:hAnsi="宋体"/>
         </w:rPr>
         <w:t>一、服务管理方针</w:t>
@@ -2379,9 +2291,9 @@
     </w:p>
     <w:p>
       <w:pPr>
-        <w:pStyle w:val="9"/>
+        <w:pStyle w:val="TOC1"/>
         <w:rPr>
-          <w:rFonts w:asciiTheme="minorHAnsi" w:hAnsiTheme="minorHAnsi" w:eastAsiaTheme="minorEastAsia" w:cstheme="minorBidi"/>
+          <w:rFonts w:asciiTheme="minorHAnsi" w:eastAsiaTheme="minorEastAsia" w:hAnsiTheme="minorHAnsi" w:cstheme="minorBidi"/>
           <w:szCs w:val="22"/>
         </w:rPr>
       </w:pPr>
@@ -2396,13 +2308,13 @@
       </w:r>
       <w:r>
         <w:rPr>
-          <w:rStyle w:val="14"/>
+          <w:rStyle w:val="Hyperlink"/>
         </w:rPr>
         <w:t>二、</w:t>
       </w:r>
       <w:r>
         <w:rPr>
-          <w:rStyle w:val="14"/>
+          <w:rStyle w:val="Hyperlink"/>
           <w:rFonts w:ascii="宋体" w:hAnsi="宋体"/>
         </w:rPr>
         <w:t>服务管理目标</w:t>
@@ -2431,9 +2343,9 @@
     </w:p>
     <w:p>
       <w:pPr>
-        <w:pStyle w:val="9"/>
+        <w:pStyle w:val="TOC1"/>
         <w:rPr>
-          <w:rFonts w:asciiTheme="minorHAnsi" w:hAnsiTheme="minorHAnsi" w:eastAsiaTheme="minorEastAsia" w:cstheme="minorBidi"/>
+          <w:rFonts w:asciiTheme="minorHAnsi" w:eastAsiaTheme="minorEastAsia" w:hAnsiTheme="minorHAnsi" w:cstheme="minorBidi"/>
           <w:szCs w:val="22"/>
         </w:rPr>
       </w:pPr>
@@ -2448,12 +2360,12 @@
       </w:r>
       <w:r>
         <w:rPr>
-          <w:rStyle w:val="14"/>
+          <w:rStyle w:val="Hyperlink"/>
         </w:rPr>
         <w:t>三、人员达成指标</w:t>
       </w:r>
-      <w:bookmarkStart w:id="28" w:name="_GoBack"/>
-      <w:bookmarkEnd w:id="28"/>
+      <w:bookmarkStart w:id="4" w:name="_GoBack"/>
+      <w:bookmarkEnd w:id="4"/>
       <w:r>
         <w:tab/>
       </w:r>
@@ -2478,9 +2390,9 @@
     </w:p>
     <w:p>
       <w:pPr>
-        <w:pStyle w:val="9"/>
+        <w:pStyle w:val="TOC1"/>
         <w:rPr>
-          <w:rFonts w:asciiTheme="minorHAnsi" w:hAnsiTheme="minorHAnsi" w:eastAsiaTheme="minorEastAsia" w:cstheme="minorBidi"/>
+          <w:rFonts w:asciiTheme="minorHAnsi" w:eastAsiaTheme="minorEastAsia" w:hAnsiTheme="minorHAnsi" w:cstheme="minorBidi"/>
           <w:szCs w:val="22"/>
         </w:rPr>
       </w:pPr>
@@ -2495,7 +2407,7 @@
       </w:r>
       <w:r>
         <w:rPr>
-          <w:rStyle w:val="14"/>
+          <w:rStyle w:val="Hyperlink"/>
         </w:rPr>
         <w:t>四、资源达成指标</w:t>
       </w:r>
@@ -2523,9 +2435,9 @@
     </w:p>
     <w:p>
       <w:pPr>
-        <w:pStyle w:val="9"/>
+        <w:pStyle w:val="TOC1"/>
         <w:rPr>
-          <w:rFonts w:asciiTheme="minorHAnsi" w:hAnsiTheme="minorHAnsi" w:eastAsiaTheme="minorEastAsia" w:cstheme="minorBidi"/>
+          <w:rFonts w:asciiTheme="minorHAnsi" w:eastAsiaTheme="minorEastAsia" w:hAnsiTheme="minorHAnsi" w:cstheme="minorBidi"/>
           <w:szCs w:val="22"/>
         </w:rPr>
       </w:pPr>
@@ -2540,7 +2452,7 @@
       </w:r>
       <w:r>
         <w:rPr>
-          <w:rStyle w:val="14"/>
+          <w:rStyle w:val="Hyperlink"/>
         </w:rPr>
         <w:t>五、技术达成指标</w:t>
       </w:r>
@@ -2568,9 +2480,9 @@
     </w:p>
     <w:p>
       <w:pPr>
-        <w:pStyle w:val="9"/>
+        <w:pStyle w:val="TOC1"/>
         <w:rPr>
-          <w:rFonts w:asciiTheme="minorHAnsi" w:hAnsiTheme="minorHAnsi" w:eastAsiaTheme="minorEastAsia" w:cstheme="minorBidi"/>
+          <w:rFonts w:asciiTheme="minorHAnsi" w:eastAsiaTheme="minorEastAsia" w:hAnsiTheme="minorHAnsi" w:cstheme="minorBidi"/>
           <w:szCs w:val="22"/>
         </w:rPr>
       </w:pPr>
@@ -2585,7 +2497,7 @@
       </w:r>
       <w:r>
         <w:rPr>
-          <w:rStyle w:val="14"/>
+          <w:rStyle w:val="Hyperlink"/>
         </w:rPr>
         <w:t>六、过程达成指标</w:t>
       </w:r>
@@ -2613,9 +2525,9 @@
     </w:p>
     <w:p>
       <w:pPr>
-        <w:pStyle w:val="9"/>
+        <w:pStyle w:val="TOC1"/>
         <w:rPr>
-          <w:rFonts w:asciiTheme="minorHAnsi" w:hAnsiTheme="minorHAnsi" w:eastAsiaTheme="minorEastAsia" w:cstheme="minorBidi"/>
+          <w:rFonts w:asciiTheme="minorHAnsi" w:eastAsiaTheme="minorEastAsia" w:hAnsiTheme="minorHAnsi" w:cstheme="minorBidi"/>
           <w:szCs w:val="22"/>
         </w:rPr>
       </w:pPr>
@@ -2630,7 +2542,7 @@
       </w:r>
       <w:r>
         <w:rPr>
-          <w:rStyle w:val="14"/>
+          <w:rStyle w:val="Hyperlink"/>
         </w:rPr>
         <w:t>七、质量达成指标</w:t>
       </w:r>
@@ -2653,7 +2565,7 @@
       </w:pPr>
       <w:r>
         <w:rPr>
-          <w:rFonts w:asciiTheme="minorEastAsia" w:hAnsiTheme="minorEastAsia" w:eastAsiaTheme="minorEastAsia"/>
+          <w:rFonts w:asciiTheme="minorEastAsia" w:eastAsiaTheme="minorEastAsia" w:hAnsiTheme="minorEastAsia"/>
           <w:b/>
           <w:bCs/>
         </w:rPr>
@@ -2745,12 +2657,12 @@
           <w:szCs w:val="44"/>
         </w:rPr>
         <w:sectPr>
-          <w:headerReference r:id="rId4" w:type="first"/>
-          <w:headerReference r:id="rId3" w:type="default"/>
+          <w:headerReference w:type="default" r:id="rId6"/>
+          <w:headerReference w:type="first" r:id="rId7"/>
           <w:pgSz w:w="11906" w:h="16838"/>
           <w:pgMar w:top="851" w:right="1800" w:bottom="993" w:left="1800" w:header="851" w:footer="992" w:gutter="0"/>
           <w:pgNumType w:start="0"/>
-          <w:cols w:space="720" w:num="1"/>
+          <w:cols w:num="1" w:space="720"/>
           <w:titlePg/>
           <w:docGrid w:type="lines" w:linePitch="312" w:charSpace="0"/>
         </w:sectPr>
@@ -2758,7 +2670,7 @@
     </w:p>
     <w:p>
       <w:pPr>
-        <w:pStyle w:val="2"/>
+        <w:pStyle w:val="Heading1"/>
         <w:pageBreakBefore/>
         <w:numPr>
           <w:ilvl w:val="0"/>
@@ -2769,45 +2681,45 @@
           <w:szCs w:val="28"/>
         </w:rPr>
       </w:pPr>
-      <w:bookmarkStart w:id="4" w:name="_Toc280096040"/>
-      <w:bookmarkStart w:id="5" w:name="_Toc25725"/>
-      <w:bookmarkStart w:id="6" w:name="_Toc493237461"/>
-      <w:bookmarkStart w:id="7" w:name="_Toc493236468"/>
-      <w:bookmarkStart w:id="8" w:name="_Toc494266686"/>
+      <w:bookmarkStart w:id="5" w:name="_Toc280096040"/>
+      <w:bookmarkStart w:id="6" w:name="_Toc25725"/>
+      <w:bookmarkStart w:id="7" w:name="_Toc493237461"/>
+      <w:bookmarkStart w:id="8" w:name="_Toc493236468"/>
+      <w:bookmarkStart w:id="9" w:name="_Toc494266686"/>
       <w:r>
         <w:rPr>
-          <w:rFonts w:hint="eastAsia" w:ascii="宋体" w:hAnsi="宋体"/>
+          <w:rFonts w:ascii="宋体" w:hAnsi="宋体" w:hint="eastAsia"/>
           <w:sz w:val="28"/>
           <w:szCs w:val="24"/>
         </w:rPr>
         <w:t>一</w:t>
       </w:r>
-      <w:bookmarkEnd w:id="4"/>
+      <w:bookmarkEnd w:id="5"/>
       <w:r>
         <w:rPr>
-          <w:rFonts w:hint="eastAsia" w:ascii="宋体" w:hAnsi="宋体"/>
+          <w:rFonts w:ascii="宋体" w:hAnsi="宋体" w:hint="eastAsia"/>
           <w:sz w:val="28"/>
           <w:szCs w:val="24"/>
         </w:rPr>
         <w:t>、</w:t>
       </w:r>
-      <w:bookmarkEnd w:id="5"/>
+      <w:bookmarkEnd w:id="6"/>
       <w:r>
         <w:rPr>
-          <w:rFonts w:hint="eastAsia" w:ascii="宋体" w:hAnsi="宋体"/>
+          <w:rFonts w:ascii="宋体" w:hAnsi="宋体" w:hint="eastAsia"/>
           <w:sz w:val="28"/>
           <w:szCs w:val="24"/>
         </w:rPr>
         <w:t>服务管理方针</w:t>
       </w:r>
-      <w:bookmarkEnd w:id="6"/>
       <w:bookmarkEnd w:id="7"/>
       <w:bookmarkEnd w:id="8"/>
+      <w:bookmarkEnd w:id="9"/>
     </w:p>
     <w:p>
       <w:pPr>
         <w:spacing w:line="360" w:lineRule="auto"/>
-        <w:ind w:firstLine="480" w:firstLineChars="200"/>
+        <w:ind w:firstLine="420" w:firstLineChars="200"/>
         <w:rPr>
           <w:rFonts w:ascii="宋体" w:hAnsi="宋体"/>
           <w:sz w:val="24"/>
@@ -2816,7 +2728,7 @@
       </w:pPr>
       <w:r>
         <w:rPr>
-          <w:rFonts w:hint="eastAsia" w:ascii="宋体" w:hAnsi="宋体"/>
+          <w:rFonts w:ascii="宋体" w:hAnsi="宋体" w:hint="eastAsia"/>
           <w:sz w:val="24"/>
           <w:szCs w:val="24"/>
         </w:rPr>
@@ -2826,7 +2738,7 @@
     <w:p>
       <w:pPr>
         <w:spacing w:line="360" w:lineRule="auto"/>
-        <w:ind w:firstLine="480" w:firstLineChars="200"/>
+        <w:ind w:firstLine="420" w:firstLineChars="200"/>
         <w:rPr>
           <w:rFonts w:ascii="宋体" w:hAnsi="宋体"/>
           <w:sz w:val="24"/>
@@ -2835,7 +2747,7 @@
       </w:pPr>
       <w:r>
         <w:rPr>
-          <w:rFonts w:hint="eastAsia" w:ascii="宋体" w:hAnsi="宋体"/>
+          <w:rFonts w:ascii="宋体" w:hAnsi="宋体" w:hint="eastAsia"/>
           <w:sz w:val="24"/>
           <w:szCs w:val="24"/>
         </w:rPr>
@@ -2845,7 +2757,7 @@
     <w:p>
       <w:pPr>
         <w:spacing w:line="360" w:lineRule="auto"/>
-        <w:ind w:firstLine="480" w:firstLineChars="200"/>
+        <w:ind w:firstLine="420" w:firstLineChars="200"/>
         <w:rPr>
           <w:rFonts w:ascii="宋体" w:hAnsi="宋体"/>
           <w:sz w:val="24"/>
@@ -2854,7 +2766,7 @@
       </w:pPr>
       <w:r>
         <w:rPr>
-          <w:rFonts w:hint="eastAsia" w:ascii="宋体" w:hAnsi="宋体"/>
+          <w:rFonts w:ascii="宋体" w:hAnsi="宋体" w:hint="eastAsia"/>
           <w:sz w:val="24"/>
           <w:szCs w:val="24"/>
         </w:rPr>
@@ -2863,23 +2775,23 @@
     </w:p>
     <w:p>
       <w:pPr>
-        <w:pStyle w:val="2"/>
+        <w:pStyle w:val="Heading1"/>
         <w:numPr>
           <w:ilvl w:val="0"/>
           <w:numId w:val="0"/>
         </w:numPr>
-        <w:ind w:firstLine="411" w:firstLineChars="147"/>
+        <w:ind w:firstLine="309" w:firstLineChars="147"/>
         <w:rPr>
           <w:sz w:val="21"/>
           <w:szCs w:val="24"/>
         </w:rPr>
       </w:pPr>
-      <w:bookmarkStart w:id="9" w:name="_Toc493237462"/>
-      <w:bookmarkStart w:id="10" w:name="_Toc494266687"/>
-      <w:bookmarkStart w:id="11" w:name="_Toc493236469"/>
+      <w:bookmarkStart w:id="10" w:name="_Toc493237462"/>
+      <w:bookmarkStart w:id="11" w:name="_Toc494266687"/>
+      <w:bookmarkStart w:id="12" w:name="_Toc493236469"/>
       <w:r>
         <w:rPr>
-          <w:rStyle w:val="16"/>
+          <w:rStyle w:val="1"/>
           <w:rFonts w:hint="eastAsia"/>
           <w:b w:val="0"/>
           <w:bCs w:val="0"/>
@@ -2890,15 +2802,15 @@
       </w:r>
       <w:r>
         <w:rPr>
-          <w:rFonts w:hint="eastAsia" w:ascii="宋体" w:hAnsi="宋体"/>
+          <w:rFonts w:ascii="宋体" w:hAnsi="宋体" w:hint="eastAsia"/>
           <w:sz w:val="28"/>
           <w:szCs w:val="24"/>
         </w:rPr>
         <w:t>服务管理目标</w:t>
       </w:r>
-      <w:bookmarkEnd w:id="9"/>
       <w:bookmarkEnd w:id="10"/>
       <w:bookmarkEnd w:id="11"/>
+      <w:bookmarkEnd w:id="12"/>
     </w:p>
     <w:p>
       <w:pPr>
@@ -2914,10 +2826,10 @@
           <w:szCs w:val="24"/>
         </w:rPr>
       </w:pPr>
-      <w:bookmarkStart w:id="12" w:name="_Toc5373"/>
+      <w:bookmarkStart w:id="13" w:name="_Toc5373"/>
       <w:r>
         <w:rPr>
-          <w:rFonts w:hint="eastAsia" w:ascii="宋体" w:hAnsi="宋体"/>
+          <w:rFonts w:ascii="宋体" w:hAnsi="宋体" w:hint="eastAsia"/>
           <w:sz w:val="24"/>
           <w:szCs w:val="24"/>
         </w:rPr>
@@ -2936,7 +2848,7 @@
       </w:pPr>
       <w:r>
         <w:rPr>
-          <w:rFonts w:hint="eastAsia" w:ascii="宋体" w:hAnsi="宋体"/>
+          <w:rFonts w:ascii="宋体" w:hAnsi="宋体" w:hint="eastAsia"/>
           <w:sz w:val="24"/>
           <w:szCs w:val="24"/>
         </w:rPr>
@@ -2952,7 +2864,7 @@
       </w:r>
       <w:r>
         <w:rPr>
-          <w:rFonts w:hint="eastAsia" w:ascii="宋体" w:hAnsi="宋体"/>
+          <w:rFonts w:ascii="宋体" w:hAnsi="宋体" w:hint="eastAsia"/>
           <w:sz w:val="24"/>
           <w:szCs w:val="24"/>
         </w:rPr>
@@ -2972,7 +2884,7 @@
       </w:pPr>
       <w:r>
         <w:rPr>
-          <w:rFonts w:hint="eastAsia" w:ascii="宋体" w:hAnsi="宋体"/>
+          <w:rFonts w:ascii="宋体" w:hAnsi="宋体" w:hint="eastAsia"/>
           <w:sz w:val="24"/>
           <w:szCs w:val="24"/>
         </w:rPr>
@@ -2981,26 +2893,26 @@
     </w:p>
     <w:p>
       <w:pPr>
-        <w:pStyle w:val="2"/>
+        <w:pStyle w:val="Heading1"/>
         <w:numPr>
           <w:ilvl w:val="0"/>
           <w:numId w:val="0"/>
         </w:numPr>
-        <w:ind w:firstLine="413" w:firstLineChars="147"/>
+        <w:ind w:firstLine="309" w:firstLineChars="147"/>
         <w:rPr>
-          <w:rStyle w:val="16"/>
+          <w:rStyle w:val="1"/>
           <w:b/>
           <w:bCs w:val="0"/>
           <w:sz w:val="28"/>
           <w:szCs w:val="24"/>
         </w:rPr>
       </w:pPr>
-      <w:bookmarkStart w:id="13" w:name="_Toc493237463"/>
-      <w:bookmarkStart w:id="14" w:name="_Toc493236470"/>
-      <w:bookmarkStart w:id="15" w:name="_Toc494266688"/>
+      <w:bookmarkStart w:id="14" w:name="_Toc493237463"/>
+      <w:bookmarkStart w:id="15" w:name="_Toc493236470"/>
+      <w:bookmarkStart w:id="16" w:name="_Toc494266688"/>
       <w:r>
         <w:rPr>
-          <w:rStyle w:val="16"/>
+          <w:rStyle w:val="1"/>
           <w:rFonts w:hint="eastAsia"/>
           <w:b/>
           <w:bCs w:val="0"/>
@@ -3009,10 +2921,10 @@
         </w:rPr>
         <w:t>三、人员</w:t>
       </w:r>
-      <w:bookmarkEnd w:id="12"/>
+      <w:bookmarkEnd w:id="13"/>
       <w:r>
         <w:rPr>
-          <w:rStyle w:val="16"/>
+          <w:rStyle w:val="1"/>
           <w:rFonts w:hint="eastAsia"/>
           <w:b/>
           <w:bCs w:val="0"/>
@@ -3021,13 +2933,13 @@
         </w:rPr>
         <w:t>达成指标</w:t>
       </w:r>
-      <w:bookmarkEnd w:id="13"/>
       <w:bookmarkEnd w:id="14"/>
       <w:bookmarkEnd w:id="15"/>
+      <w:bookmarkEnd w:id="16"/>
     </w:p>
     <w:tbl>
       <w:tblPr>
-        <w:tblStyle w:val="12"/>
+        <w:tblStyle w:val="TableNormal"/>
         <w:tblW w:w="10774" w:type="dxa"/>
         <w:tblInd w:w="-1168" w:type="dxa"/>
         <w:tblLayout w:type="fixed"/>
@@ -3051,6 +2963,9 @@
       </w:tblGrid>
       <w:tr>
         <w:tblPrEx>
+          <w:tblW w:w="10774" w:type="dxa"/>
+          <w:tblInd w:w="-1168" w:type="dxa"/>
+          <w:tblLayout w:type="fixed"/>
           <w:tblCellMar>
             <w:top w:w="0" w:type="dxa"/>
             <w:left w:w="108" w:type="dxa"/>
@@ -3059,16 +2974,16 @@
           </w:tblCellMar>
         </w:tblPrEx>
         <w:trPr>
-          <w:trHeight w:val="660" w:hRule="atLeast"/>
+          <w:trHeight w:val="660"/>
         </w:trPr>
         <w:tc>
           <w:tcPr>
             <w:tcW w:w="992" w:type="dxa"/>
             <w:tcBorders>
-              <w:top w:val="single" w:color="auto" w:sz="4" w:space="0"/>
-              <w:left w:val="single" w:color="auto" w:sz="4" w:space="0"/>
-              <w:bottom w:val="single" w:color="auto" w:sz="4" w:space="0"/>
-              <w:right w:val="single" w:color="auto" w:sz="4" w:space="0"/>
+              <w:top w:val="single" w:sz="4" w:space="0" w:color="auto"/>
+              <w:left w:val="single" w:sz="4" w:space="0" w:color="auto"/>
+              <w:bottom w:val="single" w:sz="4" w:space="0" w:color="auto"/>
+              <w:right w:val="single" w:sz="4" w:space="0" w:color="auto"/>
             </w:tcBorders>
             <w:shd w:val="clear" w:color="000000" w:fill="FFFFFF"/>
             <w:vAlign w:val="center"/>
@@ -3086,7 +3001,7 @@
             </w:pPr>
             <w:r>
               <w:rPr>
-                <w:rFonts w:hint="eastAsia" w:ascii="宋体" w:hAnsi="宋体" w:cs="宋体"/>
+                <w:rFonts w:ascii="宋体" w:hAnsi="宋体" w:cs="宋体" w:hint="eastAsia"/>
                 <w:kern w:val="0"/>
                 <w:sz w:val="24"/>
                 <w:szCs w:val="24"/>
@@ -3096,7 +3011,7 @@
             </w:r>
             <w:r>
               <w:rPr>
-                <w:rFonts w:hint="eastAsia" w:ascii="宋体" w:hAnsi="宋体" w:cs="宋体"/>
+                <w:rFonts w:ascii="宋体" w:hAnsi="宋体" w:cs="宋体" w:hint="eastAsia"/>
                 <w:kern w:val="0"/>
                 <w:sz w:val="24"/>
                 <w:szCs w:val="24"/>
@@ -3109,10 +3024,10 @@
           <w:tcPr>
             <w:tcW w:w="1277" w:type="dxa"/>
             <w:tcBorders>
-              <w:top w:val="single" w:color="auto" w:sz="4" w:space="0"/>
-              <w:left w:val="nil"/>
-              <w:bottom w:val="single" w:color="auto" w:sz="4" w:space="0"/>
-              <w:right w:val="single" w:color="auto" w:sz="4" w:space="0"/>
+              <w:top w:val="single" w:sz="4" w:space="0" w:color="auto"/>
+              <w:left w:val="nil"/>
+              <w:bottom w:val="single" w:sz="4" w:space="0" w:color="auto"/>
+              <w:right w:val="single" w:sz="4" w:space="0" w:color="auto"/>
             </w:tcBorders>
             <w:shd w:val="clear" w:color="000000" w:fill="C0C0C0"/>
             <w:vAlign w:val="center"/>
@@ -3132,7 +3047,7 @@
             </w:pPr>
             <w:r>
               <w:rPr>
-                <w:rFonts w:hint="eastAsia" w:ascii="宋体" w:hAnsi="宋体" w:cs="宋体"/>
+                <w:rFonts w:ascii="宋体" w:hAnsi="宋体" w:cs="宋体" w:hint="eastAsia"/>
                 <w:b/>
                 <w:bCs/>
                 <w:kern w:val="0"/>
@@ -3147,10 +3062,10 @@
           <w:tcPr>
             <w:tcW w:w="900" w:type="dxa"/>
             <w:tcBorders>
-              <w:top w:val="single" w:color="auto" w:sz="4" w:space="0"/>
-              <w:left w:val="nil"/>
-              <w:bottom w:val="single" w:color="auto" w:sz="4" w:space="0"/>
-              <w:right w:val="single" w:color="auto" w:sz="4" w:space="0"/>
+              <w:top w:val="single" w:sz="4" w:space="0" w:color="auto"/>
+              <w:left w:val="nil"/>
+              <w:bottom w:val="single" w:sz="4" w:space="0" w:color="auto"/>
+              <w:right w:val="single" w:sz="4" w:space="0" w:color="auto"/>
             </w:tcBorders>
             <w:shd w:val="clear" w:color="000000" w:fill="C0C0C0"/>
             <w:vAlign w:val="center"/>
@@ -3170,7 +3085,7 @@
             </w:pPr>
             <w:r>
               <w:rPr>
-                <w:rFonts w:hint="eastAsia" w:ascii="宋体" w:hAnsi="宋体" w:cs="宋体"/>
+                <w:rFonts w:ascii="宋体" w:hAnsi="宋体" w:cs="宋体" w:hint="eastAsia"/>
                 <w:b/>
                 <w:bCs/>
                 <w:kern w:val="0"/>
@@ -3185,10 +3100,10 @@
           <w:tcPr>
             <w:tcW w:w="1226" w:type="dxa"/>
             <w:tcBorders>
-              <w:top w:val="single" w:color="auto" w:sz="4" w:space="0"/>
-              <w:left w:val="nil"/>
-              <w:bottom w:val="single" w:color="auto" w:sz="4" w:space="0"/>
-              <w:right w:val="single" w:color="auto" w:sz="4" w:space="0"/>
+              <w:top w:val="single" w:sz="4" w:space="0" w:color="auto"/>
+              <w:left w:val="nil"/>
+              <w:bottom w:val="single" w:sz="4" w:space="0" w:color="auto"/>
+              <w:right w:val="single" w:sz="4" w:space="0" w:color="auto"/>
             </w:tcBorders>
             <w:shd w:val="clear" w:color="000000" w:fill="C0C0C0"/>
             <w:vAlign w:val="center"/>
@@ -3208,7 +3123,7 @@
             </w:pPr>
             <w:r>
               <w:rPr>
-                <w:rFonts w:hint="eastAsia" w:ascii="宋体" w:hAnsi="宋体" w:cs="宋体"/>
+                <w:rFonts w:ascii="宋体" w:hAnsi="宋体" w:cs="宋体" w:hint="eastAsia"/>
                 <w:b/>
                 <w:bCs/>
                 <w:kern w:val="0"/>
@@ -3223,9 +3138,9 @@
           <w:tcPr>
             <w:tcW w:w="1134" w:type="dxa"/>
             <w:tcBorders>
-              <w:top w:val="single" w:color="auto" w:sz="4" w:space="0"/>
-              <w:left w:val="nil"/>
-              <w:bottom w:val="single" w:color="auto" w:sz="4" w:space="0"/>
+              <w:top w:val="single" w:sz="4" w:space="0" w:color="auto"/>
+              <w:left w:val="nil"/>
+              <w:bottom w:val="single" w:sz="4" w:space="0" w:color="auto"/>
               <w:right w:val="nil"/>
             </w:tcBorders>
             <w:shd w:val="clear" w:color="000000" w:fill="C0C0C0"/>
@@ -3246,7 +3161,7 @@
             </w:pPr>
             <w:r>
               <w:rPr>
-                <w:rFonts w:hint="eastAsia" w:ascii="宋体" w:hAnsi="宋体" w:cs="宋体"/>
+                <w:rFonts w:ascii="宋体" w:hAnsi="宋体" w:cs="宋体" w:hint="eastAsia"/>
                 <w:b/>
                 <w:bCs/>
                 <w:kern w:val="0"/>
@@ -3261,9 +3176,9 @@
           <w:tcPr>
             <w:tcW w:w="992" w:type="dxa"/>
             <w:tcBorders>
-              <w:top w:val="single" w:color="auto" w:sz="4" w:space="0"/>
-              <w:left w:val="single" w:color="auto" w:sz="4" w:space="0"/>
-              <w:bottom w:val="single" w:color="auto" w:sz="4" w:space="0"/>
+              <w:top w:val="single" w:sz="4" w:space="0" w:color="auto"/>
+              <w:left w:val="single" w:sz="4" w:space="0" w:color="auto"/>
+              <w:bottom w:val="single" w:sz="4" w:space="0" w:color="auto"/>
               <w:right w:val="nil"/>
             </w:tcBorders>
             <w:shd w:val="clear" w:color="000000" w:fill="C0C0C0"/>
@@ -3284,7 +3199,7 @@
             </w:pPr>
             <w:r>
               <w:rPr>
-                <w:rFonts w:hint="eastAsia" w:ascii="宋体" w:hAnsi="宋体" w:cs="宋体"/>
+                <w:rFonts w:ascii="宋体" w:hAnsi="宋体" w:cs="宋体" w:hint="eastAsia"/>
                 <w:b/>
                 <w:bCs/>
                 <w:kern w:val="0"/>
@@ -3299,9 +3214,9 @@
           <w:tcPr>
             <w:tcW w:w="992" w:type="dxa"/>
             <w:tcBorders>
-              <w:top w:val="single" w:color="auto" w:sz="4" w:space="0"/>
-              <w:left w:val="single" w:color="auto" w:sz="4" w:space="0"/>
-              <w:bottom w:val="single" w:color="auto" w:sz="4" w:space="0"/>
+              <w:top w:val="single" w:sz="4" w:space="0" w:color="auto"/>
+              <w:left w:val="single" w:sz="4" w:space="0" w:color="auto"/>
+              <w:bottom w:val="single" w:sz="4" w:space="0" w:color="auto"/>
               <w:right w:val="nil"/>
             </w:tcBorders>
             <w:shd w:val="clear" w:color="000000" w:fill="C0C0C0"/>
@@ -3322,7 +3237,7 @@
             </w:pPr>
             <w:r>
               <w:rPr>
-                <w:rFonts w:hint="eastAsia" w:ascii="宋体" w:hAnsi="宋体" w:cs="宋体"/>
+                <w:rFonts w:ascii="宋体" w:hAnsi="宋体" w:cs="宋体" w:hint="eastAsia"/>
                 <w:b/>
                 <w:bCs/>
                 <w:kern w:val="0"/>
@@ -3337,9 +3252,9 @@
           <w:tcPr>
             <w:tcW w:w="1134" w:type="dxa"/>
             <w:tcBorders>
-              <w:top w:val="single" w:color="auto" w:sz="4" w:space="0"/>
-              <w:left w:val="single" w:color="auto" w:sz="4" w:space="0"/>
-              <w:bottom w:val="single" w:color="auto" w:sz="4" w:space="0"/>
+              <w:top w:val="single" w:sz="4" w:space="0" w:color="auto"/>
+              <w:left w:val="single" w:sz="4" w:space="0" w:color="auto"/>
+              <w:bottom w:val="single" w:sz="4" w:space="0" w:color="auto"/>
               <w:right w:val="nil"/>
             </w:tcBorders>
             <w:shd w:val="clear" w:color="000000" w:fill="C0C0C0"/>
@@ -3360,7 +3275,7 @@
             </w:pPr>
             <w:r>
               <w:rPr>
-                <w:rFonts w:hint="eastAsia" w:ascii="宋体" w:hAnsi="宋体" w:cs="宋体"/>
+                <w:rFonts w:ascii="宋体" w:hAnsi="宋体" w:cs="宋体" w:hint="eastAsia"/>
                 <w:b/>
                 <w:bCs/>
                 <w:kern w:val="0"/>
@@ -3375,10 +3290,10 @@
           <w:tcPr>
             <w:tcW w:w="2127" w:type="dxa"/>
             <w:tcBorders>
-              <w:top w:val="single" w:color="auto" w:sz="4" w:space="0"/>
-              <w:left w:val="single" w:color="auto" w:sz="4" w:space="0"/>
-              <w:bottom w:val="single" w:color="auto" w:sz="4" w:space="0"/>
-              <w:right w:val="single" w:color="auto" w:sz="4" w:space="0"/>
+              <w:top w:val="single" w:sz="4" w:space="0" w:color="auto"/>
+              <w:left w:val="single" w:sz="4" w:space="0" w:color="auto"/>
+              <w:bottom w:val="single" w:sz="4" w:space="0" w:color="auto"/>
+              <w:right w:val="single" w:sz="4" w:space="0" w:color="auto"/>
             </w:tcBorders>
             <w:shd w:val="clear" w:color="000000" w:fill="C0C0C0"/>
             <w:vAlign w:val="center"/>
@@ -3398,7 +3313,7 @@
             </w:pPr>
             <w:r>
               <w:rPr>
-                <w:rFonts w:hint="eastAsia" w:ascii="宋体" w:hAnsi="宋体" w:cs="宋体"/>
+                <w:rFonts w:ascii="宋体" w:hAnsi="宋体" w:cs="宋体" w:hint="eastAsia"/>
                 <w:b/>
                 <w:bCs/>
                 <w:kern w:val="0"/>
@@ -3412,6 +3327,9 @@
       </w:tr>
       <w:tr>
         <w:tblPrEx>
+          <w:tblW w:w="10774" w:type="dxa"/>
+          <w:tblInd w:w="-1168" w:type="dxa"/>
+          <w:tblLayout w:type="fixed"/>
           <w:tblCellMar>
             <w:top w:w="0" w:type="dxa"/>
             <w:left w:w="108" w:type="dxa"/>
@@ -3420,7 +3338,7 @@
           </w:tblCellMar>
         </w:tblPrEx>
         <w:trPr>
-          <w:trHeight w:val="720" w:hRule="atLeast"/>
+          <w:trHeight w:val="720"/>
         </w:trPr>
         <w:tc>
           <w:tcPr>
@@ -3428,9 +3346,9 @@
             <w:vMerge w:val="restart"/>
             <w:tcBorders>
               <w:top w:val="nil"/>
-              <w:left w:val="single" w:color="auto" w:sz="4" w:space="0"/>
-              <w:bottom w:val="single" w:color="auto" w:sz="4" w:space="0"/>
-              <w:right w:val="single" w:color="auto" w:sz="4" w:space="0"/>
+              <w:left w:val="single" w:sz="4" w:space="0" w:color="auto"/>
+              <w:bottom w:val="single" w:sz="4" w:space="0" w:color="auto"/>
+              <w:right w:val="single" w:sz="4" w:space="0" w:color="auto"/>
             </w:tcBorders>
             <w:shd w:val="clear" w:color="000000" w:fill="FFFFFF"/>
             <w:vAlign w:val="center"/>
@@ -3448,7 +3366,7 @@
             </w:pPr>
             <w:r>
               <w:rPr>
-                <w:rFonts w:hint="eastAsia" w:ascii="宋体" w:hAnsi="宋体" w:cs="宋体"/>
+                <w:rFonts w:ascii="宋体" w:hAnsi="宋体" w:cs="宋体" w:hint="eastAsia"/>
                 <w:kern w:val="0"/>
                 <w:sz w:val="24"/>
                 <w:szCs w:val="24"/>
@@ -3463,8 +3381,8 @@
             <w:tcBorders>
               <w:top w:val="nil"/>
               <w:left w:val="nil"/>
-              <w:bottom w:val="single" w:color="auto" w:sz="4" w:space="0"/>
-              <w:right w:val="single" w:color="auto" w:sz="4" w:space="0"/>
+              <w:bottom w:val="single" w:sz="4" w:space="0" w:color="auto"/>
+              <w:right w:val="single" w:sz="4" w:space="0" w:color="auto"/>
             </w:tcBorders>
             <w:shd w:val="clear" w:color="auto" w:fill="auto"/>
             <w:vAlign w:val="center"/>
@@ -3481,7 +3399,7 @@
             </w:pPr>
             <w:r>
               <w:rPr>
-                <w:rFonts w:hint="eastAsia" w:ascii="宋体" w:hAnsi="宋体" w:cs="宋体"/>
+                <w:rFonts w:ascii="宋体" w:hAnsi="宋体" w:cs="宋体" w:hint="eastAsia"/>
                 <w:kern w:val="0"/>
                 <w:sz w:val="20"/>
               </w:rPr>
@@ -3495,8 +3413,8 @@
             <w:tcBorders>
               <w:top w:val="nil"/>
               <w:left w:val="nil"/>
-              <w:bottom w:val="single" w:color="auto" w:sz="4" w:space="0"/>
-              <w:right w:val="single" w:color="auto" w:sz="4" w:space="0"/>
+              <w:bottom w:val="single" w:sz="4" w:space="0" w:color="auto"/>
+              <w:right w:val="single" w:sz="4" w:space="0" w:color="auto"/>
             </w:tcBorders>
             <w:shd w:val="clear" w:color="auto" w:fill="auto"/>
             <w:vAlign w:val="center"/>
@@ -3513,7 +3431,7 @@
             </w:pPr>
             <w:r>
               <w:rPr>
-                <w:rFonts w:hint="eastAsia" w:ascii="宋体" w:hAnsi="宋体"/>
+                <w:rFonts w:ascii="宋体" w:hAnsi="宋体" w:hint="eastAsia"/>
                 <w:sz w:val="24"/>
                 <w:szCs w:val="24"/>
               </w:rPr>
@@ -3521,7 +3439,7 @@
             </w:r>
             <w:r>
               <w:rPr>
-                <w:rFonts w:hint="eastAsia" w:ascii="宋体" w:hAnsi="宋体" w:cs="宋体"/>
+                <w:rFonts w:ascii="宋体" w:hAnsi="宋体" w:cs="宋体" w:hint="eastAsia"/>
                 <w:kern w:val="0"/>
                 <w:sz w:val="20"/>
               </w:rPr>
@@ -3535,8 +3453,8 @@
             <w:tcBorders>
               <w:top w:val="nil"/>
               <w:left w:val="nil"/>
-              <w:bottom w:val="single" w:color="auto" w:sz="4" w:space="0"/>
-              <w:right w:val="single" w:color="auto" w:sz="4" w:space="0"/>
+              <w:bottom w:val="single" w:sz="4" w:space="0" w:color="auto"/>
+              <w:right w:val="single" w:sz="4" w:space="0" w:color="auto"/>
             </w:tcBorders>
             <w:shd w:val="clear" w:color="auto" w:fill="auto"/>
             <w:vAlign w:val="center"/>
@@ -3553,7 +3471,7 @@
             </w:pPr>
             <w:r>
               <w:rPr>
-                <w:rFonts w:hint="eastAsia" w:ascii="宋体" w:hAnsi="宋体" w:cs="宋体"/>
+                <w:rFonts w:ascii="宋体" w:hAnsi="宋体" w:cs="宋体" w:hint="eastAsia"/>
                 <w:kern w:val="0"/>
                 <w:sz w:val="20"/>
               </w:rPr>
@@ -3561,15 +3479,15 @@
             </w:r>
             <w:r>
               <w:rPr>
-                <w:rFonts w:hint="eastAsia" w:ascii="宋体" w:hAnsi="宋体" w:cs="宋体"/>
-                <w:kern w:val="0"/>
-                <w:sz w:val="20"/>
-              </w:rPr>
-              <w:br w:type="textWrapping"/>
-            </w:r>
-            <w:r>
-              <w:rPr>
-                <w:rFonts w:hint="eastAsia" w:ascii="宋体" w:hAnsi="宋体" w:cs="宋体"/>
+                <w:rFonts w:ascii="宋体" w:hAnsi="宋体" w:cs="宋体" w:hint="eastAsia"/>
+                <w:kern w:val="0"/>
+                <w:sz w:val="20"/>
+              </w:rPr>
+              <w:br/>
+            </w:r>
+            <w:r>
+              <w:rPr>
+                <w:rFonts w:ascii="宋体" w:hAnsi="宋体" w:cs="宋体" w:hint="eastAsia"/>
                 <w:kern w:val="0"/>
                 <w:sz w:val="20"/>
               </w:rPr>
@@ -3577,7 +3495,7 @@
             </w:r>
             <w:r>
               <w:rPr>
-                <w:rFonts w:hint="eastAsia" w:ascii="宋体" w:hAnsi="宋体" w:cs="宋体"/>
+                <w:rFonts w:ascii="宋体" w:hAnsi="宋体" w:cs="宋体" w:hint="eastAsia"/>
                 <w:kern w:val="0"/>
                 <w:sz w:val="20"/>
                 <w:lang w:val="en-US" w:eastAsia="zh-CN"/>
@@ -3586,7 +3504,7 @@
             </w:r>
             <w:r>
               <w:rPr>
-                <w:rFonts w:hint="eastAsia" w:ascii="宋体" w:hAnsi="宋体" w:cs="宋体"/>
+                <w:rFonts w:ascii="宋体" w:hAnsi="宋体" w:cs="宋体" w:hint="eastAsia"/>
                 <w:kern w:val="0"/>
                 <w:sz w:val="20"/>
               </w:rPr>
@@ -3600,8 +3518,8 @@
             <w:tcBorders>
               <w:top w:val="nil"/>
               <w:left w:val="nil"/>
-              <w:bottom w:val="single" w:color="auto" w:sz="4" w:space="0"/>
-              <w:right w:val="single" w:color="auto" w:sz="4" w:space="0"/>
+              <w:bottom w:val="single" w:sz="4" w:space="0" w:color="auto"/>
+              <w:right w:val="single" w:sz="4" w:space="0" w:color="auto"/>
             </w:tcBorders>
             <w:shd w:val="clear" w:color="000000" w:fill="FFFFFF"/>
             <w:vAlign w:val="center"/>
@@ -3618,7 +3536,7 @@
             </w:pPr>
             <w:r>
               <w:rPr>
-                <w:rFonts w:hint="eastAsia" w:ascii="宋体" w:hAnsi="宋体" w:cs="宋体"/>
+                <w:rFonts w:ascii="宋体" w:hAnsi="宋体" w:cs="宋体" w:hint="eastAsia"/>
                 <w:kern w:val="0"/>
                 <w:sz w:val="20"/>
               </w:rPr>
@@ -3632,8 +3550,8 @@
             <w:tcBorders>
               <w:top w:val="nil"/>
               <w:left w:val="nil"/>
-              <w:bottom w:val="single" w:color="auto" w:sz="4" w:space="0"/>
-              <w:right w:val="single" w:color="auto" w:sz="4" w:space="0"/>
+              <w:bottom w:val="single" w:sz="4" w:space="0" w:color="auto"/>
+              <w:right w:val="single" w:sz="4" w:space="0" w:color="auto"/>
             </w:tcBorders>
             <w:shd w:val="clear" w:color="000000" w:fill="FFFFFF"/>
             <w:vAlign w:val="center"/>
@@ -3643,7 +3561,7 @@
               <w:widowControl/>
               <w:jc w:val="center"/>
               <w:rPr>
-                <w:rFonts w:hint="eastAsia" w:ascii="宋体" w:hAnsi="宋体" w:eastAsia="宋体" w:cs="宋体"/>
+                <w:rFonts w:ascii="宋体" w:eastAsia="宋体" w:hAnsi="宋体" w:cs="宋体" w:hint="eastAsia"/>
                 <w:kern w:val="0"/>
                 <w:sz w:val="20"/>
                 <w:lang w:eastAsia="zh-CN"/>
@@ -3651,7 +3569,7 @@
             </w:pPr>
             <w:r>
               <w:rPr>
-                <w:rFonts w:hint="eastAsia" w:ascii="宋体" w:hAnsi="宋体" w:cs="宋体"/>
+                <w:rFonts w:ascii="宋体" w:hAnsi="宋体" w:cs="宋体" w:hint="eastAsia"/>
                 <w:kern w:val="0"/>
                 <w:sz w:val="20"/>
                 <w:lang w:eastAsia="zh-CN"/>
@@ -3666,8 +3584,8 @@
             <w:tcBorders>
               <w:top w:val="nil"/>
               <w:left w:val="nil"/>
-              <w:bottom w:val="single" w:color="auto" w:sz="4" w:space="0"/>
-              <w:right w:val="single" w:color="auto" w:sz="4" w:space="0"/>
+              <w:bottom w:val="single" w:sz="4" w:space="0" w:color="auto"/>
+              <w:right w:val="single" w:sz="4" w:space="0" w:color="auto"/>
             </w:tcBorders>
             <w:shd w:val="clear" w:color="000000" w:fill="FFFFFF"/>
             <w:vAlign w:val="center"/>
@@ -3684,7 +3602,7 @@
             </w:pPr>
             <w:r>
               <w:rPr>
-                <w:rFonts w:hint="eastAsia" w:ascii="宋体" w:hAnsi="宋体" w:cs="宋体"/>
+                <w:rFonts w:ascii="宋体" w:hAnsi="宋体" w:cs="宋体" w:hint="eastAsia"/>
                 <w:kern w:val="0"/>
                 <w:sz w:val="20"/>
               </w:rPr>
@@ -3698,8 +3616,8 @@
             <w:tcBorders>
               <w:top w:val="nil"/>
               <w:left w:val="nil"/>
-              <w:bottom w:val="single" w:color="auto" w:sz="4" w:space="0"/>
-              <w:right w:val="single" w:color="auto" w:sz="4" w:space="0"/>
+              <w:bottom w:val="single" w:sz="4" w:space="0" w:color="auto"/>
+              <w:right w:val="single" w:sz="4" w:space="0" w:color="auto"/>
             </w:tcBorders>
             <w:shd w:val="clear" w:color="auto" w:fill="auto"/>
             <w:vAlign w:val="center"/>
@@ -3716,7 +3634,7 @@
             </w:pPr>
             <w:r>
               <w:rPr>
-                <w:rFonts w:hint="eastAsia" w:ascii="宋体" w:hAnsi="宋体" w:cs="宋体"/>
+                <w:rFonts w:ascii="宋体" w:hAnsi="宋体" w:cs="宋体" w:hint="eastAsia"/>
                 <w:kern w:val="0"/>
                 <w:sz w:val="20"/>
               </w:rPr>
@@ -3730,8 +3648,8 @@
             <w:tcBorders>
               <w:top w:val="nil"/>
               <w:left w:val="nil"/>
-              <w:bottom w:val="single" w:color="auto" w:sz="4" w:space="0"/>
-              <w:right w:val="single" w:color="auto" w:sz="4" w:space="0"/>
+              <w:bottom w:val="single" w:sz="4" w:space="0" w:color="auto"/>
+              <w:right w:val="single" w:sz="4" w:space="0" w:color="auto"/>
             </w:tcBorders>
             <w:shd w:val="clear" w:color="auto" w:fill="auto"/>
             <w:vAlign w:val="center"/>
@@ -3748,7 +3666,7 @@
             </w:pPr>
             <w:r>
               <w:rPr>
-                <w:rFonts w:hint="eastAsia" w:ascii="宋体" w:hAnsi="宋体" w:cs="宋体"/>
+                <w:rFonts w:ascii="宋体" w:hAnsi="宋体" w:cs="宋体" w:hint="eastAsia"/>
                 <w:kern w:val="0"/>
                 <w:sz w:val="20"/>
               </w:rPr>
@@ -3759,6 +3677,9 @@
       </w:tr>
       <w:tr>
         <w:tblPrEx>
+          <w:tblW w:w="10774" w:type="dxa"/>
+          <w:tblInd w:w="-1168" w:type="dxa"/>
+          <w:tblLayout w:type="fixed"/>
           <w:tblCellMar>
             <w:top w:w="0" w:type="dxa"/>
             <w:left w:w="108" w:type="dxa"/>
@@ -3767,17 +3688,17 @@
           </w:tblCellMar>
         </w:tblPrEx>
         <w:trPr>
-          <w:trHeight w:val="615" w:hRule="atLeast"/>
+          <w:trHeight w:val="615"/>
         </w:trPr>
         <w:tc>
           <w:tcPr>
             <w:tcW w:w="992" w:type="dxa"/>
-            <w:vMerge w:val="continue"/>
-            <w:tcBorders>
-              <w:top w:val="nil"/>
-              <w:left w:val="single" w:color="auto" w:sz="4" w:space="0"/>
-              <w:bottom w:val="single" w:color="auto" w:sz="4" w:space="0"/>
-              <w:right w:val="single" w:color="auto" w:sz="4" w:space="0"/>
+            <w:vMerge/>
+            <w:tcBorders>
+              <w:top w:val="nil"/>
+              <w:left w:val="single" w:sz="4" w:space="0" w:color="auto"/>
+              <w:bottom w:val="single" w:sz="4" w:space="0" w:color="auto"/>
+              <w:right w:val="single" w:sz="4" w:space="0" w:color="auto"/>
             </w:tcBorders>
             <w:vAlign w:val="center"/>
           </w:tcPr>
@@ -3800,8 +3721,8 @@
             <w:tcBorders>
               <w:top w:val="nil"/>
               <w:left w:val="nil"/>
-              <w:bottom w:val="single" w:color="auto" w:sz="4" w:space="0"/>
-              <w:right w:val="single" w:color="auto" w:sz="4" w:space="0"/>
+              <w:bottom w:val="single" w:sz="4" w:space="0" w:color="auto"/>
+              <w:right w:val="single" w:sz="4" w:space="0" w:color="auto"/>
             </w:tcBorders>
             <w:shd w:val="clear" w:color="auto" w:fill="auto"/>
             <w:vAlign w:val="center"/>
@@ -3818,7 +3739,7 @@
             </w:pPr>
             <w:r>
               <w:rPr>
-                <w:rFonts w:hint="eastAsia" w:ascii="宋体" w:hAnsi="宋体" w:cs="宋体"/>
+                <w:rFonts w:ascii="宋体" w:hAnsi="宋体" w:cs="宋体" w:hint="eastAsia"/>
                 <w:kern w:val="0"/>
                 <w:sz w:val="20"/>
               </w:rPr>
@@ -3832,8 +3753,8 @@
             <w:tcBorders>
               <w:top w:val="nil"/>
               <w:left w:val="nil"/>
-              <w:bottom w:val="single" w:color="auto" w:sz="4" w:space="0"/>
-              <w:right w:val="single" w:color="auto" w:sz="4" w:space="0"/>
+              <w:bottom w:val="single" w:sz="4" w:space="0" w:color="auto"/>
+              <w:right w:val="single" w:sz="4" w:space="0" w:color="auto"/>
             </w:tcBorders>
             <w:shd w:val="clear" w:color="auto" w:fill="auto"/>
             <w:vAlign w:val="center"/>
@@ -3850,7 +3771,7 @@
             </w:pPr>
             <w:r>
               <w:rPr>
-                <w:rFonts w:hint="eastAsia" w:ascii="宋体" w:hAnsi="宋体"/>
+                <w:rFonts w:ascii="宋体" w:hAnsi="宋体" w:hint="eastAsia"/>
                 <w:sz w:val="24"/>
                 <w:szCs w:val="24"/>
               </w:rPr>
@@ -3858,7 +3779,7 @@
             </w:r>
             <w:r>
               <w:rPr>
-                <w:rFonts w:hint="eastAsia" w:ascii="宋体" w:hAnsi="宋体" w:cs="宋体"/>
+                <w:rFonts w:ascii="宋体" w:hAnsi="宋体" w:cs="宋体" w:hint="eastAsia"/>
                 <w:kern w:val="0"/>
                 <w:sz w:val="20"/>
               </w:rPr>
@@ -3872,8 +3793,8 @@
             <w:tcBorders>
               <w:top w:val="nil"/>
               <w:left w:val="nil"/>
-              <w:bottom w:val="single" w:color="auto" w:sz="4" w:space="0"/>
-              <w:right w:val="single" w:color="auto" w:sz="4" w:space="0"/>
+              <w:bottom w:val="single" w:sz="4" w:space="0" w:color="auto"/>
+              <w:right w:val="single" w:sz="4" w:space="0" w:color="auto"/>
             </w:tcBorders>
             <w:shd w:val="clear" w:color="auto" w:fill="auto"/>
             <w:vAlign w:val="center"/>
@@ -3890,7 +3811,7 @@
             </w:pPr>
             <w:r>
               <w:rPr>
-                <w:rFonts w:hint="eastAsia" w:ascii="宋体" w:hAnsi="宋体" w:cs="宋体"/>
+                <w:rFonts w:ascii="宋体" w:hAnsi="宋体" w:cs="宋体" w:hint="eastAsia"/>
                 <w:kern w:val="0"/>
                 <w:sz w:val="20"/>
               </w:rPr>
@@ -3904,8 +3825,8 @@
             <w:tcBorders>
               <w:top w:val="nil"/>
               <w:left w:val="nil"/>
-              <w:bottom w:val="single" w:color="auto" w:sz="4" w:space="0"/>
-              <w:right w:val="single" w:color="auto" w:sz="4" w:space="0"/>
+              <w:bottom w:val="single" w:sz="4" w:space="0" w:color="auto"/>
+              <w:right w:val="single" w:sz="4" w:space="0" w:color="auto"/>
             </w:tcBorders>
             <w:shd w:val="clear" w:color="000000" w:fill="FFFFFF"/>
             <w:vAlign w:val="center"/>
@@ -3922,7 +3843,7 @@
             </w:pPr>
             <w:r>
               <w:rPr>
-                <w:rFonts w:hint="eastAsia" w:ascii="宋体" w:hAnsi="宋体" w:cs="宋体"/>
+                <w:rFonts w:ascii="宋体" w:hAnsi="宋体" w:cs="宋体" w:hint="eastAsia"/>
                 <w:kern w:val="0"/>
                 <w:sz w:val="20"/>
               </w:rPr>
@@ -3936,8 +3857,8 @@
             <w:tcBorders>
               <w:top w:val="nil"/>
               <w:left w:val="nil"/>
-              <w:bottom w:val="single" w:color="auto" w:sz="4" w:space="0"/>
-              <w:right w:val="single" w:color="auto" w:sz="4" w:space="0"/>
+              <w:bottom w:val="single" w:sz="4" w:space="0" w:color="auto"/>
+              <w:right w:val="single" w:sz="4" w:space="0" w:color="auto"/>
             </w:tcBorders>
             <w:shd w:val="clear" w:color="000000" w:fill="FFFFFF"/>
             <w:vAlign w:val="center"/>
@@ -3954,7 +3875,7 @@
             </w:pPr>
             <w:r>
               <w:rPr>
-                <w:rFonts w:hint="eastAsia" w:ascii="宋体" w:hAnsi="宋体" w:cs="宋体"/>
+                <w:rFonts w:ascii="宋体" w:hAnsi="宋体" w:cs="宋体" w:hint="eastAsia"/>
                 <w:kern w:val="0"/>
                 <w:sz w:val="20"/>
               </w:rPr>
@@ -3968,8 +3889,8 @@
             <w:tcBorders>
               <w:top w:val="nil"/>
               <w:left w:val="nil"/>
-              <w:bottom w:val="single" w:color="auto" w:sz="4" w:space="0"/>
-              <w:right w:val="single" w:color="auto" w:sz="4" w:space="0"/>
+              <w:bottom w:val="single" w:sz="4" w:space="0" w:color="auto"/>
+              <w:right w:val="single" w:sz="4" w:space="0" w:color="auto"/>
             </w:tcBorders>
             <w:shd w:val="clear" w:color="000000" w:fill="FFFFFF"/>
             <w:vAlign w:val="center"/>
@@ -3986,7 +3907,7 @@
             </w:pPr>
             <w:r>
               <w:rPr>
-                <w:rFonts w:hint="eastAsia" w:ascii="宋体" w:hAnsi="宋体" w:cs="宋体"/>
+                <w:rFonts w:ascii="宋体" w:hAnsi="宋体" w:cs="宋体" w:hint="eastAsia"/>
                 <w:kern w:val="0"/>
                 <w:sz w:val="20"/>
               </w:rPr>
@@ -4000,8 +3921,8 @@
             <w:tcBorders>
               <w:top w:val="nil"/>
               <w:left w:val="nil"/>
-              <w:bottom w:val="single" w:color="auto" w:sz="4" w:space="0"/>
-              <w:right w:val="single" w:color="auto" w:sz="4" w:space="0"/>
+              <w:bottom w:val="single" w:sz="4" w:space="0" w:color="auto"/>
+              <w:right w:val="single" w:sz="4" w:space="0" w:color="auto"/>
             </w:tcBorders>
             <w:shd w:val="clear" w:color="auto" w:fill="auto"/>
             <w:vAlign w:val="center"/>
@@ -4018,7 +3939,7 @@
             </w:pPr>
             <w:r>
               <w:rPr>
-                <w:rFonts w:hint="eastAsia" w:ascii="宋体" w:hAnsi="宋体" w:cs="宋体"/>
+                <w:rFonts w:ascii="宋体" w:hAnsi="宋体" w:cs="宋体" w:hint="eastAsia"/>
                 <w:kern w:val="0"/>
                 <w:sz w:val="20"/>
               </w:rPr>
@@ -4032,8 +3953,8 @@
             <w:tcBorders>
               <w:top w:val="nil"/>
               <w:left w:val="nil"/>
-              <w:bottom w:val="single" w:color="auto" w:sz="4" w:space="0"/>
-              <w:right w:val="single" w:color="auto" w:sz="4" w:space="0"/>
+              <w:bottom w:val="single" w:sz="4" w:space="0" w:color="auto"/>
+              <w:right w:val="single" w:sz="4" w:space="0" w:color="auto"/>
             </w:tcBorders>
             <w:shd w:val="clear" w:color="auto" w:fill="auto"/>
             <w:vAlign w:val="center"/>
@@ -4050,7 +3971,7 @@
             </w:pPr>
             <w:r>
               <w:rPr>
-                <w:rFonts w:hint="eastAsia" w:ascii="宋体" w:hAnsi="宋体" w:cs="宋体"/>
+                <w:rFonts w:ascii="宋体" w:hAnsi="宋体" w:cs="宋体" w:hint="eastAsia"/>
                 <w:kern w:val="0"/>
                 <w:sz w:val="20"/>
               </w:rPr>
@@ -4072,26 +3993,26 @@
     </w:p>
     <w:p>
       <w:pPr>
-        <w:pStyle w:val="2"/>
+        <w:pStyle w:val="Heading1"/>
         <w:numPr>
           <w:ilvl w:val="0"/>
           <w:numId w:val="0"/>
         </w:numPr>
-        <w:ind w:firstLine="413" w:firstLineChars="147"/>
+        <w:ind w:firstLine="309" w:firstLineChars="147"/>
         <w:rPr>
-          <w:rStyle w:val="16"/>
+          <w:rStyle w:val="1"/>
           <w:b/>
           <w:bCs w:val="0"/>
           <w:sz w:val="28"/>
           <w:szCs w:val="24"/>
         </w:rPr>
       </w:pPr>
-      <w:bookmarkStart w:id="16" w:name="_Toc493236471"/>
-      <w:bookmarkStart w:id="17" w:name="_Toc494266689"/>
-      <w:bookmarkStart w:id="18" w:name="_Toc493237464"/>
+      <w:bookmarkStart w:id="17" w:name="_Toc493236471"/>
+      <w:bookmarkStart w:id="18" w:name="_Toc494266689"/>
+      <w:bookmarkStart w:id="19" w:name="_Toc493237464"/>
       <w:r>
         <w:rPr>
-          <w:rStyle w:val="16"/>
+          <w:rStyle w:val="1"/>
           <w:rFonts w:hint="eastAsia"/>
           <w:b/>
           <w:bCs w:val="0"/>
@@ -4100,13 +4021,13 @@
         </w:rPr>
         <w:t>四、资源达成指标</w:t>
       </w:r>
-      <w:bookmarkEnd w:id="16"/>
       <w:bookmarkEnd w:id="17"/>
       <w:bookmarkEnd w:id="18"/>
+      <w:bookmarkEnd w:id="19"/>
     </w:p>
     <w:tbl>
       <w:tblPr>
-        <w:tblStyle w:val="12"/>
+        <w:tblStyle w:val="TableNormal"/>
         <w:tblW w:w="10774" w:type="dxa"/>
         <w:tblInd w:w="-1168" w:type="dxa"/>
         <w:tblLayout w:type="fixed"/>
@@ -4130,6 +4051,9 @@
       </w:tblGrid>
       <w:tr>
         <w:tblPrEx>
+          <w:tblW w:w="10774" w:type="dxa"/>
+          <w:tblInd w:w="-1168" w:type="dxa"/>
+          <w:tblLayout w:type="fixed"/>
           <w:tblCellMar>
             <w:top w:w="0" w:type="dxa"/>
             <w:left w:w="108" w:type="dxa"/>
@@ -4138,16 +4062,16 @@
           </w:tblCellMar>
         </w:tblPrEx>
         <w:trPr>
-          <w:trHeight w:val="660" w:hRule="atLeast"/>
+          <w:trHeight w:val="660"/>
         </w:trPr>
         <w:tc>
           <w:tcPr>
             <w:tcW w:w="992" w:type="dxa"/>
             <w:tcBorders>
-              <w:top w:val="single" w:color="auto" w:sz="4" w:space="0"/>
-              <w:left w:val="single" w:color="auto" w:sz="4" w:space="0"/>
-              <w:bottom w:val="single" w:color="auto" w:sz="4" w:space="0"/>
-              <w:right w:val="single" w:color="auto" w:sz="4" w:space="0"/>
+              <w:top w:val="single" w:sz="4" w:space="0" w:color="auto"/>
+              <w:left w:val="single" w:sz="4" w:space="0" w:color="auto"/>
+              <w:bottom w:val="single" w:sz="4" w:space="0" w:color="auto"/>
+              <w:right w:val="single" w:sz="4" w:space="0" w:color="auto"/>
             </w:tcBorders>
             <w:shd w:val="clear" w:color="000000" w:fill="FFFFFF"/>
             <w:vAlign w:val="center"/>
@@ -4165,7 +4089,7 @@
             </w:pPr>
             <w:r>
               <w:rPr>
-                <w:rFonts w:hint="eastAsia" w:ascii="宋体" w:hAnsi="宋体" w:cs="宋体"/>
+                <w:rFonts w:ascii="宋体" w:hAnsi="宋体" w:cs="宋体" w:hint="eastAsia"/>
                 <w:kern w:val="0"/>
                 <w:sz w:val="24"/>
                 <w:szCs w:val="24"/>
@@ -4175,7 +4099,7 @@
             </w:r>
             <w:r>
               <w:rPr>
-                <w:rFonts w:hint="eastAsia" w:ascii="宋体" w:hAnsi="宋体" w:cs="宋体"/>
+                <w:rFonts w:ascii="宋体" w:hAnsi="宋体" w:cs="宋体" w:hint="eastAsia"/>
                 <w:kern w:val="0"/>
                 <w:sz w:val="24"/>
                 <w:szCs w:val="24"/>
@@ -4188,10 +4112,10 @@
           <w:tcPr>
             <w:tcW w:w="1277" w:type="dxa"/>
             <w:tcBorders>
-              <w:top w:val="single" w:color="auto" w:sz="4" w:space="0"/>
-              <w:left w:val="nil"/>
-              <w:bottom w:val="single" w:color="auto" w:sz="4" w:space="0"/>
-              <w:right w:val="single" w:color="auto" w:sz="4" w:space="0"/>
+              <w:top w:val="single" w:sz="4" w:space="0" w:color="auto"/>
+              <w:left w:val="nil"/>
+              <w:bottom w:val="single" w:sz="4" w:space="0" w:color="auto"/>
+              <w:right w:val="single" w:sz="4" w:space="0" w:color="auto"/>
             </w:tcBorders>
             <w:shd w:val="clear" w:color="000000" w:fill="C0C0C0"/>
             <w:vAlign w:val="center"/>
@@ -4211,7 +4135,7 @@
             </w:pPr>
             <w:r>
               <w:rPr>
-                <w:rFonts w:hint="eastAsia" w:ascii="宋体" w:hAnsi="宋体" w:cs="宋体"/>
+                <w:rFonts w:ascii="宋体" w:hAnsi="宋体" w:cs="宋体" w:hint="eastAsia"/>
                 <w:b/>
                 <w:bCs/>
                 <w:kern w:val="0"/>
@@ -4226,10 +4150,10 @@
           <w:tcPr>
             <w:tcW w:w="850" w:type="dxa"/>
             <w:tcBorders>
-              <w:top w:val="single" w:color="auto" w:sz="4" w:space="0"/>
-              <w:left w:val="nil"/>
-              <w:bottom w:val="single" w:color="auto" w:sz="4" w:space="0"/>
-              <w:right w:val="single" w:color="auto" w:sz="4" w:space="0"/>
+              <w:top w:val="single" w:sz="4" w:space="0" w:color="auto"/>
+              <w:left w:val="nil"/>
+              <w:bottom w:val="single" w:sz="4" w:space="0" w:color="auto"/>
+              <w:right w:val="single" w:sz="4" w:space="0" w:color="auto"/>
             </w:tcBorders>
             <w:shd w:val="clear" w:color="000000" w:fill="C0C0C0"/>
             <w:vAlign w:val="center"/>
@@ -4249,7 +4173,7 @@
             </w:pPr>
             <w:r>
               <w:rPr>
-                <w:rFonts w:hint="eastAsia" w:ascii="宋体" w:hAnsi="宋体" w:cs="宋体"/>
+                <w:rFonts w:ascii="宋体" w:hAnsi="宋体" w:cs="宋体" w:hint="eastAsia"/>
                 <w:b/>
                 <w:bCs/>
                 <w:kern w:val="0"/>
@@ -4264,10 +4188,10 @@
           <w:tcPr>
             <w:tcW w:w="1276" w:type="dxa"/>
             <w:tcBorders>
-              <w:top w:val="single" w:color="auto" w:sz="4" w:space="0"/>
-              <w:left w:val="nil"/>
-              <w:bottom w:val="single" w:color="auto" w:sz="4" w:space="0"/>
-              <w:right w:val="single" w:color="auto" w:sz="4" w:space="0"/>
+              <w:top w:val="single" w:sz="4" w:space="0" w:color="auto"/>
+              <w:left w:val="nil"/>
+              <w:bottom w:val="single" w:sz="4" w:space="0" w:color="auto"/>
+              <w:right w:val="single" w:sz="4" w:space="0" w:color="auto"/>
             </w:tcBorders>
             <w:shd w:val="clear" w:color="000000" w:fill="C0C0C0"/>
             <w:vAlign w:val="center"/>
@@ -4287,7 +4211,7 @@
             </w:pPr>
             <w:r>
               <w:rPr>
-                <w:rFonts w:hint="eastAsia" w:ascii="宋体" w:hAnsi="宋体" w:cs="宋体"/>
+                <w:rFonts w:ascii="宋体" w:hAnsi="宋体" w:cs="宋体" w:hint="eastAsia"/>
                 <w:b/>
                 <w:bCs/>
                 <w:kern w:val="0"/>
@@ -4302,9 +4226,9 @@
           <w:tcPr>
             <w:tcW w:w="1276" w:type="dxa"/>
             <w:tcBorders>
-              <w:top w:val="single" w:color="auto" w:sz="4" w:space="0"/>
-              <w:left w:val="nil"/>
-              <w:bottom w:val="single" w:color="auto" w:sz="4" w:space="0"/>
+              <w:top w:val="single" w:sz="4" w:space="0" w:color="auto"/>
+              <w:left w:val="nil"/>
+              <w:bottom w:val="single" w:sz="4" w:space="0" w:color="auto"/>
               <w:right w:val="nil"/>
             </w:tcBorders>
             <w:shd w:val="clear" w:color="000000" w:fill="C0C0C0"/>
@@ -4325,7 +4249,7 @@
             </w:pPr>
             <w:r>
               <w:rPr>
-                <w:rFonts w:hint="eastAsia" w:ascii="宋体" w:hAnsi="宋体" w:cs="宋体"/>
+                <w:rFonts w:ascii="宋体" w:hAnsi="宋体" w:cs="宋体" w:hint="eastAsia"/>
                 <w:b/>
                 <w:bCs/>
                 <w:kern w:val="0"/>
@@ -4340,9 +4264,9 @@
           <w:tcPr>
             <w:tcW w:w="860" w:type="dxa"/>
             <w:tcBorders>
-              <w:top w:val="single" w:color="auto" w:sz="4" w:space="0"/>
-              <w:left w:val="single" w:color="auto" w:sz="4" w:space="0"/>
-              <w:bottom w:val="single" w:color="auto" w:sz="4" w:space="0"/>
+              <w:top w:val="single" w:sz="4" w:space="0" w:color="auto"/>
+              <w:left w:val="single" w:sz="4" w:space="0" w:color="auto"/>
+              <w:bottom w:val="single" w:sz="4" w:space="0" w:color="auto"/>
               <w:right w:val="nil"/>
             </w:tcBorders>
             <w:shd w:val="clear" w:color="000000" w:fill="C0C0C0"/>
@@ -4363,7 +4287,7 @@
             </w:pPr>
             <w:r>
               <w:rPr>
-                <w:rFonts w:hint="eastAsia" w:ascii="宋体" w:hAnsi="宋体" w:cs="宋体"/>
+                <w:rFonts w:ascii="宋体" w:hAnsi="宋体" w:cs="宋体" w:hint="eastAsia"/>
                 <w:b/>
                 <w:bCs/>
                 <w:kern w:val="0"/>
@@ -4378,9 +4302,9 @@
           <w:tcPr>
             <w:tcW w:w="1124" w:type="dxa"/>
             <w:tcBorders>
-              <w:top w:val="single" w:color="auto" w:sz="4" w:space="0"/>
-              <w:left w:val="single" w:color="auto" w:sz="4" w:space="0"/>
-              <w:bottom w:val="single" w:color="auto" w:sz="4" w:space="0"/>
+              <w:top w:val="single" w:sz="4" w:space="0" w:color="auto"/>
+              <w:left w:val="single" w:sz="4" w:space="0" w:color="auto"/>
+              <w:bottom w:val="single" w:sz="4" w:space="0" w:color="auto"/>
               <w:right w:val="nil"/>
             </w:tcBorders>
             <w:shd w:val="clear" w:color="000000" w:fill="C0C0C0"/>
@@ -4401,7 +4325,7 @@
             </w:pPr>
             <w:r>
               <w:rPr>
-                <w:rFonts w:hint="eastAsia" w:ascii="宋体" w:hAnsi="宋体" w:cs="宋体"/>
+                <w:rFonts w:ascii="宋体" w:hAnsi="宋体" w:cs="宋体" w:hint="eastAsia"/>
                 <w:b/>
                 <w:bCs/>
                 <w:kern w:val="0"/>
@@ -4416,9 +4340,9 @@
           <w:tcPr>
             <w:tcW w:w="962" w:type="dxa"/>
             <w:tcBorders>
-              <w:top w:val="single" w:color="auto" w:sz="4" w:space="0"/>
-              <w:left w:val="single" w:color="auto" w:sz="4" w:space="0"/>
-              <w:bottom w:val="single" w:color="auto" w:sz="4" w:space="0"/>
+              <w:top w:val="single" w:sz="4" w:space="0" w:color="auto"/>
+              <w:left w:val="single" w:sz="4" w:space="0" w:color="auto"/>
+              <w:bottom w:val="single" w:sz="4" w:space="0" w:color="auto"/>
               <w:right w:val="nil"/>
             </w:tcBorders>
             <w:shd w:val="clear" w:color="000000" w:fill="C0C0C0"/>
@@ -4439,7 +4363,7 @@
             </w:pPr>
             <w:r>
               <w:rPr>
-                <w:rFonts w:hint="eastAsia" w:ascii="宋体" w:hAnsi="宋体" w:cs="宋体"/>
+                <w:rFonts w:ascii="宋体" w:hAnsi="宋体" w:cs="宋体" w:hint="eastAsia"/>
                 <w:b/>
                 <w:bCs/>
                 <w:kern w:val="0"/>
@@ -4454,10 +4378,10 @@
           <w:tcPr>
             <w:tcW w:w="2157" w:type="dxa"/>
             <w:tcBorders>
-              <w:top w:val="single" w:color="auto" w:sz="4" w:space="0"/>
-              <w:left w:val="single" w:color="auto" w:sz="4" w:space="0"/>
-              <w:bottom w:val="single" w:color="auto" w:sz="4" w:space="0"/>
-              <w:right w:val="single" w:color="auto" w:sz="4" w:space="0"/>
+              <w:top w:val="single" w:sz="4" w:space="0" w:color="auto"/>
+              <w:left w:val="single" w:sz="4" w:space="0" w:color="auto"/>
+              <w:bottom w:val="single" w:sz="4" w:space="0" w:color="auto"/>
+              <w:right w:val="single" w:sz="4" w:space="0" w:color="auto"/>
             </w:tcBorders>
             <w:shd w:val="clear" w:color="000000" w:fill="C0C0C0"/>
             <w:vAlign w:val="center"/>
@@ -4477,7 +4401,7 @@
             </w:pPr>
             <w:r>
               <w:rPr>
-                <w:rFonts w:hint="eastAsia" w:ascii="宋体" w:hAnsi="宋体" w:cs="宋体"/>
+                <w:rFonts w:ascii="宋体" w:hAnsi="宋体" w:cs="宋体" w:hint="eastAsia"/>
                 <w:b/>
                 <w:bCs/>
                 <w:kern w:val="0"/>
@@ -4491,6 +4415,9 @@
       </w:tr>
       <w:tr>
         <w:tblPrEx>
+          <w:tblW w:w="10774" w:type="dxa"/>
+          <w:tblInd w:w="-1168" w:type="dxa"/>
+          <w:tblLayout w:type="fixed"/>
           <w:tblCellMar>
             <w:top w:w="0" w:type="dxa"/>
             <w:left w:w="108" w:type="dxa"/>
@@ -4499,16 +4426,16 @@
           </w:tblCellMar>
         </w:tblPrEx>
         <w:trPr>
-          <w:trHeight w:val="720" w:hRule="atLeast"/>
+          <w:trHeight w:val="720"/>
         </w:trPr>
         <w:tc>
           <w:tcPr>
             <w:tcW w:w="992" w:type="dxa"/>
             <w:tcBorders>
               <w:top w:val="nil"/>
-              <w:left w:val="single" w:color="auto" w:sz="4" w:space="0"/>
-              <w:bottom w:val="single" w:color="auto" w:sz="4" w:space="0"/>
-              <w:right w:val="single" w:color="auto" w:sz="4" w:space="0"/>
+              <w:left w:val="single" w:sz="4" w:space="0" w:color="auto"/>
+              <w:bottom w:val="single" w:sz="4" w:space="0" w:color="auto"/>
+              <w:right w:val="single" w:sz="4" w:space="0" w:color="auto"/>
             </w:tcBorders>
             <w:shd w:val="clear" w:color="000000" w:fill="FFFFFF"/>
             <w:vAlign w:val="center"/>
@@ -4526,7 +4453,7 @@
             </w:pPr>
             <w:r>
               <w:rPr>
-                <w:rFonts w:hint="eastAsia" w:ascii="宋体" w:hAnsi="宋体" w:cs="宋体"/>
+                <w:rFonts w:ascii="宋体" w:hAnsi="宋体" w:cs="宋体" w:hint="eastAsia"/>
                 <w:kern w:val="0"/>
                 <w:sz w:val="24"/>
                 <w:szCs w:val="24"/>
@@ -4541,8 +4468,8 @@
             <w:tcBorders>
               <w:top w:val="nil"/>
               <w:left w:val="nil"/>
-              <w:bottom w:val="single" w:color="auto" w:sz="4" w:space="0"/>
-              <w:right w:val="single" w:color="auto" w:sz="4" w:space="0"/>
+              <w:bottom w:val="single" w:sz="4" w:space="0" w:color="auto"/>
+              <w:right w:val="single" w:sz="4" w:space="0" w:color="auto"/>
             </w:tcBorders>
             <w:shd w:val="clear" w:color="auto" w:fill="auto"/>
             <w:vAlign w:val="center"/>
@@ -4559,7 +4486,7 @@
             </w:pPr>
             <w:r>
               <w:rPr>
-                <w:rFonts w:hint="eastAsia" w:ascii="宋体" w:hAnsi="宋体" w:cs="宋体"/>
+                <w:rFonts w:ascii="宋体" w:hAnsi="宋体" w:cs="宋体" w:hint="eastAsia"/>
                 <w:kern w:val="0"/>
                 <w:szCs w:val="21"/>
               </w:rPr>
@@ -4573,8 +4500,8 @@
             <w:tcBorders>
               <w:top w:val="nil"/>
               <w:left w:val="nil"/>
-              <w:bottom w:val="single" w:color="auto" w:sz="4" w:space="0"/>
-              <w:right w:val="single" w:color="auto" w:sz="4" w:space="0"/>
+              <w:bottom w:val="single" w:sz="4" w:space="0" w:color="auto"/>
+              <w:right w:val="single" w:sz="4" w:space="0" w:color="auto"/>
             </w:tcBorders>
             <w:shd w:val="clear" w:color="auto" w:fill="auto"/>
             <w:vAlign w:val="center"/>
@@ -4591,7 +4518,7 @@
             </w:pPr>
             <w:r>
               <w:rPr>
-                <w:rFonts w:hint="eastAsia" w:ascii="宋体" w:hAnsi="宋体" w:cs="宋体"/>
+                <w:rFonts w:ascii="宋体" w:hAnsi="宋体" w:cs="宋体" w:hint="eastAsia"/>
                 <w:kern w:val="0"/>
                 <w:sz w:val="20"/>
               </w:rPr>
@@ -4605,8 +4532,8 @@
             <w:tcBorders>
               <w:top w:val="nil"/>
               <w:left w:val="nil"/>
-              <w:bottom w:val="single" w:color="auto" w:sz="4" w:space="0"/>
-              <w:right w:val="single" w:color="auto" w:sz="4" w:space="0"/>
+              <w:bottom w:val="single" w:sz="4" w:space="0" w:color="auto"/>
+              <w:right w:val="single" w:sz="4" w:space="0" w:color="auto"/>
             </w:tcBorders>
             <w:shd w:val="clear" w:color="auto" w:fill="auto"/>
             <w:vAlign w:val="center"/>
@@ -4623,7 +4550,7 @@
             </w:pPr>
             <w:r>
               <w:rPr>
-                <w:rFonts w:hint="eastAsia" w:ascii="宋体" w:hAnsi="宋体" w:cs="宋体"/>
+                <w:rFonts w:ascii="宋体" w:hAnsi="宋体" w:cs="宋体" w:hint="eastAsia"/>
                 <w:kern w:val="0"/>
                 <w:sz w:val="20"/>
               </w:rPr>
@@ -4637,8 +4564,8 @@
             <w:tcBorders>
               <w:top w:val="nil"/>
               <w:left w:val="nil"/>
-              <w:bottom w:val="single" w:color="auto" w:sz="4" w:space="0"/>
-              <w:right w:val="single" w:color="auto" w:sz="4" w:space="0"/>
+              <w:bottom w:val="single" w:sz="4" w:space="0" w:color="auto"/>
+              <w:right w:val="single" w:sz="4" w:space="0" w:color="auto"/>
             </w:tcBorders>
             <w:shd w:val="clear" w:color="000000" w:fill="FFFFFF"/>
             <w:vAlign w:val="center"/>
@@ -4655,7 +4582,7 @@
             </w:pPr>
             <w:r>
               <w:rPr>
-                <w:rFonts w:hint="eastAsia" w:ascii="宋体" w:hAnsi="宋体" w:cs="宋体"/>
+                <w:rFonts w:ascii="宋体" w:hAnsi="宋体" w:cs="宋体" w:hint="eastAsia"/>
                 <w:kern w:val="0"/>
                 <w:sz w:val="20"/>
               </w:rPr>
@@ -4669,8 +4596,8 @@
             <w:tcBorders>
               <w:top w:val="nil"/>
               <w:left w:val="nil"/>
-              <w:bottom w:val="single" w:color="auto" w:sz="4" w:space="0"/>
-              <w:right w:val="single" w:color="auto" w:sz="4" w:space="0"/>
+              <w:bottom w:val="single" w:sz="4" w:space="0" w:color="auto"/>
+              <w:right w:val="single" w:sz="4" w:space="0" w:color="auto"/>
             </w:tcBorders>
             <w:shd w:val="clear" w:color="000000" w:fill="FFFFFF"/>
             <w:vAlign w:val="center"/>
@@ -4687,7 +4614,7 @@
             </w:pPr>
             <w:r>
               <w:rPr>
-                <w:rFonts w:hint="eastAsia" w:ascii="宋体" w:hAnsi="宋体" w:cs="宋体"/>
+                <w:rFonts w:ascii="宋体" w:hAnsi="宋体" w:cs="宋体" w:hint="eastAsia"/>
                 <w:kern w:val="0"/>
                 <w:sz w:val="20"/>
               </w:rPr>
@@ -4701,8 +4628,8 @@
             <w:tcBorders>
               <w:top w:val="nil"/>
               <w:left w:val="nil"/>
-              <w:bottom w:val="single" w:color="auto" w:sz="4" w:space="0"/>
-              <w:right w:val="single" w:color="auto" w:sz="4" w:space="0"/>
+              <w:bottom w:val="single" w:sz="4" w:space="0" w:color="auto"/>
+              <w:right w:val="single" w:sz="4" w:space="0" w:color="auto"/>
             </w:tcBorders>
             <w:shd w:val="clear" w:color="000000" w:fill="FFFFFF"/>
             <w:vAlign w:val="center"/>
@@ -4719,7 +4646,7 @@
             </w:pPr>
             <w:r>
               <w:rPr>
-                <w:rFonts w:hint="eastAsia" w:ascii="宋体" w:hAnsi="宋体" w:cs="宋体"/>
+                <w:rFonts w:ascii="宋体" w:hAnsi="宋体" w:cs="宋体" w:hint="eastAsia"/>
                 <w:kern w:val="0"/>
                 <w:sz w:val="20"/>
               </w:rPr>
@@ -4733,8 +4660,8 @@
             <w:tcBorders>
               <w:top w:val="nil"/>
               <w:left w:val="nil"/>
-              <w:bottom w:val="single" w:color="auto" w:sz="4" w:space="0"/>
-              <w:right w:val="single" w:color="auto" w:sz="4" w:space="0"/>
+              <w:bottom w:val="single" w:sz="4" w:space="0" w:color="auto"/>
+              <w:right w:val="single" w:sz="4" w:space="0" w:color="auto"/>
             </w:tcBorders>
             <w:shd w:val="clear" w:color="auto" w:fill="auto"/>
             <w:vAlign w:val="center"/>
@@ -4752,7 +4679,7 @@
             </w:pPr>
             <w:r>
               <w:rPr>
-                <w:rFonts w:hint="eastAsia" w:ascii="宋体" w:hAnsi="宋体" w:cs="宋体"/>
+                <w:rFonts w:ascii="宋体" w:hAnsi="宋体" w:cs="宋体" w:hint="eastAsia"/>
                 <w:kern w:val="0"/>
                 <w:sz w:val="20"/>
               </w:rPr>
@@ -4766,8 +4693,8 @@
             <w:tcBorders>
               <w:top w:val="nil"/>
               <w:left w:val="nil"/>
-              <w:bottom w:val="single" w:color="auto" w:sz="4" w:space="0"/>
-              <w:right w:val="single" w:color="auto" w:sz="4" w:space="0"/>
+              <w:bottom w:val="single" w:sz="4" w:space="0" w:color="auto"/>
+              <w:right w:val="single" w:sz="4" w:space="0" w:color="auto"/>
             </w:tcBorders>
             <w:shd w:val="clear" w:color="auto" w:fill="auto"/>
             <w:vAlign w:val="center"/>
@@ -4784,7 +4711,7 @@
             </w:pPr>
             <w:r>
               <w:rPr>
-                <w:rFonts w:hint="eastAsia" w:ascii="宋体" w:hAnsi="宋体" w:cs="宋体"/>
+                <w:rFonts w:ascii="宋体" w:hAnsi="宋体" w:cs="宋体" w:hint="eastAsia"/>
                 <w:kern w:val="0"/>
                 <w:sz w:val="20"/>
               </w:rPr>
@@ -4795,6 +4722,9 @@
       </w:tr>
       <w:tr>
         <w:tblPrEx>
+          <w:tblW w:w="10774" w:type="dxa"/>
+          <w:tblInd w:w="-1168" w:type="dxa"/>
+          <w:tblLayout w:type="fixed"/>
           <w:tblCellMar>
             <w:top w:w="0" w:type="dxa"/>
             <w:left w:w="108" w:type="dxa"/>
@@ -4803,16 +4733,16 @@
           </w:tblCellMar>
         </w:tblPrEx>
         <w:trPr>
-          <w:trHeight w:val="720" w:hRule="atLeast"/>
+          <w:trHeight w:val="720"/>
         </w:trPr>
         <w:tc>
           <w:tcPr>
             <w:tcW w:w="992" w:type="dxa"/>
             <w:tcBorders>
               <w:top w:val="nil"/>
-              <w:left w:val="single" w:color="auto" w:sz="4" w:space="0"/>
-              <w:bottom w:val="single" w:color="auto" w:sz="4" w:space="0"/>
-              <w:right w:val="single" w:color="auto" w:sz="4" w:space="0"/>
+              <w:left w:val="single" w:sz="4" w:space="0" w:color="auto"/>
+              <w:bottom w:val="single" w:sz="4" w:space="0" w:color="auto"/>
+              <w:right w:val="single" w:sz="4" w:space="0" w:color="auto"/>
             </w:tcBorders>
             <w:shd w:val="clear" w:color="000000" w:fill="FFFFFF"/>
             <w:vAlign w:val="center"/>
@@ -4830,7 +4760,7 @@
             </w:pPr>
             <w:r>
               <w:rPr>
-                <w:rFonts w:hint="eastAsia" w:ascii="宋体" w:hAnsi="宋体" w:cs="宋体"/>
+                <w:rFonts w:ascii="宋体" w:hAnsi="宋体" w:cs="宋体" w:hint="eastAsia"/>
                 <w:kern w:val="0"/>
                 <w:sz w:val="24"/>
                 <w:szCs w:val="24"/>
@@ -4845,8 +4775,8 @@
             <w:tcBorders>
               <w:top w:val="nil"/>
               <w:left w:val="nil"/>
-              <w:bottom w:val="single" w:color="auto" w:sz="4" w:space="0"/>
-              <w:right w:val="single" w:color="auto" w:sz="4" w:space="0"/>
+              <w:bottom w:val="single" w:sz="4" w:space="0" w:color="auto"/>
+              <w:right w:val="single" w:sz="4" w:space="0" w:color="auto"/>
             </w:tcBorders>
             <w:shd w:val="clear" w:color="auto" w:fill="auto"/>
             <w:vAlign w:val="center"/>
@@ -4863,7 +4793,7 @@
             </w:pPr>
             <w:r>
               <w:rPr>
-                <w:rFonts w:hint="eastAsia" w:ascii="宋体" w:hAnsi="宋体" w:cs="宋体"/>
+                <w:rFonts w:ascii="宋体" w:hAnsi="宋体" w:cs="宋体" w:hint="eastAsia"/>
                 <w:kern w:val="0"/>
                 <w:sz w:val="20"/>
               </w:rPr>
@@ -4877,8 +4807,8 @@
             <w:tcBorders>
               <w:top w:val="nil"/>
               <w:left w:val="nil"/>
-              <w:bottom w:val="single" w:color="auto" w:sz="4" w:space="0"/>
-              <w:right w:val="single" w:color="auto" w:sz="4" w:space="0"/>
+              <w:bottom w:val="single" w:sz="4" w:space="0" w:color="auto"/>
+              <w:right w:val="single" w:sz="4" w:space="0" w:color="auto"/>
             </w:tcBorders>
             <w:shd w:val="clear" w:color="auto" w:fill="auto"/>
             <w:vAlign w:val="center"/>
@@ -4895,7 +4825,7 @@
             </w:pPr>
             <w:r>
               <w:rPr>
-                <w:rFonts w:hint="eastAsia" w:ascii="宋体" w:hAnsi="宋体"/>
+                <w:rFonts w:ascii="宋体" w:hAnsi="宋体" w:hint="eastAsia"/>
                 <w:sz w:val="24"/>
                 <w:szCs w:val="24"/>
               </w:rPr>
@@ -4903,7 +4833,7 @@
             </w:r>
             <w:r>
               <w:rPr>
-                <w:rFonts w:hint="eastAsia" w:ascii="宋体" w:hAnsi="宋体" w:cs="宋体"/>
+                <w:rFonts w:ascii="宋体" w:hAnsi="宋体" w:cs="宋体" w:hint="eastAsia"/>
                 <w:kern w:val="0"/>
                 <w:sz w:val="20"/>
               </w:rPr>
@@ -4917,8 +4847,8 @@
             <w:tcBorders>
               <w:top w:val="nil"/>
               <w:left w:val="nil"/>
-              <w:bottom w:val="single" w:color="auto" w:sz="4" w:space="0"/>
-              <w:right w:val="single" w:color="auto" w:sz="4" w:space="0"/>
+              <w:bottom w:val="single" w:sz="4" w:space="0" w:color="auto"/>
+              <w:right w:val="single" w:sz="4" w:space="0" w:color="auto"/>
             </w:tcBorders>
             <w:shd w:val="clear" w:color="auto" w:fill="auto"/>
             <w:vAlign w:val="center"/>
@@ -4928,7 +4858,7 @@
               <w:widowControl/>
               <w:jc w:val="center"/>
               <w:rPr>
-                <w:rFonts w:hint="eastAsia" w:ascii="宋体" w:hAnsi="宋体" w:eastAsia="宋体" w:cs="宋体"/>
+                <w:rFonts w:ascii="宋体" w:eastAsia="宋体" w:hAnsi="宋体" w:cs="宋体" w:hint="eastAsia"/>
                 <w:kern w:val="0"/>
                 <w:sz w:val="20"/>
                 <w:lang w:eastAsia="zh-CN"/>
@@ -4936,7 +4866,7 @@
             </w:pPr>
             <w:r>
               <w:rPr>
-                <w:rFonts w:hint="eastAsia" w:ascii="宋体" w:hAnsi="宋体" w:cs="宋体"/>
+                <w:rFonts w:ascii="宋体" w:hAnsi="宋体" w:cs="宋体" w:hint="eastAsia"/>
                 <w:kern w:val="0"/>
                 <w:sz w:val="20"/>
                 <w:lang w:eastAsia="zh-CN"/>
@@ -4951,8 +4881,8 @@
             <w:tcBorders>
               <w:top w:val="nil"/>
               <w:left w:val="nil"/>
-              <w:bottom w:val="single" w:color="auto" w:sz="4" w:space="0"/>
-              <w:right w:val="single" w:color="auto" w:sz="4" w:space="0"/>
+              <w:bottom w:val="single" w:sz="4" w:space="0" w:color="auto"/>
+              <w:right w:val="single" w:sz="4" w:space="0" w:color="auto"/>
             </w:tcBorders>
             <w:shd w:val="clear" w:color="000000" w:fill="FFFFFF"/>
             <w:vAlign w:val="center"/>
@@ -4969,7 +4899,7 @@
             </w:pPr>
             <w:r>
               <w:rPr>
-                <w:rFonts w:hint="eastAsia" w:ascii="宋体" w:hAnsi="宋体" w:cs="宋体"/>
+                <w:rFonts w:ascii="宋体" w:hAnsi="宋体" w:cs="宋体" w:hint="eastAsia"/>
                 <w:kern w:val="0"/>
                 <w:sz w:val="20"/>
                 <w:szCs w:val="22"/>
@@ -4984,8 +4914,8 @@
             <w:tcBorders>
               <w:top w:val="nil"/>
               <w:left w:val="nil"/>
-              <w:bottom w:val="single" w:color="auto" w:sz="4" w:space="0"/>
-              <w:right w:val="single" w:color="auto" w:sz="4" w:space="0"/>
+              <w:bottom w:val="single" w:sz="4" w:space="0" w:color="auto"/>
+              <w:right w:val="single" w:sz="4" w:space="0" w:color="auto"/>
             </w:tcBorders>
             <w:shd w:val="clear" w:color="000000" w:fill="FFFFFF"/>
             <w:vAlign w:val="center"/>
@@ -4995,7 +4925,7 @@
               <w:widowControl/>
               <w:jc w:val="center"/>
               <w:rPr>
-                <w:rFonts w:hint="eastAsia" w:ascii="宋体" w:hAnsi="宋体" w:eastAsia="宋体" w:cs="宋体"/>
+                <w:rFonts w:ascii="宋体" w:eastAsia="宋体" w:hAnsi="宋体" w:cs="宋体" w:hint="eastAsia"/>
                 <w:kern w:val="0"/>
                 <w:sz w:val="20"/>
                 <w:lang w:eastAsia="zh-CN"/>
@@ -5003,7 +4933,7 @@
             </w:pPr>
             <w:r>
               <w:rPr>
-                <w:rFonts w:hint="eastAsia" w:ascii="宋体" w:hAnsi="宋体" w:cs="宋体"/>
+                <w:rFonts w:ascii="宋体" w:hAnsi="宋体" w:cs="宋体" w:hint="eastAsia"/>
                 <w:kern w:val="0"/>
                 <w:sz w:val="20"/>
                 <w:lang w:eastAsia="zh-CN"/>
@@ -5018,8 +4948,8 @@
             <w:tcBorders>
               <w:top w:val="nil"/>
               <w:left w:val="nil"/>
-              <w:bottom w:val="single" w:color="auto" w:sz="4" w:space="0"/>
-              <w:right w:val="single" w:color="auto" w:sz="4" w:space="0"/>
+              <w:bottom w:val="single" w:sz="4" w:space="0" w:color="auto"/>
+              <w:right w:val="single" w:sz="4" w:space="0" w:color="auto"/>
             </w:tcBorders>
             <w:shd w:val="clear" w:color="000000" w:fill="FFFFFF"/>
             <w:vAlign w:val="center"/>
@@ -5036,7 +4966,7 @@
             </w:pPr>
             <w:r>
               <w:rPr>
-                <w:rFonts w:hint="eastAsia" w:ascii="宋体" w:hAnsi="宋体" w:cs="宋体"/>
+                <w:rFonts w:ascii="宋体" w:hAnsi="宋体" w:cs="宋体" w:hint="eastAsia"/>
                 <w:kern w:val="0"/>
                 <w:sz w:val="20"/>
               </w:rPr>
@@ -5050,8 +4980,8 @@
             <w:tcBorders>
               <w:top w:val="nil"/>
               <w:left w:val="nil"/>
-              <w:bottom w:val="single" w:color="auto" w:sz="4" w:space="0"/>
-              <w:right w:val="single" w:color="auto" w:sz="4" w:space="0"/>
+              <w:bottom w:val="single" w:sz="4" w:space="0" w:color="auto"/>
+              <w:right w:val="single" w:sz="4" w:space="0" w:color="auto"/>
             </w:tcBorders>
             <w:shd w:val="clear" w:color="auto" w:fill="auto"/>
             <w:vAlign w:val="center"/>
@@ -5068,7 +4998,7 @@
             </w:pPr>
             <w:r>
               <w:rPr>
-                <w:rFonts w:hint="eastAsia" w:ascii="宋体" w:hAnsi="宋体" w:cs="宋体"/>
+                <w:rFonts w:ascii="宋体" w:hAnsi="宋体" w:cs="宋体" w:hint="eastAsia"/>
                 <w:kern w:val="0"/>
                 <w:sz w:val="20"/>
               </w:rPr>
@@ -5082,8 +5012,8 @@
             <w:tcBorders>
               <w:top w:val="nil"/>
               <w:left w:val="nil"/>
-              <w:bottom w:val="single" w:color="auto" w:sz="4" w:space="0"/>
-              <w:right w:val="single" w:color="auto" w:sz="4" w:space="0"/>
+              <w:bottom w:val="single" w:sz="4" w:space="0" w:color="auto"/>
+              <w:right w:val="single" w:sz="4" w:space="0" w:color="auto"/>
             </w:tcBorders>
             <w:shd w:val="clear" w:color="auto" w:fill="auto"/>
             <w:vAlign w:val="center"/>
@@ -5100,7 +5030,7 @@
             </w:pPr>
             <w:r>
               <w:rPr>
-                <w:rFonts w:hint="eastAsia" w:ascii="宋体" w:hAnsi="宋体" w:cs="宋体"/>
+                <w:rFonts w:ascii="宋体" w:hAnsi="宋体" w:cs="宋体" w:hint="eastAsia"/>
                 <w:kern w:val="0"/>
                 <w:sz w:val="20"/>
               </w:rPr>
@@ -5111,6 +5041,9 @@
       </w:tr>
       <w:tr>
         <w:tblPrEx>
+          <w:tblW w:w="10774" w:type="dxa"/>
+          <w:tblInd w:w="-1168" w:type="dxa"/>
+          <w:tblLayout w:type="fixed"/>
           <w:tblCellMar>
             <w:top w:w="0" w:type="dxa"/>
             <w:left w:w="108" w:type="dxa"/>
@@ -5119,16 +5052,16 @@
           </w:tblCellMar>
         </w:tblPrEx>
         <w:trPr>
-          <w:trHeight w:val="660" w:hRule="atLeast"/>
+          <w:trHeight w:val="660"/>
         </w:trPr>
         <w:tc>
           <w:tcPr>
             <w:tcW w:w="992" w:type="dxa"/>
             <w:tcBorders>
               <w:top w:val="nil"/>
-              <w:left w:val="single" w:color="auto" w:sz="4" w:space="0"/>
-              <w:bottom w:val="single" w:color="auto" w:sz="4" w:space="0"/>
-              <w:right w:val="single" w:color="auto" w:sz="4" w:space="0"/>
+              <w:left w:val="single" w:sz="4" w:space="0" w:color="auto"/>
+              <w:bottom w:val="single" w:sz="4" w:space="0" w:color="auto"/>
+              <w:right w:val="single" w:sz="4" w:space="0" w:color="auto"/>
             </w:tcBorders>
             <w:shd w:val="clear" w:color="000000" w:fill="FFFFFF"/>
             <w:vAlign w:val="center"/>
@@ -5146,7 +5079,7 @@
             </w:pPr>
             <w:r>
               <w:rPr>
-                <w:rFonts w:hint="eastAsia" w:ascii="宋体" w:hAnsi="宋体" w:cs="宋体"/>
+                <w:rFonts w:ascii="宋体" w:hAnsi="宋体" w:cs="宋体" w:hint="eastAsia"/>
                 <w:kern w:val="0"/>
                 <w:sz w:val="24"/>
                 <w:szCs w:val="24"/>
@@ -5161,8 +5094,8 @@
             <w:tcBorders>
               <w:top w:val="nil"/>
               <w:left w:val="nil"/>
-              <w:bottom w:val="single" w:color="auto" w:sz="4" w:space="0"/>
-              <w:right w:val="single" w:color="auto" w:sz="4" w:space="0"/>
+              <w:bottom w:val="single" w:sz="4" w:space="0" w:color="auto"/>
+              <w:right w:val="single" w:sz="4" w:space="0" w:color="auto"/>
             </w:tcBorders>
             <w:shd w:val="clear" w:color="auto" w:fill="auto"/>
             <w:vAlign w:val="center"/>
@@ -5179,7 +5112,7 @@
             </w:pPr>
             <w:r>
               <w:rPr>
-                <w:rFonts w:hint="eastAsia" w:ascii="宋体" w:hAnsi="宋体" w:cs="宋体"/>
+                <w:rFonts w:ascii="宋体" w:hAnsi="宋体" w:cs="宋体" w:hint="eastAsia"/>
                 <w:kern w:val="0"/>
                 <w:sz w:val="20"/>
               </w:rPr>
@@ -5193,8 +5126,8 @@
             <w:tcBorders>
               <w:top w:val="nil"/>
               <w:left w:val="nil"/>
-              <w:bottom w:val="single" w:color="auto" w:sz="4" w:space="0"/>
-              <w:right w:val="single" w:color="auto" w:sz="4" w:space="0"/>
+              <w:bottom w:val="single" w:sz="4" w:space="0" w:color="auto"/>
+              <w:right w:val="single" w:sz="4" w:space="0" w:color="auto"/>
             </w:tcBorders>
             <w:shd w:val="clear" w:color="auto" w:fill="auto"/>
             <w:vAlign w:val="center"/>
@@ -5204,7 +5137,7 @@
               <w:widowControl/>
               <w:jc w:val="center"/>
               <w:rPr>
-                <w:rFonts w:ascii="微软雅黑" w:hAnsi="微软雅黑" w:eastAsia="微软雅黑" w:cs="宋体"/>
+                <w:rFonts w:ascii="微软雅黑" w:eastAsia="微软雅黑" w:hAnsi="微软雅黑" w:cs="宋体"/>
                 <w:kern w:val="0"/>
                 <w:sz w:val="18"/>
                 <w:szCs w:val="18"/>
@@ -5212,7 +5145,7 @@
             </w:pPr>
             <w:r>
               <w:rPr>
-                <w:rFonts w:hint="eastAsia" w:ascii="宋体" w:hAnsi="宋体"/>
+                <w:rFonts w:ascii="宋体" w:hAnsi="宋体" w:hint="eastAsia"/>
                 <w:sz w:val="24"/>
                 <w:szCs w:val="24"/>
               </w:rPr>
@@ -5220,7 +5153,7 @@
             </w:r>
             <w:r>
               <w:rPr>
-                <w:rFonts w:hint="eastAsia" w:ascii="微软雅黑" w:hAnsi="微软雅黑" w:eastAsia="微软雅黑" w:cs="宋体"/>
+                <w:rFonts w:ascii="微软雅黑" w:eastAsia="微软雅黑" w:hAnsi="微软雅黑" w:cs="宋体" w:hint="eastAsia"/>
                 <w:kern w:val="0"/>
                 <w:sz w:val="18"/>
                 <w:szCs w:val="18"/>
@@ -5235,8 +5168,8 @@
             <w:tcBorders>
               <w:top w:val="nil"/>
               <w:left w:val="nil"/>
-              <w:bottom w:val="single" w:color="auto" w:sz="4" w:space="0"/>
-              <w:right w:val="single" w:color="auto" w:sz="4" w:space="0"/>
+              <w:bottom w:val="single" w:sz="4" w:space="0" w:color="auto"/>
+              <w:right w:val="single" w:sz="4" w:space="0" w:color="auto"/>
             </w:tcBorders>
             <w:shd w:val="clear" w:color="auto" w:fill="auto"/>
             <w:vAlign w:val="center"/>
@@ -5253,7 +5186,7 @@
             </w:pPr>
             <w:r>
               <w:rPr>
-                <w:rFonts w:hint="eastAsia" w:ascii="宋体" w:hAnsi="宋体" w:cs="宋体"/>
+                <w:rFonts w:ascii="宋体" w:hAnsi="宋体" w:cs="宋体" w:hint="eastAsia"/>
                 <w:kern w:val="0"/>
                 <w:sz w:val="20"/>
               </w:rPr>
@@ -5267,8 +5200,8 @@
             <w:tcBorders>
               <w:top w:val="nil"/>
               <w:left w:val="nil"/>
-              <w:bottom w:val="single" w:color="auto" w:sz="4" w:space="0"/>
-              <w:right w:val="single" w:color="auto" w:sz="4" w:space="0"/>
+              <w:bottom w:val="single" w:sz="4" w:space="0" w:color="auto"/>
+              <w:right w:val="single" w:sz="4" w:space="0" w:color="auto"/>
             </w:tcBorders>
             <w:shd w:val="clear" w:color="000000" w:fill="FFFFFF"/>
             <w:vAlign w:val="center"/>
@@ -5285,7 +5218,7 @@
             </w:pPr>
             <w:r>
               <w:rPr>
-                <w:rFonts w:hint="eastAsia" w:ascii="宋体" w:hAnsi="宋体" w:cs="宋体"/>
+                <w:rFonts w:ascii="宋体" w:hAnsi="宋体" w:cs="宋体" w:hint="eastAsia"/>
                 <w:kern w:val="0"/>
                 <w:sz w:val="20"/>
               </w:rPr>
@@ -5299,8 +5232,8 @@
             <w:tcBorders>
               <w:top w:val="nil"/>
               <w:left w:val="nil"/>
-              <w:bottom w:val="single" w:color="auto" w:sz="4" w:space="0"/>
-              <w:right w:val="single" w:color="auto" w:sz="4" w:space="0"/>
+              <w:bottom w:val="single" w:sz="4" w:space="0" w:color="auto"/>
+              <w:right w:val="single" w:sz="4" w:space="0" w:color="auto"/>
             </w:tcBorders>
             <w:shd w:val="clear" w:color="000000" w:fill="FFFFFF"/>
             <w:vAlign w:val="center"/>
@@ -5317,7 +5250,7 @@
             </w:pPr>
             <w:r>
               <w:rPr>
-                <w:rFonts w:hint="eastAsia" w:ascii="宋体" w:hAnsi="宋体" w:cs="宋体"/>
+                <w:rFonts w:ascii="宋体" w:hAnsi="宋体" w:cs="宋体" w:hint="eastAsia"/>
                 <w:kern w:val="0"/>
                 <w:sz w:val="20"/>
               </w:rPr>
@@ -5331,8 +5264,8 @@
             <w:tcBorders>
               <w:top w:val="nil"/>
               <w:left w:val="nil"/>
-              <w:bottom w:val="single" w:color="auto" w:sz="4" w:space="0"/>
-              <w:right w:val="single" w:color="auto" w:sz="4" w:space="0"/>
+              <w:bottom w:val="single" w:sz="4" w:space="0" w:color="auto"/>
+              <w:right w:val="single" w:sz="4" w:space="0" w:color="auto"/>
             </w:tcBorders>
             <w:shd w:val="clear" w:color="000000" w:fill="FFFFFF"/>
             <w:vAlign w:val="center"/>
@@ -5349,7 +5282,7 @@
             </w:pPr>
             <w:r>
               <w:rPr>
-                <w:rFonts w:hint="eastAsia" w:ascii="宋体" w:hAnsi="宋体" w:cs="宋体"/>
+                <w:rFonts w:ascii="宋体" w:hAnsi="宋体" w:cs="宋体" w:hint="eastAsia"/>
                 <w:kern w:val="0"/>
                 <w:sz w:val="20"/>
               </w:rPr>
@@ -5363,8 +5296,8 @@
             <w:tcBorders>
               <w:top w:val="nil"/>
               <w:left w:val="nil"/>
-              <w:bottom w:val="single" w:color="auto" w:sz="4" w:space="0"/>
-              <w:right w:val="single" w:color="auto" w:sz="4" w:space="0"/>
+              <w:bottom w:val="single" w:sz="4" w:space="0" w:color="auto"/>
+              <w:right w:val="single" w:sz="4" w:space="0" w:color="auto"/>
             </w:tcBorders>
             <w:shd w:val="clear" w:color="auto" w:fill="auto"/>
             <w:vAlign w:val="center"/>
@@ -5381,7 +5314,7 @@
             </w:pPr>
             <w:r>
               <w:rPr>
-                <w:rFonts w:hint="eastAsia" w:ascii="宋体" w:hAnsi="宋体" w:cs="宋体"/>
+                <w:rFonts w:ascii="宋体" w:hAnsi="宋体" w:cs="宋体" w:hint="eastAsia"/>
                 <w:kern w:val="0"/>
                 <w:sz w:val="20"/>
               </w:rPr>
@@ -5395,8 +5328,8 @@
             <w:tcBorders>
               <w:top w:val="nil"/>
               <w:left w:val="nil"/>
-              <w:bottom w:val="single" w:color="auto" w:sz="4" w:space="0"/>
-              <w:right w:val="single" w:color="auto" w:sz="4" w:space="0"/>
+              <w:bottom w:val="single" w:sz="4" w:space="0" w:color="auto"/>
+              <w:right w:val="single" w:sz="4" w:space="0" w:color="auto"/>
             </w:tcBorders>
             <w:shd w:val="clear" w:color="auto" w:fill="auto"/>
             <w:vAlign w:val="center"/>
@@ -5413,7 +5346,7 @@
             </w:pPr>
             <w:r>
               <w:rPr>
-                <w:rFonts w:hint="eastAsia" w:ascii="宋体" w:hAnsi="宋体" w:cs="宋体"/>
+                <w:rFonts w:ascii="宋体" w:hAnsi="宋体" w:cs="宋体" w:hint="eastAsia"/>
                 <w:kern w:val="0"/>
                 <w:sz w:val="20"/>
               </w:rPr>
@@ -5425,26 +5358,26 @@
     </w:tbl>
     <w:p>
       <w:pPr>
-        <w:pStyle w:val="2"/>
+        <w:pStyle w:val="Heading1"/>
         <w:numPr>
           <w:ilvl w:val="0"/>
           <w:numId w:val="0"/>
         </w:numPr>
-        <w:ind w:firstLine="413" w:firstLineChars="147"/>
+        <w:ind w:firstLine="309" w:firstLineChars="147"/>
         <w:rPr>
-          <w:rStyle w:val="16"/>
+          <w:rStyle w:val="1"/>
           <w:b/>
           <w:bCs w:val="0"/>
           <w:sz w:val="28"/>
           <w:szCs w:val="24"/>
         </w:rPr>
       </w:pPr>
-      <w:bookmarkStart w:id="19" w:name="_Toc493236472"/>
-      <w:bookmarkStart w:id="20" w:name="_Toc494266690"/>
-      <w:bookmarkStart w:id="21" w:name="_Toc493237465"/>
+      <w:bookmarkStart w:id="20" w:name="_Toc493236472"/>
+      <w:bookmarkStart w:id="21" w:name="_Toc494266690"/>
+      <w:bookmarkStart w:id="22" w:name="_Toc493237465"/>
       <w:r>
         <w:rPr>
-          <w:rStyle w:val="16"/>
+          <w:rStyle w:val="1"/>
           <w:rFonts w:hint="eastAsia"/>
           <w:b/>
           <w:bCs w:val="0"/>
@@ -5453,14 +5386,14 @@
         </w:rPr>
         <w:t>五、技术达成指标</w:t>
       </w:r>
-      <w:bookmarkEnd w:id="19"/>
       <w:bookmarkEnd w:id="20"/>
       <w:bookmarkEnd w:id="21"/>
+      <w:bookmarkEnd w:id="22"/>
     </w:p>
     <w:p>
       <w:pPr>
         <w:spacing w:line="360" w:lineRule="auto"/>
-        <w:ind w:firstLine="480" w:firstLineChars="200"/>
+        <w:ind w:firstLine="420" w:firstLineChars="200"/>
         <w:rPr>
           <w:rFonts w:ascii="宋体" w:hAnsi="宋体"/>
           <w:sz w:val="24"/>
@@ -5469,7 +5402,7 @@
       </w:pPr>
       <w:r>
         <w:rPr>
-          <w:rFonts w:hint="eastAsia" w:ascii="宋体" w:hAnsi="宋体"/>
+          <w:rFonts w:ascii="宋体" w:hAnsi="宋体" w:hint="eastAsia"/>
           <w:sz w:val="24"/>
           <w:szCs w:val="24"/>
         </w:rPr>
@@ -5477,7 +5410,7 @@
       </w:r>
       <w:r>
         <w:rPr>
-          <w:rFonts w:hint="eastAsia" w:ascii="宋体" w:hAnsi="宋体"/>
+          <w:rFonts w:ascii="宋体" w:hAnsi="宋体" w:hint="eastAsia"/>
           <w:sz w:val="24"/>
           <w:szCs w:val="24"/>
           <w:lang w:val="en-US" w:eastAsia="zh-CN"/>
@@ -5486,7 +5419,7 @@
       </w:r>
       <w:r>
         <w:rPr>
-          <w:rFonts w:hint="eastAsia" w:ascii="宋体" w:hAnsi="宋体"/>
+          <w:rFonts w:ascii="宋体" w:hAnsi="宋体" w:hint="eastAsia"/>
           <w:sz w:val="24"/>
           <w:szCs w:val="24"/>
         </w:rPr>
@@ -5495,7 +5428,7 @@
     </w:p>
     <w:tbl>
       <w:tblPr>
-        <w:tblStyle w:val="12"/>
+        <w:tblStyle w:val="TableNormal"/>
         <w:tblW w:w="11057" w:type="dxa"/>
         <w:tblInd w:w="-1168" w:type="dxa"/>
         <w:tblLayout w:type="fixed"/>
@@ -5519,6 +5452,9 @@
       </w:tblGrid>
       <w:tr>
         <w:tblPrEx>
+          <w:tblW w:w="11057" w:type="dxa"/>
+          <w:tblInd w:w="-1168" w:type="dxa"/>
+          <w:tblLayout w:type="fixed"/>
           <w:tblCellMar>
             <w:top w:w="0" w:type="dxa"/>
             <w:left w:w="108" w:type="dxa"/>
@@ -5527,16 +5463,16 @@
           </w:tblCellMar>
         </w:tblPrEx>
         <w:trPr>
-          <w:trHeight w:val="660" w:hRule="atLeast"/>
+          <w:trHeight w:val="660"/>
         </w:trPr>
         <w:tc>
           <w:tcPr>
             <w:tcW w:w="850" w:type="dxa"/>
             <w:tcBorders>
-              <w:top w:val="single" w:color="auto" w:sz="4" w:space="0"/>
-              <w:left w:val="single" w:color="auto" w:sz="4" w:space="0"/>
-              <w:bottom w:val="single" w:color="auto" w:sz="4" w:space="0"/>
-              <w:right w:val="single" w:color="auto" w:sz="4" w:space="0"/>
+              <w:top w:val="single" w:sz="4" w:space="0" w:color="auto"/>
+              <w:left w:val="single" w:sz="4" w:space="0" w:color="auto"/>
+              <w:bottom w:val="single" w:sz="4" w:space="0" w:color="auto"/>
+              <w:right w:val="single" w:sz="4" w:space="0" w:color="auto"/>
             </w:tcBorders>
             <w:shd w:val="clear" w:color="000000" w:fill="FFFFFF"/>
             <w:vAlign w:val="center"/>
@@ -5546,7 +5482,7 @@
               <w:widowControl/>
               <w:jc w:val="center"/>
               <w:rPr>
-                <w:rFonts w:hint="eastAsia" w:ascii="宋体" w:hAnsi="宋体" w:eastAsia="宋体" w:cs="宋体"/>
+                <w:rFonts w:ascii="宋体" w:eastAsia="宋体" w:hAnsi="宋体" w:cs="宋体" w:hint="eastAsia"/>
                 <w:kern w:val="0"/>
                 <w:sz w:val="24"/>
                 <w:szCs w:val="24"/>
@@ -5555,7 +5491,7 @@
             </w:pPr>
             <w:r>
               <w:rPr>
-                <w:rFonts w:hint="eastAsia" w:ascii="宋体" w:hAnsi="宋体" w:cs="宋体"/>
+                <w:rFonts w:ascii="宋体" w:hAnsi="宋体" w:cs="宋体" w:hint="eastAsia"/>
                 <w:kern w:val="0"/>
                 <w:sz w:val="24"/>
                 <w:szCs w:val="24"/>
@@ -5569,10 +5505,10 @@
           <w:tcPr>
             <w:tcW w:w="1419" w:type="dxa"/>
             <w:tcBorders>
-              <w:top w:val="single" w:color="auto" w:sz="4" w:space="0"/>
-              <w:left w:val="nil"/>
-              <w:bottom w:val="single" w:color="auto" w:sz="4" w:space="0"/>
-              <w:right w:val="single" w:color="auto" w:sz="4" w:space="0"/>
+              <w:top w:val="single" w:sz="4" w:space="0" w:color="auto"/>
+              <w:left w:val="nil"/>
+              <w:bottom w:val="single" w:sz="4" w:space="0" w:color="auto"/>
+              <w:right w:val="single" w:sz="4" w:space="0" w:color="auto"/>
             </w:tcBorders>
             <w:shd w:val="clear" w:color="000000" w:fill="C0C0C0"/>
             <w:vAlign w:val="center"/>
@@ -5592,7 +5528,7 @@
             </w:pPr>
             <w:r>
               <w:rPr>
-                <w:rFonts w:hint="eastAsia" w:ascii="宋体" w:hAnsi="宋体" w:cs="宋体"/>
+                <w:rFonts w:ascii="宋体" w:hAnsi="宋体" w:cs="宋体" w:hint="eastAsia"/>
                 <w:b/>
                 <w:bCs/>
                 <w:kern w:val="0"/>
@@ -5607,10 +5543,10 @@
           <w:tcPr>
             <w:tcW w:w="900" w:type="dxa"/>
             <w:tcBorders>
-              <w:top w:val="single" w:color="auto" w:sz="4" w:space="0"/>
-              <w:left w:val="nil"/>
-              <w:bottom w:val="single" w:color="auto" w:sz="4" w:space="0"/>
-              <w:right w:val="single" w:color="auto" w:sz="4" w:space="0"/>
+              <w:top w:val="single" w:sz="4" w:space="0" w:color="auto"/>
+              <w:left w:val="nil"/>
+              <w:bottom w:val="single" w:sz="4" w:space="0" w:color="auto"/>
+              <w:right w:val="single" w:sz="4" w:space="0" w:color="auto"/>
             </w:tcBorders>
             <w:shd w:val="clear" w:color="000000" w:fill="C0C0C0"/>
             <w:vAlign w:val="center"/>
@@ -5630,7 +5566,7 @@
             </w:pPr>
             <w:r>
               <w:rPr>
-                <w:rFonts w:hint="eastAsia" w:ascii="宋体" w:hAnsi="宋体" w:cs="宋体"/>
+                <w:rFonts w:ascii="宋体" w:hAnsi="宋体" w:cs="宋体" w:hint="eastAsia"/>
                 <w:b/>
                 <w:bCs/>
                 <w:kern w:val="0"/>
@@ -5645,10 +5581,10 @@
           <w:tcPr>
             <w:tcW w:w="2218" w:type="dxa"/>
             <w:tcBorders>
-              <w:top w:val="single" w:color="auto" w:sz="4" w:space="0"/>
-              <w:left w:val="nil"/>
-              <w:bottom w:val="single" w:color="auto" w:sz="4" w:space="0"/>
-              <w:right w:val="single" w:color="auto" w:sz="4" w:space="0"/>
+              <w:top w:val="single" w:sz="4" w:space="0" w:color="auto"/>
+              <w:left w:val="nil"/>
+              <w:bottom w:val="single" w:sz="4" w:space="0" w:color="auto"/>
+              <w:right w:val="single" w:sz="4" w:space="0" w:color="auto"/>
             </w:tcBorders>
             <w:shd w:val="clear" w:color="000000" w:fill="C0C0C0"/>
             <w:vAlign w:val="center"/>
@@ -5668,7 +5604,7 @@
             </w:pPr>
             <w:r>
               <w:rPr>
-                <w:rFonts w:hint="eastAsia" w:ascii="宋体" w:hAnsi="宋体" w:cs="宋体"/>
+                <w:rFonts w:ascii="宋体" w:hAnsi="宋体" w:cs="宋体" w:hint="eastAsia"/>
                 <w:b/>
                 <w:bCs/>
                 <w:kern w:val="0"/>
@@ -5683,9 +5619,9 @@
           <w:tcPr>
             <w:tcW w:w="1276" w:type="dxa"/>
             <w:tcBorders>
-              <w:top w:val="single" w:color="auto" w:sz="4" w:space="0"/>
-              <w:left w:val="nil"/>
-              <w:bottom w:val="single" w:color="auto" w:sz="4" w:space="0"/>
+              <w:top w:val="single" w:sz="4" w:space="0" w:color="auto"/>
+              <w:left w:val="nil"/>
+              <w:bottom w:val="single" w:sz="4" w:space="0" w:color="auto"/>
               <w:right w:val="nil"/>
             </w:tcBorders>
             <w:shd w:val="clear" w:color="000000" w:fill="C0C0C0"/>
@@ -5706,7 +5642,7 @@
             </w:pPr>
             <w:r>
               <w:rPr>
-                <w:rFonts w:hint="eastAsia" w:ascii="宋体" w:hAnsi="宋体" w:cs="宋体"/>
+                <w:rFonts w:ascii="宋体" w:hAnsi="宋体" w:cs="宋体" w:hint="eastAsia"/>
                 <w:b/>
                 <w:bCs/>
                 <w:kern w:val="0"/>
@@ -5721,9 +5657,9 @@
           <w:tcPr>
             <w:tcW w:w="860" w:type="dxa"/>
             <w:tcBorders>
-              <w:top w:val="single" w:color="auto" w:sz="4" w:space="0"/>
-              <w:left w:val="single" w:color="auto" w:sz="4" w:space="0"/>
-              <w:bottom w:val="single" w:color="auto" w:sz="4" w:space="0"/>
+              <w:top w:val="single" w:sz="4" w:space="0" w:color="auto"/>
+              <w:left w:val="single" w:sz="4" w:space="0" w:color="auto"/>
+              <w:bottom w:val="single" w:sz="4" w:space="0" w:color="auto"/>
               <w:right w:val="nil"/>
             </w:tcBorders>
             <w:shd w:val="clear" w:color="000000" w:fill="C0C0C0"/>
@@ -5744,7 +5680,7 @@
             </w:pPr>
             <w:r>
               <w:rPr>
-                <w:rFonts w:hint="eastAsia" w:ascii="宋体" w:hAnsi="宋体" w:cs="宋体"/>
+                <w:rFonts w:ascii="宋体" w:hAnsi="宋体" w:cs="宋体" w:hint="eastAsia"/>
                 <w:b/>
                 <w:bCs/>
                 <w:kern w:val="0"/>
@@ -5759,9 +5695,9 @@
           <w:tcPr>
             <w:tcW w:w="841" w:type="dxa"/>
             <w:tcBorders>
-              <w:top w:val="single" w:color="auto" w:sz="4" w:space="0"/>
-              <w:left w:val="single" w:color="auto" w:sz="4" w:space="0"/>
-              <w:bottom w:val="single" w:color="auto" w:sz="4" w:space="0"/>
+              <w:top w:val="single" w:sz="4" w:space="0" w:color="auto"/>
+              <w:left w:val="single" w:sz="4" w:space="0" w:color="auto"/>
+              <w:bottom w:val="single" w:sz="4" w:space="0" w:color="auto"/>
               <w:right w:val="nil"/>
             </w:tcBorders>
             <w:shd w:val="clear" w:color="000000" w:fill="C0C0C0"/>
@@ -5782,7 +5718,7 @@
             </w:pPr>
             <w:r>
               <w:rPr>
-                <w:rFonts w:hint="eastAsia" w:ascii="宋体" w:hAnsi="宋体" w:cs="宋体"/>
+                <w:rFonts w:ascii="宋体" w:hAnsi="宋体" w:cs="宋体" w:hint="eastAsia"/>
                 <w:b/>
                 <w:bCs/>
                 <w:kern w:val="0"/>
@@ -5797,9 +5733,9 @@
           <w:tcPr>
             <w:tcW w:w="1276" w:type="dxa"/>
             <w:tcBorders>
-              <w:top w:val="single" w:color="auto" w:sz="4" w:space="0"/>
-              <w:left w:val="single" w:color="auto" w:sz="4" w:space="0"/>
-              <w:bottom w:val="single" w:color="auto" w:sz="4" w:space="0"/>
+              <w:top w:val="single" w:sz="4" w:space="0" w:color="auto"/>
+              <w:left w:val="single" w:sz="4" w:space="0" w:color="auto"/>
+              <w:bottom w:val="single" w:sz="4" w:space="0" w:color="auto"/>
               <w:right w:val="nil"/>
             </w:tcBorders>
             <w:shd w:val="clear" w:color="000000" w:fill="C0C0C0"/>
@@ -5820,7 +5756,7 @@
             </w:pPr>
             <w:r>
               <w:rPr>
-                <w:rFonts w:hint="eastAsia" w:ascii="宋体" w:hAnsi="宋体" w:cs="宋体"/>
+                <w:rFonts w:ascii="宋体" w:hAnsi="宋体" w:cs="宋体" w:hint="eastAsia"/>
                 <w:b/>
                 <w:bCs/>
                 <w:kern w:val="0"/>
@@ -5835,10 +5771,10 @@
           <w:tcPr>
             <w:tcW w:w="1417" w:type="dxa"/>
             <w:tcBorders>
-              <w:top w:val="single" w:color="auto" w:sz="4" w:space="0"/>
-              <w:left w:val="single" w:color="auto" w:sz="4" w:space="0"/>
-              <w:bottom w:val="single" w:color="auto" w:sz="4" w:space="0"/>
-              <w:right w:val="single" w:color="auto" w:sz="4" w:space="0"/>
+              <w:top w:val="single" w:sz="4" w:space="0" w:color="auto"/>
+              <w:left w:val="single" w:sz="4" w:space="0" w:color="auto"/>
+              <w:bottom w:val="single" w:sz="4" w:space="0" w:color="auto"/>
+              <w:right w:val="single" w:sz="4" w:space="0" w:color="auto"/>
             </w:tcBorders>
             <w:shd w:val="clear" w:color="000000" w:fill="C0C0C0"/>
             <w:vAlign w:val="center"/>
@@ -5858,7 +5794,7 @@
             </w:pPr>
             <w:r>
               <w:rPr>
-                <w:rFonts w:hint="eastAsia" w:ascii="宋体" w:hAnsi="宋体" w:cs="宋体"/>
+                <w:rFonts w:ascii="宋体" w:hAnsi="宋体" w:cs="宋体" w:hint="eastAsia"/>
                 <w:b/>
                 <w:bCs/>
                 <w:kern w:val="0"/>
@@ -5872,6 +5808,9 @@
       </w:tr>
       <w:tr>
         <w:tblPrEx>
+          <w:tblW w:w="11057" w:type="dxa"/>
+          <w:tblInd w:w="-1168" w:type="dxa"/>
+          <w:tblLayout w:type="fixed"/>
           <w:tblCellMar>
             <w:top w:w="0" w:type="dxa"/>
             <w:left w:w="108" w:type="dxa"/>
@@ -5880,16 +5819,16 @@
           </w:tblCellMar>
         </w:tblPrEx>
         <w:trPr>
-          <w:trHeight w:val="600" w:hRule="atLeast"/>
+          <w:trHeight w:val="600"/>
         </w:trPr>
         <w:tc>
           <w:tcPr>
             <w:tcW w:w="850" w:type="dxa"/>
             <w:tcBorders>
               <w:top w:val="nil"/>
-              <w:left w:val="single" w:color="auto" w:sz="4" w:space="0"/>
-              <w:bottom w:val="single" w:color="auto" w:sz="4" w:space="0"/>
-              <w:right w:val="single" w:color="auto" w:sz="4" w:space="0"/>
+              <w:left w:val="single" w:sz="4" w:space="0" w:color="auto"/>
+              <w:bottom w:val="single" w:sz="4" w:space="0" w:color="auto"/>
+              <w:right w:val="single" w:sz="4" w:space="0" w:color="auto"/>
             </w:tcBorders>
             <w:shd w:val="clear" w:color="000000" w:fill="FFFFFF"/>
             <w:vAlign w:val="center"/>
@@ -5907,7 +5846,7 @@
             </w:pPr>
             <w:r>
               <w:rPr>
-                <w:rFonts w:hint="eastAsia" w:ascii="宋体" w:hAnsi="宋体" w:cs="宋体"/>
+                <w:rFonts w:ascii="宋体" w:hAnsi="宋体" w:cs="宋体" w:hint="eastAsia"/>
                 <w:kern w:val="0"/>
                 <w:sz w:val="24"/>
                 <w:szCs w:val="24"/>
@@ -5922,8 +5861,8 @@
             <w:tcBorders>
               <w:top w:val="nil"/>
               <w:left w:val="nil"/>
-              <w:bottom w:val="single" w:color="auto" w:sz="4" w:space="0"/>
-              <w:right w:val="single" w:color="auto" w:sz="4" w:space="0"/>
+              <w:bottom w:val="single" w:sz="4" w:space="0" w:color="auto"/>
+              <w:right w:val="single" w:sz="4" w:space="0" w:color="auto"/>
             </w:tcBorders>
             <w:shd w:val="clear" w:color="auto" w:fill="auto"/>
             <w:vAlign w:val="center"/>
@@ -5940,7 +5879,7 @@
             </w:pPr>
             <w:r>
               <w:rPr>
-                <w:rFonts w:hint="eastAsia" w:ascii="宋体" w:hAnsi="宋体" w:cs="宋体"/>
+                <w:rFonts w:ascii="宋体" w:hAnsi="宋体" w:cs="宋体" w:hint="eastAsia"/>
                 <w:kern w:val="0"/>
                 <w:sz w:val="20"/>
               </w:rPr>
@@ -5954,8 +5893,8 @@
             <w:tcBorders>
               <w:top w:val="nil"/>
               <w:left w:val="nil"/>
-              <w:bottom w:val="single" w:color="auto" w:sz="4" w:space="0"/>
-              <w:right w:val="single" w:color="auto" w:sz="4" w:space="0"/>
+              <w:bottom w:val="single" w:sz="4" w:space="0" w:color="auto"/>
+              <w:right w:val="single" w:sz="4" w:space="0" w:color="auto"/>
             </w:tcBorders>
             <w:shd w:val="clear" w:color="auto" w:fill="auto"/>
             <w:vAlign w:val="center"/>
@@ -5972,7 +5911,7 @@
             </w:pPr>
             <w:r>
               <w:rPr>
-                <w:rFonts w:hint="eastAsia" w:ascii="宋体" w:hAnsi="宋体"/>
+                <w:rFonts w:ascii="宋体" w:hAnsi="宋体" w:hint="eastAsia"/>
                 <w:sz w:val="24"/>
                 <w:szCs w:val="24"/>
               </w:rPr>
@@ -5980,7 +5919,7 @@
             </w:r>
             <w:r>
               <w:rPr>
-                <w:rFonts w:hint="eastAsia" w:ascii="宋体" w:hAnsi="宋体" w:cs="宋体"/>
+                <w:rFonts w:ascii="宋体" w:hAnsi="宋体" w:cs="宋体" w:hint="eastAsia"/>
                 <w:kern w:val="0"/>
                 <w:sz w:val="20"/>
               </w:rPr>
@@ -5994,8 +5933,8 @@
             <w:tcBorders>
               <w:top w:val="nil"/>
               <w:left w:val="nil"/>
-              <w:bottom w:val="single" w:color="auto" w:sz="4" w:space="0"/>
-              <w:right w:val="single" w:color="auto" w:sz="4" w:space="0"/>
+              <w:bottom w:val="single" w:sz="4" w:space="0" w:color="auto"/>
+              <w:right w:val="single" w:sz="4" w:space="0" w:color="auto"/>
             </w:tcBorders>
             <w:shd w:val="clear" w:color="auto" w:fill="auto"/>
             <w:vAlign w:val="center"/>
@@ -6012,7 +5951,7 @@
             </w:pPr>
             <w:r>
               <w:rPr>
-                <w:rFonts w:hint="eastAsia" w:ascii="宋体" w:hAnsi="宋体" w:cs="宋体"/>
+                <w:rFonts w:ascii="宋体" w:hAnsi="宋体" w:cs="宋体" w:hint="eastAsia"/>
                 <w:kern w:val="0"/>
                 <w:sz w:val="20"/>
               </w:rPr>
@@ -6026,8 +5965,8 @@
             <w:tcBorders>
               <w:top w:val="nil"/>
               <w:left w:val="nil"/>
-              <w:bottom w:val="single" w:color="auto" w:sz="4" w:space="0"/>
-              <w:right w:val="single" w:color="auto" w:sz="4" w:space="0"/>
+              <w:bottom w:val="single" w:sz="4" w:space="0" w:color="auto"/>
+              <w:right w:val="single" w:sz="4" w:space="0" w:color="auto"/>
             </w:tcBorders>
             <w:shd w:val="clear" w:color="auto" w:fill="auto"/>
             <w:vAlign w:val="center"/>
@@ -6044,7 +5983,7 @@
             </w:pPr>
             <w:r>
               <w:rPr>
-                <w:rFonts w:hint="eastAsia" w:ascii="宋体" w:hAnsi="宋体" w:cs="宋体"/>
+                <w:rFonts w:ascii="宋体" w:hAnsi="宋体" w:cs="宋体" w:hint="eastAsia"/>
                 <w:kern w:val="0"/>
                 <w:sz w:val="20"/>
               </w:rPr>
@@ -6058,8 +5997,8 @@
             <w:tcBorders>
               <w:top w:val="nil"/>
               <w:left w:val="nil"/>
-              <w:bottom w:val="single" w:color="auto" w:sz="4" w:space="0"/>
-              <w:right w:val="single" w:color="auto" w:sz="4" w:space="0"/>
+              <w:bottom w:val="single" w:sz="4" w:space="0" w:color="auto"/>
+              <w:right w:val="single" w:sz="4" w:space="0" w:color="auto"/>
             </w:tcBorders>
             <w:shd w:val="clear" w:color="000000" w:fill="FFFFFF"/>
             <w:vAlign w:val="center"/>
@@ -6076,7 +6015,7 @@
             </w:pPr>
             <w:r>
               <w:rPr>
-                <w:rFonts w:hint="eastAsia" w:ascii="宋体" w:hAnsi="宋体" w:cs="宋体"/>
+                <w:rFonts w:ascii="宋体" w:hAnsi="宋体" w:cs="宋体" w:hint="eastAsia"/>
                 <w:kern w:val="0"/>
                 <w:sz w:val="20"/>
               </w:rPr>
@@ -6090,8 +6029,8 @@
             <w:tcBorders>
               <w:top w:val="nil"/>
               <w:left w:val="nil"/>
-              <w:bottom w:val="single" w:color="auto" w:sz="4" w:space="0"/>
-              <w:right w:val="single" w:color="auto" w:sz="4" w:space="0"/>
+              <w:bottom w:val="single" w:sz="4" w:space="0" w:color="auto"/>
+              <w:right w:val="single" w:sz="4" w:space="0" w:color="auto"/>
             </w:tcBorders>
             <w:shd w:val="clear" w:color="000000" w:fill="FFFFFF"/>
             <w:vAlign w:val="center"/>
@@ -6108,7 +6047,7 @@
             </w:pPr>
             <w:r>
               <w:rPr>
-                <w:rFonts w:hint="eastAsia" w:ascii="宋体" w:hAnsi="宋体" w:cs="宋体"/>
+                <w:rFonts w:ascii="宋体" w:hAnsi="宋体" w:cs="宋体" w:hint="eastAsia"/>
                 <w:kern w:val="0"/>
                 <w:sz w:val="20"/>
               </w:rPr>
@@ -6122,8 +6061,8 @@
             <w:tcBorders>
               <w:top w:val="nil"/>
               <w:left w:val="nil"/>
-              <w:bottom w:val="single" w:color="auto" w:sz="4" w:space="0"/>
-              <w:right w:val="single" w:color="auto" w:sz="4" w:space="0"/>
+              <w:bottom w:val="single" w:sz="4" w:space="0" w:color="auto"/>
+              <w:right w:val="single" w:sz="4" w:space="0" w:color="auto"/>
             </w:tcBorders>
             <w:shd w:val="clear" w:color="auto" w:fill="auto"/>
             <w:vAlign w:val="center"/>
@@ -6140,7 +6079,7 @@
             </w:pPr>
             <w:r>
               <w:rPr>
-                <w:rFonts w:hint="eastAsia" w:ascii="宋体" w:hAnsi="宋体" w:cs="宋体"/>
+                <w:rFonts w:ascii="宋体" w:hAnsi="宋体" w:cs="宋体" w:hint="eastAsia"/>
                 <w:kern w:val="0"/>
                 <w:sz w:val="20"/>
               </w:rPr>
@@ -6154,8 +6093,8 @@
             <w:tcBorders>
               <w:top w:val="nil"/>
               <w:left w:val="nil"/>
-              <w:bottom w:val="single" w:color="auto" w:sz="4" w:space="0"/>
-              <w:right w:val="single" w:color="auto" w:sz="4" w:space="0"/>
+              <w:bottom w:val="single" w:sz="4" w:space="0" w:color="auto"/>
+              <w:right w:val="single" w:sz="4" w:space="0" w:color="auto"/>
             </w:tcBorders>
             <w:shd w:val="clear" w:color="auto" w:fill="auto"/>
             <w:vAlign w:val="center"/>
@@ -6172,7 +6111,7 @@
             </w:pPr>
             <w:r>
               <w:rPr>
-                <w:rFonts w:hint="eastAsia" w:ascii="宋体" w:hAnsi="宋体" w:cs="宋体"/>
+                <w:rFonts w:ascii="宋体" w:hAnsi="宋体" w:cs="宋体" w:hint="eastAsia"/>
                 <w:kern w:val="0"/>
                 <w:sz w:val="20"/>
               </w:rPr>
@@ -6187,7 +6126,7 @@
         <w:widowControl/>
         <w:jc w:val="left"/>
         <w:rPr>
-          <w:rStyle w:val="16"/>
+          <w:rStyle w:val="1"/>
           <w:rFonts w:ascii="Times New Roman" w:hAnsi="Times New Roman"/>
           <w:b w:val="0"/>
           <w:bCs w:val="0"/>
@@ -6198,26 +6137,26 @@
     </w:p>
     <w:p>
       <w:pPr>
-        <w:pStyle w:val="2"/>
+        <w:pStyle w:val="Heading1"/>
         <w:numPr>
           <w:ilvl w:val="0"/>
           <w:numId w:val="0"/>
         </w:numPr>
-        <w:ind w:firstLine="413" w:firstLineChars="147"/>
+        <w:ind w:firstLine="309" w:firstLineChars="147"/>
         <w:rPr>
-          <w:rStyle w:val="16"/>
+          <w:rStyle w:val="1"/>
           <w:b/>
           <w:bCs/>
           <w:sz w:val="28"/>
           <w:szCs w:val="24"/>
         </w:rPr>
         <w:sectPr>
-          <w:footerReference r:id="rId6" w:type="first"/>
-          <w:footerReference r:id="rId5" w:type="default"/>
+          <w:footerReference w:type="default" r:id="rId8"/>
+          <w:footerReference w:type="first" r:id="rId9"/>
           <w:pgSz w:w="11906" w:h="16838"/>
           <w:pgMar w:top="851" w:right="1800" w:bottom="993" w:left="1800" w:header="851" w:footer="992" w:gutter="0"/>
           <w:pgNumType w:fmt="decimal" w:start="1"/>
-          <w:cols w:space="720" w:num="1"/>
+          <w:cols w:num="1" w:space="720"/>
           <w:titlePg/>
           <w:docGrid w:type="lines" w:linePitch="312" w:charSpace="0"/>
         </w:sectPr>
@@ -6225,26 +6164,26 @@
     </w:p>
     <w:p>
       <w:pPr>
-        <w:pStyle w:val="2"/>
+        <w:pStyle w:val="Heading1"/>
         <w:numPr>
           <w:ilvl w:val="0"/>
           <w:numId w:val="0"/>
         </w:numPr>
-        <w:ind w:firstLine="411" w:firstLineChars="147"/>
+        <w:ind w:firstLine="309" w:firstLineChars="147"/>
         <w:rPr>
-          <w:rStyle w:val="16"/>
+          <w:rStyle w:val="1"/>
           <w:b/>
           <w:bCs w:val="0"/>
           <w:sz w:val="28"/>
           <w:szCs w:val="24"/>
         </w:rPr>
       </w:pPr>
-      <w:bookmarkStart w:id="22" w:name="_Toc493236473"/>
-      <w:bookmarkStart w:id="23" w:name="_Toc494266691"/>
-      <w:bookmarkStart w:id="24" w:name="_Toc493237466"/>
+      <w:bookmarkStart w:id="23" w:name="_Toc493236473"/>
+      <w:bookmarkStart w:id="24" w:name="_Toc494266691"/>
+      <w:bookmarkStart w:id="25" w:name="_Toc493237466"/>
       <w:r>
         <w:rPr>
-          <w:rStyle w:val="16"/>
+          <w:rStyle w:val="1"/>
           <w:rFonts w:hint="eastAsia"/>
           <w:b/>
           <w:bCs w:val="0"/>
@@ -6253,14 +6192,14 @@
         </w:rPr>
         <w:t>六、过程达成指标</w:t>
       </w:r>
-      <w:bookmarkEnd w:id="22"/>
       <w:bookmarkEnd w:id="23"/>
       <w:bookmarkEnd w:id="24"/>
+      <w:bookmarkEnd w:id="25"/>
     </w:p>
     <w:p>
       <w:pPr>
         <w:spacing w:line="360" w:lineRule="auto"/>
-        <w:ind w:firstLine="424" w:firstLineChars="177"/>
+        <w:ind w:firstLine="372" w:firstLineChars="177"/>
         <w:rPr>
           <w:sz w:val="24"/>
           <w:szCs w:val="24"/>
@@ -6269,7 +6208,7 @@
     </w:p>
     <w:tbl>
       <w:tblPr>
-        <w:tblStyle w:val="12"/>
+        <w:tblStyle w:val="TableNormal"/>
         <w:tblW w:w="15877" w:type="dxa"/>
         <w:tblInd w:w="-601" w:type="dxa"/>
         <w:tblLayout w:type="fixed"/>
@@ -6293,6 +6232,9 @@
       </w:tblGrid>
       <w:tr>
         <w:tblPrEx>
+          <w:tblW w:w="15877" w:type="dxa"/>
+          <w:tblInd w:w="-601" w:type="dxa"/>
+          <w:tblLayout w:type="fixed"/>
           <w:tblCellMar>
             <w:top w:w="0" w:type="dxa"/>
             <w:left w:w="108" w:type="dxa"/>
@@ -6301,16 +6243,16 @@
           </w:tblCellMar>
         </w:tblPrEx>
         <w:trPr>
-          <w:trHeight w:val="660" w:hRule="atLeast"/>
+          <w:trHeight w:val="660"/>
         </w:trPr>
         <w:tc>
           <w:tcPr>
             <w:tcW w:w="1276" w:type="dxa"/>
             <w:tcBorders>
-              <w:top w:val="single" w:color="auto" w:sz="4" w:space="0"/>
-              <w:left w:val="single" w:color="auto" w:sz="4" w:space="0"/>
-              <w:bottom w:val="single" w:color="auto" w:sz="4" w:space="0"/>
-              <w:right w:val="single" w:color="auto" w:sz="4" w:space="0"/>
+              <w:top w:val="single" w:sz="4" w:space="0" w:color="auto"/>
+              <w:left w:val="single" w:sz="4" w:space="0" w:color="auto"/>
+              <w:bottom w:val="single" w:sz="4" w:space="0" w:color="auto"/>
+              <w:right w:val="single" w:sz="4" w:space="0" w:color="auto"/>
             </w:tcBorders>
             <w:shd w:val="clear" w:color="000000" w:fill="FFFFFF"/>
             <w:vAlign w:val="center"/>
@@ -6328,7 +6270,7 @@
             </w:pPr>
             <w:r>
               <w:rPr>
-                <w:rFonts w:hint="eastAsia" w:ascii="宋体" w:hAnsi="宋体" w:cs="宋体"/>
+                <w:rFonts w:ascii="宋体" w:hAnsi="宋体" w:cs="宋体" w:hint="eastAsia"/>
                 <w:kern w:val="0"/>
                 <w:sz w:val="24"/>
                 <w:szCs w:val="24"/>
@@ -6338,7 +6280,7 @@
             </w:r>
             <w:r>
               <w:rPr>
-                <w:rFonts w:hint="eastAsia" w:ascii="宋体" w:hAnsi="宋体" w:cs="宋体"/>
+                <w:rFonts w:ascii="宋体" w:hAnsi="宋体" w:cs="宋体" w:hint="eastAsia"/>
                 <w:kern w:val="0"/>
                 <w:sz w:val="24"/>
                 <w:szCs w:val="24"/>
@@ -6351,10 +6293,10 @@
           <w:tcPr>
             <w:tcW w:w="1701" w:type="dxa"/>
             <w:tcBorders>
-              <w:top w:val="single" w:color="auto" w:sz="4" w:space="0"/>
-              <w:left w:val="nil"/>
-              <w:bottom w:val="single" w:color="auto" w:sz="4" w:space="0"/>
-              <w:right w:val="single" w:color="auto" w:sz="4" w:space="0"/>
+              <w:top w:val="single" w:sz="4" w:space="0" w:color="auto"/>
+              <w:left w:val="nil"/>
+              <w:bottom w:val="single" w:sz="4" w:space="0" w:color="auto"/>
+              <w:right w:val="single" w:sz="4" w:space="0" w:color="auto"/>
             </w:tcBorders>
             <w:shd w:val="clear" w:color="000000" w:fill="C0C0C0"/>
             <w:vAlign w:val="center"/>
@@ -6374,7 +6316,7 @@
             </w:pPr>
             <w:r>
               <w:rPr>
-                <w:rFonts w:hint="eastAsia" w:ascii="宋体" w:hAnsi="宋体" w:cs="宋体"/>
+                <w:rFonts w:ascii="宋体" w:hAnsi="宋体" w:cs="宋体" w:hint="eastAsia"/>
                 <w:b/>
                 <w:bCs/>
                 <w:kern w:val="0"/>
@@ -6389,10 +6331,10 @@
           <w:tcPr>
             <w:tcW w:w="900" w:type="dxa"/>
             <w:tcBorders>
-              <w:top w:val="single" w:color="auto" w:sz="4" w:space="0"/>
-              <w:left w:val="nil"/>
-              <w:bottom w:val="single" w:color="auto" w:sz="4" w:space="0"/>
-              <w:right w:val="single" w:color="auto" w:sz="4" w:space="0"/>
+              <w:top w:val="single" w:sz="4" w:space="0" w:color="auto"/>
+              <w:left w:val="nil"/>
+              <w:bottom w:val="single" w:sz="4" w:space="0" w:color="auto"/>
+              <w:right w:val="single" w:sz="4" w:space="0" w:color="auto"/>
             </w:tcBorders>
             <w:shd w:val="clear" w:color="000000" w:fill="C0C0C0"/>
             <w:vAlign w:val="center"/>
@@ -6412,7 +6354,7 @@
             </w:pPr>
             <w:r>
               <w:rPr>
-                <w:rFonts w:hint="eastAsia" w:ascii="宋体" w:hAnsi="宋体" w:cs="宋体"/>
+                <w:rFonts w:ascii="宋体" w:hAnsi="宋体" w:cs="宋体" w:hint="eastAsia"/>
                 <w:b/>
                 <w:bCs/>
                 <w:kern w:val="0"/>
@@ -6427,10 +6369,10 @@
           <w:tcPr>
             <w:tcW w:w="2219" w:type="dxa"/>
             <w:tcBorders>
-              <w:top w:val="single" w:color="auto" w:sz="4" w:space="0"/>
-              <w:left w:val="nil"/>
-              <w:bottom w:val="single" w:color="auto" w:sz="4" w:space="0"/>
-              <w:right w:val="single" w:color="auto" w:sz="4" w:space="0"/>
+              <w:top w:val="single" w:sz="4" w:space="0" w:color="auto"/>
+              <w:left w:val="nil"/>
+              <w:bottom w:val="single" w:sz="4" w:space="0" w:color="auto"/>
+              <w:right w:val="single" w:sz="4" w:space="0" w:color="auto"/>
             </w:tcBorders>
             <w:shd w:val="clear" w:color="000000" w:fill="C0C0C0"/>
             <w:vAlign w:val="center"/>
@@ -6450,7 +6392,7 @@
             </w:pPr>
             <w:r>
               <w:rPr>
-                <w:rFonts w:hint="eastAsia" w:ascii="宋体" w:hAnsi="宋体" w:cs="宋体"/>
+                <w:rFonts w:ascii="宋体" w:hAnsi="宋体" w:cs="宋体" w:hint="eastAsia"/>
                 <w:b/>
                 <w:bCs/>
                 <w:kern w:val="0"/>
@@ -6465,9 +6407,9 @@
           <w:tcPr>
             <w:tcW w:w="1134" w:type="dxa"/>
             <w:tcBorders>
-              <w:top w:val="single" w:color="auto" w:sz="4" w:space="0"/>
-              <w:left w:val="nil"/>
-              <w:bottom w:val="single" w:color="auto" w:sz="4" w:space="0"/>
+              <w:top w:val="single" w:sz="4" w:space="0" w:color="auto"/>
+              <w:left w:val="nil"/>
+              <w:bottom w:val="single" w:sz="4" w:space="0" w:color="auto"/>
               <w:right w:val="nil"/>
             </w:tcBorders>
             <w:shd w:val="clear" w:color="000000" w:fill="C0C0C0"/>
@@ -6488,7 +6430,7 @@
             </w:pPr>
             <w:r>
               <w:rPr>
-                <w:rFonts w:hint="eastAsia" w:ascii="宋体" w:hAnsi="宋体" w:cs="宋体"/>
+                <w:rFonts w:ascii="宋体" w:hAnsi="宋体" w:cs="宋体" w:hint="eastAsia"/>
                 <w:b/>
                 <w:bCs/>
                 <w:kern w:val="0"/>
@@ -6503,9 +6445,9 @@
           <w:tcPr>
             <w:tcW w:w="860" w:type="dxa"/>
             <w:tcBorders>
-              <w:top w:val="single" w:color="auto" w:sz="4" w:space="0"/>
-              <w:left w:val="single" w:color="auto" w:sz="4" w:space="0"/>
-              <w:bottom w:val="single" w:color="auto" w:sz="4" w:space="0"/>
+              <w:top w:val="single" w:sz="4" w:space="0" w:color="auto"/>
+              <w:left w:val="single" w:sz="4" w:space="0" w:color="auto"/>
+              <w:bottom w:val="single" w:sz="4" w:space="0" w:color="auto"/>
               <w:right w:val="nil"/>
             </w:tcBorders>
             <w:shd w:val="clear" w:color="000000" w:fill="C0C0C0"/>
@@ -6526,7 +6468,7 @@
             </w:pPr>
             <w:r>
               <w:rPr>
-                <w:rFonts w:hint="eastAsia" w:ascii="宋体" w:hAnsi="宋体" w:cs="宋体"/>
+                <w:rFonts w:ascii="宋体" w:hAnsi="宋体" w:cs="宋体" w:hint="eastAsia"/>
                 <w:b/>
                 <w:bCs/>
                 <w:kern w:val="0"/>
@@ -6541,9 +6483,9 @@
           <w:tcPr>
             <w:tcW w:w="1580" w:type="dxa"/>
             <w:tcBorders>
-              <w:top w:val="single" w:color="auto" w:sz="4" w:space="0"/>
-              <w:left w:val="single" w:color="auto" w:sz="4" w:space="0"/>
-              <w:bottom w:val="single" w:color="auto" w:sz="4" w:space="0"/>
+              <w:top w:val="single" w:sz="4" w:space="0" w:color="auto"/>
+              <w:left w:val="single" w:sz="4" w:space="0" w:color="auto"/>
+              <w:bottom w:val="single" w:sz="4" w:space="0" w:color="auto"/>
               <w:right w:val="nil"/>
             </w:tcBorders>
             <w:shd w:val="clear" w:color="000000" w:fill="C0C0C0"/>
@@ -6564,7 +6506,7 @@
             </w:pPr>
             <w:r>
               <w:rPr>
-                <w:rFonts w:hint="eastAsia" w:ascii="宋体" w:hAnsi="宋体" w:cs="宋体"/>
+                <w:rFonts w:ascii="宋体" w:hAnsi="宋体" w:cs="宋体" w:hint="eastAsia"/>
                 <w:b/>
                 <w:bCs/>
                 <w:kern w:val="0"/>
@@ -6579,9 +6521,9 @@
           <w:tcPr>
             <w:tcW w:w="2300" w:type="dxa"/>
             <w:tcBorders>
-              <w:top w:val="single" w:color="auto" w:sz="4" w:space="0"/>
-              <w:left w:val="single" w:color="auto" w:sz="4" w:space="0"/>
-              <w:bottom w:val="single" w:color="auto" w:sz="4" w:space="0"/>
+              <w:top w:val="single" w:sz="4" w:space="0" w:color="auto"/>
+              <w:left w:val="single" w:sz="4" w:space="0" w:color="auto"/>
+              <w:bottom w:val="single" w:sz="4" w:space="0" w:color="auto"/>
               <w:right w:val="nil"/>
             </w:tcBorders>
             <w:shd w:val="clear" w:color="000000" w:fill="C0C0C0"/>
@@ -6602,7 +6544,7 @@
             </w:pPr>
             <w:r>
               <w:rPr>
-                <w:rFonts w:hint="eastAsia" w:ascii="宋体" w:hAnsi="宋体" w:cs="宋体"/>
+                <w:rFonts w:ascii="宋体" w:hAnsi="宋体" w:cs="宋体" w:hint="eastAsia"/>
                 <w:b/>
                 <w:bCs/>
                 <w:kern w:val="0"/>
@@ -6617,10 +6559,10 @@
           <w:tcPr>
             <w:tcW w:w="3907" w:type="dxa"/>
             <w:tcBorders>
-              <w:top w:val="single" w:color="auto" w:sz="4" w:space="0"/>
-              <w:left w:val="single" w:color="auto" w:sz="4" w:space="0"/>
-              <w:bottom w:val="single" w:color="auto" w:sz="4" w:space="0"/>
-              <w:right w:val="single" w:color="auto" w:sz="4" w:space="0"/>
+              <w:top w:val="single" w:sz="4" w:space="0" w:color="auto"/>
+              <w:left w:val="single" w:sz="4" w:space="0" w:color="auto"/>
+              <w:bottom w:val="single" w:sz="4" w:space="0" w:color="auto"/>
+              <w:right w:val="single" w:sz="4" w:space="0" w:color="auto"/>
             </w:tcBorders>
             <w:shd w:val="clear" w:color="000000" w:fill="C0C0C0"/>
             <w:vAlign w:val="center"/>
@@ -6640,7 +6582,7 @@
             </w:pPr>
             <w:r>
               <w:rPr>
-                <w:rFonts w:hint="eastAsia" w:ascii="宋体" w:hAnsi="宋体" w:cs="宋体"/>
+                <w:rFonts w:ascii="宋体" w:hAnsi="宋体" w:cs="宋体" w:hint="eastAsia"/>
                 <w:b/>
                 <w:bCs/>
                 <w:kern w:val="0"/>
@@ -6654,6 +6596,9 @@
       </w:tr>
       <w:tr>
         <w:tblPrEx>
+          <w:tblW w:w="15877" w:type="dxa"/>
+          <w:tblInd w:w="-601" w:type="dxa"/>
+          <w:tblLayout w:type="fixed"/>
           <w:tblCellMar>
             <w:top w:w="0" w:type="dxa"/>
             <w:left w:w="108" w:type="dxa"/>
@@ -6662,16 +6607,16 @@
           </w:tblCellMar>
         </w:tblPrEx>
         <w:trPr>
-          <w:trHeight w:val="675" w:hRule="atLeast"/>
+          <w:trHeight w:val="675"/>
         </w:trPr>
         <w:tc>
           <w:tcPr>
             <w:tcW w:w="1276" w:type="dxa"/>
             <w:tcBorders>
               <w:top w:val="nil"/>
-              <w:left w:val="single" w:color="auto" w:sz="4" w:space="0"/>
-              <w:bottom w:val="single" w:color="auto" w:sz="4" w:space="0"/>
-              <w:right w:val="single" w:color="auto" w:sz="4" w:space="0"/>
+              <w:left w:val="single" w:sz="4" w:space="0" w:color="auto"/>
+              <w:bottom w:val="single" w:sz="4" w:space="0" w:color="auto"/>
+              <w:right w:val="single" w:sz="4" w:space="0" w:color="auto"/>
             </w:tcBorders>
             <w:shd w:val="clear" w:color="000000" w:fill="FFFFFF"/>
             <w:vAlign w:val="center"/>
@@ -6689,7 +6634,7 @@
             </w:pPr>
             <w:r>
               <w:rPr>
-                <w:rFonts w:hint="eastAsia" w:ascii="宋体" w:hAnsi="宋体" w:cs="宋体"/>
+                <w:rFonts w:ascii="宋体" w:hAnsi="宋体" w:cs="宋体" w:hint="eastAsia"/>
                 <w:kern w:val="0"/>
                 <w:sz w:val="24"/>
                 <w:szCs w:val="24"/>
@@ -6704,8 +6649,8 @@
             <w:tcBorders>
               <w:top w:val="nil"/>
               <w:left w:val="nil"/>
-              <w:bottom w:val="single" w:color="auto" w:sz="4" w:space="0"/>
-              <w:right w:val="single" w:color="auto" w:sz="4" w:space="0"/>
+              <w:bottom w:val="single" w:sz="4" w:space="0" w:color="auto"/>
+              <w:right w:val="single" w:sz="4" w:space="0" w:color="auto"/>
             </w:tcBorders>
             <w:shd w:val="clear" w:color="auto" w:fill="auto"/>
             <w:vAlign w:val="center"/>
@@ -6722,7 +6667,7 @@
             </w:pPr>
             <w:r>
               <w:rPr>
-                <w:rFonts w:hint="eastAsia" w:ascii="宋体" w:hAnsi="宋体" w:cs="宋体"/>
+                <w:rFonts w:ascii="宋体" w:hAnsi="宋体" w:cs="宋体" w:hint="eastAsia"/>
                 <w:kern w:val="0"/>
                 <w:sz w:val="20"/>
               </w:rPr>
@@ -6736,8 +6681,8 @@
             <w:tcBorders>
               <w:top w:val="nil"/>
               <w:left w:val="nil"/>
-              <w:bottom w:val="single" w:color="auto" w:sz="4" w:space="0"/>
-              <w:right w:val="single" w:color="auto" w:sz="4" w:space="0"/>
+              <w:bottom w:val="single" w:sz="4" w:space="0" w:color="auto"/>
+              <w:right w:val="single" w:sz="4" w:space="0" w:color="auto"/>
             </w:tcBorders>
             <w:shd w:val="clear" w:color="auto" w:fill="auto"/>
             <w:vAlign w:val="center"/>
@@ -6754,7 +6699,7 @@
             </w:pPr>
             <w:r>
               <w:rPr>
-                <w:rFonts w:hint="eastAsia" w:ascii="宋体" w:hAnsi="宋体"/>
+                <w:rFonts w:ascii="宋体" w:hAnsi="宋体" w:hint="eastAsia"/>
                 <w:sz w:val="24"/>
                 <w:szCs w:val="24"/>
               </w:rPr>
@@ -6770,7 +6715,7 @@
             </w:r>
             <w:r>
               <w:rPr>
-                <w:rFonts w:hint="eastAsia" w:ascii="宋体" w:hAnsi="宋体" w:cs="宋体"/>
+                <w:rFonts w:ascii="宋体" w:hAnsi="宋体" w:cs="宋体" w:hint="eastAsia"/>
                 <w:kern w:val="0"/>
                 <w:sz w:val="20"/>
               </w:rPr>
@@ -6784,8 +6729,8 @@
             <w:tcBorders>
               <w:top w:val="nil"/>
               <w:left w:val="nil"/>
-              <w:bottom w:val="single" w:color="auto" w:sz="4" w:space="0"/>
-              <w:right w:val="single" w:color="auto" w:sz="4" w:space="0"/>
+              <w:bottom w:val="single" w:sz="4" w:space="0" w:color="auto"/>
+              <w:right w:val="single" w:sz="4" w:space="0" w:color="auto"/>
             </w:tcBorders>
             <w:shd w:val="clear" w:color="auto" w:fill="auto"/>
             <w:vAlign w:val="center"/>
@@ -6802,7 +6747,7 @@
             </w:pPr>
             <w:r>
               <w:rPr>
-                <w:rFonts w:hint="eastAsia" w:ascii="宋体" w:hAnsi="宋体" w:cs="宋体"/>
+                <w:rFonts w:ascii="宋体" w:hAnsi="宋体" w:cs="宋体" w:hint="eastAsia"/>
                 <w:kern w:val="0"/>
                 <w:sz w:val="20"/>
               </w:rPr>
@@ -6816,8 +6761,8 @@
             <w:tcBorders>
               <w:top w:val="nil"/>
               <w:left w:val="nil"/>
-              <w:bottom w:val="single" w:color="auto" w:sz="4" w:space="0"/>
-              <w:right w:val="single" w:color="auto" w:sz="4" w:space="0"/>
+              <w:bottom w:val="single" w:sz="4" w:space="0" w:color="auto"/>
+              <w:right w:val="single" w:sz="4" w:space="0" w:color="auto"/>
             </w:tcBorders>
             <w:shd w:val="clear" w:color="000000" w:fill="FFFFFF"/>
             <w:vAlign w:val="center"/>
@@ -6834,7 +6779,7 @@
             </w:pPr>
             <w:r>
               <w:rPr>
-                <w:rFonts w:hint="eastAsia" w:ascii="宋体" w:hAnsi="宋体" w:cs="宋体"/>
+                <w:rFonts w:ascii="宋体" w:hAnsi="宋体" w:cs="宋体" w:hint="eastAsia"/>
                 <w:kern w:val="0"/>
                 <w:sz w:val="20"/>
               </w:rPr>
@@ -6848,8 +6793,8 @@
             <w:tcBorders>
               <w:top w:val="nil"/>
               <w:left w:val="nil"/>
-              <w:bottom w:val="single" w:color="auto" w:sz="4" w:space="0"/>
-              <w:right w:val="single" w:color="auto" w:sz="4" w:space="0"/>
+              <w:bottom w:val="single" w:sz="4" w:space="0" w:color="auto"/>
+              <w:right w:val="single" w:sz="4" w:space="0" w:color="auto"/>
             </w:tcBorders>
             <w:shd w:val="clear" w:color="000000" w:fill="FFFFFF"/>
             <w:vAlign w:val="center"/>
@@ -6866,7 +6811,7 @@
             </w:pPr>
             <w:r>
               <w:rPr>
-                <w:rFonts w:hint="eastAsia" w:ascii="宋体" w:hAnsi="宋体" w:eastAsia="宋体" w:cs="宋体"/>
+                <w:rFonts w:ascii="宋体" w:eastAsia="宋体" w:hAnsi="宋体" w:cs="宋体" w:hint="eastAsia"/>
                 <w:color w:val="000000"/>
                 <w:kern w:val="0"/>
                 <w:sz w:val="20"/>
@@ -6882,8 +6827,8 @@
             <w:tcBorders>
               <w:top w:val="nil"/>
               <w:left w:val="nil"/>
-              <w:bottom w:val="single" w:color="auto" w:sz="4" w:space="0"/>
-              <w:right w:val="single" w:color="auto" w:sz="4" w:space="0"/>
+              <w:bottom w:val="single" w:sz="4" w:space="0" w:color="auto"/>
+              <w:right w:val="single" w:sz="4" w:space="0" w:color="auto"/>
             </w:tcBorders>
             <w:shd w:val="clear" w:color="000000" w:fill="FFFFFF"/>
             <w:vAlign w:val="center"/>
@@ -6900,7 +6845,7 @@
             </w:pPr>
             <w:r>
               <w:rPr>
-                <w:rFonts w:hint="eastAsia" w:ascii="宋体" w:hAnsi="宋体" w:cs="宋体"/>
+                <w:rFonts w:ascii="宋体" w:hAnsi="宋体" w:cs="宋体" w:hint="eastAsia"/>
                 <w:kern w:val="0"/>
                 <w:sz w:val="20"/>
               </w:rPr>
@@ -6914,8 +6859,8 @@
             <w:tcBorders>
               <w:top w:val="nil"/>
               <w:left w:val="nil"/>
-              <w:bottom w:val="single" w:color="auto" w:sz="4" w:space="0"/>
-              <w:right w:val="single" w:color="auto" w:sz="4" w:space="0"/>
+              <w:bottom w:val="single" w:sz="4" w:space="0" w:color="auto"/>
+              <w:right w:val="single" w:sz="4" w:space="0" w:color="auto"/>
             </w:tcBorders>
             <w:shd w:val="clear" w:color="auto" w:fill="auto"/>
             <w:vAlign w:val="center"/>
@@ -6932,7 +6877,7 @@
             </w:pPr>
             <w:r>
               <w:rPr>
-                <w:rFonts w:hint="eastAsia" w:ascii="宋体" w:hAnsi="宋体" w:cs="宋体"/>
+                <w:rFonts w:ascii="宋体" w:hAnsi="宋体" w:cs="宋体" w:hint="eastAsia"/>
                 <w:kern w:val="0"/>
                 <w:sz w:val="20"/>
               </w:rPr>
@@ -6946,8 +6891,8 @@
             <w:tcBorders>
               <w:top w:val="nil"/>
               <w:left w:val="nil"/>
-              <w:bottom w:val="single" w:color="auto" w:sz="4" w:space="0"/>
-              <w:right w:val="single" w:color="auto" w:sz="4" w:space="0"/>
+              <w:bottom w:val="single" w:sz="4" w:space="0" w:color="auto"/>
+              <w:right w:val="single" w:sz="4" w:space="0" w:color="auto"/>
             </w:tcBorders>
             <w:shd w:val="clear" w:color="auto" w:fill="auto"/>
             <w:vAlign w:val="center"/>
@@ -6964,7 +6909,7 @@
             </w:pPr>
             <w:r>
               <w:rPr>
-                <w:rFonts w:hint="eastAsia" w:ascii="宋体" w:hAnsi="宋体" w:cs="宋体"/>
+                <w:rFonts w:ascii="宋体" w:hAnsi="宋体" w:cs="宋体" w:hint="eastAsia"/>
                 <w:kern w:val="0"/>
                 <w:sz w:val="20"/>
               </w:rPr>
@@ -6975,6 +6920,9 @@
       </w:tr>
       <w:tr>
         <w:tblPrEx>
+          <w:tblW w:w="15877" w:type="dxa"/>
+          <w:tblInd w:w="-601" w:type="dxa"/>
+          <w:tblLayout w:type="fixed"/>
           <w:tblCellMar>
             <w:top w:w="0" w:type="dxa"/>
             <w:left w:w="108" w:type="dxa"/>
@@ -6983,16 +6931,16 @@
           </w:tblCellMar>
         </w:tblPrEx>
         <w:trPr>
-          <w:trHeight w:val="615" w:hRule="atLeast"/>
+          <w:trHeight w:val="615"/>
         </w:trPr>
         <w:tc>
           <w:tcPr>
             <w:tcW w:w="1276" w:type="dxa"/>
             <w:tcBorders>
               <w:top w:val="nil"/>
-              <w:left w:val="single" w:color="auto" w:sz="4" w:space="0"/>
-              <w:bottom w:val="single" w:color="auto" w:sz="4" w:space="0"/>
-              <w:right w:val="single" w:color="auto" w:sz="4" w:space="0"/>
+              <w:left w:val="single" w:sz="4" w:space="0" w:color="auto"/>
+              <w:bottom w:val="single" w:sz="4" w:space="0" w:color="auto"/>
+              <w:right w:val="single" w:sz="4" w:space="0" w:color="auto"/>
             </w:tcBorders>
             <w:shd w:val="clear" w:color="000000" w:fill="FFFFFF"/>
             <w:vAlign w:val="center"/>
@@ -7010,7 +6958,7 @@
             </w:pPr>
             <w:r>
               <w:rPr>
-                <w:rFonts w:hint="eastAsia" w:ascii="宋体" w:hAnsi="宋体" w:cs="宋体"/>
+                <w:rFonts w:ascii="宋体" w:hAnsi="宋体" w:cs="宋体" w:hint="eastAsia"/>
                 <w:kern w:val="0"/>
                 <w:sz w:val="24"/>
                 <w:szCs w:val="24"/>
@@ -7025,8 +6973,8 @@
             <w:tcBorders>
               <w:top w:val="nil"/>
               <w:left w:val="nil"/>
-              <w:bottom w:val="single" w:color="auto" w:sz="4" w:space="0"/>
-              <w:right w:val="single" w:color="auto" w:sz="4" w:space="0"/>
+              <w:bottom w:val="single" w:sz="4" w:space="0" w:color="auto"/>
+              <w:right w:val="single" w:sz="4" w:space="0" w:color="auto"/>
             </w:tcBorders>
             <w:shd w:val="clear" w:color="auto" w:fill="auto"/>
             <w:vAlign w:val="center"/>
@@ -7043,7 +6991,7 @@
             </w:pPr>
             <w:r>
               <w:rPr>
-                <w:rFonts w:hint="eastAsia" w:ascii="宋体" w:hAnsi="宋体" w:cs="宋体"/>
+                <w:rFonts w:ascii="宋体" w:hAnsi="宋体" w:cs="宋体" w:hint="eastAsia"/>
                 <w:kern w:val="0"/>
                 <w:sz w:val="20"/>
               </w:rPr>
@@ -7057,8 +7005,8 @@
             <w:tcBorders>
               <w:top w:val="nil"/>
               <w:left w:val="nil"/>
-              <w:bottom w:val="single" w:color="auto" w:sz="4" w:space="0"/>
-              <w:right w:val="single" w:color="auto" w:sz="4" w:space="0"/>
+              <w:bottom w:val="single" w:sz="4" w:space="0" w:color="auto"/>
+              <w:right w:val="single" w:sz="4" w:space="0" w:color="auto"/>
             </w:tcBorders>
             <w:shd w:val="clear" w:color="auto" w:fill="auto"/>
             <w:vAlign w:val="center"/>
@@ -7075,7 +7023,7 @@
             </w:pPr>
             <w:r>
               <w:rPr>
-                <w:rFonts w:hint="eastAsia" w:ascii="宋体" w:hAnsi="宋体"/>
+                <w:rFonts w:ascii="宋体" w:hAnsi="宋体" w:hint="eastAsia"/>
                 <w:sz w:val="24"/>
                 <w:szCs w:val="24"/>
               </w:rPr>
@@ -7083,7 +7031,7 @@
             </w:r>
             <w:r>
               <w:rPr>
-                <w:rFonts w:hint="eastAsia" w:ascii="宋体" w:hAnsi="宋体" w:cs="宋体"/>
+                <w:rFonts w:ascii="宋体" w:hAnsi="宋体" w:cs="宋体" w:hint="eastAsia"/>
                 <w:kern w:val="0"/>
                 <w:sz w:val="20"/>
               </w:rPr>
@@ -7097,8 +7045,8 @@
             <w:tcBorders>
               <w:top w:val="nil"/>
               <w:left w:val="nil"/>
-              <w:bottom w:val="single" w:color="auto" w:sz="4" w:space="0"/>
-              <w:right w:val="single" w:color="auto" w:sz="4" w:space="0"/>
+              <w:bottom w:val="single" w:sz="4" w:space="0" w:color="auto"/>
+              <w:right w:val="single" w:sz="4" w:space="0" w:color="auto"/>
             </w:tcBorders>
             <w:shd w:val="clear" w:color="auto" w:fill="auto"/>
             <w:vAlign w:val="center"/>
@@ -7115,7 +7063,7 @@
             </w:pPr>
             <w:r>
               <w:rPr>
-                <w:rFonts w:hint="eastAsia" w:ascii="宋体" w:hAnsi="宋体" w:cs="宋体"/>
+                <w:rFonts w:ascii="宋体" w:hAnsi="宋体" w:cs="宋体" w:hint="eastAsia"/>
                 <w:kern w:val="0"/>
                 <w:sz w:val="20"/>
               </w:rPr>
@@ -7129,8 +7077,8 @@
             <w:tcBorders>
               <w:top w:val="nil"/>
               <w:left w:val="nil"/>
-              <w:bottom w:val="single" w:color="auto" w:sz="4" w:space="0"/>
-              <w:right w:val="single" w:color="auto" w:sz="4" w:space="0"/>
+              <w:bottom w:val="single" w:sz="4" w:space="0" w:color="auto"/>
+              <w:right w:val="single" w:sz="4" w:space="0" w:color="auto"/>
             </w:tcBorders>
             <w:shd w:val="clear" w:color="000000" w:fill="FFFFFF"/>
             <w:vAlign w:val="center"/>
@@ -7147,7 +7095,7 @@
             </w:pPr>
             <w:r>
               <w:rPr>
-                <w:rFonts w:hint="eastAsia" w:ascii="宋体" w:hAnsi="宋体" w:cs="宋体"/>
+                <w:rFonts w:ascii="宋体" w:hAnsi="宋体" w:cs="宋体" w:hint="eastAsia"/>
                 <w:kern w:val="0"/>
                 <w:sz w:val="20"/>
               </w:rPr>
@@ -7161,8 +7109,8 @@
             <w:tcBorders>
               <w:top w:val="nil"/>
               <w:left w:val="nil"/>
-              <w:bottom w:val="single" w:color="auto" w:sz="4" w:space="0"/>
-              <w:right w:val="single" w:color="auto" w:sz="4" w:space="0"/>
+              <w:bottom w:val="single" w:sz="4" w:space="0" w:color="auto"/>
+              <w:right w:val="single" w:sz="4" w:space="0" w:color="auto"/>
             </w:tcBorders>
             <w:shd w:val="clear" w:color="000000" w:fill="FFFFFF"/>
             <w:vAlign w:val="center"/>
@@ -7179,7 +7127,7 @@
             </w:pPr>
             <w:r>
               <w:rPr>
-                <w:rFonts w:hint="eastAsia" w:ascii="宋体" w:hAnsi="宋体" w:eastAsia="宋体" w:cs="宋体"/>
+                <w:rFonts w:ascii="宋体" w:eastAsia="宋体" w:hAnsi="宋体" w:cs="宋体" w:hint="eastAsia"/>
                 <w:color w:val="000000"/>
                 <w:kern w:val="0"/>
                 <w:sz w:val="20"/>
@@ -7195,8 +7143,8 @@
             <w:tcBorders>
               <w:top w:val="nil"/>
               <w:left w:val="nil"/>
-              <w:bottom w:val="single" w:color="auto" w:sz="4" w:space="0"/>
-              <w:right w:val="single" w:color="auto" w:sz="4" w:space="0"/>
+              <w:bottom w:val="single" w:sz="4" w:space="0" w:color="auto"/>
+              <w:right w:val="single" w:sz="4" w:space="0" w:color="auto"/>
             </w:tcBorders>
             <w:shd w:val="clear" w:color="000000" w:fill="FFFFFF"/>
             <w:vAlign w:val="center"/>
@@ -7213,7 +7161,7 @@
             </w:pPr>
             <w:r>
               <w:rPr>
-                <w:rFonts w:hint="eastAsia" w:ascii="宋体" w:hAnsi="宋体" w:cs="宋体"/>
+                <w:rFonts w:ascii="宋体" w:hAnsi="宋体" w:cs="宋体" w:hint="eastAsia"/>
                 <w:kern w:val="0"/>
                 <w:sz w:val="20"/>
               </w:rPr>
@@ -7227,8 +7175,8 @@
             <w:tcBorders>
               <w:top w:val="nil"/>
               <w:left w:val="nil"/>
-              <w:bottom w:val="single" w:color="auto" w:sz="4" w:space="0"/>
-              <w:right w:val="single" w:color="auto" w:sz="4" w:space="0"/>
+              <w:bottom w:val="single" w:sz="4" w:space="0" w:color="auto"/>
+              <w:right w:val="single" w:sz="4" w:space="0" w:color="auto"/>
             </w:tcBorders>
             <w:shd w:val="clear" w:color="auto" w:fill="auto"/>
             <w:vAlign w:val="center"/>
@@ -7245,7 +7193,7 @@
             </w:pPr>
             <w:r>
               <w:rPr>
-                <w:rFonts w:hint="eastAsia" w:ascii="宋体" w:hAnsi="宋体" w:cs="宋体"/>
+                <w:rFonts w:ascii="宋体" w:hAnsi="宋体" w:cs="宋体" w:hint="eastAsia"/>
                 <w:kern w:val="0"/>
                 <w:sz w:val="20"/>
               </w:rPr>
@@ -7259,8 +7207,8 @@
             <w:tcBorders>
               <w:top w:val="nil"/>
               <w:left w:val="nil"/>
-              <w:bottom w:val="single" w:color="auto" w:sz="4" w:space="0"/>
-              <w:right w:val="single" w:color="auto" w:sz="4" w:space="0"/>
+              <w:bottom w:val="single" w:sz="4" w:space="0" w:color="auto"/>
+              <w:right w:val="single" w:sz="4" w:space="0" w:color="auto"/>
             </w:tcBorders>
             <w:shd w:val="clear" w:color="auto" w:fill="auto"/>
             <w:vAlign w:val="center"/>
@@ -7277,7 +7225,7 @@
             </w:pPr>
             <w:r>
               <w:rPr>
-                <w:rFonts w:hint="eastAsia" w:ascii="宋体" w:hAnsi="宋体" w:cs="宋体"/>
+                <w:rFonts w:ascii="宋体" w:hAnsi="宋体" w:cs="宋体" w:hint="eastAsia"/>
                 <w:kern w:val="0"/>
                 <w:sz w:val="20"/>
               </w:rPr>
@@ -7288,6 +7236,9 @@
       </w:tr>
       <w:tr>
         <w:tblPrEx>
+          <w:tblW w:w="15877" w:type="dxa"/>
+          <w:tblInd w:w="-601" w:type="dxa"/>
+          <w:tblLayout w:type="fixed"/>
           <w:tblCellMar>
             <w:top w:w="0" w:type="dxa"/>
             <w:left w:w="108" w:type="dxa"/>
@@ -7296,16 +7247,16 @@
           </w:tblCellMar>
         </w:tblPrEx>
         <w:trPr>
-          <w:trHeight w:val="555" w:hRule="atLeast"/>
+          <w:trHeight w:val="555"/>
         </w:trPr>
         <w:tc>
           <w:tcPr>
             <w:tcW w:w="1276" w:type="dxa"/>
             <w:tcBorders>
               <w:top w:val="nil"/>
-              <w:left w:val="single" w:color="auto" w:sz="4" w:space="0"/>
-              <w:bottom w:val="single" w:color="auto" w:sz="4" w:space="0"/>
-              <w:right w:val="single" w:color="auto" w:sz="4" w:space="0"/>
+              <w:left w:val="single" w:sz="4" w:space="0" w:color="auto"/>
+              <w:bottom w:val="single" w:sz="4" w:space="0" w:color="auto"/>
+              <w:right w:val="single" w:sz="4" w:space="0" w:color="auto"/>
             </w:tcBorders>
             <w:shd w:val="clear" w:color="000000" w:fill="FFFFFF"/>
             <w:vAlign w:val="center"/>
@@ -7323,7 +7274,7 @@
             </w:pPr>
             <w:r>
               <w:rPr>
-                <w:rFonts w:hint="eastAsia" w:ascii="宋体" w:hAnsi="宋体" w:cs="宋体"/>
+                <w:rFonts w:ascii="宋体" w:hAnsi="宋体" w:cs="宋体" w:hint="eastAsia"/>
                 <w:kern w:val="0"/>
                 <w:sz w:val="24"/>
                 <w:szCs w:val="24"/>
@@ -7338,8 +7289,8 @@
             <w:tcBorders>
               <w:top w:val="nil"/>
               <w:left w:val="nil"/>
-              <w:bottom w:val="single" w:color="auto" w:sz="4" w:space="0"/>
-              <w:right w:val="single" w:color="auto" w:sz="4" w:space="0"/>
+              <w:bottom w:val="single" w:sz="4" w:space="0" w:color="auto"/>
+              <w:right w:val="single" w:sz="4" w:space="0" w:color="auto"/>
             </w:tcBorders>
             <w:shd w:val="clear" w:color="auto" w:fill="auto"/>
             <w:vAlign w:val="center"/>
@@ -7356,7 +7307,7 @@
             </w:pPr>
             <w:r>
               <w:rPr>
-                <w:rFonts w:hint="eastAsia" w:ascii="宋体" w:hAnsi="宋体" w:cs="宋体"/>
+                <w:rFonts w:ascii="宋体" w:hAnsi="宋体" w:cs="宋体" w:hint="eastAsia"/>
                 <w:kern w:val="0"/>
                 <w:sz w:val="20"/>
               </w:rPr>
@@ -7370,8 +7321,8 @@
             <w:tcBorders>
               <w:top w:val="nil"/>
               <w:left w:val="nil"/>
-              <w:bottom w:val="single" w:color="auto" w:sz="4" w:space="0"/>
-              <w:right w:val="single" w:color="auto" w:sz="4" w:space="0"/>
+              <w:bottom w:val="single" w:sz="4" w:space="0" w:color="auto"/>
+              <w:right w:val="single" w:sz="4" w:space="0" w:color="auto"/>
             </w:tcBorders>
             <w:shd w:val="clear" w:color="auto" w:fill="auto"/>
             <w:vAlign w:val="center"/>
@@ -7388,7 +7339,7 @@
             </w:pPr>
             <w:r>
               <w:rPr>
-                <w:rFonts w:hint="eastAsia" w:ascii="宋体" w:hAnsi="宋体"/>
+                <w:rFonts w:ascii="宋体" w:hAnsi="宋体" w:hint="eastAsia"/>
                 <w:sz w:val="24"/>
                 <w:szCs w:val="24"/>
               </w:rPr>
@@ -7396,7 +7347,7 @@
             </w:r>
             <w:r>
               <w:rPr>
-                <w:rFonts w:hint="eastAsia" w:ascii="宋体" w:hAnsi="宋体" w:cs="宋体"/>
+                <w:rFonts w:ascii="宋体" w:hAnsi="宋体" w:cs="宋体" w:hint="eastAsia"/>
                 <w:kern w:val="0"/>
                 <w:sz w:val="20"/>
               </w:rPr>
@@ -7410,8 +7361,8 @@
             <w:tcBorders>
               <w:top w:val="nil"/>
               <w:left w:val="nil"/>
-              <w:bottom w:val="single" w:color="auto" w:sz="4" w:space="0"/>
-              <w:right w:val="single" w:color="auto" w:sz="4" w:space="0"/>
+              <w:bottom w:val="single" w:sz="4" w:space="0" w:color="auto"/>
+              <w:right w:val="single" w:sz="4" w:space="0" w:color="auto"/>
             </w:tcBorders>
             <w:shd w:val="clear" w:color="auto" w:fill="auto"/>
             <w:vAlign w:val="center"/>
@@ -7428,7 +7379,7 @@
             </w:pPr>
             <w:r>
               <w:rPr>
-                <w:rFonts w:hint="eastAsia" w:ascii="宋体" w:hAnsi="宋体" w:cs="宋体"/>
+                <w:rFonts w:ascii="宋体" w:hAnsi="宋体" w:cs="宋体" w:hint="eastAsia"/>
                 <w:kern w:val="0"/>
                 <w:sz w:val="20"/>
               </w:rPr>
@@ -7442,8 +7393,8 @@
             <w:tcBorders>
               <w:top w:val="nil"/>
               <w:left w:val="nil"/>
-              <w:bottom w:val="single" w:color="auto" w:sz="4" w:space="0"/>
-              <w:right w:val="single" w:color="auto" w:sz="4" w:space="0"/>
+              <w:bottom w:val="single" w:sz="4" w:space="0" w:color="auto"/>
+              <w:right w:val="single" w:sz="4" w:space="0" w:color="auto"/>
             </w:tcBorders>
             <w:shd w:val="clear" w:color="000000" w:fill="FFFFFF"/>
             <w:vAlign w:val="center"/>
@@ -7460,7 +7411,7 @@
             </w:pPr>
             <w:r>
               <w:rPr>
-                <w:rFonts w:hint="eastAsia" w:ascii="宋体" w:hAnsi="宋体" w:cs="宋体"/>
+                <w:rFonts w:ascii="宋体" w:hAnsi="宋体" w:cs="宋体" w:hint="eastAsia"/>
                 <w:kern w:val="0"/>
                 <w:sz w:val="20"/>
               </w:rPr>
@@ -7474,8 +7425,8 @@
             <w:tcBorders>
               <w:top w:val="nil"/>
               <w:left w:val="nil"/>
-              <w:bottom w:val="single" w:color="auto" w:sz="4" w:space="0"/>
-              <w:right w:val="single" w:color="auto" w:sz="4" w:space="0"/>
+              <w:bottom w:val="single" w:sz="4" w:space="0" w:color="auto"/>
+              <w:right w:val="single" w:sz="4" w:space="0" w:color="auto"/>
             </w:tcBorders>
             <w:shd w:val="clear" w:color="000000" w:fill="FFFFFF"/>
             <w:vAlign w:val="center"/>
@@ -7492,7 +7443,7 @@
             </w:pPr>
             <w:r>
               <w:rPr>
-                <w:rFonts w:hint="eastAsia" w:ascii="宋体" w:hAnsi="宋体" w:eastAsia="宋体" w:cs="宋体"/>
+                <w:rFonts w:ascii="宋体" w:eastAsia="宋体" w:hAnsi="宋体" w:cs="宋体" w:hint="eastAsia"/>
                 <w:color w:val="000000"/>
                 <w:kern w:val="0"/>
                 <w:sz w:val="20"/>
@@ -7508,8 +7459,8 @@
             <w:tcBorders>
               <w:top w:val="nil"/>
               <w:left w:val="nil"/>
-              <w:bottom w:val="single" w:color="auto" w:sz="4" w:space="0"/>
-              <w:right w:val="single" w:color="auto" w:sz="4" w:space="0"/>
+              <w:bottom w:val="single" w:sz="4" w:space="0" w:color="auto"/>
+              <w:right w:val="single" w:sz="4" w:space="0" w:color="auto"/>
             </w:tcBorders>
             <w:shd w:val="clear" w:color="000000" w:fill="FFFFFF"/>
             <w:vAlign w:val="center"/>
@@ -7526,7 +7477,7 @@
             </w:pPr>
             <w:r>
               <w:rPr>
-                <w:rFonts w:hint="eastAsia" w:ascii="宋体" w:hAnsi="宋体" w:cs="宋体"/>
+                <w:rFonts w:ascii="宋体" w:hAnsi="宋体" w:cs="宋体" w:hint="eastAsia"/>
                 <w:kern w:val="0"/>
                 <w:sz w:val="20"/>
               </w:rPr>
@@ -7540,8 +7491,8 @@
             <w:tcBorders>
               <w:top w:val="nil"/>
               <w:left w:val="nil"/>
-              <w:bottom w:val="single" w:color="auto" w:sz="4" w:space="0"/>
-              <w:right w:val="single" w:color="auto" w:sz="4" w:space="0"/>
+              <w:bottom w:val="single" w:sz="4" w:space="0" w:color="auto"/>
+              <w:right w:val="single" w:sz="4" w:space="0" w:color="auto"/>
             </w:tcBorders>
             <w:shd w:val="clear" w:color="auto" w:fill="auto"/>
             <w:vAlign w:val="center"/>
@@ -7558,7 +7509,7 @@
             </w:pPr>
             <w:r>
               <w:rPr>
-                <w:rFonts w:hint="eastAsia" w:ascii="宋体" w:hAnsi="宋体" w:cs="宋体"/>
+                <w:rFonts w:ascii="宋体" w:hAnsi="宋体" w:cs="宋体" w:hint="eastAsia"/>
                 <w:kern w:val="0"/>
                 <w:sz w:val="20"/>
               </w:rPr>
@@ -7572,8 +7523,8 @@
             <w:tcBorders>
               <w:top w:val="nil"/>
               <w:left w:val="nil"/>
-              <w:bottom w:val="single" w:color="auto" w:sz="4" w:space="0"/>
-              <w:right w:val="single" w:color="auto" w:sz="4" w:space="0"/>
+              <w:bottom w:val="single" w:sz="4" w:space="0" w:color="auto"/>
+              <w:right w:val="single" w:sz="4" w:space="0" w:color="auto"/>
             </w:tcBorders>
             <w:shd w:val="clear" w:color="auto" w:fill="auto"/>
             <w:vAlign w:val="center"/>
@@ -7590,7 +7541,7 @@
             </w:pPr>
             <w:r>
               <w:rPr>
-                <w:rFonts w:hint="eastAsia" w:ascii="宋体" w:hAnsi="宋体" w:cs="宋体"/>
+                <w:rFonts w:ascii="宋体" w:hAnsi="宋体" w:cs="宋体" w:hint="eastAsia"/>
                 <w:kern w:val="0"/>
                 <w:sz w:val="20"/>
               </w:rPr>
@@ -7601,6 +7552,9 @@
       </w:tr>
       <w:tr>
         <w:tblPrEx>
+          <w:tblW w:w="15877" w:type="dxa"/>
+          <w:tblInd w:w="-601" w:type="dxa"/>
+          <w:tblLayout w:type="fixed"/>
           <w:tblCellMar>
             <w:top w:w="0" w:type="dxa"/>
             <w:left w:w="108" w:type="dxa"/>
@@ -7609,16 +7563,16 @@
           </w:tblCellMar>
         </w:tblPrEx>
         <w:trPr>
-          <w:trHeight w:val="645" w:hRule="atLeast"/>
+          <w:trHeight w:val="645"/>
         </w:trPr>
         <w:tc>
           <w:tcPr>
             <w:tcW w:w="1276" w:type="dxa"/>
             <w:tcBorders>
               <w:top w:val="nil"/>
-              <w:left w:val="single" w:color="auto" w:sz="4" w:space="0"/>
-              <w:bottom w:val="single" w:color="auto" w:sz="4" w:space="0"/>
-              <w:right w:val="single" w:color="auto" w:sz="4" w:space="0"/>
+              <w:left w:val="single" w:sz="4" w:space="0" w:color="auto"/>
+              <w:bottom w:val="single" w:sz="4" w:space="0" w:color="auto"/>
+              <w:right w:val="single" w:sz="4" w:space="0" w:color="auto"/>
             </w:tcBorders>
             <w:shd w:val="clear" w:color="000000" w:fill="FFFFFF"/>
             <w:vAlign w:val="center"/>
@@ -7636,7 +7590,7 @@
             </w:pPr>
             <w:r>
               <w:rPr>
-                <w:rFonts w:hint="eastAsia" w:ascii="宋体" w:hAnsi="宋体" w:cs="宋体"/>
+                <w:rFonts w:ascii="宋体" w:hAnsi="宋体" w:cs="宋体" w:hint="eastAsia"/>
                 <w:kern w:val="0"/>
                 <w:sz w:val="24"/>
                 <w:szCs w:val="24"/>
@@ -7651,8 +7605,8 @@
             <w:tcBorders>
               <w:top w:val="nil"/>
               <w:left w:val="nil"/>
-              <w:bottom w:val="single" w:color="auto" w:sz="4" w:space="0"/>
-              <w:right w:val="single" w:color="auto" w:sz="4" w:space="0"/>
+              <w:bottom w:val="single" w:sz="4" w:space="0" w:color="auto"/>
+              <w:right w:val="single" w:sz="4" w:space="0" w:color="auto"/>
             </w:tcBorders>
             <w:shd w:val="clear" w:color="auto" w:fill="auto"/>
             <w:vAlign w:val="center"/>
@@ -7669,7 +7623,7 @@
             </w:pPr>
             <w:r>
               <w:rPr>
-                <w:rFonts w:hint="eastAsia" w:ascii="宋体" w:hAnsi="宋体" w:cs="宋体"/>
+                <w:rFonts w:ascii="宋体" w:hAnsi="宋体" w:cs="宋体" w:hint="eastAsia"/>
                 <w:kern w:val="0"/>
                 <w:sz w:val="20"/>
               </w:rPr>
@@ -7683,8 +7637,8 @@
             <w:tcBorders>
               <w:top w:val="nil"/>
               <w:left w:val="nil"/>
-              <w:bottom w:val="single" w:color="auto" w:sz="4" w:space="0"/>
-              <w:right w:val="single" w:color="auto" w:sz="4" w:space="0"/>
+              <w:bottom w:val="single" w:sz="4" w:space="0" w:color="auto"/>
+              <w:right w:val="single" w:sz="4" w:space="0" w:color="auto"/>
             </w:tcBorders>
             <w:shd w:val="clear" w:color="auto" w:fill="auto"/>
             <w:vAlign w:val="center"/>
@@ -7701,7 +7655,7 @@
             </w:pPr>
             <w:r>
               <w:rPr>
-                <w:rFonts w:hint="eastAsia" w:ascii="宋体" w:hAnsi="宋体"/>
+                <w:rFonts w:ascii="宋体" w:hAnsi="宋体" w:hint="eastAsia"/>
                 <w:sz w:val="24"/>
                 <w:szCs w:val="24"/>
               </w:rPr>
@@ -7709,7 +7663,7 @@
             </w:r>
             <w:r>
               <w:rPr>
-                <w:rFonts w:hint="eastAsia" w:ascii="宋体" w:hAnsi="宋体" w:cs="宋体"/>
+                <w:rFonts w:ascii="宋体" w:hAnsi="宋体" w:cs="宋体" w:hint="eastAsia"/>
                 <w:kern w:val="0"/>
                 <w:sz w:val="20"/>
               </w:rPr>
@@ -7723,8 +7677,8 @@
             <w:tcBorders>
               <w:top w:val="nil"/>
               <w:left w:val="nil"/>
-              <w:bottom w:val="single" w:color="auto" w:sz="4" w:space="0"/>
-              <w:right w:val="single" w:color="auto" w:sz="4" w:space="0"/>
+              <w:bottom w:val="single" w:sz="4" w:space="0" w:color="auto"/>
+              <w:right w:val="single" w:sz="4" w:space="0" w:color="auto"/>
             </w:tcBorders>
             <w:shd w:val="clear" w:color="auto" w:fill="auto"/>
             <w:vAlign w:val="center"/>
@@ -7741,7 +7695,7 @@
             </w:pPr>
             <w:r>
               <w:rPr>
-                <w:rFonts w:hint="eastAsia" w:ascii="宋体" w:hAnsi="宋体" w:cs="宋体"/>
+                <w:rFonts w:ascii="宋体" w:hAnsi="宋体" w:cs="宋体" w:hint="eastAsia"/>
                 <w:kern w:val="0"/>
                 <w:sz w:val="20"/>
               </w:rPr>
@@ -7755,8 +7709,8 @@
             <w:tcBorders>
               <w:top w:val="nil"/>
               <w:left w:val="nil"/>
-              <w:bottom w:val="single" w:color="auto" w:sz="4" w:space="0"/>
-              <w:right w:val="single" w:color="auto" w:sz="4" w:space="0"/>
+              <w:bottom w:val="single" w:sz="4" w:space="0" w:color="auto"/>
+              <w:right w:val="single" w:sz="4" w:space="0" w:color="auto"/>
             </w:tcBorders>
             <w:shd w:val="clear" w:color="000000" w:fill="FFFFFF"/>
             <w:vAlign w:val="center"/>
@@ -7773,7 +7727,7 @@
             </w:pPr>
             <w:r>
               <w:rPr>
-                <w:rFonts w:hint="eastAsia" w:ascii="宋体" w:hAnsi="宋体" w:cs="宋体"/>
+                <w:rFonts w:ascii="宋体" w:hAnsi="宋体" w:cs="宋体" w:hint="eastAsia"/>
                 <w:kern w:val="0"/>
                 <w:sz w:val="20"/>
               </w:rPr>
@@ -7787,8 +7741,8 @@
             <w:tcBorders>
               <w:top w:val="nil"/>
               <w:left w:val="nil"/>
-              <w:bottom w:val="single" w:color="auto" w:sz="4" w:space="0"/>
-              <w:right w:val="single" w:color="auto" w:sz="4" w:space="0"/>
+              <w:bottom w:val="single" w:sz="4" w:space="0" w:color="auto"/>
+              <w:right w:val="single" w:sz="4" w:space="0" w:color="auto"/>
             </w:tcBorders>
             <w:shd w:val="clear" w:color="000000" w:fill="FFFFFF"/>
             <w:vAlign w:val="center"/>
@@ -7805,7 +7759,7 @@
             </w:pPr>
             <w:r>
               <w:rPr>
-                <w:rFonts w:hint="eastAsia" w:ascii="宋体" w:hAnsi="宋体" w:eastAsia="宋体" w:cs="宋体"/>
+                <w:rFonts w:ascii="宋体" w:eastAsia="宋体" w:hAnsi="宋体" w:cs="宋体" w:hint="eastAsia"/>
                 <w:color w:val="000000"/>
                 <w:kern w:val="0"/>
                 <w:sz w:val="20"/>
@@ -7821,8 +7775,8 @@
             <w:tcBorders>
               <w:top w:val="nil"/>
               <w:left w:val="nil"/>
-              <w:bottom w:val="single" w:color="auto" w:sz="4" w:space="0"/>
-              <w:right w:val="single" w:color="auto" w:sz="4" w:space="0"/>
+              <w:bottom w:val="single" w:sz="4" w:space="0" w:color="auto"/>
+              <w:right w:val="single" w:sz="4" w:space="0" w:color="auto"/>
             </w:tcBorders>
             <w:shd w:val="clear" w:color="000000" w:fill="FFFFFF"/>
             <w:vAlign w:val="center"/>
@@ -7839,7 +7793,7 @@
             </w:pPr>
             <w:r>
               <w:rPr>
-                <w:rFonts w:hint="eastAsia" w:ascii="宋体" w:hAnsi="宋体" w:cs="宋体"/>
+                <w:rFonts w:ascii="宋体" w:hAnsi="宋体" w:cs="宋体" w:hint="eastAsia"/>
                 <w:kern w:val="0"/>
                 <w:sz w:val="20"/>
               </w:rPr>
@@ -7853,8 +7807,8 @@
             <w:tcBorders>
               <w:top w:val="nil"/>
               <w:left w:val="nil"/>
-              <w:bottom w:val="single" w:color="auto" w:sz="4" w:space="0"/>
-              <w:right w:val="single" w:color="auto" w:sz="4" w:space="0"/>
+              <w:bottom w:val="single" w:sz="4" w:space="0" w:color="auto"/>
+              <w:right w:val="single" w:sz="4" w:space="0" w:color="auto"/>
             </w:tcBorders>
             <w:shd w:val="clear" w:color="auto" w:fill="auto"/>
             <w:vAlign w:val="center"/>
@@ -7871,7 +7825,7 @@
             </w:pPr>
             <w:r>
               <w:rPr>
-                <w:rFonts w:hint="eastAsia" w:ascii="宋体" w:hAnsi="宋体" w:cs="宋体"/>
+                <w:rFonts w:ascii="宋体" w:hAnsi="宋体" w:cs="宋体" w:hint="eastAsia"/>
                 <w:kern w:val="0"/>
                 <w:sz w:val="20"/>
               </w:rPr>
@@ -7885,8 +7839,8 @@
             <w:tcBorders>
               <w:top w:val="nil"/>
               <w:left w:val="nil"/>
-              <w:bottom w:val="single" w:color="auto" w:sz="4" w:space="0"/>
-              <w:right w:val="single" w:color="auto" w:sz="4" w:space="0"/>
+              <w:bottom w:val="single" w:sz="4" w:space="0" w:color="auto"/>
+              <w:right w:val="single" w:sz="4" w:space="0" w:color="auto"/>
             </w:tcBorders>
             <w:shd w:val="clear" w:color="auto" w:fill="auto"/>
             <w:vAlign w:val="center"/>
@@ -7903,7 +7857,7 @@
             </w:pPr>
             <w:r>
               <w:rPr>
-                <w:rFonts w:hint="eastAsia" w:ascii="宋体" w:hAnsi="宋体" w:cs="宋体"/>
+                <w:rFonts w:ascii="宋体" w:hAnsi="宋体" w:cs="宋体" w:hint="eastAsia"/>
                 <w:kern w:val="0"/>
                 <w:sz w:val="20"/>
               </w:rPr>
@@ -7914,6 +7868,9 @@
       </w:tr>
       <w:tr>
         <w:tblPrEx>
+          <w:tblW w:w="15877" w:type="dxa"/>
+          <w:tblInd w:w="-601" w:type="dxa"/>
+          <w:tblLayout w:type="fixed"/>
           <w:tblCellMar>
             <w:top w:w="0" w:type="dxa"/>
             <w:left w:w="108" w:type="dxa"/>
@@ -7922,16 +7879,16 @@
           </w:tblCellMar>
         </w:tblPrEx>
         <w:trPr>
-          <w:trHeight w:val="615" w:hRule="atLeast"/>
+          <w:trHeight w:val="615"/>
         </w:trPr>
         <w:tc>
           <w:tcPr>
             <w:tcW w:w="1276" w:type="dxa"/>
             <w:tcBorders>
               <w:top w:val="nil"/>
-              <w:left w:val="single" w:color="auto" w:sz="4" w:space="0"/>
-              <w:bottom w:val="single" w:color="auto" w:sz="4" w:space="0"/>
-              <w:right w:val="single" w:color="auto" w:sz="4" w:space="0"/>
+              <w:left w:val="single" w:sz="4" w:space="0" w:color="auto"/>
+              <w:bottom w:val="single" w:sz="4" w:space="0" w:color="auto"/>
+              <w:right w:val="single" w:sz="4" w:space="0" w:color="auto"/>
             </w:tcBorders>
             <w:shd w:val="clear" w:color="000000" w:fill="FFFFFF"/>
             <w:vAlign w:val="center"/>
@@ -7949,7 +7906,7 @@
             </w:pPr>
             <w:r>
               <w:rPr>
-                <w:rFonts w:hint="eastAsia" w:ascii="宋体" w:hAnsi="宋体" w:cs="宋体"/>
+                <w:rFonts w:ascii="宋体" w:hAnsi="宋体" w:cs="宋体" w:hint="eastAsia"/>
                 <w:kern w:val="0"/>
                 <w:sz w:val="24"/>
                 <w:szCs w:val="24"/>
@@ -7964,8 +7921,8 @@
             <w:tcBorders>
               <w:top w:val="nil"/>
               <w:left w:val="nil"/>
-              <w:bottom w:val="single" w:color="auto" w:sz="4" w:space="0"/>
-              <w:right w:val="single" w:color="auto" w:sz="4" w:space="0"/>
+              <w:bottom w:val="single" w:sz="4" w:space="0" w:color="auto"/>
+              <w:right w:val="single" w:sz="4" w:space="0" w:color="auto"/>
             </w:tcBorders>
             <w:shd w:val="clear" w:color="auto" w:fill="auto"/>
             <w:vAlign w:val="center"/>
@@ -7982,7 +7939,7 @@
             </w:pPr>
             <w:r>
               <w:rPr>
-                <w:rFonts w:hint="eastAsia" w:ascii="宋体" w:hAnsi="宋体" w:cs="宋体"/>
+                <w:rFonts w:ascii="宋体" w:hAnsi="宋体" w:cs="宋体" w:hint="eastAsia"/>
                 <w:kern w:val="0"/>
                 <w:sz w:val="20"/>
               </w:rPr>
@@ -7996,8 +7953,8 @@
             <w:tcBorders>
               <w:top w:val="nil"/>
               <w:left w:val="nil"/>
-              <w:bottom w:val="single" w:color="auto" w:sz="4" w:space="0"/>
-              <w:right w:val="single" w:color="auto" w:sz="4" w:space="0"/>
+              <w:bottom w:val="single" w:sz="4" w:space="0" w:color="auto"/>
+              <w:right w:val="single" w:sz="4" w:space="0" w:color="auto"/>
             </w:tcBorders>
             <w:shd w:val="clear" w:color="auto" w:fill="auto"/>
             <w:vAlign w:val="center"/>
@@ -8014,7 +7971,7 @@
             </w:pPr>
             <w:r>
               <w:rPr>
-                <w:rFonts w:hint="eastAsia" w:ascii="宋体" w:hAnsi="宋体"/>
+                <w:rFonts w:ascii="宋体" w:hAnsi="宋体" w:hint="eastAsia"/>
                 <w:sz w:val="24"/>
                 <w:szCs w:val="24"/>
               </w:rPr>
@@ -8022,7 +7979,7 @@
             </w:r>
             <w:r>
               <w:rPr>
-                <w:rFonts w:hint="eastAsia" w:ascii="宋体" w:hAnsi="宋体" w:cs="宋体"/>
+                <w:rFonts w:ascii="宋体" w:hAnsi="宋体" w:cs="宋体" w:hint="eastAsia"/>
                 <w:kern w:val="0"/>
                 <w:sz w:val="20"/>
               </w:rPr>
@@ -8036,8 +7993,8 @@
             <w:tcBorders>
               <w:top w:val="nil"/>
               <w:left w:val="nil"/>
-              <w:bottom w:val="single" w:color="auto" w:sz="4" w:space="0"/>
-              <w:right w:val="single" w:color="auto" w:sz="4" w:space="0"/>
+              <w:bottom w:val="single" w:sz="4" w:space="0" w:color="auto"/>
+              <w:right w:val="single" w:sz="4" w:space="0" w:color="auto"/>
             </w:tcBorders>
             <w:shd w:val="clear" w:color="auto" w:fill="auto"/>
             <w:vAlign w:val="center"/>
@@ -8054,7 +8011,7 @@
             </w:pPr>
             <w:r>
               <w:rPr>
-                <w:rFonts w:hint="eastAsia" w:ascii="宋体" w:hAnsi="宋体" w:cs="宋体"/>
+                <w:rFonts w:ascii="宋体" w:hAnsi="宋体" w:cs="宋体" w:hint="eastAsia"/>
                 <w:kern w:val="0"/>
                 <w:sz w:val="20"/>
               </w:rPr>
@@ -8068,8 +8025,8 @@
             <w:tcBorders>
               <w:top w:val="nil"/>
               <w:left w:val="nil"/>
-              <w:bottom w:val="single" w:color="auto" w:sz="4" w:space="0"/>
-              <w:right w:val="single" w:color="auto" w:sz="4" w:space="0"/>
+              <w:bottom w:val="single" w:sz="4" w:space="0" w:color="auto"/>
+              <w:right w:val="single" w:sz="4" w:space="0" w:color="auto"/>
             </w:tcBorders>
             <w:shd w:val="clear" w:color="000000" w:fill="FFFFFF"/>
             <w:vAlign w:val="center"/>
@@ -8086,7 +8043,7 @@
             </w:pPr>
             <w:r>
               <w:rPr>
-                <w:rFonts w:hint="eastAsia" w:ascii="宋体" w:hAnsi="宋体" w:cs="宋体"/>
+                <w:rFonts w:ascii="宋体" w:hAnsi="宋体" w:cs="宋体" w:hint="eastAsia"/>
                 <w:kern w:val="0"/>
                 <w:sz w:val="20"/>
               </w:rPr>
@@ -8100,8 +8057,8 @@
             <w:tcBorders>
               <w:top w:val="nil"/>
               <w:left w:val="nil"/>
-              <w:bottom w:val="single" w:color="auto" w:sz="4" w:space="0"/>
-              <w:right w:val="single" w:color="auto" w:sz="4" w:space="0"/>
+              <w:bottom w:val="single" w:sz="4" w:space="0" w:color="auto"/>
+              <w:right w:val="single" w:sz="4" w:space="0" w:color="auto"/>
             </w:tcBorders>
             <w:shd w:val="clear" w:color="000000" w:fill="FFFFFF"/>
             <w:vAlign w:val="center"/>
@@ -8118,7 +8075,7 @@
             </w:pPr>
             <w:r>
               <w:rPr>
-                <w:rFonts w:hint="eastAsia" w:ascii="宋体" w:hAnsi="宋体" w:eastAsia="宋体" w:cs="宋体"/>
+                <w:rFonts w:ascii="宋体" w:eastAsia="宋体" w:hAnsi="宋体" w:cs="宋体" w:hint="eastAsia"/>
                 <w:color w:val="000000"/>
                 <w:kern w:val="0"/>
                 <w:sz w:val="20"/>
@@ -8134,8 +8091,8 @@
             <w:tcBorders>
               <w:top w:val="nil"/>
               <w:left w:val="nil"/>
-              <w:bottom w:val="single" w:color="auto" w:sz="4" w:space="0"/>
-              <w:right w:val="single" w:color="auto" w:sz="4" w:space="0"/>
+              <w:bottom w:val="single" w:sz="4" w:space="0" w:color="auto"/>
+              <w:right w:val="single" w:sz="4" w:space="0" w:color="auto"/>
             </w:tcBorders>
             <w:shd w:val="clear" w:color="000000" w:fill="FFFFFF"/>
             <w:vAlign w:val="center"/>
@@ -8152,7 +8109,7 @@
             </w:pPr>
             <w:r>
               <w:rPr>
-                <w:rFonts w:hint="eastAsia" w:ascii="宋体" w:hAnsi="宋体" w:cs="宋体"/>
+                <w:rFonts w:ascii="宋体" w:hAnsi="宋体" w:cs="宋体" w:hint="eastAsia"/>
                 <w:kern w:val="0"/>
                 <w:sz w:val="20"/>
               </w:rPr>
@@ -8166,8 +8123,8 @@
             <w:tcBorders>
               <w:top w:val="nil"/>
               <w:left w:val="nil"/>
-              <w:bottom w:val="single" w:color="auto" w:sz="4" w:space="0"/>
-              <w:right w:val="single" w:color="auto" w:sz="4" w:space="0"/>
+              <w:bottom w:val="single" w:sz="4" w:space="0" w:color="auto"/>
+              <w:right w:val="single" w:sz="4" w:space="0" w:color="auto"/>
             </w:tcBorders>
             <w:shd w:val="clear" w:color="auto" w:fill="auto"/>
             <w:vAlign w:val="center"/>
@@ -8184,7 +8141,7 @@
             </w:pPr>
             <w:r>
               <w:rPr>
-                <w:rFonts w:hint="eastAsia" w:ascii="宋体" w:hAnsi="宋体" w:cs="宋体"/>
+                <w:rFonts w:ascii="宋体" w:hAnsi="宋体" w:cs="宋体" w:hint="eastAsia"/>
                 <w:kern w:val="0"/>
                 <w:sz w:val="20"/>
               </w:rPr>
@@ -8198,8 +8155,8 @@
             <w:tcBorders>
               <w:top w:val="nil"/>
               <w:left w:val="nil"/>
-              <w:bottom w:val="single" w:color="auto" w:sz="4" w:space="0"/>
-              <w:right w:val="single" w:color="auto" w:sz="4" w:space="0"/>
+              <w:bottom w:val="single" w:sz="4" w:space="0" w:color="auto"/>
+              <w:right w:val="single" w:sz="4" w:space="0" w:color="auto"/>
             </w:tcBorders>
             <w:shd w:val="clear" w:color="auto" w:fill="auto"/>
             <w:vAlign w:val="center"/>
@@ -8216,7 +8173,7 @@
             </w:pPr>
             <w:r>
               <w:rPr>
-                <w:rFonts w:hint="eastAsia" w:ascii="宋体" w:hAnsi="宋体" w:cs="宋体"/>
+                <w:rFonts w:ascii="宋体" w:hAnsi="宋体" w:cs="宋体" w:hint="eastAsia"/>
                 <w:kern w:val="0"/>
                 <w:sz w:val="20"/>
               </w:rPr>
@@ -8227,6 +8184,9 @@
       </w:tr>
       <w:tr>
         <w:tblPrEx>
+          <w:tblW w:w="15877" w:type="dxa"/>
+          <w:tblInd w:w="-601" w:type="dxa"/>
+          <w:tblLayout w:type="fixed"/>
           <w:tblCellMar>
             <w:top w:w="0" w:type="dxa"/>
             <w:left w:w="108" w:type="dxa"/>
@@ -8235,16 +8195,16 @@
           </w:tblCellMar>
         </w:tblPrEx>
         <w:trPr>
-          <w:trHeight w:val="510" w:hRule="atLeast"/>
+          <w:trHeight w:val="510"/>
         </w:trPr>
         <w:tc>
           <w:tcPr>
             <w:tcW w:w="1276" w:type="dxa"/>
             <w:tcBorders>
               <w:top w:val="nil"/>
-              <w:left w:val="single" w:color="auto" w:sz="4" w:space="0"/>
-              <w:bottom w:val="single" w:color="000000" w:sz="4" w:space="0"/>
-              <w:right w:val="single" w:color="auto" w:sz="4" w:space="0"/>
+              <w:left w:val="single" w:sz="4" w:space="0" w:color="auto"/>
+              <w:bottom w:val="single" w:sz="4" w:space="0" w:color="000000"/>
+              <w:right w:val="single" w:sz="4" w:space="0" w:color="auto"/>
             </w:tcBorders>
             <w:shd w:val="clear" w:color="000000" w:fill="FFFFFF"/>
             <w:vAlign w:val="center"/>
@@ -8262,7 +8222,7 @@
             </w:pPr>
             <w:r>
               <w:rPr>
-                <w:rFonts w:hint="eastAsia" w:ascii="宋体" w:hAnsi="宋体" w:cs="宋体"/>
+                <w:rFonts w:ascii="宋体" w:hAnsi="宋体" w:cs="宋体" w:hint="eastAsia"/>
                 <w:kern w:val="0"/>
                 <w:sz w:val="24"/>
                 <w:szCs w:val="24"/>
@@ -8277,8 +8237,8 @@
             <w:tcBorders>
               <w:top w:val="nil"/>
               <w:left w:val="nil"/>
-              <w:bottom w:val="single" w:color="auto" w:sz="4" w:space="0"/>
-              <w:right w:val="single" w:color="auto" w:sz="4" w:space="0"/>
+              <w:bottom w:val="single" w:sz="4" w:space="0" w:color="auto"/>
+              <w:right w:val="single" w:sz="4" w:space="0" w:color="auto"/>
             </w:tcBorders>
             <w:shd w:val="clear" w:color="auto" w:fill="auto"/>
             <w:vAlign w:val="center"/>
@@ -8295,7 +8255,7 @@
             </w:pPr>
             <w:r>
               <w:rPr>
-                <w:rFonts w:hint="eastAsia" w:ascii="宋体" w:hAnsi="宋体" w:cs="宋体"/>
+                <w:rFonts w:ascii="宋体" w:hAnsi="宋体" w:cs="宋体" w:hint="eastAsia"/>
                 <w:kern w:val="0"/>
                 <w:sz w:val="20"/>
               </w:rPr>
@@ -8309,8 +8269,8 @@
             <w:tcBorders>
               <w:top w:val="nil"/>
               <w:left w:val="nil"/>
-              <w:bottom w:val="single" w:color="auto" w:sz="4" w:space="0"/>
-              <w:right w:val="single" w:color="auto" w:sz="4" w:space="0"/>
+              <w:bottom w:val="single" w:sz="4" w:space="0" w:color="auto"/>
+              <w:right w:val="single" w:sz="4" w:space="0" w:color="auto"/>
             </w:tcBorders>
             <w:shd w:val="clear" w:color="auto" w:fill="auto"/>
             <w:vAlign w:val="center"/>
@@ -8327,7 +8287,7 @@
             </w:pPr>
             <w:r>
               <w:rPr>
-                <w:rFonts w:hint="eastAsia" w:ascii="宋体" w:hAnsi="宋体"/>
+                <w:rFonts w:ascii="宋体" w:hAnsi="宋体" w:hint="eastAsia"/>
                 <w:sz w:val="24"/>
                 <w:szCs w:val="24"/>
               </w:rPr>
@@ -8335,7 +8295,7 @@
             </w:r>
             <w:r>
               <w:rPr>
-                <w:rFonts w:hint="eastAsia" w:ascii="宋体" w:hAnsi="宋体" w:cs="宋体"/>
+                <w:rFonts w:ascii="宋体" w:hAnsi="宋体" w:cs="宋体" w:hint="eastAsia"/>
                 <w:kern w:val="0"/>
                 <w:sz w:val="20"/>
               </w:rPr>
@@ -8349,8 +8309,8 @@
             <w:tcBorders>
               <w:top w:val="nil"/>
               <w:left w:val="nil"/>
-              <w:bottom w:val="single" w:color="auto" w:sz="4" w:space="0"/>
-              <w:right w:val="single" w:color="auto" w:sz="4" w:space="0"/>
+              <w:bottom w:val="single" w:sz="4" w:space="0" w:color="auto"/>
+              <w:right w:val="single" w:sz="4" w:space="0" w:color="auto"/>
             </w:tcBorders>
             <w:shd w:val="clear" w:color="auto" w:fill="auto"/>
             <w:vAlign w:val="center"/>
@@ -8367,7 +8327,7 @@
             </w:pPr>
             <w:r>
               <w:rPr>
-                <w:rFonts w:hint="eastAsia" w:ascii="宋体" w:hAnsi="宋体" w:cs="宋体"/>
+                <w:rFonts w:ascii="宋体" w:hAnsi="宋体" w:cs="宋体" w:hint="eastAsia"/>
                 <w:kern w:val="0"/>
                 <w:sz w:val="20"/>
               </w:rPr>
@@ -8381,8 +8341,8 @@
             <w:tcBorders>
               <w:top w:val="nil"/>
               <w:left w:val="nil"/>
-              <w:bottom w:val="single" w:color="auto" w:sz="4" w:space="0"/>
-              <w:right w:val="single" w:color="auto" w:sz="4" w:space="0"/>
+              <w:bottom w:val="single" w:sz="4" w:space="0" w:color="auto"/>
+              <w:right w:val="single" w:sz="4" w:space="0" w:color="auto"/>
             </w:tcBorders>
             <w:shd w:val="clear" w:color="000000" w:fill="FFFFFF"/>
             <w:vAlign w:val="center"/>
@@ -8399,7 +8359,7 @@
             </w:pPr>
             <w:r>
               <w:rPr>
-                <w:rFonts w:hint="eastAsia" w:ascii="宋体" w:hAnsi="宋体" w:cs="宋体"/>
+                <w:rFonts w:ascii="宋体" w:hAnsi="宋体" w:cs="宋体" w:hint="eastAsia"/>
                 <w:kern w:val="0"/>
                 <w:sz w:val="20"/>
               </w:rPr>
@@ -8413,8 +8373,8 @@
             <w:tcBorders>
               <w:top w:val="nil"/>
               <w:left w:val="nil"/>
-              <w:bottom w:val="single" w:color="auto" w:sz="4" w:space="0"/>
-              <w:right w:val="single" w:color="auto" w:sz="4" w:space="0"/>
+              <w:bottom w:val="single" w:sz="4" w:space="0" w:color="auto"/>
+              <w:right w:val="single" w:sz="4" w:space="0" w:color="auto"/>
             </w:tcBorders>
             <w:shd w:val="clear" w:color="000000" w:fill="FFFFFF"/>
             <w:vAlign w:val="center"/>
@@ -8431,7 +8391,7 @@
             </w:pPr>
             <w:r>
               <w:rPr>
-                <w:rFonts w:hint="eastAsia" w:ascii="宋体" w:hAnsi="宋体" w:eastAsia="宋体" w:cs="宋体"/>
+                <w:rFonts w:ascii="宋体" w:eastAsia="宋体" w:hAnsi="宋体" w:cs="宋体" w:hint="eastAsia"/>
                 <w:color w:val="000000"/>
                 <w:kern w:val="0"/>
                 <w:sz w:val="20"/>
@@ -8447,8 +8407,8 @@
             <w:tcBorders>
               <w:top w:val="nil"/>
               <w:left w:val="nil"/>
-              <w:bottom w:val="single" w:color="auto" w:sz="4" w:space="0"/>
-              <w:right w:val="single" w:color="auto" w:sz="4" w:space="0"/>
+              <w:bottom w:val="single" w:sz="4" w:space="0" w:color="auto"/>
+              <w:right w:val="single" w:sz="4" w:space="0" w:color="auto"/>
             </w:tcBorders>
             <w:shd w:val="clear" w:color="000000" w:fill="FFFFFF"/>
             <w:vAlign w:val="center"/>
@@ -8465,7 +8425,7 @@
             </w:pPr>
             <w:r>
               <w:rPr>
-                <w:rFonts w:hint="eastAsia" w:ascii="宋体" w:hAnsi="宋体" w:cs="宋体"/>
+                <w:rFonts w:ascii="宋体" w:hAnsi="宋体" w:cs="宋体" w:hint="eastAsia"/>
                 <w:kern w:val="0"/>
                 <w:sz w:val="20"/>
               </w:rPr>
@@ -8479,8 +8439,8 @@
             <w:tcBorders>
               <w:top w:val="nil"/>
               <w:left w:val="nil"/>
-              <w:bottom w:val="single" w:color="auto" w:sz="4" w:space="0"/>
-              <w:right w:val="single" w:color="auto" w:sz="4" w:space="0"/>
+              <w:bottom w:val="single" w:sz="4" w:space="0" w:color="auto"/>
+              <w:right w:val="single" w:sz="4" w:space="0" w:color="auto"/>
             </w:tcBorders>
             <w:shd w:val="clear" w:color="auto" w:fill="auto"/>
             <w:vAlign w:val="center"/>
@@ -8497,7 +8457,7 @@
             </w:pPr>
             <w:r>
               <w:rPr>
-                <w:rFonts w:hint="eastAsia" w:ascii="宋体" w:hAnsi="宋体" w:cs="宋体"/>
+                <w:rFonts w:ascii="宋体" w:hAnsi="宋体" w:cs="宋体" w:hint="eastAsia"/>
                 <w:kern w:val="0"/>
                 <w:sz w:val="20"/>
               </w:rPr>
@@ -8511,8 +8471,8 @@
             <w:tcBorders>
               <w:top w:val="nil"/>
               <w:left w:val="nil"/>
-              <w:bottom w:val="single" w:color="auto" w:sz="4" w:space="0"/>
-              <w:right w:val="single" w:color="auto" w:sz="4" w:space="0"/>
+              <w:bottom w:val="single" w:sz="4" w:space="0" w:color="auto"/>
+              <w:right w:val="single" w:sz="4" w:space="0" w:color="auto"/>
             </w:tcBorders>
             <w:shd w:val="clear" w:color="auto" w:fill="auto"/>
             <w:vAlign w:val="center"/>
@@ -8529,7 +8489,7 @@
             </w:pPr>
             <w:r>
               <w:rPr>
-                <w:rFonts w:hint="eastAsia" w:ascii="宋体" w:hAnsi="宋体" w:cs="宋体"/>
+                <w:rFonts w:ascii="宋体" w:hAnsi="宋体" w:cs="宋体" w:hint="eastAsia"/>
                 <w:kern w:val="0"/>
                 <w:sz w:val="20"/>
               </w:rPr>
@@ -8540,6 +8500,9 @@
       </w:tr>
       <w:tr>
         <w:tblPrEx>
+          <w:tblW w:w="15877" w:type="dxa"/>
+          <w:tblInd w:w="-601" w:type="dxa"/>
+          <w:tblLayout w:type="fixed"/>
           <w:tblCellMar>
             <w:top w:w="0" w:type="dxa"/>
             <w:left w:w="108" w:type="dxa"/>
@@ -8548,16 +8511,16 @@
           </w:tblCellMar>
         </w:tblPrEx>
         <w:trPr>
-          <w:trHeight w:val="540" w:hRule="atLeast"/>
+          <w:trHeight w:val="540"/>
         </w:trPr>
         <w:tc>
           <w:tcPr>
             <w:tcW w:w="1276" w:type="dxa"/>
             <w:tcBorders>
               <w:top w:val="nil"/>
-              <w:left w:val="single" w:color="auto" w:sz="4" w:space="0"/>
-              <w:bottom w:val="single" w:color="000000" w:sz="4" w:space="0"/>
-              <w:right w:val="single" w:color="auto" w:sz="4" w:space="0"/>
+              <w:left w:val="single" w:sz="4" w:space="0" w:color="auto"/>
+              <w:bottom w:val="single" w:sz="4" w:space="0" w:color="000000"/>
+              <w:right w:val="single" w:sz="4" w:space="0" w:color="auto"/>
             </w:tcBorders>
             <w:shd w:val="clear" w:color="000000" w:fill="FFFFFF"/>
             <w:vAlign w:val="center"/>
@@ -8575,7 +8538,7 @@
             </w:pPr>
             <w:r>
               <w:rPr>
-                <w:rFonts w:hint="eastAsia" w:ascii="宋体" w:hAnsi="宋体" w:cs="宋体"/>
+                <w:rFonts w:ascii="宋体" w:hAnsi="宋体" w:cs="宋体" w:hint="eastAsia"/>
                 <w:kern w:val="0"/>
                 <w:sz w:val="24"/>
                 <w:szCs w:val="24"/>
@@ -8590,8 +8553,8 @@
             <w:tcBorders>
               <w:top w:val="nil"/>
               <w:left w:val="nil"/>
-              <w:bottom w:val="single" w:color="auto" w:sz="4" w:space="0"/>
-              <w:right w:val="single" w:color="auto" w:sz="4" w:space="0"/>
+              <w:bottom w:val="single" w:sz="4" w:space="0" w:color="auto"/>
+              <w:right w:val="single" w:sz="4" w:space="0" w:color="auto"/>
             </w:tcBorders>
             <w:shd w:val="clear" w:color="auto" w:fill="auto"/>
             <w:vAlign w:val="center"/>
@@ -8608,7 +8571,7 @@
             </w:pPr>
             <w:r>
               <w:rPr>
-                <w:rFonts w:hint="eastAsia" w:ascii="宋体" w:hAnsi="宋体" w:cs="宋体"/>
+                <w:rFonts w:ascii="宋体" w:hAnsi="宋体" w:cs="宋体" w:hint="eastAsia"/>
                 <w:kern w:val="0"/>
                 <w:sz w:val="20"/>
               </w:rPr>
@@ -8622,8 +8585,8 @@
             <w:tcBorders>
               <w:top w:val="nil"/>
               <w:left w:val="nil"/>
-              <w:bottom w:val="single" w:color="auto" w:sz="4" w:space="0"/>
-              <w:right w:val="single" w:color="auto" w:sz="4" w:space="0"/>
+              <w:bottom w:val="single" w:sz="4" w:space="0" w:color="auto"/>
+              <w:right w:val="single" w:sz="4" w:space="0" w:color="auto"/>
             </w:tcBorders>
             <w:shd w:val="clear" w:color="auto" w:fill="auto"/>
             <w:vAlign w:val="center"/>
@@ -8640,7 +8603,7 @@
             </w:pPr>
             <w:r>
               <w:rPr>
-                <w:rFonts w:hint="eastAsia" w:ascii="宋体" w:hAnsi="宋体"/>
+                <w:rFonts w:ascii="宋体" w:hAnsi="宋体" w:hint="eastAsia"/>
                 <w:sz w:val="24"/>
                 <w:szCs w:val="24"/>
               </w:rPr>
@@ -8648,7 +8611,7 @@
             </w:r>
             <w:r>
               <w:rPr>
-                <w:rFonts w:hint="eastAsia" w:ascii="宋体" w:hAnsi="宋体" w:cs="宋体"/>
+                <w:rFonts w:ascii="宋体" w:hAnsi="宋体" w:cs="宋体" w:hint="eastAsia"/>
                 <w:kern w:val="0"/>
                 <w:sz w:val="20"/>
               </w:rPr>
@@ -8662,8 +8625,8 @@
             <w:tcBorders>
               <w:top w:val="nil"/>
               <w:left w:val="nil"/>
-              <w:bottom w:val="single" w:color="auto" w:sz="4" w:space="0"/>
-              <w:right w:val="single" w:color="auto" w:sz="4" w:space="0"/>
+              <w:bottom w:val="single" w:sz="4" w:space="0" w:color="auto"/>
+              <w:right w:val="single" w:sz="4" w:space="0" w:color="auto"/>
             </w:tcBorders>
             <w:shd w:val="clear" w:color="auto" w:fill="auto"/>
             <w:vAlign w:val="center"/>
@@ -8680,7 +8643,7 @@
             </w:pPr>
             <w:r>
               <w:rPr>
-                <w:rFonts w:hint="eastAsia" w:ascii="宋体" w:hAnsi="宋体" w:cs="宋体"/>
+                <w:rFonts w:ascii="宋体" w:hAnsi="宋体" w:cs="宋体" w:hint="eastAsia"/>
                 <w:kern w:val="0"/>
                 <w:sz w:val="20"/>
               </w:rPr>
@@ -8694,8 +8657,8 @@
             <w:tcBorders>
               <w:top w:val="nil"/>
               <w:left w:val="nil"/>
-              <w:bottom w:val="single" w:color="auto" w:sz="4" w:space="0"/>
-              <w:right w:val="single" w:color="auto" w:sz="4" w:space="0"/>
+              <w:bottom w:val="single" w:sz="4" w:space="0" w:color="auto"/>
+              <w:right w:val="single" w:sz="4" w:space="0" w:color="auto"/>
             </w:tcBorders>
             <w:shd w:val="clear" w:color="000000" w:fill="FFFFFF"/>
             <w:vAlign w:val="center"/>
@@ -8712,7 +8675,7 @@
             </w:pPr>
             <w:r>
               <w:rPr>
-                <w:rFonts w:hint="eastAsia" w:ascii="宋体" w:hAnsi="宋体" w:cs="宋体"/>
+                <w:rFonts w:ascii="宋体" w:hAnsi="宋体" w:cs="宋体" w:hint="eastAsia"/>
                 <w:kern w:val="0"/>
                 <w:sz w:val="20"/>
               </w:rPr>
@@ -8726,8 +8689,8 @@
             <w:tcBorders>
               <w:top w:val="nil"/>
               <w:left w:val="nil"/>
-              <w:bottom w:val="single" w:color="auto" w:sz="4" w:space="0"/>
-              <w:right w:val="single" w:color="auto" w:sz="4" w:space="0"/>
+              <w:bottom w:val="single" w:sz="4" w:space="0" w:color="auto"/>
+              <w:right w:val="single" w:sz="4" w:space="0" w:color="auto"/>
             </w:tcBorders>
             <w:shd w:val="clear" w:color="000000" w:fill="FFFFFF"/>
             <w:vAlign w:val="center"/>
@@ -8744,7 +8707,7 @@
             </w:pPr>
             <w:r>
               <w:rPr>
-                <w:rFonts w:hint="eastAsia" w:ascii="宋体" w:hAnsi="宋体" w:eastAsia="宋体" w:cs="宋体"/>
+                <w:rFonts w:ascii="宋体" w:eastAsia="宋体" w:hAnsi="宋体" w:cs="宋体" w:hint="eastAsia"/>
                 <w:color w:val="000000"/>
                 <w:kern w:val="0"/>
                 <w:sz w:val="20"/>
@@ -8760,8 +8723,8 @@
             <w:tcBorders>
               <w:top w:val="nil"/>
               <w:left w:val="nil"/>
-              <w:bottom w:val="single" w:color="auto" w:sz="4" w:space="0"/>
-              <w:right w:val="single" w:color="auto" w:sz="4" w:space="0"/>
+              <w:bottom w:val="single" w:sz="4" w:space="0" w:color="auto"/>
+              <w:right w:val="single" w:sz="4" w:space="0" w:color="auto"/>
             </w:tcBorders>
             <w:shd w:val="clear" w:color="000000" w:fill="FFFFFF"/>
             <w:vAlign w:val="center"/>
@@ -8778,7 +8741,7 @@
             </w:pPr>
             <w:r>
               <w:rPr>
-                <w:rFonts w:hint="eastAsia" w:ascii="宋体" w:hAnsi="宋体" w:cs="宋体"/>
+                <w:rFonts w:ascii="宋体" w:hAnsi="宋体" w:cs="宋体" w:hint="eastAsia"/>
                 <w:kern w:val="0"/>
                 <w:sz w:val="20"/>
               </w:rPr>
@@ -8792,8 +8755,8 @@
             <w:tcBorders>
               <w:top w:val="nil"/>
               <w:left w:val="nil"/>
-              <w:bottom w:val="single" w:color="auto" w:sz="4" w:space="0"/>
-              <w:right w:val="single" w:color="auto" w:sz="4" w:space="0"/>
+              <w:bottom w:val="single" w:sz="4" w:space="0" w:color="auto"/>
+              <w:right w:val="single" w:sz="4" w:space="0" w:color="auto"/>
             </w:tcBorders>
             <w:shd w:val="clear" w:color="auto" w:fill="auto"/>
             <w:vAlign w:val="center"/>
@@ -8810,7 +8773,7 @@
             </w:pPr>
             <w:r>
               <w:rPr>
-                <w:rFonts w:hint="eastAsia" w:ascii="宋体" w:hAnsi="宋体" w:cs="宋体"/>
+                <w:rFonts w:ascii="宋体" w:hAnsi="宋体" w:cs="宋体" w:hint="eastAsia"/>
                 <w:kern w:val="0"/>
                 <w:sz w:val="20"/>
               </w:rPr>
@@ -8824,8 +8787,8 @@
             <w:tcBorders>
               <w:top w:val="nil"/>
               <w:left w:val="nil"/>
-              <w:bottom w:val="single" w:color="auto" w:sz="4" w:space="0"/>
-              <w:right w:val="single" w:color="auto" w:sz="4" w:space="0"/>
+              <w:bottom w:val="single" w:sz="4" w:space="0" w:color="auto"/>
+              <w:right w:val="single" w:sz="4" w:space="0" w:color="auto"/>
             </w:tcBorders>
             <w:shd w:val="clear" w:color="auto" w:fill="auto"/>
             <w:vAlign w:val="center"/>
@@ -8842,7 +8805,7 @@
             </w:pPr>
             <w:r>
               <w:rPr>
-                <w:rFonts w:hint="eastAsia" w:ascii="宋体" w:hAnsi="宋体" w:cs="宋体"/>
+                <w:rFonts w:ascii="宋体" w:hAnsi="宋体" w:cs="宋体" w:hint="eastAsia"/>
                 <w:kern w:val="0"/>
                 <w:sz w:val="20"/>
               </w:rPr>
@@ -8853,6 +8816,9 @@
       </w:tr>
       <w:tr>
         <w:tblPrEx>
+          <w:tblW w:w="15877" w:type="dxa"/>
+          <w:tblInd w:w="-601" w:type="dxa"/>
+          <w:tblLayout w:type="fixed"/>
           <w:tblCellMar>
             <w:top w:w="0" w:type="dxa"/>
             <w:left w:w="108" w:type="dxa"/>
@@ -8861,16 +8827,16 @@
           </w:tblCellMar>
         </w:tblPrEx>
         <w:trPr>
-          <w:trHeight w:val="585" w:hRule="atLeast"/>
+          <w:trHeight w:val="585"/>
         </w:trPr>
         <w:tc>
           <w:tcPr>
             <w:tcW w:w="1276" w:type="dxa"/>
             <w:tcBorders>
               <w:top w:val="nil"/>
-              <w:left w:val="single" w:color="auto" w:sz="4" w:space="0"/>
-              <w:bottom w:val="single" w:color="auto" w:sz="4" w:space="0"/>
-              <w:right w:val="single" w:color="auto" w:sz="4" w:space="0"/>
+              <w:left w:val="single" w:sz="4" w:space="0" w:color="auto"/>
+              <w:bottom w:val="single" w:sz="4" w:space="0" w:color="auto"/>
+              <w:right w:val="single" w:sz="4" w:space="0" w:color="auto"/>
             </w:tcBorders>
             <w:shd w:val="clear" w:color="000000" w:fill="FFFFFF"/>
             <w:vAlign w:val="center"/>
@@ -8888,7 +8854,7 @@
             </w:pPr>
             <w:r>
               <w:rPr>
-                <w:rFonts w:hint="eastAsia" w:ascii="宋体" w:hAnsi="宋体" w:cs="宋体"/>
+                <w:rFonts w:ascii="宋体" w:hAnsi="宋体" w:cs="宋体" w:hint="eastAsia"/>
                 <w:kern w:val="0"/>
                 <w:sz w:val="24"/>
                 <w:szCs w:val="24"/>
@@ -8903,8 +8869,8 @@
             <w:tcBorders>
               <w:top w:val="nil"/>
               <w:left w:val="nil"/>
-              <w:bottom w:val="single" w:color="auto" w:sz="4" w:space="0"/>
-              <w:right w:val="single" w:color="auto" w:sz="4" w:space="0"/>
+              <w:bottom w:val="single" w:sz="4" w:space="0" w:color="auto"/>
+              <w:right w:val="single" w:sz="4" w:space="0" w:color="auto"/>
             </w:tcBorders>
             <w:shd w:val="clear" w:color="auto" w:fill="auto"/>
             <w:vAlign w:val="center"/>
@@ -8921,7 +8887,7 @@
             </w:pPr>
             <w:r>
               <w:rPr>
-                <w:rFonts w:hint="eastAsia" w:ascii="宋体" w:hAnsi="宋体" w:cs="宋体"/>
+                <w:rFonts w:ascii="宋体" w:hAnsi="宋体" w:cs="宋体" w:hint="eastAsia"/>
                 <w:kern w:val="0"/>
                 <w:sz w:val="20"/>
               </w:rPr>
@@ -8935,8 +8901,8 @@
             <w:tcBorders>
               <w:top w:val="nil"/>
               <w:left w:val="nil"/>
-              <w:bottom w:val="single" w:color="auto" w:sz="4" w:space="0"/>
-              <w:right w:val="single" w:color="auto" w:sz="4" w:space="0"/>
+              <w:bottom w:val="single" w:sz="4" w:space="0" w:color="auto"/>
+              <w:right w:val="single" w:sz="4" w:space="0" w:color="auto"/>
             </w:tcBorders>
             <w:shd w:val="clear" w:color="auto" w:fill="auto"/>
             <w:vAlign w:val="center"/>
@@ -8953,7 +8919,7 @@
             </w:pPr>
             <w:r>
               <w:rPr>
-                <w:rFonts w:hint="eastAsia" w:ascii="宋体" w:hAnsi="宋体" w:cs="宋体"/>
+                <w:rFonts w:ascii="宋体" w:hAnsi="宋体" w:cs="宋体" w:hint="eastAsia"/>
                 <w:kern w:val="0"/>
                 <w:sz w:val="20"/>
               </w:rPr>
@@ -8967,8 +8933,8 @@
             <w:tcBorders>
               <w:top w:val="nil"/>
               <w:left w:val="nil"/>
-              <w:bottom w:val="single" w:color="auto" w:sz="4" w:space="0"/>
-              <w:right w:val="single" w:color="auto" w:sz="4" w:space="0"/>
+              <w:bottom w:val="single" w:sz="4" w:space="0" w:color="auto"/>
+              <w:right w:val="single" w:sz="4" w:space="0" w:color="auto"/>
             </w:tcBorders>
             <w:shd w:val="clear" w:color="auto" w:fill="auto"/>
             <w:vAlign w:val="center"/>
@@ -8985,7 +8951,7 @@
             </w:pPr>
             <w:r>
               <w:rPr>
-                <w:rFonts w:hint="eastAsia" w:ascii="宋体" w:hAnsi="宋体" w:cs="宋体"/>
+                <w:rFonts w:ascii="宋体" w:hAnsi="宋体" w:cs="宋体" w:hint="eastAsia"/>
                 <w:kern w:val="0"/>
                 <w:sz w:val="20"/>
               </w:rPr>
@@ -8999,8 +8965,8 @@
             <w:tcBorders>
               <w:top w:val="nil"/>
               <w:left w:val="nil"/>
-              <w:bottom w:val="single" w:color="auto" w:sz="4" w:space="0"/>
-              <w:right w:val="single" w:color="auto" w:sz="4" w:space="0"/>
+              <w:bottom w:val="single" w:sz="4" w:space="0" w:color="auto"/>
+              <w:right w:val="single" w:sz="4" w:space="0" w:color="auto"/>
             </w:tcBorders>
             <w:shd w:val="clear" w:color="000000" w:fill="FFFFFF"/>
             <w:vAlign w:val="center"/>
@@ -9017,7 +8983,7 @@
             </w:pPr>
             <w:r>
               <w:rPr>
-                <w:rFonts w:hint="eastAsia" w:ascii="宋体" w:hAnsi="宋体" w:cs="宋体"/>
+                <w:rFonts w:ascii="宋体" w:hAnsi="宋体" w:cs="宋体" w:hint="eastAsia"/>
                 <w:kern w:val="0"/>
                 <w:sz w:val="20"/>
               </w:rPr>
@@ -9031,8 +8997,8 @@
             <w:tcBorders>
               <w:top w:val="nil"/>
               <w:left w:val="nil"/>
-              <w:bottom w:val="single" w:color="auto" w:sz="4" w:space="0"/>
-              <w:right w:val="single" w:color="auto" w:sz="4" w:space="0"/>
+              <w:bottom w:val="single" w:sz="4" w:space="0" w:color="auto"/>
+              <w:right w:val="single" w:sz="4" w:space="0" w:color="auto"/>
             </w:tcBorders>
             <w:shd w:val="clear" w:color="000000" w:fill="FFFFFF"/>
             <w:vAlign w:val="center"/>
@@ -9042,7 +9008,7 @@
               <w:widowControl/>
               <w:jc w:val="center"/>
               <w:rPr>
-                <w:rFonts w:hint="eastAsia" w:ascii="宋体" w:hAnsi="宋体" w:eastAsia="宋体" w:cs="宋体"/>
+                <w:rFonts w:ascii="宋体" w:eastAsia="宋体" w:hAnsi="宋体" w:cs="宋体" w:hint="eastAsia"/>
                 <w:kern w:val="0"/>
                 <w:sz w:val="20"/>
                 <w:lang w:eastAsia="zh-CN"/>
@@ -9050,7 +9016,7 @@
             </w:pPr>
             <w:r>
               <w:rPr>
-                <w:rFonts w:hint="eastAsia" w:ascii="宋体" w:hAnsi="宋体" w:cs="宋体"/>
+                <w:rFonts w:ascii="宋体" w:hAnsi="宋体" w:cs="宋体" w:hint="eastAsia"/>
                 <w:kern w:val="0"/>
                 <w:sz w:val="20"/>
                 <w:lang w:eastAsia="zh-CN"/>
@@ -9065,8 +9031,8 @@
             <w:tcBorders>
               <w:top w:val="nil"/>
               <w:left w:val="nil"/>
-              <w:bottom w:val="single" w:color="auto" w:sz="4" w:space="0"/>
-              <w:right w:val="single" w:color="auto" w:sz="4" w:space="0"/>
+              <w:bottom w:val="single" w:sz="4" w:space="0" w:color="auto"/>
+              <w:right w:val="single" w:sz="4" w:space="0" w:color="auto"/>
             </w:tcBorders>
             <w:shd w:val="clear" w:color="000000" w:fill="FFFFFF"/>
             <w:vAlign w:val="center"/>
@@ -9083,7 +9049,7 @@
             </w:pPr>
             <w:r>
               <w:rPr>
-                <w:rFonts w:hint="eastAsia" w:ascii="宋体" w:hAnsi="宋体" w:cs="宋体"/>
+                <w:rFonts w:ascii="宋体" w:hAnsi="宋体" w:cs="宋体" w:hint="eastAsia"/>
                 <w:kern w:val="0"/>
                 <w:sz w:val="20"/>
               </w:rPr>
@@ -9097,8 +9063,8 @@
             <w:tcBorders>
               <w:top w:val="nil"/>
               <w:left w:val="nil"/>
-              <w:bottom w:val="single" w:color="auto" w:sz="4" w:space="0"/>
-              <w:right w:val="single" w:color="auto" w:sz="4" w:space="0"/>
+              <w:bottom w:val="single" w:sz="4" w:space="0" w:color="auto"/>
+              <w:right w:val="single" w:sz="4" w:space="0" w:color="auto"/>
             </w:tcBorders>
             <w:shd w:val="clear" w:color="auto" w:fill="auto"/>
             <w:vAlign w:val="center"/>
@@ -9115,7 +9081,7 @@
             </w:pPr>
             <w:r>
               <w:rPr>
-                <w:rFonts w:hint="eastAsia" w:ascii="宋体" w:hAnsi="宋体" w:cs="宋体"/>
+                <w:rFonts w:ascii="宋体" w:hAnsi="宋体" w:cs="宋体" w:hint="eastAsia"/>
                 <w:kern w:val="0"/>
                 <w:sz w:val="20"/>
               </w:rPr>
@@ -9129,8 +9095,8 @@
             <w:tcBorders>
               <w:top w:val="nil"/>
               <w:left w:val="nil"/>
-              <w:bottom w:val="single" w:color="auto" w:sz="4" w:space="0"/>
-              <w:right w:val="single" w:color="auto" w:sz="4" w:space="0"/>
+              <w:bottom w:val="single" w:sz="4" w:space="0" w:color="auto"/>
+              <w:right w:val="single" w:sz="4" w:space="0" w:color="auto"/>
             </w:tcBorders>
             <w:shd w:val="clear" w:color="auto" w:fill="auto"/>
             <w:vAlign w:val="center"/>
@@ -9147,7 +9113,7 @@
             </w:pPr>
             <w:r>
               <w:rPr>
-                <w:rFonts w:hint="eastAsia" w:ascii="宋体" w:hAnsi="宋体" w:cs="宋体"/>
+                <w:rFonts w:ascii="宋体" w:hAnsi="宋体" w:cs="宋体" w:hint="eastAsia"/>
                 <w:kern w:val="0"/>
                 <w:sz w:val="20"/>
               </w:rPr>
@@ -9160,7 +9126,7 @@
     <w:p>
       <w:pPr>
         <w:spacing w:line="360" w:lineRule="auto"/>
-        <w:ind w:firstLine="424" w:firstLineChars="177"/>
+        <w:ind w:firstLine="372" w:firstLineChars="177"/>
         <w:rPr>
           <w:sz w:val="24"/>
           <w:szCs w:val="24"/>
@@ -9170,7 +9136,7 @@
     <w:p>
       <w:pPr>
         <w:spacing w:line="360" w:lineRule="auto"/>
-        <w:ind w:firstLine="424" w:firstLineChars="177"/>
+        <w:ind w:firstLine="372" w:firstLineChars="177"/>
         <w:rPr>
           <w:rFonts w:ascii="宋体" w:hAnsi="宋体"/>
           <w:sz w:val="24"/>
@@ -9181,7 +9147,7 @@
     <w:p>
       <w:pPr>
         <w:spacing w:line="360" w:lineRule="auto"/>
-        <w:ind w:firstLine="424" w:firstLineChars="177"/>
+        <w:ind w:firstLine="372" w:firstLineChars="177"/>
         <w:rPr>
           <w:rFonts w:ascii="宋体" w:hAnsi="宋体"/>
           <w:sz w:val="24"/>
@@ -9191,14 +9157,14 @@
     </w:p>
     <w:p>
       <w:pPr>
-        <w:pStyle w:val="2"/>
+        <w:pStyle w:val="Heading1"/>
         <w:numPr>
           <w:ilvl w:val="0"/>
           <w:numId w:val="0"/>
         </w:numPr>
-        <w:ind w:firstLine="411" w:firstLineChars="147"/>
+        <w:ind w:firstLine="309" w:firstLineChars="147"/>
         <w:rPr>
-          <w:rStyle w:val="16"/>
+          <w:rStyle w:val="1"/>
           <w:b/>
           <w:bCs/>
           <w:sz w:val="28"/>
@@ -9208,7 +9174,7 @@
           <w:pgSz w:w="16838" w:h="11906" w:orient="landscape"/>
           <w:pgMar w:top="1797" w:right="851" w:bottom="1797" w:left="992" w:header="851" w:footer="992" w:gutter="0"/>
           <w:pgNumType w:fmt="decimal"/>
-          <w:cols w:space="720" w:num="1"/>
+          <w:cols w:num="1" w:space="720"/>
           <w:titlePg/>
           <w:docGrid w:type="linesAndChars" w:linePitch="312" w:charSpace="0"/>
         </w:sectPr>
@@ -9216,26 +9182,26 @@
     </w:p>
     <w:p>
       <w:pPr>
-        <w:pStyle w:val="2"/>
+        <w:pStyle w:val="Heading1"/>
         <w:numPr>
           <w:ilvl w:val="0"/>
           <w:numId w:val="0"/>
         </w:numPr>
-        <w:ind w:firstLine="413" w:firstLineChars="147"/>
+        <w:ind w:firstLine="309" w:firstLineChars="147"/>
         <w:rPr>
-          <w:rStyle w:val="16"/>
+          <w:rStyle w:val="1"/>
           <w:b/>
           <w:bCs w:val="0"/>
           <w:sz w:val="28"/>
           <w:szCs w:val="24"/>
         </w:rPr>
       </w:pPr>
-      <w:bookmarkStart w:id="25" w:name="_Toc494266692"/>
-      <w:bookmarkStart w:id="26" w:name="_Toc493236474"/>
-      <w:bookmarkStart w:id="27" w:name="_Toc493237467"/>
+      <w:bookmarkStart w:id="26" w:name="_Toc494266692"/>
+      <w:bookmarkStart w:id="27" w:name="_Toc493236474"/>
+      <w:bookmarkStart w:id="28" w:name="_Toc493237467"/>
       <w:r>
         <w:rPr>
-          <w:rStyle w:val="16"/>
+          <w:rStyle w:val="1"/>
           <w:b/>
           <w:bCs w:val="0"/>
           <w:sz w:val="28"/>
@@ -9243,13 +9209,13 @@
         </w:rPr>
         <w:t>七、质量达成指标</w:t>
       </w:r>
-      <w:bookmarkEnd w:id="25"/>
       <w:bookmarkEnd w:id="26"/>
       <w:bookmarkEnd w:id="27"/>
+      <w:bookmarkEnd w:id="28"/>
     </w:p>
     <w:tbl>
       <w:tblPr>
-        <w:tblStyle w:val="12"/>
+        <w:tblStyle w:val="TableNormal"/>
         <w:tblW w:w="11057" w:type="dxa"/>
         <w:tblInd w:w="-1310" w:type="dxa"/>
         <w:tblLayout w:type="fixed"/>
@@ -9273,6 +9239,9 @@
       </w:tblGrid>
       <w:tr>
         <w:tblPrEx>
+          <w:tblW w:w="11057" w:type="dxa"/>
+          <w:tblInd w:w="-1310" w:type="dxa"/>
+          <w:tblLayout w:type="fixed"/>
           <w:tblCellMar>
             <w:top w:w="0" w:type="dxa"/>
             <w:left w:w="108" w:type="dxa"/>
@@ -9281,16 +9250,16 @@
           </w:tblCellMar>
         </w:tblPrEx>
         <w:trPr>
-          <w:trHeight w:val="660" w:hRule="atLeast"/>
+          <w:trHeight w:val="660"/>
         </w:trPr>
         <w:tc>
           <w:tcPr>
             <w:tcW w:w="851" w:type="dxa"/>
             <w:tcBorders>
-              <w:top w:val="single" w:color="auto" w:sz="4" w:space="0"/>
-              <w:left w:val="single" w:color="auto" w:sz="4" w:space="0"/>
-              <w:bottom w:val="single" w:color="auto" w:sz="4" w:space="0"/>
-              <w:right w:val="single" w:color="auto" w:sz="4" w:space="0"/>
+              <w:top w:val="single" w:sz="4" w:space="0" w:color="auto"/>
+              <w:left w:val="single" w:sz="4" w:space="0" w:color="auto"/>
+              <w:bottom w:val="single" w:sz="4" w:space="0" w:color="auto"/>
+              <w:right w:val="single" w:sz="4" w:space="0" w:color="auto"/>
             </w:tcBorders>
             <w:shd w:val="clear" w:color="000000" w:fill="FFFFFF"/>
             <w:vAlign w:val="center"/>
@@ -9308,7 +9277,7 @@
             </w:pPr>
             <w:r>
               <w:rPr>
-                <w:rFonts w:hint="eastAsia" w:ascii="宋体" w:hAnsi="宋体" w:cs="宋体"/>
+                <w:rFonts w:ascii="宋体" w:hAnsi="宋体" w:cs="宋体" w:hint="eastAsia"/>
                 <w:kern w:val="0"/>
                 <w:sz w:val="24"/>
                 <w:szCs w:val="24"/>
@@ -9321,10 +9290,10 @@
           <w:tcPr>
             <w:tcW w:w="1276" w:type="dxa"/>
             <w:tcBorders>
-              <w:top w:val="single" w:color="auto" w:sz="4" w:space="0"/>
-              <w:left w:val="nil"/>
-              <w:bottom w:val="single" w:color="auto" w:sz="4" w:space="0"/>
-              <w:right w:val="single" w:color="auto" w:sz="4" w:space="0"/>
+              <w:top w:val="single" w:sz="4" w:space="0" w:color="auto"/>
+              <w:left w:val="nil"/>
+              <w:bottom w:val="single" w:sz="4" w:space="0" w:color="auto"/>
+              <w:right w:val="single" w:sz="4" w:space="0" w:color="auto"/>
             </w:tcBorders>
             <w:shd w:val="clear" w:color="000000" w:fill="C0C0C0"/>
             <w:vAlign w:val="center"/>
@@ -9344,7 +9313,7 @@
             </w:pPr>
             <w:r>
               <w:rPr>
-                <w:rFonts w:hint="eastAsia" w:ascii="宋体" w:hAnsi="宋体" w:cs="宋体"/>
+                <w:rFonts w:ascii="宋体" w:hAnsi="宋体" w:cs="宋体" w:hint="eastAsia"/>
                 <w:b/>
                 <w:bCs/>
                 <w:kern w:val="0"/>
@@ -9359,10 +9328,10 @@
           <w:tcPr>
             <w:tcW w:w="900" w:type="dxa"/>
             <w:tcBorders>
-              <w:top w:val="single" w:color="auto" w:sz="4" w:space="0"/>
-              <w:left w:val="nil"/>
-              <w:bottom w:val="single" w:color="auto" w:sz="4" w:space="0"/>
-              <w:right w:val="single" w:color="auto" w:sz="4" w:space="0"/>
+              <w:top w:val="single" w:sz="4" w:space="0" w:color="auto"/>
+              <w:left w:val="nil"/>
+              <w:bottom w:val="single" w:sz="4" w:space="0" w:color="auto"/>
+              <w:right w:val="single" w:sz="4" w:space="0" w:color="auto"/>
             </w:tcBorders>
             <w:shd w:val="clear" w:color="000000" w:fill="C0C0C0"/>
             <w:vAlign w:val="center"/>
@@ -9382,7 +9351,7 @@
             </w:pPr>
             <w:r>
               <w:rPr>
-                <w:rFonts w:hint="eastAsia" w:ascii="宋体" w:hAnsi="宋体" w:cs="宋体"/>
+                <w:rFonts w:ascii="宋体" w:hAnsi="宋体" w:cs="宋体" w:hint="eastAsia"/>
                 <w:b/>
                 <w:bCs/>
                 <w:kern w:val="0"/>
@@ -9397,10 +9366,10 @@
           <w:tcPr>
             <w:tcW w:w="1793" w:type="dxa"/>
             <w:tcBorders>
-              <w:top w:val="single" w:color="auto" w:sz="4" w:space="0"/>
-              <w:left w:val="nil"/>
-              <w:bottom w:val="single" w:color="auto" w:sz="4" w:space="0"/>
-              <w:right w:val="single" w:color="auto" w:sz="4" w:space="0"/>
+              <w:top w:val="single" w:sz="4" w:space="0" w:color="auto"/>
+              <w:left w:val="nil"/>
+              <w:bottom w:val="single" w:sz="4" w:space="0" w:color="auto"/>
+              <w:right w:val="single" w:sz="4" w:space="0" w:color="auto"/>
             </w:tcBorders>
             <w:shd w:val="clear" w:color="000000" w:fill="C0C0C0"/>
             <w:vAlign w:val="center"/>
@@ -9420,7 +9389,7 @@
             </w:pPr>
             <w:r>
               <w:rPr>
-                <w:rFonts w:hint="eastAsia" w:ascii="宋体" w:hAnsi="宋体" w:cs="宋体"/>
+                <w:rFonts w:ascii="宋体" w:hAnsi="宋体" w:cs="宋体" w:hint="eastAsia"/>
                 <w:b/>
                 <w:bCs/>
                 <w:kern w:val="0"/>
@@ -9435,9 +9404,9 @@
           <w:tcPr>
             <w:tcW w:w="993" w:type="dxa"/>
             <w:tcBorders>
-              <w:top w:val="single" w:color="auto" w:sz="4" w:space="0"/>
-              <w:left w:val="nil"/>
-              <w:bottom w:val="single" w:color="auto" w:sz="4" w:space="0"/>
+              <w:top w:val="single" w:sz="4" w:space="0" w:color="auto"/>
+              <w:left w:val="nil"/>
+              <w:bottom w:val="single" w:sz="4" w:space="0" w:color="auto"/>
               <w:right w:val="nil"/>
             </w:tcBorders>
             <w:shd w:val="clear" w:color="000000" w:fill="C0C0C0"/>
@@ -9458,7 +9427,7 @@
             </w:pPr>
             <w:r>
               <w:rPr>
-                <w:rFonts w:hint="eastAsia" w:ascii="宋体" w:hAnsi="宋体" w:cs="宋体"/>
+                <w:rFonts w:ascii="宋体" w:hAnsi="宋体" w:cs="宋体" w:hint="eastAsia"/>
                 <w:b/>
                 <w:bCs/>
                 <w:kern w:val="0"/>
@@ -9473,9 +9442,9 @@
           <w:tcPr>
             <w:tcW w:w="860" w:type="dxa"/>
             <w:tcBorders>
-              <w:top w:val="single" w:color="auto" w:sz="4" w:space="0"/>
-              <w:left w:val="single" w:color="auto" w:sz="4" w:space="0"/>
-              <w:bottom w:val="single" w:color="auto" w:sz="4" w:space="0"/>
+              <w:top w:val="single" w:sz="4" w:space="0" w:color="auto"/>
+              <w:left w:val="single" w:sz="4" w:space="0" w:color="auto"/>
+              <w:bottom w:val="single" w:sz="4" w:space="0" w:color="auto"/>
               <w:right w:val="nil"/>
             </w:tcBorders>
             <w:shd w:val="clear" w:color="000000" w:fill="C0C0C0"/>
@@ -9496,7 +9465,7 @@
             </w:pPr>
             <w:r>
               <w:rPr>
-                <w:rFonts w:hint="eastAsia" w:ascii="宋体" w:hAnsi="宋体" w:cs="宋体"/>
+                <w:rFonts w:ascii="宋体" w:hAnsi="宋体" w:cs="宋体" w:hint="eastAsia"/>
                 <w:b/>
                 <w:bCs/>
                 <w:kern w:val="0"/>
@@ -9511,9 +9480,9 @@
           <w:tcPr>
             <w:tcW w:w="1024" w:type="dxa"/>
             <w:tcBorders>
-              <w:top w:val="single" w:color="auto" w:sz="4" w:space="0"/>
-              <w:left w:val="single" w:color="auto" w:sz="4" w:space="0"/>
-              <w:bottom w:val="single" w:color="auto" w:sz="4" w:space="0"/>
+              <w:top w:val="single" w:sz="4" w:space="0" w:color="auto"/>
+              <w:left w:val="single" w:sz="4" w:space="0" w:color="auto"/>
+              <w:bottom w:val="single" w:sz="4" w:space="0" w:color="auto"/>
               <w:right w:val="nil"/>
             </w:tcBorders>
             <w:shd w:val="clear" w:color="000000" w:fill="C0C0C0"/>
@@ -9534,7 +9503,7 @@
             </w:pPr>
             <w:r>
               <w:rPr>
-                <w:rFonts w:hint="eastAsia" w:ascii="宋体" w:hAnsi="宋体" w:cs="宋体"/>
+                <w:rFonts w:ascii="宋体" w:hAnsi="宋体" w:cs="宋体" w:hint="eastAsia"/>
                 <w:b/>
                 <w:bCs/>
                 <w:kern w:val="0"/>
@@ -9549,9 +9518,9 @@
           <w:tcPr>
             <w:tcW w:w="1287" w:type="dxa"/>
             <w:tcBorders>
-              <w:top w:val="single" w:color="auto" w:sz="4" w:space="0"/>
-              <w:left w:val="single" w:color="auto" w:sz="4" w:space="0"/>
-              <w:bottom w:val="single" w:color="auto" w:sz="4" w:space="0"/>
+              <w:top w:val="single" w:sz="4" w:space="0" w:color="auto"/>
+              <w:left w:val="single" w:sz="4" w:space="0" w:color="auto"/>
+              <w:bottom w:val="single" w:sz="4" w:space="0" w:color="auto"/>
               <w:right w:val="nil"/>
             </w:tcBorders>
             <w:shd w:val="clear" w:color="000000" w:fill="C0C0C0"/>
@@ -9572,7 +9541,7 @@
             </w:pPr>
             <w:r>
               <w:rPr>
-                <w:rFonts w:hint="eastAsia" w:ascii="宋体" w:hAnsi="宋体" w:cs="宋体"/>
+                <w:rFonts w:ascii="宋体" w:hAnsi="宋体" w:cs="宋体" w:hint="eastAsia"/>
                 <w:b/>
                 <w:bCs/>
                 <w:kern w:val="0"/>
@@ -9587,10 +9556,10 @@
           <w:tcPr>
             <w:tcW w:w="2073" w:type="dxa"/>
             <w:tcBorders>
-              <w:top w:val="single" w:color="auto" w:sz="4" w:space="0"/>
-              <w:left w:val="single" w:color="auto" w:sz="4" w:space="0"/>
-              <w:bottom w:val="single" w:color="auto" w:sz="4" w:space="0"/>
-              <w:right w:val="single" w:color="auto" w:sz="4" w:space="0"/>
+              <w:top w:val="single" w:sz="4" w:space="0" w:color="auto"/>
+              <w:left w:val="single" w:sz="4" w:space="0" w:color="auto"/>
+              <w:bottom w:val="single" w:sz="4" w:space="0" w:color="auto"/>
+              <w:right w:val="single" w:sz="4" w:space="0" w:color="auto"/>
             </w:tcBorders>
             <w:shd w:val="clear" w:color="000000" w:fill="C0C0C0"/>
             <w:vAlign w:val="center"/>
@@ -9610,7 +9579,7 @@
             </w:pPr>
             <w:r>
               <w:rPr>
-                <w:rFonts w:hint="eastAsia" w:ascii="宋体" w:hAnsi="宋体" w:cs="宋体"/>
+                <w:rFonts w:ascii="宋体" w:hAnsi="宋体" w:cs="宋体" w:hint="eastAsia"/>
                 <w:b/>
                 <w:bCs/>
                 <w:kern w:val="0"/>
@@ -9624,6 +9593,9 @@
       </w:tr>
       <w:tr>
         <w:tblPrEx>
+          <w:tblW w:w="11057" w:type="dxa"/>
+          <w:tblInd w:w="-1310" w:type="dxa"/>
+          <w:tblLayout w:type="fixed"/>
           <w:tblCellMar>
             <w:top w:w="0" w:type="dxa"/>
             <w:left w:w="108" w:type="dxa"/>
@@ -9632,16 +9604,16 @@
           </w:tblCellMar>
         </w:tblPrEx>
         <w:trPr>
-          <w:trHeight w:val="795" w:hRule="atLeast"/>
+          <w:trHeight w:val="795"/>
         </w:trPr>
         <w:tc>
           <w:tcPr>
             <w:tcW w:w="851" w:type="dxa"/>
             <w:tcBorders>
               <w:top w:val="nil"/>
-              <w:left w:val="single" w:color="auto" w:sz="4" w:space="0"/>
-              <w:bottom w:val="single" w:color="auto" w:sz="4" w:space="0"/>
-              <w:right w:val="single" w:color="auto" w:sz="4" w:space="0"/>
+              <w:left w:val="single" w:sz="4" w:space="0" w:color="auto"/>
+              <w:bottom w:val="single" w:sz="4" w:space="0" w:color="auto"/>
+              <w:right w:val="single" w:sz="4" w:space="0" w:color="auto"/>
             </w:tcBorders>
             <w:shd w:val="clear" w:color="000000" w:fill="FFFFFF"/>
             <w:vAlign w:val="center"/>
@@ -9659,7 +9631,7 @@
             </w:pPr>
             <w:r>
               <w:rPr>
-                <w:rFonts w:hint="eastAsia" w:ascii="宋体" w:hAnsi="宋体" w:cs="宋体"/>
+                <w:rFonts w:ascii="宋体" w:hAnsi="宋体" w:cs="宋体" w:hint="eastAsia"/>
                 <w:kern w:val="0"/>
                 <w:sz w:val="24"/>
                 <w:szCs w:val="24"/>
@@ -9674,8 +9646,8 @@
             <w:tcBorders>
               <w:top w:val="nil"/>
               <w:left w:val="nil"/>
-              <w:bottom w:val="single" w:color="auto" w:sz="4" w:space="0"/>
-              <w:right w:val="single" w:color="auto" w:sz="4" w:space="0"/>
+              <w:bottom w:val="single" w:sz="4" w:space="0" w:color="auto"/>
+              <w:right w:val="single" w:sz="4" w:space="0" w:color="auto"/>
             </w:tcBorders>
             <w:shd w:val="clear" w:color="auto" w:fill="auto"/>
             <w:vAlign w:val="center"/>
@@ -9692,7 +9664,7 @@
             </w:pPr>
             <w:r>
               <w:rPr>
-                <w:rFonts w:hint="eastAsia" w:ascii="宋体" w:hAnsi="宋体" w:cs="宋体"/>
+                <w:rFonts w:ascii="宋体" w:hAnsi="宋体" w:cs="宋体" w:hint="eastAsia"/>
                 <w:kern w:val="0"/>
                 <w:sz w:val="20"/>
               </w:rPr>
@@ -9706,8 +9678,8 @@
             <w:tcBorders>
               <w:top w:val="nil"/>
               <w:left w:val="nil"/>
-              <w:bottom w:val="single" w:color="auto" w:sz="4" w:space="0"/>
-              <w:right w:val="single" w:color="auto" w:sz="4" w:space="0"/>
+              <w:bottom w:val="single" w:sz="4" w:space="0" w:color="auto"/>
+              <w:right w:val="single" w:sz="4" w:space="0" w:color="auto"/>
             </w:tcBorders>
             <w:shd w:val="clear" w:color="auto" w:fill="auto"/>
             <w:vAlign w:val="center"/>
@@ -9724,7 +9696,7 @@
             </w:pPr>
             <w:r>
               <w:rPr>
-                <w:rFonts w:hint="eastAsia" w:ascii="宋体" w:hAnsi="宋体" w:cs="宋体"/>
+                <w:rFonts w:ascii="宋体" w:hAnsi="宋体" w:cs="宋体" w:hint="eastAsia"/>
                 <w:kern w:val="0"/>
                 <w:sz w:val="20"/>
               </w:rPr>
@@ -9738,8 +9710,8 @@
             <w:tcBorders>
               <w:top w:val="nil"/>
               <w:left w:val="nil"/>
-              <w:bottom w:val="single" w:color="auto" w:sz="4" w:space="0"/>
-              <w:right w:val="single" w:color="auto" w:sz="4" w:space="0"/>
+              <w:bottom w:val="single" w:sz="4" w:space="0" w:color="auto"/>
+              <w:right w:val="single" w:sz="4" w:space="0" w:color="auto"/>
             </w:tcBorders>
             <w:shd w:val="clear" w:color="auto" w:fill="auto"/>
             <w:vAlign w:val="center"/>
@@ -9756,7 +9728,7 @@
             </w:pPr>
             <w:r>
               <w:rPr>
-                <w:rFonts w:hint="eastAsia" w:ascii="宋体" w:hAnsi="宋体" w:cs="宋体"/>
+                <w:rFonts w:ascii="宋体" w:hAnsi="宋体" w:cs="宋体" w:hint="eastAsia"/>
                 <w:kern w:val="0"/>
                 <w:sz w:val="20"/>
               </w:rPr>
@@ -9770,8 +9742,8 @@
             <w:tcBorders>
               <w:top w:val="nil"/>
               <w:left w:val="nil"/>
-              <w:bottom w:val="single" w:color="auto" w:sz="4" w:space="0"/>
-              <w:right w:val="single" w:color="auto" w:sz="4" w:space="0"/>
+              <w:bottom w:val="single" w:sz="4" w:space="0" w:color="auto"/>
+              <w:right w:val="single" w:sz="4" w:space="0" w:color="auto"/>
             </w:tcBorders>
             <w:shd w:val="clear" w:color="000000" w:fill="FFFFFF"/>
             <w:vAlign w:val="center"/>
@@ -9788,7 +9760,7 @@
             </w:pPr>
             <w:r>
               <w:rPr>
-                <w:rFonts w:hint="eastAsia" w:ascii="宋体" w:hAnsi="宋体" w:cs="宋体"/>
+                <w:rFonts w:ascii="宋体" w:hAnsi="宋体" w:cs="宋体" w:hint="eastAsia"/>
                 <w:kern w:val="0"/>
                 <w:sz w:val="20"/>
               </w:rPr>
@@ -9802,8 +9774,8 @@
             <w:tcBorders>
               <w:top w:val="nil"/>
               <w:left w:val="nil"/>
-              <w:bottom w:val="single" w:color="auto" w:sz="4" w:space="0"/>
-              <w:right w:val="single" w:color="auto" w:sz="4" w:space="0"/>
+              <w:bottom w:val="single" w:sz="4" w:space="0" w:color="auto"/>
+              <w:right w:val="single" w:sz="4" w:space="0" w:color="auto"/>
             </w:tcBorders>
             <w:shd w:val="clear" w:color="000000" w:fill="FFFFFF"/>
             <w:vAlign w:val="center"/>
@@ -9820,7 +9792,7 @@
             </w:pPr>
             <w:r>
               <w:rPr>
-                <w:rFonts w:hint="eastAsia" w:ascii="宋体" w:hAnsi="宋体" w:cs="宋体"/>
+                <w:rFonts w:ascii="宋体" w:hAnsi="宋体" w:cs="宋体" w:hint="eastAsia"/>
                 <w:kern w:val="0"/>
                 <w:sz w:val="20"/>
               </w:rPr>
@@ -9834,8 +9806,8 @@
             <w:tcBorders>
               <w:top w:val="nil"/>
               <w:left w:val="nil"/>
-              <w:bottom w:val="single" w:color="auto" w:sz="4" w:space="0"/>
-              <w:right w:val="single" w:color="auto" w:sz="4" w:space="0"/>
+              <w:bottom w:val="single" w:sz="4" w:space="0" w:color="auto"/>
+              <w:right w:val="single" w:sz="4" w:space="0" w:color="auto"/>
             </w:tcBorders>
             <w:shd w:val="clear" w:color="000000" w:fill="FFFFFF"/>
             <w:vAlign w:val="center"/>
@@ -9852,7 +9824,7 @@
             </w:pPr>
             <w:r>
               <w:rPr>
-                <w:rFonts w:hint="eastAsia" w:ascii="宋体" w:hAnsi="宋体" w:cs="宋体"/>
+                <w:rFonts w:ascii="宋体" w:hAnsi="宋体" w:cs="宋体" w:hint="eastAsia"/>
                 <w:kern w:val="0"/>
                 <w:sz w:val="20"/>
               </w:rPr>
@@ -9866,8 +9838,8 @@
             <w:tcBorders>
               <w:top w:val="nil"/>
               <w:left w:val="nil"/>
-              <w:bottom w:val="single" w:color="auto" w:sz="4" w:space="0"/>
-              <w:right w:val="single" w:color="auto" w:sz="4" w:space="0"/>
+              <w:bottom w:val="single" w:sz="4" w:space="0" w:color="auto"/>
+              <w:right w:val="single" w:sz="4" w:space="0" w:color="auto"/>
             </w:tcBorders>
             <w:shd w:val="clear" w:color="auto" w:fill="auto"/>
             <w:vAlign w:val="center"/>
@@ -9884,7 +9856,7 @@
             </w:pPr>
             <w:r>
               <w:rPr>
-                <w:rFonts w:hint="eastAsia" w:ascii="宋体" w:hAnsi="宋体" w:cs="宋体"/>
+                <w:rFonts w:ascii="宋体" w:hAnsi="宋体" w:cs="宋体" w:hint="eastAsia"/>
                 <w:kern w:val="0"/>
                 <w:sz w:val="20"/>
               </w:rPr>
@@ -9898,8 +9870,8 @@
             <w:tcBorders>
               <w:top w:val="nil"/>
               <w:left w:val="nil"/>
-              <w:bottom w:val="single" w:color="auto" w:sz="4" w:space="0"/>
-              <w:right w:val="single" w:color="auto" w:sz="4" w:space="0"/>
+              <w:bottom w:val="single" w:sz="4" w:space="0" w:color="auto"/>
+              <w:right w:val="single" w:sz="4" w:space="0" w:color="auto"/>
             </w:tcBorders>
             <w:shd w:val="clear" w:color="auto" w:fill="auto"/>
             <w:vAlign w:val="center"/>
@@ -9916,7 +9888,7 @@
             </w:pPr>
             <w:r>
               <w:rPr>
-                <w:rFonts w:hint="eastAsia" w:ascii="宋体" w:hAnsi="宋体" w:cs="宋体"/>
+                <w:rFonts w:ascii="宋体" w:hAnsi="宋体" w:cs="宋体" w:hint="eastAsia"/>
                 <w:kern w:val="0"/>
                 <w:sz w:val="20"/>
               </w:rPr>
@@ -9929,7 +9901,7 @@
     <w:p>
       <w:pPr>
         <w:spacing w:line="360" w:lineRule="auto"/>
-        <w:ind w:firstLine="424" w:firstLineChars="177"/>
+        <w:ind w:firstLine="372" w:firstLineChars="177"/>
         <w:rPr>
           <w:rFonts w:ascii="宋体" w:hAnsi="宋体"/>
           <w:sz w:val="24"/>
@@ -9941,7 +9913,7 @@
       <w:pgSz w:w="11906" w:h="16838"/>
       <w:pgMar w:top="851" w:right="1797" w:bottom="992" w:left="1797" w:header="851" w:footer="992" w:gutter="0"/>
       <w:pgNumType w:fmt="decimal"/>
-      <w:cols w:space="720" w:num="1"/>
+      <w:cols w:num="1" w:space="720"/>
       <w:titlePg/>
       <w:docGrid w:type="lines" w:linePitch="312" w:charSpace="0"/>
     </w:sectPr>
@@ -9950,404 +9922,160 @@
 </file>
 
 <file path=word/footer1.xml><?xml version="1.0" encoding="utf-8"?>
-<w:ftr xmlns:wpc="http://schemas.microsoft.com/office/word/2010/wordprocessingCanvas" xmlns:mc="http://schemas.openxmlformats.org/markup-compatibility/2006" xmlns:o="urn:schemas-microsoft-com:office:office" xmlns:r="http://schemas.openxmlformats.org/officeDocument/2006/relationships" xmlns:m="http://schemas.openxmlformats.org/officeDocument/2006/math" xmlns:v="urn:schemas-microsoft-com:vml" xmlns:wp14="http://schemas.microsoft.com/office/word/2010/wordprocessingDrawing" xmlns:wp="http://schemas.openxmlformats.org/drawingml/2006/wordprocessingDrawing" xmlns:w10="urn:schemas-microsoft-com:office:word" xmlns:w="http://schemas.openxmlformats.org/wordprocessingml/2006/main" xmlns:w14="http://schemas.microsoft.com/office/word/2010/wordml" xmlns:w15="http://schemas.microsoft.com/office/word/2012/wordml" xmlns:wpg="http://schemas.microsoft.com/office/word/2010/wordprocessingGroup" xmlns:wpi="http://schemas.microsoft.com/office/word/2010/wordprocessingInk" xmlns:wne="http://schemas.microsoft.com/office/word/2006/wordml" xmlns:wps="http://schemas.microsoft.com/office/word/2010/wordprocessingShape" xmlns:wpsCustomData="http://www.wps.cn/officeDocument/2013/wpsCustomData" mc:Ignorable="w14 w15 wp14">
+<w:ftr xmlns:wpc="http://schemas.microsoft.com/office/word/2010/wordprocessingCanvas" xmlns:mc="http://schemas.openxmlformats.org/markup-compatibility/2006" xmlns:o="urn:schemas-microsoft-com:office:office" xmlns:r="http://schemas.openxmlformats.org/officeDocument/2006/relationships" xmlns:m="http://schemas.openxmlformats.org/officeDocument/2006/math" xmlns:v="urn:schemas-microsoft-com:vml" xmlns:wp14="http://schemas.microsoft.com/office/word/2010/wordprocessingDrawing" xmlns:wp="http://schemas.openxmlformats.org/drawingml/2006/wordprocessingDrawing" xmlns:w10="urn:schemas-microsoft-com:office:word" xmlns:w="http://schemas.openxmlformats.org/wordprocessingml/2006/main" xmlns:w14="http://schemas.microsoft.com/office/word/2010/wordml" xmlns:w15="http://schemas.microsoft.com/office/word/2012/wordml" xmlns:wne="http://schemas.microsoft.com/office/word/2006/wordml" xmlns:wpg="http://schemas.microsoft.com/office/word/2010/wordprocessingGroup" xmlns:wpi="http://schemas.microsoft.com/office/word/2010/wordprocessingInk" xmlns:wps="http://schemas.microsoft.com/office/word/2010/wordprocessingShape" mc:Ignorable="w14 w15 wp14">
   <w:p>
     <w:pPr>
-      <w:pStyle w:val="7"/>
+      <w:pStyle w:val="Footer"/>
     </w:pPr>
     <w:r>
       <w:rPr>
         <w:sz w:val="18"/>
       </w:rPr>
-      <mc:AlternateContent>
-        <mc:Choice Requires="wps">
-          <w:drawing>
-            <wp:anchor distT="0" distB="0" distL="114300" distR="114300" simplePos="0" relativeHeight="251658240" behindDoc="0" locked="0" layoutInCell="1" allowOverlap="1">
-              <wp:simplePos x="0" y="0"/>
-              <wp:positionH relativeFrom="margin">
-                <wp:align>center</wp:align>
-              </wp:positionH>
-              <wp:positionV relativeFrom="paragraph">
-                <wp:posOffset>0</wp:posOffset>
-              </wp:positionV>
-              <wp:extent cx="1828800" cy="1828800"/>
-              <wp:effectExtent l="0" t="0" r="0" b="0"/>
-              <wp:wrapNone/>
-              <wp:docPr id="1" name="文本框 1"/>
-              <wp:cNvGraphicFramePr/>
-              <a:graphic xmlns:a="http://schemas.openxmlformats.org/drawingml/2006/main">
-                <a:graphicData uri="http://schemas.microsoft.com/office/word/2010/wordprocessingShape">
-                  <wps:wsp>
-                    <wps:cNvSpPr txBox="1"/>
-                    <wps:spPr>
-                      <a:xfrm>
-                        <a:off x="0" y="0"/>
-                        <a:ext cx="1828800" cy="1828800"/>
-                      </a:xfrm>
-                      <a:prstGeom prst="rect">
-                        <a:avLst/>
-                      </a:prstGeom>
-                      <a:noFill/>
-                      <a:ln w="6350">
-                        <a:noFill/>
-                      </a:ln>
-                      <a:extLst>
-                        <a:ext uri="{909E8E84-426E-40DD-AFC4-6F175D3DCCD1}">
-                          <a14:hiddenFill xmlns:a14="http://schemas.microsoft.com/office/drawing/2010/main">
-                            <a:solidFill>
-                              <a:schemeClr val="lt1"/>
-                            </a:solidFill>
-                          </a14:hiddenFill>
-                        </a:ext>
-                        <a:ext uri="{91240B29-F687-4F45-9708-019B960494DF}">
-                          <a14:hiddenLine xmlns:a14="http://schemas.microsoft.com/office/drawing/2010/main" w="6350">
-                            <a:solidFill>
-                              <a:prstClr val="black"/>
-                            </a:solidFill>
-                          </a14:hiddenLine>
-                        </a:ext>
-                      </a:extLst>
-                    </wps:spPr>
-                    <wps:style>
-                      <a:lnRef idx="0">
-                        <a:schemeClr val="accent1"/>
-                      </a:lnRef>
-                      <a:fillRef idx="0">
-                        <a:schemeClr val="accent1"/>
-                      </a:fillRef>
-                      <a:effectRef idx="0">
-                        <a:schemeClr val="accent1"/>
-                      </a:effectRef>
-                      <a:fontRef idx="minor">
-                        <a:schemeClr val="dk1"/>
-                      </a:fontRef>
-                    </wps:style>
-                    <wps:txbx>
-                      <w:txbxContent>
-                        <w:p>
-                          <w:pPr>
-                            <w:pStyle w:val="7"/>
-                            <w:rPr>
-                              <w:rFonts w:hint="eastAsia" w:eastAsia="宋体"/>
-                              <w:lang w:eastAsia="zh-CN"/>
-                            </w:rPr>
-                          </w:pPr>
-                          <w:r>
-                            <w:rPr>
-                              <w:rFonts w:hint="eastAsia"/>
-                              <w:lang w:eastAsia="zh-CN"/>
-                            </w:rPr>
-                            <w:fldChar w:fldCharType="begin"/>
-                          </w:r>
-                          <w:r>
-                            <w:rPr>
-                              <w:rFonts w:hint="eastAsia"/>
-                              <w:lang w:eastAsia="zh-CN"/>
-                            </w:rPr>
-                            <w:instrText xml:space="preserve"> PAGE  \* MERGEFORMAT </w:instrText>
-                          </w:r>
-                          <w:r>
-                            <w:rPr>
-                              <w:rFonts w:hint="eastAsia"/>
-                              <w:lang w:eastAsia="zh-CN"/>
-                            </w:rPr>
-                            <w:fldChar w:fldCharType="separate"/>
-                          </w:r>
-                          <w:r>
-                            <w:rPr>
-                              <w:rFonts w:hint="eastAsia"/>
-                              <w:lang w:eastAsia="zh-CN"/>
-                            </w:rPr>
-                            <w:t>1</w:t>
-                          </w:r>
-                          <w:r>
-                            <w:rPr>
-                              <w:rFonts w:hint="eastAsia"/>
-                              <w:lang w:eastAsia="zh-CN"/>
-                            </w:rPr>
-                            <w:fldChar w:fldCharType="end"/>
-                          </w:r>
-                        </w:p>
-                      </w:txbxContent>
-                    </wps:txbx>
-                    <wps:bodyPr rot="0" spcFirstLastPara="0" vertOverflow="overflow" horzOverflow="overflow" vert="horz" wrap="none" lIns="0" tIns="0" rIns="0" bIns="0" numCol="1" spcCol="0" rtlCol="0" fromWordArt="0" anchor="t" anchorCtr="0" forceAA="0" upright="0" compatLnSpc="1">
-                      <a:spAutoFit/>
-                    </wps:bodyPr>
-                  </wps:wsp>
-                </a:graphicData>
-              </a:graphic>
-            </wp:anchor>
-          </w:drawing>
-        </mc:Choice>
-        <mc:Fallback>
-          <w:pict>
-            <v:shape id="_x0000_s1026" o:spid="_x0000_s1026" o:spt="202" type="#_x0000_t202" style="position:absolute;left:0pt;margin-top:0pt;height:144pt;width:144pt;mso-position-horizontal:center;mso-position-horizontal-relative:margin;mso-wrap-style:none;z-index:251658240;mso-width-relative:page;mso-height-relative:page;" filled="f" stroked="f" coordsize="21600,21600" o:gfxdata="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">
-              <v:fill on="f" focussize="0,0"/>
-              <v:stroke on="f" weight="0.5pt"/>
-              <v:imagedata o:title=""/>
-              <o:lock v:ext="edit" aspectratio="f"/>
-              <v:textbox inset="0mm,0mm,0mm,0mm" style="mso-fit-shape-to-text:t;">
-                <w:txbxContent>
-                  <w:p>
-                    <w:pPr>
-                      <w:pStyle w:val="7"/>
-                      <w:rPr>
-                        <w:rFonts w:hint="eastAsia" w:eastAsia="宋体"/>
-                        <w:lang w:eastAsia="zh-CN"/>
-                      </w:rPr>
-                    </w:pPr>
-                    <w:r>
-                      <w:rPr>
-                        <w:rFonts w:hint="eastAsia"/>
-                        <w:lang w:eastAsia="zh-CN"/>
-                      </w:rPr>
-                      <w:fldChar w:fldCharType="begin"/>
-                    </w:r>
-                    <w:r>
-                      <w:rPr>
-                        <w:rFonts w:hint="eastAsia"/>
-                        <w:lang w:eastAsia="zh-CN"/>
-                      </w:rPr>
-                      <w:instrText xml:space="preserve"> PAGE  \* MERGEFORMAT </w:instrText>
-                    </w:r>
-                    <w:r>
-                      <w:rPr>
-                        <w:rFonts w:hint="eastAsia"/>
-                        <w:lang w:eastAsia="zh-CN"/>
-                      </w:rPr>
-                      <w:fldChar w:fldCharType="separate"/>
-                    </w:r>
-                    <w:r>
-                      <w:rPr>
-                        <w:rFonts w:hint="eastAsia"/>
-                        <w:lang w:eastAsia="zh-CN"/>
-                      </w:rPr>
-                      <w:t>1</w:t>
-                    </w:r>
-                    <w:r>
-                      <w:rPr>
-                        <w:rFonts w:hint="eastAsia"/>
-                        <w:lang w:eastAsia="zh-CN"/>
-                      </w:rPr>
-                      <w:fldChar w:fldCharType="end"/>
-                    </w:r>
-                  </w:p>
-                </w:txbxContent>
-              </v:textbox>
-            </v:shape>
-          </w:pict>
-        </mc:Fallback>
-      </mc:AlternateContent>
+      <w:pict>
+        <v:shapetype id="_x0000_t202" coordsize="21600,21600" o:spt="202" path="m,l,21600r21600,l21600,xe">
+          <v:stroke joinstyle="miter"/>
+          <v:path gradientshapeok="t" o:connecttype="rect"/>
+        </v:shapetype>
+        <v:shape id="_x0000_s1026" o:spid="_x0000_s2049" type="#_x0000_t202" style="height:2in;margin-left:0;margin-top:0;mso-height-relative:page;mso-position-horizontal:center;mso-position-horizontal-relative:margin;mso-width-relative:page;mso-wrap-style:none;position:absolute;width:2in;z-index:251658240" coordsize="21600,21600" filled="f" stroked="f">
+          <o:lock v:ext="edit" aspectratio="f"/>
+          <v:textbox style="mso-fit-shape-to-text:t" inset="0,0,0,0">
+            <w:txbxContent>
+              <w:p>
+                <w:pPr>
+                  <w:pStyle w:val="Footer"/>
+                  <w:rPr>
+                    <w:rFonts w:eastAsia="宋体" w:hint="eastAsia"/>
+                    <w:lang w:eastAsia="zh-CN"/>
+                  </w:rPr>
+                </w:pPr>
+                <w:r>
+                  <w:rPr>
+                    <w:rFonts w:hint="eastAsia"/>
+                    <w:lang w:eastAsia="zh-CN"/>
+                  </w:rPr>
+                  <w:fldChar w:fldCharType="begin"/>
+                </w:r>
+                <w:r>
+                  <w:rPr>
+                    <w:rFonts w:hint="eastAsia"/>
+                    <w:lang w:eastAsia="zh-CN"/>
+                  </w:rPr>
+                  <w:instrText xml:space="preserve"> PAGE  \* MERGEFORMAT </w:instrText>
+                </w:r>
+                <w:r>
+                  <w:rPr>
+                    <w:rFonts w:hint="eastAsia"/>
+                    <w:lang w:eastAsia="zh-CN"/>
+                  </w:rPr>
+                  <w:fldChar w:fldCharType="separate"/>
+                </w:r>
+                <w:r>
+                  <w:rPr>
+                    <w:rFonts w:hint="eastAsia"/>
+                    <w:lang w:eastAsia="zh-CN"/>
+                  </w:rPr>
+                  <w:t>1</w:t>
+                </w:r>
+                <w:r>
+                  <w:rPr>
+                    <w:rFonts w:hint="eastAsia"/>
+                    <w:lang w:eastAsia="zh-CN"/>
+                  </w:rPr>
+                  <w:fldChar w:fldCharType="end"/>
+                </w:r>
+              </w:p>
+            </w:txbxContent>
+          </v:textbox>
+        </v:shape>
+      </w:pict>
     </w:r>
   </w:p>
 </w:ftr>
 </file>
 
 <file path=word/footer2.xml><?xml version="1.0" encoding="utf-8"?>
-<w:ftr xmlns:wpc="http://schemas.microsoft.com/office/word/2010/wordprocessingCanvas" xmlns:mc="http://schemas.openxmlformats.org/markup-compatibility/2006" xmlns:o="urn:schemas-microsoft-com:office:office" xmlns:r="http://schemas.openxmlformats.org/officeDocument/2006/relationships" xmlns:m="http://schemas.openxmlformats.org/officeDocument/2006/math" xmlns:v="urn:schemas-microsoft-com:vml" xmlns:wp14="http://schemas.microsoft.com/office/word/2010/wordprocessingDrawing" xmlns:wp="http://schemas.openxmlformats.org/drawingml/2006/wordprocessingDrawing" xmlns:w10="urn:schemas-microsoft-com:office:word" xmlns:w="http://schemas.openxmlformats.org/wordprocessingml/2006/main" xmlns:w14="http://schemas.microsoft.com/office/word/2010/wordml" xmlns:w15="http://schemas.microsoft.com/office/word/2012/wordml" xmlns:wpg="http://schemas.microsoft.com/office/word/2010/wordprocessingGroup" xmlns:wpi="http://schemas.microsoft.com/office/word/2010/wordprocessingInk" xmlns:wne="http://schemas.microsoft.com/office/word/2006/wordml" xmlns:wps="http://schemas.microsoft.com/office/word/2010/wordprocessingShape" xmlns:wpsCustomData="http://www.wps.cn/officeDocument/2013/wpsCustomData" mc:Ignorable="w14 w15 wp14">
+<w:ftr xmlns:wpc="http://schemas.microsoft.com/office/word/2010/wordprocessingCanvas" xmlns:mc="http://schemas.openxmlformats.org/markup-compatibility/2006" xmlns:o="urn:schemas-microsoft-com:office:office" xmlns:r="http://schemas.openxmlformats.org/officeDocument/2006/relationships" xmlns:m="http://schemas.openxmlformats.org/officeDocument/2006/math" xmlns:v="urn:schemas-microsoft-com:vml" xmlns:wp14="http://schemas.microsoft.com/office/word/2010/wordprocessingDrawing" xmlns:wp="http://schemas.openxmlformats.org/drawingml/2006/wordprocessingDrawing" xmlns:w10="urn:schemas-microsoft-com:office:word" xmlns:w="http://schemas.openxmlformats.org/wordprocessingml/2006/main" xmlns:w14="http://schemas.microsoft.com/office/word/2010/wordml" xmlns:w15="http://schemas.microsoft.com/office/word/2012/wordml" xmlns:wne="http://schemas.microsoft.com/office/word/2006/wordml" xmlns:wpg="http://schemas.microsoft.com/office/word/2010/wordprocessingGroup" xmlns:wpi="http://schemas.microsoft.com/office/word/2010/wordprocessingInk" xmlns:wps="http://schemas.microsoft.com/office/word/2010/wordprocessingShape" mc:Ignorable="w14 w15 wp14">
   <w:p>
     <w:pPr>
-      <w:pStyle w:val="7"/>
+      <w:pStyle w:val="Footer"/>
     </w:pPr>
     <w:r>
       <w:rPr>
         <w:sz w:val="18"/>
       </w:rPr>
-      <mc:AlternateContent>
-        <mc:Choice Requires="wps">
-          <w:drawing>
-            <wp:anchor distT="0" distB="0" distL="114300" distR="114300" simplePos="0" relativeHeight="251659264" behindDoc="0" locked="0" layoutInCell="1" allowOverlap="1">
-              <wp:simplePos x="0" y="0"/>
-              <wp:positionH relativeFrom="margin">
-                <wp:align>center</wp:align>
-              </wp:positionH>
-              <wp:positionV relativeFrom="paragraph">
-                <wp:posOffset>0</wp:posOffset>
-              </wp:positionV>
-              <wp:extent cx="1828800" cy="1828800"/>
-              <wp:effectExtent l="0" t="0" r="0" b="0"/>
-              <wp:wrapNone/>
-              <wp:docPr id="2" name="文本框 2"/>
-              <wp:cNvGraphicFramePr/>
-              <a:graphic xmlns:a="http://schemas.openxmlformats.org/drawingml/2006/main">
-                <a:graphicData uri="http://schemas.microsoft.com/office/word/2010/wordprocessingShape">
-                  <wps:wsp>
-                    <wps:cNvSpPr txBox="1"/>
-                    <wps:spPr>
-                      <a:xfrm>
-                        <a:off x="0" y="0"/>
-                        <a:ext cx="1828800" cy="1828800"/>
-                      </a:xfrm>
-                      <a:prstGeom prst="rect">
-                        <a:avLst/>
-                      </a:prstGeom>
-                      <a:noFill/>
-                      <a:ln w="6350">
-                        <a:noFill/>
-                      </a:ln>
-                      <a:extLst>
-                        <a:ext uri="{909E8E84-426E-40DD-AFC4-6F175D3DCCD1}">
-                          <a14:hiddenFill xmlns:a14="http://schemas.microsoft.com/office/drawing/2010/main">
-                            <a:solidFill>
-                              <a:schemeClr val="lt1"/>
-                            </a:solidFill>
-                          </a14:hiddenFill>
-                        </a:ext>
-                        <a:ext uri="{91240B29-F687-4F45-9708-019B960494DF}">
-                          <a14:hiddenLine xmlns:a14="http://schemas.microsoft.com/office/drawing/2010/main" w="6350">
-                            <a:solidFill>
-                              <a:prstClr val="black"/>
-                            </a:solidFill>
-                          </a14:hiddenLine>
-                        </a:ext>
-                      </a:extLst>
-                    </wps:spPr>
-                    <wps:style>
-                      <a:lnRef idx="0">
-                        <a:schemeClr val="accent1"/>
-                      </a:lnRef>
-                      <a:fillRef idx="0">
-                        <a:schemeClr val="accent1"/>
-                      </a:fillRef>
-                      <a:effectRef idx="0">
-                        <a:schemeClr val="accent1"/>
-                      </a:effectRef>
-                      <a:fontRef idx="minor">
-                        <a:schemeClr val="dk1"/>
-                      </a:fontRef>
-                    </wps:style>
-                    <wps:txbx>
-                      <w:txbxContent>
-                        <w:p>
-                          <w:pPr>
-                            <w:pStyle w:val="7"/>
-                            <w:rPr>
-                              <w:rFonts w:hint="eastAsia" w:eastAsia="宋体"/>
-                              <w:lang w:eastAsia="zh-CN"/>
-                            </w:rPr>
-                          </w:pPr>
-                          <w:r>
-                            <w:rPr>
-                              <w:rFonts w:hint="eastAsia"/>
-                              <w:lang w:eastAsia="zh-CN"/>
-                            </w:rPr>
-                            <w:fldChar w:fldCharType="begin"/>
-                          </w:r>
-                          <w:r>
-                            <w:rPr>
-                              <w:rFonts w:hint="eastAsia"/>
-                              <w:lang w:eastAsia="zh-CN"/>
-                            </w:rPr>
-                            <w:instrText xml:space="preserve"> PAGE  \* MERGEFORMAT </w:instrText>
-                          </w:r>
-                          <w:r>
-                            <w:rPr>
-                              <w:rFonts w:hint="eastAsia"/>
-                              <w:lang w:eastAsia="zh-CN"/>
-                            </w:rPr>
-                            <w:fldChar w:fldCharType="separate"/>
-                          </w:r>
-                          <w:r>
-                            <w:rPr>
-                              <w:rFonts w:hint="eastAsia"/>
-                              <w:lang w:eastAsia="zh-CN"/>
-                            </w:rPr>
-                            <w:t>1</w:t>
-                          </w:r>
-                          <w:r>
-                            <w:rPr>
-                              <w:rFonts w:hint="eastAsia"/>
-                              <w:lang w:eastAsia="zh-CN"/>
-                            </w:rPr>
-                            <w:fldChar w:fldCharType="end"/>
-                          </w:r>
-                        </w:p>
-                      </w:txbxContent>
-                    </wps:txbx>
-                    <wps:bodyPr rot="0" spcFirstLastPara="0" vertOverflow="overflow" horzOverflow="overflow" vert="horz" wrap="none" lIns="0" tIns="0" rIns="0" bIns="0" numCol="1" spcCol="0" rtlCol="0" fromWordArt="0" anchor="t" anchorCtr="0" forceAA="0" upright="0" compatLnSpc="1">
-                      <a:spAutoFit/>
-                    </wps:bodyPr>
-                  </wps:wsp>
-                </a:graphicData>
-              </a:graphic>
-            </wp:anchor>
-          </w:drawing>
-        </mc:Choice>
-        <mc:Fallback>
-          <w:pict>
-            <v:shape id="_x0000_s1026" o:spid="_x0000_s1026" o:spt="202" type="#_x0000_t202" style="position:absolute;left:0pt;margin-top:0pt;height:144pt;width:144pt;mso-position-horizontal:center;mso-position-horizontal-relative:margin;mso-wrap-style:none;z-index:251659264;mso-width-relative:page;mso-height-relative:page;" filled="f" stroked="f" coordsize="21600,21600" o:gfxdata="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">
-              <v:fill on="f" focussize="0,0"/>
-              <v:stroke on="f" weight="0.5pt"/>
-              <v:imagedata o:title=""/>
-              <o:lock v:ext="edit" aspectratio="f"/>
-              <v:textbox inset="0mm,0mm,0mm,0mm" style="mso-fit-shape-to-text:t;">
-                <w:txbxContent>
-                  <w:p>
-                    <w:pPr>
-                      <w:pStyle w:val="7"/>
-                      <w:rPr>
-                        <w:rFonts w:hint="eastAsia" w:eastAsia="宋体"/>
-                        <w:lang w:eastAsia="zh-CN"/>
-                      </w:rPr>
-                    </w:pPr>
-                    <w:r>
-                      <w:rPr>
-                        <w:rFonts w:hint="eastAsia"/>
-                        <w:lang w:eastAsia="zh-CN"/>
-                      </w:rPr>
-                      <w:fldChar w:fldCharType="begin"/>
-                    </w:r>
-                    <w:r>
-                      <w:rPr>
-                        <w:rFonts w:hint="eastAsia"/>
-                        <w:lang w:eastAsia="zh-CN"/>
-                      </w:rPr>
-                      <w:instrText xml:space="preserve"> PAGE  \* MERGEFORMAT </w:instrText>
-                    </w:r>
-                    <w:r>
-                      <w:rPr>
-                        <w:rFonts w:hint="eastAsia"/>
-                        <w:lang w:eastAsia="zh-CN"/>
-                      </w:rPr>
-                      <w:fldChar w:fldCharType="separate"/>
-                    </w:r>
-                    <w:r>
-                      <w:rPr>
-                        <w:rFonts w:hint="eastAsia"/>
-                        <w:lang w:eastAsia="zh-CN"/>
-                      </w:rPr>
-                      <w:t>1</w:t>
-                    </w:r>
-                    <w:r>
-                      <w:rPr>
-                        <w:rFonts w:hint="eastAsia"/>
-                        <w:lang w:eastAsia="zh-CN"/>
-                      </w:rPr>
-                      <w:fldChar w:fldCharType="end"/>
-                    </w:r>
-                  </w:p>
-                </w:txbxContent>
-              </v:textbox>
-            </v:shape>
-          </w:pict>
-        </mc:Fallback>
-      </mc:AlternateContent>
+      <w:pict>
+        <v:shapetype id="_x0000_t202" coordsize="21600,21600" o:spt="202" path="m,l,21600r21600,l21600,xe">
+          <v:stroke joinstyle="miter"/>
+          <v:path gradientshapeok="t" o:connecttype="rect"/>
+        </v:shapetype>
+        <v:shape id="_x0000_s1026" o:spid="_x0000_s2050" type="#_x0000_t202" style="height:2in;margin-left:0;margin-top:0;mso-height-relative:page;mso-position-horizontal:center;mso-position-horizontal-relative:margin;mso-width-relative:page;mso-wrap-style:none;position:absolute;width:2in;z-index:251659264" coordsize="21600,21600" filled="f" stroked="f">
+          <o:lock v:ext="edit" aspectratio="f"/>
+          <v:textbox style="mso-fit-shape-to-text:t" inset="0,0,0,0">
+            <w:txbxContent>
+              <w:p>
+                <w:pPr>
+                  <w:pStyle w:val="Footer"/>
+                  <w:rPr>
+                    <w:rFonts w:eastAsia="宋体" w:hint="eastAsia"/>
+                    <w:lang w:eastAsia="zh-CN"/>
+                  </w:rPr>
+                </w:pPr>
+                <w:r>
+                  <w:rPr>
+                    <w:rFonts w:hint="eastAsia"/>
+                    <w:lang w:eastAsia="zh-CN"/>
+                  </w:rPr>
+                  <w:fldChar w:fldCharType="begin"/>
+                </w:r>
+                <w:r>
+                  <w:rPr>
+                    <w:rFonts w:hint="eastAsia"/>
+                    <w:lang w:eastAsia="zh-CN"/>
+                  </w:rPr>
+                  <w:instrText xml:space="preserve"> PAGE  \* MERGEFORMAT </w:instrText>
+                </w:r>
+                <w:r>
+                  <w:rPr>
+                    <w:rFonts w:hint="eastAsia"/>
+                    <w:lang w:eastAsia="zh-CN"/>
+                  </w:rPr>
+                  <w:fldChar w:fldCharType="separate"/>
+                </w:r>
+                <w:r>
+                  <w:rPr>
+                    <w:rFonts w:hint="eastAsia"/>
+                    <w:lang w:eastAsia="zh-CN"/>
+                  </w:rPr>
+                  <w:t>1</w:t>
+                </w:r>
+                <w:r>
+                  <w:rPr>
+                    <w:rFonts w:hint="eastAsia"/>
+                    <w:lang w:eastAsia="zh-CN"/>
+                  </w:rPr>
+                  <w:fldChar w:fldCharType="end"/>
+                </w:r>
+              </w:p>
+            </w:txbxContent>
+          </v:textbox>
+        </v:shape>
+      </w:pict>
     </w:r>
   </w:p>
 </w:ftr>
 </file>
 
 <file path=word/header1.xml><?xml version="1.0" encoding="utf-8"?>
-<w:hdr xmlns:wpc="http://schemas.microsoft.com/office/word/2010/wordprocessingCanvas" xmlns:mc="http://schemas.openxmlformats.org/markup-compatibility/2006" xmlns:o="urn:schemas-microsoft-com:office:office" xmlns:r="http://schemas.openxmlformats.org/officeDocument/2006/relationships" xmlns:m="http://schemas.openxmlformats.org/officeDocument/2006/math" xmlns:v="urn:schemas-microsoft-com:vml" xmlns:wp14="http://schemas.microsoft.com/office/word/2010/wordprocessingDrawing" xmlns:wp="http://schemas.openxmlformats.org/drawingml/2006/wordprocessingDrawing" xmlns:w10="urn:schemas-microsoft-com:office:word" xmlns:w="http://schemas.openxmlformats.org/wordprocessingml/2006/main" xmlns:w14="http://schemas.microsoft.com/office/word/2010/wordml" xmlns:w15="http://schemas.microsoft.com/office/word/2012/wordml" xmlns:wpg="http://schemas.microsoft.com/office/word/2010/wordprocessingGroup" xmlns:wpi="http://schemas.microsoft.com/office/word/2010/wordprocessingInk" xmlns:wne="http://schemas.microsoft.com/office/word/2006/wordml" xmlns:wps="http://schemas.microsoft.com/office/word/2010/wordprocessingShape" xmlns:wpsCustomData="http://www.wps.cn/officeDocument/2013/wpsCustomData" mc:Ignorable="w14 w15 wp14">
+<w:hdr xmlns:wpc="http://schemas.microsoft.com/office/word/2010/wordprocessingCanvas" xmlns:mc="http://schemas.openxmlformats.org/markup-compatibility/2006" xmlns:o="urn:schemas-microsoft-com:office:office" xmlns:r="http://schemas.openxmlformats.org/officeDocument/2006/relationships" xmlns:m="http://schemas.openxmlformats.org/officeDocument/2006/math" xmlns:v="urn:schemas-microsoft-com:vml" xmlns:wp14="http://schemas.microsoft.com/office/word/2010/wordprocessingDrawing" xmlns:wp="http://schemas.openxmlformats.org/drawingml/2006/wordprocessingDrawing" xmlns:w10="urn:schemas-microsoft-com:office:word" xmlns:w="http://schemas.openxmlformats.org/wordprocessingml/2006/main" xmlns:w14="http://schemas.microsoft.com/office/word/2010/wordml" xmlns:w15="http://schemas.microsoft.com/office/word/2012/wordml" xmlns:wne="http://schemas.microsoft.com/office/word/2006/wordml" xmlns:wpg="http://schemas.microsoft.com/office/word/2010/wordprocessingGroup" xmlns:wpi="http://schemas.microsoft.com/office/word/2010/wordprocessingInk" xmlns:wps="http://schemas.microsoft.com/office/word/2010/wordprocessingShape" mc:Ignorable="w14 w15 wp14">
   <w:p>
     <w:pPr>
-      <w:pStyle w:val="8"/>
+      <w:pStyle w:val="Header"/>
       <w:pBdr>
-        <w:bottom w:val="single" w:color="auto" w:sz="4" w:space="0"/>
+        <w:bottom w:val="single" w:sz="4" w:space="0" w:color="auto"/>
       </w:pBdr>
       <w:jc w:val="center"/>
       <w:rPr>
-        <w:rFonts w:hint="eastAsia" w:eastAsia="宋体"/>
+        <w:rFonts w:eastAsia="宋体" w:hint="eastAsia"/>
         <w:sz w:val="21"/>
         <w:szCs w:val="21"/>
         <w:lang w:eastAsia="zh-CN"/>
@@ -10360,23 +10088,23 @@
         <w:szCs w:val="21"/>
         <w:lang w:eastAsia="zh-CN"/>
       </w:rPr>
-      <w:t>青岛九邮信息技术有限公司</w:t>
+      <w:t>南京航之舟数字科技有限公司</w:t>
     </w:r>
   </w:p>
 </w:hdr>
 </file>
 
 <file path=word/header2.xml><?xml version="1.0" encoding="utf-8"?>
-<w:hdr xmlns:wpc="http://schemas.microsoft.com/office/word/2010/wordprocessingCanvas" xmlns:mc="http://schemas.openxmlformats.org/markup-compatibility/2006" xmlns:o="urn:schemas-microsoft-com:office:office" xmlns:r="http://schemas.openxmlformats.org/officeDocument/2006/relationships" xmlns:m="http://schemas.openxmlformats.org/officeDocument/2006/math" xmlns:v="urn:schemas-microsoft-com:vml" xmlns:wp14="http://schemas.microsoft.com/office/word/2010/wordprocessingDrawing" xmlns:wp="http://schemas.openxmlformats.org/drawingml/2006/wordprocessingDrawing" xmlns:w10="urn:schemas-microsoft-com:office:word" xmlns:w="http://schemas.openxmlformats.org/wordprocessingml/2006/main" xmlns:w14="http://schemas.microsoft.com/office/word/2010/wordml" xmlns:w15="http://schemas.microsoft.com/office/word/2012/wordml" xmlns:wpg="http://schemas.microsoft.com/office/word/2010/wordprocessingGroup" xmlns:wpi="http://schemas.microsoft.com/office/word/2010/wordprocessingInk" xmlns:wne="http://schemas.microsoft.com/office/word/2006/wordml" xmlns:wps="http://schemas.microsoft.com/office/word/2010/wordprocessingShape" xmlns:wpsCustomData="http://www.wps.cn/officeDocument/2013/wpsCustomData" mc:Ignorable="w14 w15 wp14">
+<w:hdr xmlns:wpc="http://schemas.microsoft.com/office/word/2010/wordprocessingCanvas" xmlns:mc="http://schemas.openxmlformats.org/markup-compatibility/2006" xmlns:o="urn:schemas-microsoft-com:office:office" xmlns:r="http://schemas.openxmlformats.org/officeDocument/2006/relationships" xmlns:m="http://schemas.openxmlformats.org/officeDocument/2006/math" xmlns:v="urn:schemas-microsoft-com:vml" xmlns:wp14="http://schemas.microsoft.com/office/word/2010/wordprocessingDrawing" xmlns:wp="http://schemas.openxmlformats.org/drawingml/2006/wordprocessingDrawing" xmlns:w10="urn:schemas-microsoft-com:office:word" xmlns:w="http://schemas.openxmlformats.org/wordprocessingml/2006/main" xmlns:w14="http://schemas.microsoft.com/office/word/2010/wordml" xmlns:w15="http://schemas.microsoft.com/office/word/2012/wordml" xmlns:wne="http://schemas.microsoft.com/office/word/2006/wordml" xmlns:wpg="http://schemas.microsoft.com/office/word/2010/wordprocessingGroup" xmlns:wpi="http://schemas.microsoft.com/office/word/2010/wordprocessingInk" xmlns:wps="http://schemas.microsoft.com/office/word/2010/wordprocessingShape" mc:Ignorable="w14 w15 wp14">
   <w:p>
     <w:pPr>
-      <w:pStyle w:val="8"/>
+      <w:pStyle w:val="Header"/>
       <w:pBdr>
-        <w:bottom w:val="single" w:color="auto" w:sz="4" w:space="0"/>
+        <w:bottom w:val="single" w:sz="4" w:space="0" w:color="auto"/>
       </w:pBdr>
       <w:jc w:val="center"/>
       <w:rPr>
-        <w:rFonts w:hint="eastAsia" w:eastAsia="宋体"/>
+        <w:rFonts w:eastAsia="宋体" w:hint="eastAsia"/>
         <w:sz w:val="21"/>
         <w:szCs w:val="21"/>
         <w:lang w:val="en-US" w:eastAsia="zh-CN"/>
@@ -10389,22 +10117,22 @@
         <w:szCs w:val="21"/>
         <w:lang w:val="en-US" w:eastAsia="zh-CN"/>
       </w:rPr>
-      <w:t>青岛九邮信息技术有限公司</w:t>
+      <w:t>南京航之舟数字科技有限公司</w:t>
     </w:r>
   </w:p>
 </w:hdr>
 </file>
 
 <file path=word/numbering.xml><?xml version="1.0" encoding="utf-8"?>
-<w:numbering xmlns:wpc="http://schemas.microsoft.com/office/word/2010/wordprocessingCanvas" xmlns:mc="http://schemas.openxmlformats.org/markup-compatibility/2006" xmlns:o="urn:schemas-microsoft-com:office:office" xmlns:r="http://schemas.openxmlformats.org/officeDocument/2006/relationships" xmlns:m="http://schemas.openxmlformats.org/officeDocument/2006/math" xmlns:v="urn:schemas-microsoft-com:vml" xmlns:wp14="http://schemas.microsoft.com/office/word/2010/wordprocessingDrawing" xmlns:wp="http://schemas.openxmlformats.org/drawingml/2006/wordprocessingDrawing" xmlns:w10="urn:schemas-microsoft-com:office:word" xmlns:w="http://schemas.openxmlformats.org/wordprocessingml/2006/main" xmlns:w14="http://schemas.microsoft.com/office/word/2010/wordml" xmlns:wpg="http://schemas.microsoft.com/office/word/2010/wordprocessingGroup" xmlns:wpi="http://schemas.microsoft.com/office/word/2010/wordprocessingInk" xmlns:wne="http://schemas.microsoft.com/office/word/2006/wordml" xmlns:wps="http://schemas.microsoft.com/office/word/2010/wordprocessingShape" mc:Ignorable="w14 wp14">
+<w:numbering xmlns:wpc="http://schemas.microsoft.com/office/word/2010/wordprocessingCanvas" xmlns:mc="http://schemas.openxmlformats.org/markup-compatibility/2006" xmlns:o="urn:schemas-microsoft-com:office:office" xmlns:r="http://schemas.openxmlformats.org/officeDocument/2006/relationships" xmlns:m="http://schemas.openxmlformats.org/officeDocument/2006/math" xmlns:v="urn:schemas-microsoft-com:vml" xmlns:wp14="http://schemas.microsoft.com/office/word/2010/wordprocessingDrawing" xmlns:wp="http://schemas.openxmlformats.org/drawingml/2006/wordprocessingDrawing" xmlns:w10="urn:schemas-microsoft-com:office:word" xmlns:w="http://schemas.openxmlformats.org/wordprocessingml/2006/main" xmlns:w14="http://schemas.microsoft.com/office/word/2010/wordml" xmlns:w15="http://schemas.microsoft.com/office/word/2012/wordml" xmlns:wne="http://schemas.microsoft.com/office/word/2006/wordml" xmlns:wpg="http://schemas.microsoft.com/office/word/2010/wordprocessingGroup" xmlns:wpi="http://schemas.microsoft.com/office/word/2010/wordprocessingInk" xmlns:wps="http://schemas.microsoft.com/office/word/2010/wordprocessingShape" mc:Ignorable="w14 w15 wp14">
   <w:abstractNum w:abstractNumId="0">
     <w:nsid w:val="00000003"/>
     <w:multiLevelType w:val="multilevel"/>
     <w:tmpl w:val="00000003"/>
-    <w:lvl w:ilvl="0" w:tentative="0">
+    <w:lvl w:ilvl="0">
       <w:start w:val="1"/>
       <w:numFmt w:val="decimal"/>
-      <w:pStyle w:val="2"/>
+      <w:pStyle w:val="Heading1"/>
       <w:lvlText w:val="%1"/>
       <w:lvlJc w:val="left"/>
       <w:pPr>
@@ -10414,7 +10142,7 @@
         <w:ind w:left="432" w:hanging="432"/>
       </w:pPr>
     </w:lvl>
-    <w:lvl w:ilvl="1" w:tentative="0">
+    <w:lvl w:ilvl="1">
       <w:start w:val="1"/>
       <w:numFmt w:val="decimal"/>
       <w:lvlText w:val="%1.%2"/>
@@ -10426,7 +10154,7 @@
         <w:ind w:left="576" w:hanging="576"/>
       </w:pPr>
     </w:lvl>
-    <w:lvl w:ilvl="2" w:tentative="0">
+    <w:lvl w:ilvl="2">
       <w:start w:val="1"/>
       <w:numFmt w:val="decimal"/>
       <w:lvlText w:val="%1.%2.%3"/>
@@ -10438,7 +10166,7 @@
         <w:ind w:left="720" w:hanging="720"/>
       </w:pPr>
     </w:lvl>
-    <w:lvl w:ilvl="3" w:tentative="0">
+    <w:lvl w:ilvl="3">
       <w:start w:val="1"/>
       <w:numFmt w:val="decimal"/>
       <w:lvlText w:val="%1.%2.%3.%4"/>
@@ -10450,7 +10178,7 @@
         <w:ind w:left="864" w:hanging="864"/>
       </w:pPr>
     </w:lvl>
-    <w:lvl w:ilvl="4" w:tentative="0">
+    <w:lvl w:ilvl="4">
       <w:start w:val="1"/>
       <w:numFmt w:val="decimal"/>
       <w:lvlText w:val="%1.%2.%3.%4.%5"/>
@@ -10462,7 +10190,7 @@
         <w:ind w:left="1008" w:hanging="1008"/>
       </w:pPr>
     </w:lvl>
-    <w:lvl w:ilvl="5" w:tentative="0">
+    <w:lvl w:ilvl="5">
       <w:start w:val="1"/>
       <w:numFmt w:val="decimal"/>
       <w:lvlText w:val="%1.%2.%3.%4.%5.%6"/>
@@ -10474,7 +10202,7 @@
         <w:ind w:left="1152" w:hanging="1152"/>
       </w:pPr>
     </w:lvl>
-    <w:lvl w:ilvl="6" w:tentative="0">
+    <w:lvl w:ilvl="6">
       <w:start w:val="1"/>
       <w:numFmt w:val="decimal"/>
       <w:lvlText w:val="%1.%2.%3.%4.%5.%6.%7"/>
@@ -10486,7 +10214,7 @@
         <w:ind w:left="1296" w:hanging="1296"/>
       </w:pPr>
     </w:lvl>
-    <w:lvl w:ilvl="7" w:tentative="0">
+    <w:lvl w:ilvl="7">
       <w:start w:val="1"/>
       <w:numFmt w:val="decimal"/>
       <w:lvlText w:val="%1.%2.%3.%4.%5.%6.%7.%8"/>
@@ -10498,7 +10226,7 @@
         <w:ind w:left="1440" w:hanging="1440"/>
       </w:pPr>
     </w:lvl>
-    <w:lvl w:ilvl="8" w:tentative="0">
+    <w:lvl w:ilvl="8">
       <w:start w:val="1"/>
       <w:numFmt w:val="decimal"/>
       <w:lvlText w:val="%1.%2.%3.%4.%5.%6.%7.%8.%9"/>
@@ -10515,7 +10243,7 @@
     <w:nsid w:val="00000004"/>
     <w:multiLevelType w:val="singleLevel"/>
     <w:tmpl w:val="00000004"/>
-    <w:lvl w:ilvl="0" w:tentative="0">
+    <w:lvl w:ilvl="0">
       <w:start w:val="1"/>
       <w:numFmt w:val="decimal"/>
       <w:suff w:val="nothing"/>
@@ -10533,287 +10261,289 @@
 </file>
 
 <file path=word/styles.xml><?xml version="1.0" encoding="utf-8"?>
-<w:styles xmlns:mc="http://schemas.openxmlformats.org/markup-compatibility/2006" xmlns:o="urn:schemas-microsoft-com:office:office" xmlns:r="http://schemas.openxmlformats.org/officeDocument/2006/relationships" xmlns:m="http://schemas.openxmlformats.org/officeDocument/2006/math" xmlns:v="urn:schemas-microsoft-com:vml" xmlns:w="http://schemas.openxmlformats.org/wordprocessingml/2006/main" xmlns:w14="http://schemas.microsoft.com/office/word/2010/wordml" xmlns:w10="urn:schemas-microsoft-com:office:word" xmlns:sl="http://schemas.openxmlformats.org/schemaLibrary/2006/main" mc:Ignorable="w14">
+<w:styles xmlns:mc="http://schemas.openxmlformats.org/markup-compatibility/2006" xmlns:r="http://schemas.openxmlformats.org/officeDocument/2006/relationships" xmlns:w="http://schemas.openxmlformats.org/wordprocessingml/2006/main" xmlns:w14="http://schemas.microsoft.com/office/word/2010/wordml" xmlns:w15="http://schemas.microsoft.com/office/word/2012/wordml" mc:Ignorable="w14 w15">
   <w:docDefaults>
     <w:rPrDefault>
       <w:rPr>
-        <w:rFonts w:ascii="Calibri" w:hAnsi="Calibri" w:eastAsia="宋体" w:cs="Times New Roman"/>
+        <w:rFonts w:ascii="Calibri" w:eastAsia="宋体" w:hAnsi="Calibri" w:cs="Times New Roman"/>
       </w:rPr>
     </w:rPrDefault>
+    <w:pPrDefault>
+      <w:pPr>
+        <w:spacing w:after="200" w:line="276" w:lineRule="auto"/>
+      </w:pPr>
+    </w:pPrDefault>
   </w:docDefaults>
-  <w:latentStyles w:count="260" w:defQFormat="0" w:defUnhideWhenUsed="1" w:defSemiHidden="1" w:defUIPriority="99" w:defLockedState="0">
-    <w:lsdException w:qFormat="1" w:unhideWhenUsed="0" w:uiPriority="0" w:semiHidden="0" w:name="Normal"/>
-    <w:lsdException w:qFormat="1" w:unhideWhenUsed="0" w:uiPriority="0" w:semiHidden="0" w:name="heading 1"/>
-    <w:lsdException w:qFormat="1" w:uiPriority="9" w:name="heading 2"/>
-    <w:lsdException w:qFormat="1" w:uiPriority="9" w:name="heading 3"/>
-    <w:lsdException w:qFormat="1" w:uiPriority="9" w:name="heading 4"/>
-    <w:lsdException w:qFormat="1" w:uiPriority="9" w:name="heading 5"/>
-    <w:lsdException w:qFormat="1" w:uiPriority="9" w:name="heading 6"/>
-    <w:lsdException w:qFormat="1" w:uiPriority="9" w:name="heading 7"/>
-    <w:lsdException w:qFormat="1" w:uiPriority="9" w:name="heading 8"/>
-    <w:lsdException w:qFormat="1" w:uiPriority="9" w:name="heading 9"/>
-    <w:lsdException w:uiPriority="99" w:name="index 1"/>
-    <w:lsdException w:uiPriority="99" w:name="index 2"/>
-    <w:lsdException w:uiPriority="99" w:name="index 3"/>
-    <w:lsdException w:uiPriority="99" w:name="index 4"/>
-    <w:lsdException w:uiPriority="99" w:name="index 5"/>
-    <w:lsdException w:uiPriority="99" w:name="index 6"/>
-    <w:lsdException w:uiPriority="99" w:name="index 7"/>
-    <w:lsdException w:uiPriority="99" w:name="index 8"/>
-    <w:lsdException w:uiPriority="99" w:name="index 9"/>
-    <w:lsdException w:qFormat="1" w:uiPriority="39" w:semiHidden="0" w:name="toc 1"/>
-    <w:lsdException w:qFormat="1" w:uiPriority="39" w:semiHidden="0" w:name="toc 2"/>
-    <w:lsdException w:qFormat="1" w:uiPriority="39" w:semiHidden="0" w:name="toc 3"/>
-    <w:lsdException w:uiPriority="39" w:name="toc 4"/>
-    <w:lsdException w:uiPriority="39" w:name="toc 5"/>
-    <w:lsdException w:uiPriority="39" w:name="toc 6"/>
-    <w:lsdException w:uiPriority="39" w:name="toc 7"/>
-    <w:lsdException w:uiPriority="39" w:name="toc 8"/>
-    <w:lsdException w:uiPriority="39" w:name="toc 9"/>
-    <w:lsdException w:uiPriority="99" w:name="Normal Indent"/>
-    <w:lsdException w:uiPriority="99" w:name="footnote text"/>
-    <w:lsdException w:qFormat="1" w:uiPriority="99" w:semiHidden="0" w:name="annotation text"/>
-    <w:lsdException w:qFormat="1" w:unhideWhenUsed="0" w:uiPriority="0" w:semiHidden="0" w:name="header"/>
-    <w:lsdException w:qFormat="1" w:unhideWhenUsed="0" w:uiPriority="99" w:semiHidden="0" w:name="footer"/>
-    <w:lsdException w:uiPriority="99" w:name="index heading"/>
-    <w:lsdException w:qFormat="1" w:uiPriority="35" w:name="caption"/>
-    <w:lsdException w:uiPriority="99" w:name="table of figures"/>
-    <w:lsdException w:uiPriority="99" w:name="envelope address"/>
-    <w:lsdException w:uiPriority="99" w:name="envelope return"/>
-    <w:lsdException w:uiPriority="99" w:name="footnote reference"/>
-    <w:lsdException w:qFormat="1" w:uiPriority="99" w:semiHidden="0" w:name="annotation reference"/>
-    <w:lsdException w:uiPriority="99" w:name="line number"/>
-    <w:lsdException w:uiPriority="99" w:name="page number"/>
-    <w:lsdException w:uiPriority="99" w:name="endnote reference"/>
-    <w:lsdException w:uiPriority="99" w:name="endnote text"/>
-    <w:lsdException w:uiPriority="99" w:name="table of authorities"/>
-    <w:lsdException w:uiPriority="99" w:name="macro"/>
-    <w:lsdException w:uiPriority="99" w:name="toa heading"/>
-    <w:lsdException w:uiPriority="99" w:name="List"/>
-    <w:lsdException w:uiPriority="99" w:name="List Bullet"/>
-    <w:lsdException w:uiPriority="99" w:name="List Number"/>
-    <w:lsdException w:uiPriority="99" w:name="List 2"/>
-    <w:lsdException w:uiPriority="99" w:name="List 3"/>
-    <w:lsdException w:uiPriority="99" w:name="List 4"/>
-    <w:lsdException w:uiPriority="99" w:name="List 5"/>
-    <w:lsdException w:uiPriority="99" w:name="List Bullet 2"/>
-    <w:lsdException w:uiPriority="99" w:name="List Bullet 3"/>
-    <w:lsdException w:uiPriority="99" w:name="List Bullet 4"/>
-    <w:lsdException w:uiPriority="99" w:name="List Bullet 5"/>
-    <w:lsdException w:uiPriority="99" w:name="List Number 2"/>
-    <w:lsdException w:uiPriority="99" w:name="List Number 3"/>
-    <w:lsdException w:uiPriority="99" w:name="List Number 4"/>
-    <w:lsdException w:uiPriority="99" w:name="List Number 5"/>
-    <w:lsdException w:qFormat="1" w:unhideWhenUsed="0" w:uiPriority="10" w:semiHidden="0" w:name="Title"/>
-    <w:lsdException w:uiPriority="99" w:name="Closing"/>
-    <w:lsdException w:uiPriority="99" w:name="Signature"/>
-    <w:lsdException w:qFormat="1" w:uiPriority="1" w:semiHidden="0" w:name="Default Paragraph Font"/>
-    <w:lsdException w:uiPriority="99" w:name="Body Text"/>
-    <w:lsdException w:uiPriority="99" w:name="Body Text Indent"/>
-    <w:lsdException w:uiPriority="99" w:name="List Continue"/>
-    <w:lsdException w:uiPriority="99" w:name="List Continue 2"/>
-    <w:lsdException w:uiPriority="99" w:name="List Continue 3"/>
-    <w:lsdException w:uiPriority="99" w:name="List Continue 4"/>
-    <w:lsdException w:uiPriority="99" w:name="List Continue 5"/>
-    <w:lsdException w:uiPriority="99" w:name="Message Header"/>
-    <w:lsdException w:qFormat="1" w:unhideWhenUsed="0" w:uiPriority="11" w:semiHidden="0" w:name="Subtitle"/>
-    <w:lsdException w:uiPriority="99" w:name="Salutation"/>
-    <w:lsdException w:uiPriority="99" w:name="Date"/>
-    <w:lsdException w:uiPriority="99" w:name="Body Text First Indent"/>
-    <w:lsdException w:uiPriority="99" w:name="Body Text First Indent 2"/>
-    <w:lsdException w:uiPriority="99" w:name="Note Heading"/>
-    <w:lsdException w:uiPriority="99" w:name="Body Text 2"/>
-    <w:lsdException w:uiPriority="99" w:name="Body Text 3"/>
-    <w:lsdException w:uiPriority="99" w:name="Body Text Indent 2"/>
-    <w:lsdException w:uiPriority="99" w:name="Body Text Indent 3"/>
-    <w:lsdException w:uiPriority="99" w:name="Block Text"/>
-    <w:lsdException w:qFormat="1" w:uiPriority="99" w:semiHidden="0" w:name="Hyperlink"/>
-    <w:lsdException w:uiPriority="99" w:name="FollowedHyperlink"/>
-    <w:lsdException w:qFormat="1" w:unhideWhenUsed="0" w:uiPriority="22" w:semiHidden="0" w:name="Strong"/>
-    <w:lsdException w:qFormat="1" w:unhideWhenUsed="0" w:uiPriority="20" w:semiHidden="0" w:name="Emphasis"/>
-    <w:lsdException w:qFormat="1" w:uiPriority="99" w:semiHidden="0" w:name="Document Map"/>
-    <w:lsdException w:uiPriority="99" w:name="Plain Text"/>
-    <w:lsdException w:uiPriority="99" w:name="E-mail Signature"/>
-    <w:lsdException w:uiPriority="99" w:name="Normal (Web)"/>
-    <w:lsdException w:uiPriority="99" w:name="HTML Acronym"/>
-    <w:lsdException w:uiPriority="99" w:name="HTML Address"/>
-    <w:lsdException w:uiPriority="99" w:name="HTML Cite"/>
-    <w:lsdException w:uiPriority="99" w:name="HTML Code"/>
-    <w:lsdException w:uiPriority="99" w:name="HTML Definition"/>
-    <w:lsdException w:uiPriority="99" w:name="HTML Keyboard"/>
-    <w:lsdException w:uiPriority="99" w:name="HTML Preformatted"/>
-    <w:lsdException w:uiPriority="99" w:name="HTML Sample"/>
-    <w:lsdException w:uiPriority="99" w:name="HTML Typewriter"/>
-    <w:lsdException w:uiPriority="99" w:name="HTML Variable"/>
-    <w:lsdException w:qFormat="1" w:uiPriority="99" w:semiHidden="0" w:name="Normal Table"/>
-    <w:lsdException w:qFormat="1" w:uiPriority="99" w:semiHidden="0" w:name="annotation subject"/>
-    <w:lsdException w:uiPriority="99" w:name="Table Simple 1"/>
-    <w:lsdException w:uiPriority="99" w:name="Table Simple 2"/>
-    <w:lsdException w:uiPriority="99" w:name="Table Simple 3"/>
-    <w:lsdException w:uiPriority="99" w:name="Table Classic 1"/>
-    <w:lsdException w:uiPriority="99" w:name="Table Classic 2"/>
-    <w:lsdException w:uiPriority="99" w:name="Table Classic 3"/>
-    <w:lsdException w:uiPriority="99" w:name="Table Classic 4"/>
-    <w:lsdException w:uiPriority="99" w:name="Table Colorful 1"/>
-    <w:lsdException w:uiPriority="99" w:name="Table Colorful 2"/>
-    <w:lsdException w:uiPriority="99" w:name="Table Colorful 3"/>
-    <w:lsdException w:uiPriority="99" w:name="Table Columns 1"/>
-    <w:lsdException w:uiPriority="99" w:name="Table Columns 2"/>
-    <w:lsdException w:uiPriority="99" w:name="Table Columns 3"/>
-    <w:lsdException w:uiPriority="99" w:name="Table Columns 4"/>
-    <w:lsdException w:uiPriority="99" w:name="Table Columns 5"/>
-    <w:lsdException w:uiPriority="99" w:name="Table Grid 1"/>
-    <w:lsdException w:uiPriority="99" w:name="Table Grid 2"/>
-    <w:lsdException w:uiPriority="99" w:name="Table Grid 3"/>
-    <w:lsdException w:uiPriority="99" w:name="Table Grid 4"/>
-    <w:lsdException w:uiPriority="99" w:name="Table Grid 5"/>
-    <w:lsdException w:uiPriority="99" w:name="Table Grid 6"/>
-    <w:lsdException w:uiPriority="99" w:name="Table Grid 7"/>
-    <w:lsdException w:uiPriority="99" w:name="Table Grid 8"/>
-    <w:lsdException w:uiPriority="99" w:name="Table List 1"/>
-    <w:lsdException w:uiPriority="99" w:name="Table List 2"/>
-    <w:lsdException w:uiPriority="99" w:name="Table List 3"/>
-    <w:lsdException w:uiPriority="99" w:name="Table List 4"/>
-    <w:lsdException w:uiPriority="99" w:name="Table List 5"/>
-    <w:lsdException w:uiPriority="99" w:name="Table List 6"/>
-    <w:lsdException w:uiPriority="99" w:name="Table List 7"/>
-    <w:lsdException w:uiPriority="99" w:name="Table List 8"/>
-    <w:lsdException w:uiPriority="99" w:name="Table 3D effects 1"/>
-    <w:lsdException w:uiPriority="99" w:name="Table 3D effects 2"/>
-    <w:lsdException w:uiPriority="99" w:name="Table 3D effects 3"/>
-    <w:lsdException w:uiPriority="99" w:name="Table Contemporary"/>
-    <w:lsdException w:uiPriority="99" w:name="Table Elegant"/>
-    <w:lsdException w:uiPriority="99" w:name="Table Professional"/>
-    <w:lsdException w:uiPriority="99" w:name="Table Subtle 1"/>
-    <w:lsdException w:uiPriority="99" w:name="Table Subtle 2"/>
-    <w:lsdException w:uiPriority="99" w:name="Table Web 1"/>
-    <w:lsdException w:uiPriority="99" w:name="Table Web 2"/>
-    <w:lsdException w:uiPriority="99" w:name="Table Web 3"/>
-    <w:lsdException w:qFormat="1" w:uiPriority="99" w:semiHidden="0" w:name="Balloon Text"/>
-    <w:lsdException w:unhideWhenUsed="0" w:uiPriority="59" w:semiHidden="0" w:name="Table Grid"/>
-    <w:lsdException w:uiPriority="99" w:name="Table Theme"/>
-    <w:lsdException w:unhideWhenUsed="0" w:uiPriority="60" w:semiHidden="0" w:name="Light Shading"/>
-    <w:lsdException w:unhideWhenUsed="0" w:uiPriority="61" w:semiHidden="0" w:name="Light List"/>
-    <w:lsdException w:unhideWhenUsed="0" w:uiPriority="62" w:semiHidden="0" w:name="Light Grid"/>
-    <w:lsdException w:unhideWhenUsed="0" w:uiPriority="63" w:semiHidden="0" w:name="Medium Shading 1"/>
-    <w:lsdException w:unhideWhenUsed="0" w:uiPriority="64" w:semiHidden="0" w:name="Medium Shading 2"/>
-    <w:lsdException w:unhideWhenUsed="0" w:uiPriority="65" w:semiHidden="0" w:name="Medium List 1"/>
-    <w:lsdException w:unhideWhenUsed="0" w:uiPriority="66" w:semiHidden="0" w:name="Medium List 2"/>
-    <w:lsdException w:unhideWhenUsed="0" w:uiPriority="67" w:semiHidden="0" w:name="Medium Grid 1"/>
-    <w:lsdException w:unhideWhenUsed="0" w:uiPriority="68" w:semiHidden="0" w:name="Medium Grid 2"/>
-    <w:lsdException w:unhideWhenUsed="0" w:uiPriority="69" w:semiHidden="0" w:name="Medium Grid 3"/>
-    <w:lsdException w:unhideWhenUsed="0" w:uiPriority="70" w:semiHidden="0" w:name="Dark List"/>
-    <w:lsdException w:unhideWhenUsed="0" w:uiPriority="71" w:semiHidden="0" w:name="Colorful Shading"/>
-    <w:lsdException w:unhideWhenUsed="0" w:uiPriority="72" w:semiHidden="0" w:name="Colorful List"/>
-    <w:lsdException w:unhideWhenUsed="0" w:uiPriority="73" w:semiHidden="0" w:name="Colorful Grid"/>
-    <w:lsdException w:unhideWhenUsed="0" w:uiPriority="60" w:semiHidden="0" w:name="Light Shading Accent 1"/>
-    <w:lsdException w:unhideWhenUsed="0" w:uiPriority="61" w:semiHidden="0" w:name="Light List Accent 1"/>
-    <w:lsdException w:unhideWhenUsed="0" w:uiPriority="62" w:semiHidden="0" w:name="Light Grid Accent 1"/>
-    <w:lsdException w:unhideWhenUsed="0" w:uiPriority="63" w:semiHidden="0" w:name="Medium Shading 1 Accent 1"/>
-    <w:lsdException w:unhideWhenUsed="0" w:uiPriority="64" w:semiHidden="0" w:name="Medium Shading 2 Accent 1"/>
-    <w:lsdException w:unhideWhenUsed="0" w:uiPriority="65" w:semiHidden="0" w:name="Medium List 1 Accent 1"/>
-    <w:lsdException w:unhideWhenUsed="0" w:uiPriority="66" w:semiHidden="0" w:name="Medium List 2 Accent 1"/>
-    <w:lsdException w:unhideWhenUsed="0" w:uiPriority="67" w:semiHidden="0" w:name="Medium Grid 1 Accent 1"/>
-    <w:lsdException w:unhideWhenUsed="0" w:uiPriority="68" w:semiHidden="0" w:name="Medium Grid 2 Accent 1"/>
-    <w:lsdException w:unhideWhenUsed="0" w:uiPriority="69" w:semiHidden="0" w:name="Medium Grid 3 Accent 1"/>
-    <w:lsdException w:unhideWhenUsed="0" w:uiPriority="70" w:semiHidden="0" w:name="Dark List Accent 1"/>
-    <w:lsdException w:unhideWhenUsed="0" w:uiPriority="71" w:semiHidden="0" w:name="Colorful Shading Accent 1"/>
-    <w:lsdException w:unhideWhenUsed="0" w:uiPriority="72" w:semiHidden="0" w:name="Colorful List Accent 1"/>
-    <w:lsdException w:unhideWhenUsed="0" w:uiPriority="73" w:semiHidden="0" w:name="Colorful Grid Accent 1"/>
-    <w:lsdException w:unhideWhenUsed="0" w:uiPriority="60" w:semiHidden="0" w:name="Light Shading Accent 2"/>
-    <w:lsdException w:unhideWhenUsed="0" w:uiPriority="61" w:semiHidden="0" w:name="Light List Accent 2"/>
-    <w:lsdException w:unhideWhenUsed="0" w:uiPriority="62" w:semiHidden="0" w:name="Light Grid Accent 2"/>
-    <w:lsdException w:unhideWhenUsed="0" w:uiPriority="63" w:semiHidden="0" w:name="Medium Shading 1 Accent 2"/>
-    <w:lsdException w:unhideWhenUsed="0" w:uiPriority="64" w:semiHidden="0" w:name="Medium Shading 2 Accent 2"/>
-    <w:lsdException w:unhideWhenUsed="0" w:uiPriority="65" w:semiHidden="0" w:name="Medium List 1 Accent 2"/>
-    <w:lsdException w:unhideWhenUsed="0" w:uiPriority="66" w:semiHidden="0" w:name="Medium List 2 Accent 2"/>
-    <w:lsdException w:unhideWhenUsed="0" w:uiPriority="67" w:semiHidden="0" w:name="Medium Grid 1 Accent 2"/>
-    <w:lsdException w:unhideWhenUsed="0" w:uiPriority="68" w:semiHidden="0" w:name="Medium Grid 2 Accent 2"/>
-    <w:lsdException w:unhideWhenUsed="0" w:uiPriority="69" w:semiHidden="0" w:name="Medium Grid 3 Accent 2"/>
-    <w:lsdException w:unhideWhenUsed="0" w:uiPriority="70" w:semiHidden="0" w:name="Dark List Accent 2"/>
-    <w:lsdException w:unhideWhenUsed="0" w:uiPriority="71" w:semiHidden="0" w:name="Colorful Shading Accent 2"/>
-    <w:lsdException w:unhideWhenUsed="0" w:uiPriority="72" w:semiHidden="0" w:name="Colorful List Accent 2"/>
-    <w:lsdException w:unhideWhenUsed="0" w:uiPriority="73" w:semiHidden="0" w:name="Colorful Grid Accent 2"/>
-    <w:lsdException w:unhideWhenUsed="0" w:uiPriority="60" w:semiHidden="0" w:name="Light Shading Accent 3"/>
-    <w:lsdException w:unhideWhenUsed="0" w:uiPriority="61" w:semiHidden="0" w:name="Light List Accent 3"/>
-    <w:lsdException w:unhideWhenUsed="0" w:uiPriority="62" w:semiHidden="0" w:name="Light Grid Accent 3"/>
-    <w:lsdException w:unhideWhenUsed="0" w:uiPriority="63" w:semiHidden="0" w:name="Medium Shading 1 Accent 3"/>
-    <w:lsdException w:unhideWhenUsed="0" w:uiPriority="64" w:semiHidden="0" w:name="Medium Shading 2 Accent 3"/>
-    <w:lsdException w:unhideWhenUsed="0" w:uiPriority="65" w:semiHidden="0" w:name="Medium List 1 Accent 3"/>
-    <w:lsdException w:unhideWhenUsed="0" w:uiPriority="66" w:semiHidden="0" w:name="Medium List 2 Accent 3"/>
-    <w:lsdException w:unhideWhenUsed="0" w:uiPriority="67" w:semiHidden="0" w:name="Medium Grid 1 Accent 3"/>
-    <w:lsdException w:unhideWhenUsed="0" w:uiPriority="68" w:semiHidden="0" w:name="Medium Grid 2 Accent 3"/>
-    <w:lsdException w:unhideWhenUsed="0" w:uiPriority="69" w:semiHidden="0" w:name="Medium Grid 3 Accent 3"/>
-    <w:lsdException w:unhideWhenUsed="0" w:uiPriority="70" w:semiHidden="0" w:name="Dark List Accent 3"/>
-    <w:lsdException w:unhideWhenUsed="0" w:uiPriority="71" w:semiHidden="0" w:name="Colorful Shading Accent 3"/>
-    <w:lsdException w:unhideWhenUsed="0" w:uiPriority="72" w:semiHidden="0" w:name="Colorful List Accent 3"/>
-    <w:lsdException w:unhideWhenUsed="0" w:uiPriority="73" w:semiHidden="0" w:name="Colorful Grid Accent 3"/>
-    <w:lsdException w:unhideWhenUsed="0" w:uiPriority="60" w:semiHidden="0" w:name="Light Shading Accent 4"/>
-    <w:lsdException w:unhideWhenUsed="0" w:uiPriority="61" w:semiHidden="0" w:name="Light List Accent 4"/>
-    <w:lsdException w:unhideWhenUsed="0" w:uiPriority="62" w:semiHidden="0" w:name="Light Grid Accent 4"/>
-    <w:lsdException w:unhideWhenUsed="0" w:uiPriority="63" w:semiHidden="0" w:name="Medium Shading 1 Accent 4"/>
-    <w:lsdException w:unhideWhenUsed="0" w:uiPriority="64" w:semiHidden="0" w:name="Medium Shading 2 Accent 4"/>
-    <w:lsdException w:unhideWhenUsed="0" w:uiPriority="65" w:semiHidden="0" w:name="Medium List 1 Accent 4"/>
-    <w:lsdException w:unhideWhenUsed="0" w:uiPriority="66" w:semiHidden="0" w:name="Medium List 2 Accent 4"/>
-    <w:lsdException w:unhideWhenUsed="0" w:uiPriority="67" w:semiHidden="0" w:name="Medium Grid 1 Accent 4"/>
-    <w:lsdException w:unhideWhenUsed="0" w:uiPriority="68" w:semiHidden="0" w:name="Medium Grid 2 Accent 4"/>
-    <w:lsdException w:unhideWhenUsed="0" w:uiPriority="69" w:semiHidden="0" w:name="Medium Grid 3 Accent 4"/>
-    <w:lsdException w:unhideWhenUsed="0" w:uiPriority="70" w:semiHidden="0" w:name="Dark List Accent 4"/>
-    <w:lsdException w:unhideWhenUsed="0" w:uiPriority="71" w:semiHidden="0" w:name="Colorful Shading Accent 4"/>
-    <w:lsdException w:unhideWhenUsed="0" w:uiPriority="72" w:semiHidden="0" w:name="Colorful List Accent 4"/>
-    <w:lsdException w:unhideWhenUsed="0" w:uiPriority="73" w:semiHidden="0" w:name="Colorful Grid Accent 4"/>
-    <w:lsdException w:unhideWhenUsed="0" w:uiPriority="60" w:semiHidden="0" w:name="Light Shading Accent 5"/>
-    <w:lsdException w:unhideWhenUsed="0" w:uiPriority="61" w:semiHidden="0" w:name="Light List Accent 5"/>
-    <w:lsdException w:unhideWhenUsed="0" w:uiPriority="62" w:semiHidden="0" w:name="Light Grid Accent 5"/>
-    <w:lsdException w:unhideWhenUsed="0" w:uiPriority="63" w:semiHidden="0" w:name="Medium Shading 1 Accent 5"/>
-    <w:lsdException w:unhideWhenUsed="0" w:uiPriority="64" w:semiHidden="0" w:name="Medium Shading 2 Accent 5"/>
-    <w:lsdException w:unhideWhenUsed="0" w:uiPriority="65" w:semiHidden="0" w:name="Medium List 1 Accent 5"/>
-    <w:lsdException w:unhideWhenUsed="0" w:uiPriority="66" w:semiHidden="0" w:name="Medium List 2 Accent 5"/>
-    <w:lsdException w:unhideWhenUsed="0" w:uiPriority="67" w:semiHidden="0" w:name="Medium Grid 1 Accent 5"/>
-    <w:lsdException w:unhideWhenUsed="0" w:uiPriority="68" w:semiHidden="0" w:name="Medium Grid 2 Accent 5"/>
-    <w:lsdException w:unhideWhenUsed="0" w:uiPriority="69" w:semiHidden="0" w:name="Medium Grid 3 Accent 5"/>
-    <w:lsdException w:unhideWhenUsed="0" w:uiPriority="70" w:semiHidden="0" w:name="Dark List Accent 5"/>
-    <w:lsdException w:unhideWhenUsed="0" w:uiPriority="71" w:semiHidden="0" w:name="Colorful Shading Accent 5"/>
-    <w:lsdException w:unhideWhenUsed="0" w:uiPriority="72" w:semiHidden="0" w:name="Colorful List Accent 5"/>
-    <w:lsdException w:unhideWhenUsed="0" w:uiPriority="73" w:semiHidden="0" w:name="Colorful Grid Accent 5"/>
-    <w:lsdException w:unhideWhenUsed="0" w:uiPriority="60" w:semiHidden="0" w:name="Light Shading Accent 6"/>
-    <w:lsdException w:unhideWhenUsed="0" w:uiPriority="61" w:semiHidden="0" w:name="Light List Accent 6"/>
-    <w:lsdException w:unhideWhenUsed="0" w:uiPriority="62" w:semiHidden="0" w:name="Light Grid Accent 6"/>
-    <w:lsdException w:unhideWhenUsed="0" w:uiPriority="63" w:semiHidden="0" w:name="Medium Shading 1 Accent 6"/>
-    <w:lsdException w:unhideWhenUsed="0" w:uiPriority="64" w:semiHidden="0" w:name="Medium Shading 2 Accent 6"/>
-    <w:lsdException w:unhideWhenUsed="0" w:uiPriority="65" w:semiHidden="0" w:name="Medium List 1 Accent 6"/>
-    <w:lsdException w:unhideWhenUsed="0" w:uiPriority="66" w:semiHidden="0" w:name="Medium List 2 Accent 6"/>
-    <w:lsdException w:unhideWhenUsed="0" w:uiPriority="67" w:semiHidden="0" w:name="Medium Grid 1 Accent 6"/>
-    <w:lsdException w:unhideWhenUsed="0" w:uiPriority="68" w:semiHidden="0" w:name="Medium Grid 2 Accent 6"/>
-    <w:lsdException w:unhideWhenUsed="0" w:uiPriority="69" w:semiHidden="0" w:name="Medium Grid 3 Accent 6"/>
-    <w:lsdException w:unhideWhenUsed="0" w:uiPriority="70" w:semiHidden="0" w:name="Dark List Accent 6"/>
-    <w:lsdException w:unhideWhenUsed="0" w:uiPriority="71" w:semiHidden="0" w:name="Colorful Shading Accent 6"/>
-    <w:lsdException w:unhideWhenUsed="0" w:uiPriority="72" w:semiHidden="0" w:name="Colorful List Accent 6"/>
-    <w:lsdException w:unhideWhenUsed="0" w:uiPriority="73" w:semiHidden="0" w:name="Colorful Grid Accent 6"/>
+  <w:latentStyles w:defLockedState="0" w:defUIPriority="99" w:defSemiHidden="1" w:defUnhideWhenUsed="1" w:defQFormat="0" w:count="260">
+    <w:lsdException w:name="Normal" w:semiHidden="0" w:uiPriority="0" w:unhideWhenUsed="0" w:qFormat="1"/>
+    <w:lsdException w:name="heading 1" w:semiHidden="0" w:uiPriority="0" w:unhideWhenUsed="0" w:qFormat="1"/>
+    <w:lsdException w:name="heading 2" w:uiPriority="9" w:qFormat="1"/>
+    <w:lsdException w:name="heading 3" w:uiPriority="9" w:qFormat="1"/>
+    <w:lsdException w:name="heading 4" w:uiPriority="9" w:qFormat="1"/>
+    <w:lsdException w:name="heading 5" w:uiPriority="9" w:qFormat="1"/>
+    <w:lsdException w:name="heading 6" w:uiPriority="9" w:qFormat="1"/>
+    <w:lsdException w:name="heading 7" w:uiPriority="9" w:qFormat="1"/>
+    <w:lsdException w:name="heading 8" w:uiPriority="9" w:qFormat="1"/>
+    <w:lsdException w:name="heading 9" w:uiPriority="9" w:qFormat="1"/>
+    <w:lsdException w:name="index 1"/>
+    <w:lsdException w:name="index 2"/>
+    <w:lsdException w:name="index 3"/>
+    <w:lsdException w:name="index 4"/>
+    <w:lsdException w:name="index 5"/>
+    <w:lsdException w:name="index 6"/>
+    <w:lsdException w:name="index 7"/>
+    <w:lsdException w:name="index 8"/>
+    <w:lsdException w:name="index 9"/>
+    <w:lsdException w:name="toc 1" w:semiHidden="0" w:uiPriority="39" w:qFormat="1"/>
+    <w:lsdException w:name="toc 2" w:semiHidden="0" w:uiPriority="39" w:qFormat="1"/>
+    <w:lsdException w:name="toc 3" w:semiHidden="0" w:uiPriority="39" w:qFormat="1"/>
+    <w:lsdException w:name="toc 4" w:uiPriority="39"/>
+    <w:lsdException w:name="toc 5" w:uiPriority="39"/>
+    <w:lsdException w:name="toc 6" w:uiPriority="39"/>
+    <w:lsdException w:name="toc 7" w:uiPriority="39"/>
+    <w:lsdException w:name="toc 8" w:uiPriority="39"/>
+    <w:lsdException w:name="toc 9" w:uiPriority="39"/>
+    <w:lsdException w:name="Normal Indent"/>
+    <w:lsdException w:name="footnote text"/>
+    <w:lsdException w:name="annotation text" w:semiHidden="0" w:qFormat="1"/>
+    <w:lsdException w:name="header" w:semiHidden="0" w:uiPriority="0" w:unhideWhenUsed="0" w:qFormat="1"/>
+    <w:lsdException w:name="footer" w:semiHidden="0" w:unhideWhenUsed="0" w:qFormat="1"/>
+    <w:lsdException w:name="index heading"/>
+    <w:lsdException w:name="caption" w:uiPriority="35" w:qFormat="1"/>
+    <w:lsdException w:name="table of figures"/>
+    <w:lsdException w:name="envelope address"/>
+    <w:lsdException w:name="envelope return"/>
+    <w:lsdException w:name="footnote reference"/>
+    <w:lsdException w:name="annotation reference" w:semiHidden="0" w:qFormat="1"/>
+    <w:lsdException w:name="line number"/>
+    <w:lsdException w:name="page number"/>
+    <w:lsdException w:name="endnote reference"/>
+    <w:lsdException w:name="endnote text"/>
+    <w:lsdException w:name="table of authorities"/>
+    <w:lsdException w:name="macro"/>
+    <w:lsdException w:name="toa heading"/>
+    <w:lsdException w:name="List"/>
+    <w:lsdException w:name="List Bullet"/>
+    <w:lsdException w:name="List Number"/>
+    <w:lsdException w:name="List 2"/>
+    <w:lsdException w:name="List 3"/>
+    <w:lsdException w:name="List 4"/>
+    <w:lsdException w:name="List 5"/>
+    <w:lsdException w:name="List Bullet 2"/>
+    <w:lsdException w:name="List Bullet 3"/>
+    <w:lsdException w:name="List Bullet 4"/>
+    <w:lsdException w:name="List Bullet 5"/>
+    <w:lsdException w:name="List Number 2"/>
+    <w:lsdException w:name="List Number 3"/>
+    <w:lsdException w:name="List Number 4"/>
+    <w:lsdException w:name="List Number 5"/>
+    <w:lsdException w:name="Title" w:semiHidden="0" w:uiPriority="10" w:unhideWhenUsed="0" w:qFormat="1"/>
+    <w:lsdException w:name="Closing"/>
+    <w:lsdException w:name="Signature"/>
+    <w:lsdException w:name="Default Paragraph Font" w:semiHidden="0" w:uiPriority="1" w:qFormat="1"/>
+    <w:lsdException w:name="Body Text"/>
+    <w:lsdException w:name="Body Text Indent"/>
+    <w:lsdException w:name="List Continue"/>
+    <w:lsdException w:name="List Continue 2"/>
+    <w:lsdException w:name="List Continue 3"/>
+    <w:lsdException w:name="List Continue 4"/>
+    <w:lsdException w:name="List Continue 5"/>
+    <w:lsdException w:name="Message Header"/>
+    <w:lsdException w:name="Subtitle" w:semiHidden="0" w:uiPriority="11" w:unhideWhenUsed="0" w:qFormat="1"/>
+    <w:lsdException w:name="Salutation"/>
+    <w:lsdException w:name="Date"/>
+    <w:lsdException w:name="Body Text First Indent"/>
+    <w:lsdException w:name="Body Text First Indent 2"/>
+    <w:lsdException w:name="Body Text 2"/>
+    <w:lsdException w:name="Body Text 3"/>
+    <w:lsdException w:name="Body Text Indent 2"/>
+    <w:lsdException w:name="Body Text Indent 3"/>
+    <w:lsdException w:name="Block Text"/>
+    <w:lsdException w:name="Hyperlink" w:semiHidden="0" w:qFormat="1"/>
+    <w:lsdException w:name="FollowedHyperlink"/>
+    <w:lsdException w:name="Strong" w:semiHidden="0" w:uiPriority="22" w:unhideWhenUsed="0" w:qFormat="1"/>
+    <w:lsdException w:name="Emphasis" w:semiHidden="0" w:uiPriority="20" w:unhideWhenUsed="0" w:qFormat="1"/>
+    <w:lsdException w:name="Document Map" w:semiHidden="0" w:qFormat="1"/>
+    <w:lsdException w:name="Plain Text"/>
+    <w:lsdException w:name="E-mail Signature"/>
+    <w:lsdException w:name="Normal (Web)"/>
+    <w:lsdException w:name="HTML Acronym"/>
+    <w:lsdException w:name="HTML Address"/>
+    <w:lsdException w:name="HTML Cite"/>
+    <w:lsdException w:name="HTML Code"/>
+    <w:lsdException w:name="HTML Definition"/>
+    <w:lsdException w:name="HTML Keyboard"/>
+    <w:lsdException w:name="HTML Preformatted"/>
+    <w:lsdException w:name="HTML Sample"/>
+    <w:lsdException w:name="HTML Typewriter"/>
+    <w:lsdException w:name="HTML Variable"/>
+    <w:lsdException w:name="Normal Table" w:semiHidden="0" w:qFormat="1"/>
+    <w:lsdException w:name="annotation subject" w:semiHidden="0" w:qFormat="1"/>
+    <w:lsdException w:name="Table Simple 1"/>
+    <w:lsdException w:name="Table Simple 2"/>
+    <w:lsdException w:name="Table Simple 3"/>
+    <w:lsdException w:name="Table Classic 1"/>
+    <w:lsdException w:name="Table Classic 2"/>
+    <w:lsdException w:name="Table Classic 3"/>
+    <w:lsdException w:name="Table Classic 4"/>
+    <w:lsdException w:name="Table Colorful 1"/>
+    <w:lsdException w:name="Table Colorful 2"/>
+    <w:lsdException w:name="Table Colorful 3"/>
+    <w:lsdException w:name="Table Columns 1"/>
+    <w:lsdException w:name="Table Columns 2"/>
+    <w:lsdException w:name="Table Columns 3"/>
+    <w:lsdException w:name="Table Columns 4"/>
+    <w:lsdException w:name="Table Columns 5"/>
+    <w:lsdException w:name="Table Grid 1"/>
+    <w:lsdException w:name="Table Grid 2"/>
+    <w:lsdException w:name="Table Grid 3"/>
+    <w:lsdException w:name="Table Grid 4"/>
+    <w:lsdException w:name="Table Grid 5"/>
+    <w:lsdException w:name="Table Grid 6"/>
+    <w:lsdException w:name="Table Grid 7"/>
+    <w:lsdException w:name="Table Grid 8"/>
+    <w:lsdException w:name="Table List 1"/>
+    <w:lsdException w:name="Table List 2"/>
+    <w:lsdException w:name="Table List 3"/>
+    <w:lsdException w:name="Table List 4"/>
+    <w:lsdException w:name="Table List 5"/>
+    <w:lsdException w:name="Table List 6"/>
+    <w:lsdException w:name="Table List 7"/>
+    <w:lsdException w:name="Table List 8"/>
+    <w:lsdException w:name="Table 3D effects 1"/>
+    <w:lsdException w:name="Table 3D effects 2"/>
+    <w:lsdException w:name="Table 3D effects 3"/>
+    <w:lsdException w:name="Table Contemporary"/>
+    <w:lsdException w:name="Table Elegant"/>
+    <w:lsdException w:name="Table Professional"/>
+    <w:lsdException w:name="Table Subtle 1"/>
+    <w:lsdException w:name="Table Subtle 2"/>
+    <w:lsdException w:name="Table Web 1"/>
+    <w:lsdException w:name="Table Web 2"/>
+    <w:lsdException w:name="Table Web 3"/>
+    <w:lsdException w:name="Balloon Text" w:semiHidden="0" w:qFormat="1"/>
+    <w:lsdException w:name="Table Grid" w:semiHidden="0" w:uiPriority="59" w:unhideWhenUsed="0"/>
+    <w:lsdException w:name="Table Theme"/>
+    <w:lsdException w:name="Light Shading" w:semiHidden="0" w:uiPriority="60" w:unhideWhenUsed="0"/>
+    <w:lsdException w:name="Light List" w:semiHidden="0" w:uiPriority="61" w:unhideWhenUsed="0"/>
+    <w:lsdException w:name="Light Grid" w:semiHidden="0" w:uiPriority="62" w:unhideWhenUsed="0"/>
+    <w:lsdException w:name="Medium Shading 1" w:semiHidden="0" w:uiPriority="63" w:unhideWhenUsed="0"/>
+    <w:lsdException w:name="Medium Shading 2" w:semiHidden="0" w:uiPriority="64" w:unhideWhenUsed="0"/>
+    <w:lsdException w:name="Medium List 1" w:semiHidden="0" w:uiPriority="65" w:unhideWhenUsed="0"/>
+    <w:lsdException w:name="Medium List 2" w:semiHidden="0" w:uiPriority="66" w:unhideWhenUsed="0"/>
+    <w:lsdException w:name="Medium Grid 1" w:semiHidden="0" w:uiPriority="67" w:unhideWhenUsed="0"/>
+    <w:lsdException w:name="Medium Grid 2" w:semiHidden="0" w:uiPriority="68" w:unhideWhenUsed="0"/>
+    <w:lsdException w:name="Medium Grid 3" w:semiHidden="0" w:uiPriority="69" w:unhideWhenUsed="0"/>
+    <w:lsdException w:name="Dark List" w:semiHidden="0" w:uiPriority="70" w:unhideWhenUsed="0"/>
+    <w:lsdException w:name="Colorful Shading" w:semiHidden="0" w:uiPriority="71" w:unhideWhenUsed="0"/>
+    <w:lsdException w:name="Colorful List" w:semiHidden="0" w:uiPriority="72" w:unhideWhenUsed="0"/>
+    <w:lsdException w:name="Colorful Grid" w:semiHidden="0" w:uiPriority="73" w:unhideWhenUsed="0"/>
+    <w:lsdException w:name="Light Shading Accent 1" w:semiHidden="0" w:uiPriority="60" w:unhideWhenUsed="0"/>
+    <w:lsdException w:name="Light List Accent 1" w:semiHidden="0" w:uiPriority="61" w:unhideWhenUsed="0"/>
+    <w:lsdException w:name="Light Grid Accent 1" w:semiHidden="0" w:uiPriority="62" w:unhideWhenUsed="0"/>
+    <w:lsdException w:name="Medium Shading 1 Accent 1" w:semiHidden="0" w:uiPriority="63" w:unhideWhenUsed="0"/>
+    <w:lsdException w:name="Medium Shading 2 Accent 1" w:semiHidden="0" w:uiPriority="64" w:unhideWhenUsed="0"/>
+    <w:lsdException w:name="Medium List 1 Accent 1" w:semiHidden="0" w:uiPriority="65" w:unhideWhenUsed="0"/>
+    <w:lsdException w:name="Medium List 2 Accent 1" w:semiHidden="0" w:uiPriority="66" w:unhideWhenUsed="0"/>
+    <w:lsdException w:name="Medium Grid 1 Accent 1" w:semiHidden="0" w:uiPriority="67" w:unhideWhenUsed="0"/>
+    <w:lsdException w:name="Medium Grid 2 Accent 1" w:semiHidden="0" w:uiPriority="68" w:unhideWhenUsed="0"/>
+    <w:lsdException w:name="Medium Grid 3 Accent 1" w:semiHidden="0" w:uiPriority="69" w:unhideWhenUsed="0"/>
+    <w:lsdException w:name="Dark List Accent 1" w:semiHidden="0" w:uiPriority="70" w:unhideWhenUsed="0"/>
+    <w:lsdException w:name="Colorful Shading Accent 1" w:semiHidden="0" w:uiPriority="71" w:unhideWhenUsed="0"/>
+    <w:lsdException w:name="Colorful List Accent 1" w:semiHidden="0" w:uiPriority="72" w:unhideWhenUsed="0"/>
+    <w:lsdException w:name="Colorful Grid Accent 1" w:semiHidden="0" w:uiPriority="73" w:unhideWhenUsed="0"/>
+    <w:lsdException w:name="Light Shading Accent 2" w:semiHidden="0" w:uiPriority="60" w:unhideWhenUsed="0"/>
+    <w:lsdException w:name="Light List Accent 2" w:semiHidden="0" w:uiPriority="61" w:unhideWhenUsed="0"/>
+    <w:lsdException w:name="Light Grid Accent 2" w:semiHidden="0" w:uiPriority="62" w:unhideWhenUsed="0"/>
+    <w:lsdException w:name="Medium Shading 1 Accent 2" w:semiHidden="0" w:uiPriority="63" w:unhideWhenUsed="0"/>
+    <w:lsdException w:name="Medium Shading 2 Accent 2" w:semiHidden="0" w:uiPriority="64" w:unhideWhenUsed="0"/>
+    <w:lsdException w:name="Medium List 1 Accent 2" w:semiHidden="0" w:uiPriority="65" w:unhideWhenUsed="0"/>
+    <w:lsdException w:name="Medium List 2 Accent 2" w:semiHidden="0" w:uiPriority="66" w:unhideWhenUsed="0"/>
+    <w:lsdException w:name="Medium Grid 1 Accent 2" w:semiHidden="0" w:uiPriority="67" w:unhideWhenUsed="0"/>
+    <w:lsdException w:name="Medium Grid 2 Accent 2" w:semiHidden="0" w:uiPriority="68" w:unhideWhenUsed="0"/>
+    <w:lsdException w:name="Medium Grid 3 Accent 2" w:semiHidden="0" w:uiPriority="69" w:unhideWhenUsed="0"/>
+    <w:lsdException w:name="Dark List Accent 2" w:semiHidden="0" w:uiPriority="70" w:unhideWhenUsed="0"/>
+    <w:lsdException w:name="Colorful Shading Accent 2" w:semiHidden="0" w:uiPriority="71" w:unhideWhenUsed="0"/>
+    <w:lsdException w:name="Colorful List Accent 2" w:semiHidden="0" w:uiPriority="72" w:unhideWhenUsed="0"/>
+    <w:lsdException w:name="Colorful Grid Accent 2" w:semiHidden="0" w:uiPriority="73" w:unhideWhenUsed="0"/>
+    <w:lsdException w:name="Light Shading Accent 3" w:semiHidden="0" w:uiPriority="60" w:unhideWhenUsed="0"/>
+    <w:lsdException w:name="Light List Accent 3" w:semiHidden="0" w:uiPriority="61" w:unhideWhenUsed="0"/>
+    <w:lsdException w:name="Light Grid Accent 3" w:semiHidden="0" w:uiPriority="62" w:unhideWhenUsed="0"/>
+    <w:lsdException w:name="Medium Shading 1 Accent 3" w:semiHidden="0" w:uiPriority="63" w:unhideWhenUsed="0"/>
+    <w:lsdException w:name="Medium Shading 2 Accent 3" w:semiHidden="0" w:uiPriority="64" w:unhideWhenUsed="0"/>
+    <w:lsdException w:name="Medium List 1 Accent 3" w:semiHidden="0" w:uiPriority="65" w:unhideWhenUsed="0"/>
+    <w:lsdException w:name="Medium List 2 Accent 3" w:semiHidden="0" w:uiPriority="66" w:unhideWhenUsed="0"/>
+    <w:lsdException w:name="Medium Grid 1 Accent 3" w:semiHidden="0" w:uiPriority="67" w:unhideWhenUsed="0"/>
+    <w:lsdException w:name="Medium Grid 2 Accent 3" w:semiHidden="0" w:uiPriority="68" w:unhideWhenUsed="0"/>
+    <w:lsdException w:name="Medium Grid 3 Accent 3" w:semiHidden="0" w:uiPriority="69" w:unhideWhenUsed="0"/>
+    <w:lsdException w:name="Dark List Accent 3" w:semiHidden="0" w:uiPriority="70" w:unhideWhenUsed="0"/>
+    <w:lsdException w:name="Colorful Shading Accent 3" w:semiHidden="0" w:uiPriority="71" w:unhideWhenUsed="0"/>
+    <w:lsdException w:name="Colorful List Accent 3" w:semiHidden="0" w:uiPriority="72" w:unhideWhenUsed="0"/>
+    <w:lsdException w:name="Colorful Grid Accent 3" w:semiHidden="0" w:uiPriority="73" w:unhideWhenUsed="0"/>
+    <w:lsdException w:name="Light Shading Accent 4" w:semiHidden="0" w:uiPriority="60" w:unhideWhenUsed="0"/>
+    <w:lsdException w:name="Light List Accent 4" w:semiHidden="0" w:uiPriority="61" w:unhideWhenUsed="0"/>
+    <w:lsdException w:name="Light Grid Accent 4" w:semiHidden="0" w:uiPriority="62" w:unhideWhenUsed="0"/>
+    <w:lsdException w:name="Medium Shading 1 Accent 4" w:semiHidden="0" w:uiPriority="63" w:unhideWhenUsed="0"/>
+    <w:lsdException w:name="Medium Shading 2 Accent 4" w:semiHidden="0" w:uiPriority="64" w:unhideWhenUsed="0"/>
+    <w:lsdException w:name="Medium List 1 Accent 4" w:semiHidden="0" w:uiPriority="65" w:unhideWhenUsed="0"/>
+    <w:lsdException w:name="Medium List 2 Accent 4" w:semiHidden="0" w:uiPriority="66" w:unhideWhenUsed="0"/>
+    <w:lsdException w:name="Medium Grid 1 Accent 4" w:semiHidden="0" w:uiPriority="67" w:unhideWhenUsed="0"/>
+    <w:lsdException w:name="Medium Grid 2 Accent 4" w:semiHidden="0" w:uiPriority="68" w:unhideWhenUsed="0"/>
+    <w:lsdException w:name="Medium Grid 3 Accent 4" w:semiHidden="0" w:uiPriority="69" w:unhideWhenUsed="0"/>
+    <w:lsdException w:name="Dark List Accent 4" w:semiHidden="0" w:uiPriority="70" w:unhideWhenUsed="0"/>
+    <w:lsdException w:name="Colorful Shading Accent 4" w:semiHidden="0" w:uiPriority="71" w:unhideWhenUsed="0"/>
+    <w:lsdException w:name="Colorful List Accent 4" w:semiHidden="0" w:uiPriority="72" w:unhideWhenUsed="0"/>
+    <w:lsdException w:name="Colorful Grid Accent 4" w:semiHidden="0" w:uiPriority="73" w:unhideWhenUsed="0"/>
+    <w:lsdException w:name="Light Shading Accent 5" w:semiHidden="0" w:uiPriority="60" w:unhideWhenUsed="0"/>
+    <w:lsdException w:name="Light List Accent 5" w:semiHidden="0" w:uiPriority="61" w:unhideWhenUsed="0"/>
+    <w:lsdException w:name="Light Grid Accent 5" w:semiHidden="0" w:uiPriority="62" w:unhideWhenUsed="0"/>
+    <w:lsdException w:name="Medium Shading 1 Accent 5" w:semiHidden="0" w:uiPriority="63" w:unhideWhenUsed="0"/>
+    <w:lsdException w:name="Medium Shading 2 Accent 5" w:semiHidden="0" w:uiPriority="64" w:unhideWhenUsed="0"/>
+    <w:lsdException w:name="Medium List 1 Accent 5" w:semiHidden="0" w:uiPriority="65" w:unhideWhenUsed="0"/>
+    <w:lsdException w:name="Medium List 2 Accent 5" w:semiHidden="0" w:uiPriority="66" w:unhideWhenUsed="0"/>
+    <w:lsdException w:name="Medium Grid 1 Accent 5" w:semiHidden="0" w:uiPriority="67" w:unhideWhenUsed="0"/>
+    <w:lsdException w:name="Medium Grid 2 Accent 5" w:semiHidden="0" w:uiPriority="68" w:unhideWhenUsed="0"/>
+    <w:lsdException w:name="Medium Grid 3 Accent 5" w:semiHidden="0" w:uiPriority="69" w:unhideWhenUsed="0"/>
+    <w:lsdException w:name="Dark List Accent 5" w:semiHidden="0" w:uiPriority="70" w:unhideWhenUsed="0"/>
+    <w:lsdException w:name="Colorful Shading Accent 5" w:semiHidden="0" w:uiPriority="71" w:unhideWhenUsed="0"/>
+    <w:lsdException w:name="Colorful List Accent 5" w:semiHidden="0" w:uiPriority="72" w:unhideWhenUsed="0"/>
+    <w:lsdException w:name="Colorful Grid Accent 5" w:semiHidden="0" w:uiPriority="73" w:unhideWhenUsed="0"/>
+    <w:lsdException w:name="Light Shading Accent 6" w:semiHidden="0" w:uiPriority="60" w:unhideWhenUsed="0"/>
+    <w:lsdException w:name="Light List Accent 6" w:semiHidden="0" w:uiPriority="61" w:unhideWhenUsed="0"/>
+    <w:lsdException w:name="Light Grid Accent 6" w:semiHidden="0" w:uiPriority="62" w:unhideWhenUsed="0"/>
+    <w:lsdException w:name="Medium Shading 1 Accent 6" w:semiHidden="0" w:uiPriority="63" w:unhideWhenUsed="0"/>
+    <w:lsdException w:name="Medium Shading 2 Accent 6" w:semiHidden="0" w:uiPriority="64" w:unhideWhenUsed="0"/>
+    <w:lsdException w:name="Medium List 1 Accent 6" w:semiHidden="0" w:uiPriority="65" w:unhideWhenUsed="0"/>
+    <w:lsdException w:name="Medium List 2 Accent 6" w:semiHidden="0" w:uiPriority="66" w:unhideWhenUsed="0"/>
+    <w:lsdException w:name="Medium Grid 1 Accent 6" w:semiHidden="0" w:uiPriority="67" w:unhideWhenUsed="0"/>
+    <w:lsdException w:name="Medium Grid 2 Accent 6" w:semiHidden="0" w:uiPriority="68" w:unhideWhenUsed="0"/>
+    <w:lsdException w:name="Medium Grid 3 Accent 6" w:semiHidden="0" w:uiPriority="69" w:unhideWhenUsed="0"/>
+    <w:lsdException w:name="Dark List Accent 6" w:semiHidden="0" w:uiPriority="70" w:unhideWhenUsed="0"/>
+    <w:lsdException w:name="Colorful Shading Accent 6" w:semiHidden="0" w:uiPriority="71" w:unhideWhenUsed="0"/>
+    <w:lsdException w:name="Colorful List Accent 6" w:semiHidden="0" w:uiPriority="72" w:unhideWhenUsed="0"/>
+    <w:lsdException w:name="Colorful Grid Accent 6" w:semiHidden="0" w:uiPriority="73" w:unhideWhenUsed="0"/>
   </w:latentStyles>
-  <w:style w:type="paragraph" w:default="1" w:styleId="1">
+  <w:style w:type="paragraph" w:default="1" w:styleId="Normal">
     <w:name w:val="Normal"/>
     <w:qFormat/>
-    <w:uiPriority w:val="0"/>
     <w:pPr>
       <w:widowControl w:val="0"/>
       <w:spacing w:after="200" w:line="276" w:lineRule="auto"/>
       <w:jc w:val="both"/>
     </w:pPr>
     <w:rPr>
-      <w:rFonts w:ascii="Calibri" w:hAnsi="Calibri" w:eastAsia="宋体" w:cs="Times New Roman"/>
+      <w:rFonts w:ascii="Calibri" w:eastAsia="宋体" w:hAnsi="Calibri" w:cs="Times New Roman"/>
       <w:kern w:val="2"/>
       <w:sz w:val="21"/>
       <w:lang w:val="en-US" w:eastAsia="zh-CN" w:bidi="ar-SA"/>
     </w:rPr>
   </w:style>
-  <w:style w:type="paragraph" w:styleId="2">
+  <w:style w:type="paragraph" w:styleId="Heading1">
     <w:name w:val="heading 1"/>
-    <w:basedOn w:val="1"/>
-    <w:next w:val="1"/>
-    <w:link w:val="16"/>
+    <w:basedOn w:val="Normal"/>
+    <w:next w:val="Normal"/>
+    <w:link w:val="1"/>
     <w:qFormat/>
-    <w:uiPriority w:val="0"/>
     <w:pPr>
       <w:keepNext/>
       <w:keepLines/>
@@ -10833,17 +10563,17 @@
       <w:szCs w:val="44"/>
     </w:rPr>
   </w:style>
-  <w:style w:type="character" w:default="1" w:styleId="13">
+  <w:style w:type="character" w:default="1" w:styleId="DefaultParagraphFont">
     <w:name w:val="Default Paragraph Font"/>
+    <w:uiPriority w:val="1"/>
     <w:unhideWhenUsed/>
     <w:qFormat/>
-    <w:uiPriority w:val="1"/>
   </w:style>
-  <w:style w:type="table" w:default="1" w:styleId="12">
+  <w:style w:type="table" w:default="1" w:styleId="TableNormal">
     <w:name w:val="Normal Table"/>
+    <w:uiPriority w:val="99"/>
     <w:unhideWhenUsed/>
     <w:qFormat/>
-    <w:uiPriority w:val="99"/>
     <w:tblPr>
       <w:tblCellMar>
         <w:top w:w="0" w:type="dxa"/>
@@ -10853,37 +10583,37 @@
       </w:tblCellMar>
     </w:tblPr>
   </w:style>
-  <w:style w:type="paragraph" w:styleId="3">
+  <w:style w:type="paragraph" w:styleId="DocumentMap">
     <w:name w:val="Document Map"/>
-    <w:basedOn w:val="1"/>
-    <w:link w:val="22"/>
+    <w:basedOn w:val="Normal"/>
+    <w:link w:val="a2"/>
+    <w:uiPriority w:val="99"/>
     <w:unhideWhenUsed/>
     <w:qFormat/>
-    <w:uiPriority w:val="99"/>
     <w:rPr>
       <w:rFonts w:ascii="宋体"/>
       <w:sz w:val="18"/>
       <w:szCs w:val="18"/>
     </w:rPr>
   </w:style>
-  <w:style w:type="paragraph" w:styleId="4">
+  <w:style w:type="paragraph" w:styleId="CommentText">
     <w:name w:val="annotation text"/>
-    <w:basedOn w:val="1"/>
-    <w:link w:val="18"/>
+    <w:basedOn w:val="Normal"/>
+    <w:link w:val="a"/>
+    <w:uiPriority w:val="99"/>
     <w:unhideWhenUsed/>
     <w:qFormat/>
-    <w:uiPriority w:val="99"/>
     <w:pPr>
       <w:jc w:val="left"/>
     </w:pPr>
   </w:style>
-  <w:style w:type="paragraph" w:styleId="5">
+  <w:style w:type="paragraph" w:styleId="TOC3">
     <w:name w:val="toc 3"/>
-    <w:basedOn w:val="1"/>
-    <w:next w:val="1"/>
+    <w:basedOn w:val="Normal"/>
+    <w:next w:val="Normal"/>
+    <w:uiPriority w:val="39"/>
     <w:unhideWhenUsed/>
     <w:qFormat/>
-    <w:uiPriority w:val="39"/>
     <w:pPr>
       <w:widowControl/>
       <w:spacing w:after="100" w:line="259" w:lineRule="auto"/>
@@ -10891,30 +10621,30 @@
       <w:jc w:val="left"/>
     </w:pPr>
     <w:rPr>
-      <w:rFonts w:asciiTheme="minorHAnsi" w:hAnsiTheme="minorHAnsi" w:eastAsiaTheme="minorEastAsia"/>
+      <w:rFonts w:asciiTheme="minorHAnsi" w:eastAsiaTheme="minorEastAsia" w:hAnsiTheme="minorHAnsi"/>
       <w:kern w:val="0"/>
       <w:sz w:val="22"/>
       <w:szCs w:val="22"/>
     </w:rPr>
   </w:style>
-  <w:style w:type="paragraph" w:styleId="6">
+  <w:style w:type="paragraph" w:styleId="BalloonText">
     <w:name w:val="Balloon Text"/>
-    <w:basedOn w:val="1"/>
-    <w:link w:val="20"/>
+    <w:basedOn w:val="Normal"/>
+    <w:link w:val="a1"/>
+    <w:uiPriority w:val="99"/>
     <w:unhideWhenUsed/>
     <w:qFormat/>
-    <w:uiPriority w:val="99"/>
     <w:rPr>
       <w:sz w:val="18"/>
       <w:szCs w:val="18"/>
     </w:rPr>
   </w:style>
-  <w:style w:type="paragraph" w:styleId="7">
+  <w:style w:type="paragraph" w:styleId="Footer">
     <w:name w:val="footer"/>
-    <w:basedOn w:val="1"/>
-    <w:link w:val="24"/>
+    <w:basedOn w:val="Normal"/>
+    <w:link w:val="a3"/>
+    <w:uiPriority w:val="99"/>
     <w:qFormat/>
-    <w:uiPriority w:val="99"/>
     <w:pPr>
       <w:tabs>
         <w:tab w:val="center" w:pos="4153"/>
@@ -10927,17 +10657,16 @@
       <w:sz w:val="18"/>
     </w:rPr>
   </w:style>
-  <w:style w:type="paragraph" w:styleId="8">
+  <w:style w:type="paragraph" w:styleId="Header">
     <w:name w:val="header"/>
-    <w:basedOn w:val="1"/>
+    <w:basedOn w:val="Normal"/>
     <w:qFormat/>
-    <w:uiPriority w:val="0"/>
     <w:pPr>
       <w:pBdr>
-        <w:top w:val="none" w:color="auto" w:sz="0" w:space="0"/>
-        <w:left w:val="none" w:color="auto" w:sz="0" w:space="0"/>
-        <w:bottom w:val="none" w:color="auto" w:sz="0" w:space="0"/>
-        <w:right w:val="none" w:color="auto" w:sz="0" w:space="0"/>
+        <w:top w:val="nil"/>
+        <w:left w:val="nil"/>
+        <w:bottom w:val="nil"/>
+        <w:right w:val="nil"/>
       </w:pBdr>
       <w:tabs>
         <w:tab w:val="center" w:pos="4153"/>
@@ -10950,13 +10679,13 @@
       <w:sz w:val="18"/>
     </w:rPr>
   </w:style>
-  <w:style w:type="paragraph" w:styleId="9">
+  <w:style w:type="paragraph" w:styleId="TOC1">
     <w:name w:val="toc 1"/>
-    <w:basedOn w:val="1"/>
-    <w:next w:val="1"/>
+    <w:basedOn w:val="Normal"/>
+    <w:next w:val="Normal"/>
+    <w:uiPriority w:val="39"/>
     <w:unhideWhenUsed/>
     <w:qFormat/>
-    <w:uiPriority w:val="39"/>
     <w:pPr>
       <w:tabs>
         <w:tab w:val="right" w:leader="dot" w:pos="8296"/>
@@ -10964,13 +10693,13 @@
       <w:spacing w:before="62" w:beforeLines="20"/>
     </w:pPr>
   </w:style>
-  <w:style w:type="paragraph" w:styleId="10">
+  <w:style w:type="paragraph" w:styleId="TOC2">
     <w:name w:val="toc 2"/>
-    <w:basedOn w:val="1"/>
-    <w:next w:val="1"/>
+    <w:basedOn w:val="Normal"/>
+    <w:next w:val="Normal"/>
+    <w:uiPriority w:val="39"/>
     <w:unhideWhenUsed/>
     <w:qFormat/>
-    <w:uiPriority w:val="39"/>
     <w:pPr>
       <w:widowControl/>
       <w:spacing w:after="100" w:line="259" w:lineRule="auto"/>
@@ -10978,56 +10707,50 @@
       <w:jc w:val="left"/>
     </w:pPr>
     <w:rPr>
-      <w:rFonts w:asciiTheme="minorHAnsi" w:hAnsiTheme="minorHAnsi" w:eastAsiaTheme="minorEastAsia"/>
+      <w:rFonts w:asciiTheme="minorHAnsi" w:eastAsiaTheme="minorEastAsia" w:hAnsiTheme="minorHAnsi"/>
       <w:kern w:val="0"/>
       <w:sz w:val="22"/>
       <w:szCs w:val="22"/>
     </w:rPr>
   </w:style>
-  <w:style w:type="paragraph" w:styleId="11">
+  <w:style w:type="paragraph" w:styleId="CommentSubject">
     <w:name w:val="annotation subject"/>
-    <w:basedOn w:val="4"/>
-    <w:next w:val="4"/>
-    <w:link w:val="19"/>
+    <w:basedOn w:val="CommentText"/>
+    <w:next w:val="CommentText"/>
+    <w:link w:val="a0"/>
+    <w:uiPriority w:val="99"/>
     <w:unhideWhenUsed/>
     <w:qFormat/>
-    <w:uiPriority w:val="99"/>
     <w:rPr>
       <w:b/>
       <w:bCs/>
     </w:rPr>
   </w:style>
-  <w:style w:type="character" w:styleId="14">
+  <w:style w:type="character" w:styleId="Hyperlink">
     <w:name w:val="Hyperlink"/>
-    <w:basedOn w:val="13"/>
+    <w:basedOn w:val="DefaultParagraphFont"/>
+    <w:uiPriority w:val="99"/>
     <w:unhideWhenUsed/>
     <w:qFormat/>
-    <w:uiPriority w:val="99"/>
     <w:rPr>
       <w:color w:val="0000FF" w:themeColor="hyperlink"/>
       <w:u w:val="single"/>
-      <w14:textFill>
-        <w14:solidFill>
-          <w14:schemeClr w14:val="hlink"/>
-        </w14:solidFill>
-      </w14:textFill>
     </w:rPr>
   </w:style>
-  <w:style w:type="character" w:styleId="15">
+  <w:style w:type="character" w:styleId="CommentReference">
     <w:name w:val="annotation reference"/>
+    <w:uiPriority w:val="99"/>
     <w:unhideWhenUsed/>
     <w:qFormat/>
-    <w:uiPriority w:val="99"/>
     <w:rPr>
       <w:sz w:val="21"/>
       <w:szCs w:val="21"/>
     </w:rPr>
   </w:style>
-  <w:style w:type="character" w:customStyle="1" w:styleId="16">
+  <w:style w:type="character" w:customStyle="1" w:styleId="1">
     <w:name w:val="标题 1 字符"/>
-    <w:link w:val="2"/>
+    <w:link w:val="Heading1"/>
     <w:qFormat/>
-    <w:uiPriority w:val="0"/>
     <w:rPr>
       <w:b/>
       <w:bCs/>
@@ -11035,11 +10758,10 @@
       <w:szCs w:val="44"/>
     </w:rPr>
   </w:style>
-  <w:style w:type="paragraph" w:customStyle="1" w:styleId="17">
+  <w:style w:type="paragraph" w:customStyle="1" w:styleId="10">
     <w:name w:val="样式1"/>
-    <w:basedOn w:val="1"/>
+    <w:basedOn w:val="Normal"/>
     <w:qFormat/>
-    <w:uiPriority w:val="0"/>
     <w:pPr>
       <w:autoSpaceDE w:val="0"/>
       <w:autoSpaceDN w:val="0"/>
@@ -11052,23 +10774,23 @@
       <w:rFonts w:ascii="长城楷体" w:eastAsia="长城楷体"/>
     </w:rPr>
   </w:style>
-  <w:style w:type="character" w:customStyle="1" w:styleId="18">
+  <w:style w:type="character" w:customStyle="1" w:styleId="a">
     <w:name w:val="批注文字 字符"/>
-    <w:link w:val="4"/>
+    <w:link w:val="CommentText"/>
+    <w:uiPriority w:val="99"/>
     <w:qFormat/>
-    <w:uiPriority w:val="99"/>
     <w:rPr>
       <w:rFonts w:ascii="Calibri" w:hAnsi="Calibri"/>
       <w:kern w:val="2"/>
       <w:sz w:val="21"/>
     </w:rPr>
   </w:style>
-  <w:style w:type="character" w:customStyle="1" w:styleId="19">
+  <w:style w:type="character" w:customStyle="1" w:styleId="a0">
     <w:name w:val="批注主题 字符"/>
-    <w:link w:val="11"/>
+    <w:link w:val="CommentSubject"/>
+    <w:uiPriority w:val="99"/>
     <w:semiHidden/>
     <w:qFormat/>
-    <w:uiPriority w:val="99"/>
     <w:rPr>
       <w:rFonts w:ascii="Calibri" w:hAnsi="Calibri"/>
       <w:b/>
@@ -11077,12 +10799,12 @@
       <w:sz w:val="21"/>
     </w:rPr>
   </w:style>
-  <w:style w:type="character" w:customStyle="1" w:styleId="20">
+  <w:style w:type="character" w:customStyle="1" w:styleId="a1">
     <w:name w:val="批注框文本 字符"/>
-    <w:link w:val="6"/>
+    <w:link w:val="BalloonText"/>
+    <w:uiPriority w:val="99"/>
     <w:semiHidden/>
     <w:qFormat/>
-    <w:uiPriority w:val="99"/>
     <w:rPr>
       <w:rFonts w:ascii="Calibri" w:hAnsi="Calibri"/>
       <w:kern w:val="2"/>
@@ -11090,10 +10812,9 @@
       <w:szCs w:val="18"/>
     </w:rPr>
   </w:style>
-  <w:style w:type="paragraph" w:customStyle="1" w:styleId="21">
+  <w:style w:type="paragraph" w:customStyle="1" w:styleId="Default">
     <w:name w:val="Default"/>
     <w:qFormat/>
-    <w:uiPriority w:val="0"/>
     <w:pPr>
       <w:widowControl w:val="0"/>
       <w:autoSpaceDE w:val="0"/>
@@ -11102,20 +10823,20 @@
       <w:spacing w:after="200" w:line="276" w:lineRule="auto"/>
     </w:pPr>
     <w:rPr>
-      <w:rFonts w:ascii="宋体" w:hAnsi="Times New Roman" w:eastAsia="宋体" w:cs="宋体"/>
+      <w:rFonts w:ascii="宋体" w:eastAsia="宋体" w:hAnsi="Times New Roman" w:cs="宋体"/>
       <w:color w:val="000000"/>
       <w:sz w:val="24"/>
       <w:szCs w:val="24"/>
       <w:lang w:val="en-US" w:eastAsia="zh-CN" w:bidi="ar-SA"/>
     </w:rPr>
   </w:style>
-  <w:style w:type="character" w:customStyle="1" w:styleId="22">
+  <w:style w:type="character" w:customStyle="1" w:styleId="a2">
     <w:name w:val="文档结构图 字符"/>
-    <w:basedOn w:val="13"/>
-    <w:link w:val="3"/>
+    <w:basedOn w:val="DefaultParagraphFont"/>
+    <w:link w:val="DocumentMap"/>
+    <w:uiPriority w:val="99"/>
     <w:semiHidden/>
     <w:qFormat/>
-    <w:uiPriority w:val="99"/>
     <w:rPr>
       <w:rFonts w:ascii="宋体" w:hAnsi="Calibri"/>
       <w:kern w:val="2"/>
@@ -11123,13 +10844,13 @@
       <w:szCs w:val="18"/>
     </w:rPr>
   </w:style>
-  <w:style w:type="paragraph" w:customStyle="1" w:styleId="23">
+  <w:style w:type="paragraph" w:customStyle="1" w:styleId="TOCHeading">
     <w:name w:val="TOC Heading"/>
-    <w:basedOn w:val="2"/>
-    <w:next w:val="1"/>
+    <w:basedOn w:val="Heading1"/>
+    <w:next w:val="Normal"/>
+    <w:uiPriority w:val="39"/>
     <w:unhideWhenUsed/>
     <w:qFormat/>
-    <w:uiPriority w:val="39"/>
     <w:pPr>
       <w:widowControl/>
       <w:numPr>
@@ -11140,7 +10861,7 @@
       <w:outlineLvl w:val="9"/>
     </w:pPr>
     <w:rPr>
-      <w:rFonts w:asciiTheme="majorHAnsi" w:hAnsiTheme="majorHAnsi" w:eastAsiaTheme="majorEastAsia" w:cstheme="majorBidi"/>
+      <w:rFonts w:asciiTheme="majorHAnsi" w:eastAsiaTheme="majorEastAsia" w:hAnsiTheme="majorHAnsi" w:cstheme="majorBidi"/>
       <w:b w:val="0"/>
       <w:bCs w:val="0"/>
       <w:color w:val="376092" w:themeColor="accent1" w:themeShade="BF"/>
@@ -11149,12 +10870,12 @@
       <w:szCs w:val="32"/>
     </w:rPr>
   </w:style>
-  <w:style w:type="character" w:customStyle="1" w:styleId="24">
+  <w:style w:type="character" w:customStyle="1" w:styleId="a3">
     <w:name w:val="页脚 字符"/>
-    <w:basedOn w:val="13"/>
-    <w:link w:val="7"/>
+    <w:basedOn w:val="DefaultParagraphFont"/>
+    <w:link w:val="Footer"/>
+    <w:uiPriority w:val="99"/>
     <w:qFormat/>
-    <w:uiPriority w:val="99"/>
     <w:rPr>
       <w:rFonts w:ascii="Calibri" w:hAnsi="Calibri"/>
       <w:kern w:val="2"/>
@@ -11447,6 +11168,10 @@
 </file>
 
 <file path=customXml/item1.xml><?xml version="1.0" encoding="utf-8"?>
+<b:Sources xmlns:b="http://schemas.openxmlformats.org/officeDocument/2006/bibliography" xmlns="http://schemas.openxmlformats.org/officeDocument/2006/bibliography" SelectedStyle="\APASixthEditionOfficeOnline.xsl" StyleName="APA" Version="6"/>
+</file>
+
+<file path=customXml/item2.xml><?xml version="1.0" encoding="utf-8"?>
 <s:customData xmlns="http://www.wps.cn/officeDocument/2013/wpsCustomData" xmlns:s="http://www.wps.cn/officeDocument/2013/wpsCustomData">
   <customSectProps>
     <customSectPr/>
@@ -11460,20 +11185,16 @@
 </s:customData>
 </file>
 
-<file path=customXml/item2.xml><?xml version="1.0" encoding="utf-8"?>
-<b:Sources xmlns:b="http://schemas.openxmlformats.org/officeDocument/2006/bibliography" xmlns="http://schemas.openxmlformats.org/officeDocument/2006/bibliography" SelectedStyle="\APASixthEditionOfficeOnline.xsl" StyleName="APA" Version="6"/>
+<file path=customXml/itemProps1.xml><?xml version="1.0" encoding="utf-8"?>
+<ds:datastoreItem xmlns:ds="http://schemas.openxmlformats.org/officeDocument/2006/customXml" ds:itemID="{302C97A1-FED8-47DC-AD7B-EEEA4639F78E}">
+  <ds:schemaRefs/>
+</ds:datastoreItem>
 </file>
 
-<file path=customXml/itemProps1.xml><?xml version="1.0" encoding="utf-8"?>
+<file path=customXml/itemProps2.xml><?xml version="1.0" encoding="utf-8"?>
 <ds:datastoreItem xmlns:ds="http://schemas.openxmlformats.org/officeDocument/2006/customXml" ds:itemID="{B1977F7D-205B-4081-913C-38D41E755F92}">
   <ds:schemaRefs>
     <ds:schemaRef ds:uri="http://www.wps.cn/officeDocument/2013/wpsCustomData"/>
   </ds:schemaRefs>
 </ds:datastoreItem>
-</file>
-
-<file path=customXml/itemProps2.xml><?xml version="1.0" encoding="utf-8"?>
-<ds:datastoreItem xmlns:ds="http://schemas.openxmlformats.org/officeDocument/2006/customXml" ds:itemID="{302C97A1-FED8-47DC-AD7B-EEEA4639F78E}">
-  <ds:schemaRefs/>
-</ds:datastoreItem>
 </file>